--- a/public/nice/template.docx
+++ b/public/nice/template.docx
@@ -16243,7 +16243,7 @@
               <w:rPr>
                 <w:rFonts w:hint="eastAsia"/>
               </w:rPr>
-              <w:t>3</w:t>
+              <w:t>지상</w:t>
             </w:r>
           </w:p>
         </w:tc>

--- a/public/nice/template.docx
+++ b/public/nice/template.docx
@@ -10707,6 +10707,95 @@
       </w:tr>
       <w:tr>
         <w:trPr>
+          <w:trHeight w:val="339"/>
+        </w:trPr>
+        <w:tc>
+          <w:tcPr>
+            <w:tcW w:w="1553" w:type="dxa"/>
+            <w:vMerge/>
+            <w:vAlign w:val="center"/>
+          </w:tcPr>
+          <w:p>
+            <w:pPr>
+              <w:jc w:val="center"/>
+              <w:rPr>
+                <w:sz w:val="18"/>
+                <w:szCs w:val="18"/>
+              </w:rPr>
+            </w:pPr>
+          </w:p>
+        </w:tc>
+        <w:tc>
+          <w:tcPr>
+            <w:tcW w:w="1554" w:type="dxa"/>
+            <w:vMerge/>
+            <w:vAlign w:val="center"/>
+          </w:tcPr>
+          <w:p>
+            <w:pPr>
+              <w:jc w:val="both"/>
+              <w:rPr>
+                <w:sz w:val="18"/>
+                <w:szCs w:val="18"/>
+              </w:rPr>
+            </w:pPr>
+          </w:p>
+        </w:tc>
+        <w:tc>
+          <w:tcPr>
+            <w:tcW w:w="1847" w:type="dxa"/>
+            <w:vMerge/>
+            <w:vAlign w:val="center"/>
+          </w:tcPr>
+          <w:p>
+            <w:pPr>
+              <w:jc w:val="both"/>
+              <w:rPr>
+                <w:sz w:val="18"/>
+                <w:szCs w:val="18"/>
+              </w:rPr>
+            </w:pPr>
+          </w:p>
+        </w:tc>
+        <w:tc>
+          <w:tcPr>
+            <w:tcW w:w="1704" w:type="dxa"/>
+            <w:vAlign w:val="center"/>
+          </w:tcPr>
+          <w:p>
+            <w:pPr>
+              <w:jc w:val="center"/>
+              <w:rPr>
+                <w:rStyle w:val="9pt"/>
+              </w:rPr>
+            </w:pPr>
+            <w:r>
+              <w:rPr>
+                <w:rStyle w:val="9pt"/>
+                <w:rFonts w:hint="eastAsia"/>
+              </w:rPr>
+              <w:t>활동내용</w:t>
+            </w:r>
+          </w:p>
+        </w:tc>
+        <w:tc>
+          <w:tcPr>
+            <w:tcW w:w="3798" w:type="dxa"/>
+            <w:gridSpan w:val="2"/>
+            <w:vAlign w:val="center"/>
+          </w:tcPr>
+          <w:p>
+            <w:pPr>
+              <w:jc w:val="center"/>
+              <w:rPr>
+                <w:rStyle w:val="9pt"/>
+              </w:rPr>
+            </w:pPr>
+          </w:p>
+        </w:tc>
+      </w:tr>
+      <w:tr>
+        <w:trPr>
           <w:trHeight w:val="598"/>
         </w:trPr>
         <w:tc>
@@ -11408,6 +11497,50 @@
         </w:tc>
       </w:tr>
       <w:tr>
+        <w:trPr>
+          <w:trHeight w:val="461"/>
+        </w:trPr>
+        <w:tc>
+          <w:tcPr>
+            <w:tcW w:w="1553" w:type="dxa"/>
+            <w:vMerge w:val="restart"/>
+            <w:vAlign w:val="center"/>
+          </w:tcPr>
+          <w:p>
+            <w:pPr>
+              <w:jc w:val="center"/>
+              <w:rPr>
+                <w:sz w:val="18"/>
+                <w:szCs w:val="18"/>
+              </w:rPr>
+            </w:pPr>
+            <w:r>
+              <w:rPr>
+                <w:rFonts w:hint="eastAsia"/>
+                <w:sz w:val="18"/>
+                <w:szCs w:val="18"/>
+              </w:rPr>
+              <w:t>설치수량</w:t>
+            </w:r>
+          </w:p>
+          <w:p>
+            <w:pPr>
+              <w:jc w:val="center"/>
+              <w:rPr>
+                <w:sz w:val="18"/>
+                <w:szCs w:val="18"/>
+              </w:rPr>
+            </w:pPr>
+            <w:r>
+              <w:rPr>
+                <w:rFonts w:hint="eastAsia"/>
+                <w:sz w:val="18"/>
+                <w:szCs w:val="18"/>
+              </w:rPr>
+              <w:t>및 요금</w:t>
+            </w:r>
+          </w:p>
+        </w:tc>
         <w:tc>
           <w:tcPr>
             <w:tcW w:w="1554" w:type="dxa"/>
@@ -11428,77 +11561,13 @@
                 <w:sz w:val="18"/>
                 <w:szCs w:val="18"/>
               </w:rPr>
-              <w:t>설치수량</w:t>
-            </w:r>
-          </w:p>
-          <w:p>
-            <w:pPr>
-              <w:jc w:val="center"/>
-              <w:rPr>
-                <w:sz w:val="18"/>
-                <w:szCs w:val="18"/>
-              </w:rPr>
-            </w:pPr>
-            <w:r>
-              <w:rPr>
-                <w:rFonts w:hint="eastAsia"/>
-                <w:sz w:val="18"/>
-                <w:szCs w:val="18"/>
-              </w:rPr>
-              <w:t>및 요금</w:t>
-            </w:r>
-          </w:p>
-        </w:tc>
-        <w:tc>
-          <w:tcPr>
-            <w:tcW w:w="1555" w:type="dxa"/>
-            <w:vMerge w:val="restart"/>
-            <w:vAlign w:val="center"/>
-          </w:tcPr>
-          <w:p>
-            <w:pPr>
-              <w:jc w:val="center"/>
-              <w:rPr>
-                <w:sz w:val="18"/>
-                <w:szCs w:val="18"/>
-              </w:rPr>
-            </w:pPr>
-            <w:r>
-              <w:rPr>
-                <w:rFonts w:hint="eastAsia"/>
-                <w:sz w:val="18"/>
-                <w:szCs w:val="18"/>
-              </w:rPr>
               <w:t>희망수량</w:t>
             </w:r>
           </w:p>
         </w:tc>
         <w:tc>
           <w:tcPr>
-            <w:tcW w:w="1847" w:type="dxa"/>
-            <w:vAlign w:val="center"/>
-          </w:tcPr>
-          <w:p>
-            <w:pPr>
-              <w:jc w:val="center"/>
-              <w:rPr>
-                <w:sz w:val="18"/>
-                <w:szCs w:val="18"/>
-              </w:rPr>
-            </w:pPr>
-            <w:r>
-              <w:rPr>
-                <w:rFonts w:hint="eastAsia"/>
-                <w:sz w:val="18"/>
-                <w:szCs w:val="18"/>
-              </w:rPr>
-              <w:t>구분</w:t>
-            </w:r>
-          </w:p>
-        </w:tc>
-        <w:tc>
-          <w:tcPr>
-            <w:tcW w:w="1643" w:type="dxa"/>
+            <w:tcW w:w="3551" w:type="dxa"/>
             <w:gridSpan w:val="2"/>
             <w:vAlign w:val="center"/>
           </w:tcPr>
@@ -11517,208 +11586,36 @@
                 <w:sz w:val="18"/>
                 <w:szCs w:val="18"/>
               </w:rPr>
-              <w:t>3kW 이상 ~</w:t>
-            </w:r>
-          </w:p>
+              <w:t>7kW 이상 ~</w:t>
+            </w:r>
+            <w:r>
+              <w:rPr>
+                <w:rFonts w:hint="eastAsia"/>
+                <w:sz w:val="18"/>
+                <w:szCs w:val="18"/>
+              </w:rPr>
+              <w:t xml:space="preserve"> </w:t>
+            </w:r>
+            <w:r>
+              <w:rPr>
+                <w:rFonts w:hint="eastAsia"/>
+                <w:sz w:val="18"/>
+                <w:szCs w:val="18"/>
+              </w:rPr>
+              <w:t>11kW 미만</w:t>
+            </w:r>
+          </w:p>
+        </w:tc>
+        <w:tc>
+          <w:tcPr>
+            <w:tcW w:w="3798" w:type="dxa"/>
+            <w:gridSpan w:val="2"/>
+            <w:vAlign w:val="center"/>
+          </w:tcPr>
           <w:p>
             <w:pPr>
               <w:spacing w:line="180" w:lineRule="auto"/>
               <w:jc w:val="center"/>
-              <w:rPr>
-                <w:sz w:val="18"/>
-                <w:szCs w:val="18"/>
-              </w:rPr>
-            </w:pPr>
-            <w:r>
-              <w:rPr>
-                <w:rFonts w:hint="eastAsia"/>
-                <w:sz w:val="18"/>
-                <w:szCs w:val="18"/>
-              </w:rPr>
-              <w:t>7kW 미만</w:t>
-            </w:r>
-          </w:p>
-        </w:tc>
-        <w:tc>
-          <w:tcPr>
-            <w:tcW w:w="1928" w:type="dxa"/>
-            <w:gridSpan w:val="3"/>
-            <w:vAlign w:val="center"/>
-          </w:tcPr>
-          <w:p>
-            <w:pPr>
-              <w:spacing w:line="180" w:lineRule="auto"/>
-              <w:jc w:val="center"/>
-              <w:rPr>
-                <w:sz w:val="18"/>
-                <w:szCs w:val="18"/>
-              </w:rPr>
-            </w:pPr>
-            <w:r>
-              <w:rPr>
-                <w:rFonts w:hint="eastAsia"/>
-                <w:sz w:val="18"/>
-                <w:szCs w:val="18"/>
-              </w:rPr>
-              <w:t>7kW 이상 ~</w:t>
-            </w:r>
-          </w:p>
-          <w:p>
-            <w:pPr>
-              <w:spacing w:line="180" w:lineRule="auto"/>
-              <w:jc w:val="center"/>
-              <w:rPr>
-                <w:sz w:val="18"/>
-                <w:szCs w:val="18"/>
-              </w:rPr>
-            </w:pPr>
-            <w:r>
-              <w:rPr>
-                <w:rFonts w:hint="eastAsia"/>
-                <w:sz w:val="18"/>
-                <w:szCs w:val="18"/>
-              </w:rPr>
-              <w:t>11kW 미만</w:t>
-            </w:r>
-          </w:p>
-        </w:tc>
-        <w:tc>
-          <w:tcPr>
-            <w:tcW w:w="1929" w:type="dxa"/>
-            <w:vAlign w:val="center"/>
-          </w:tcPr>
-          <w:p>
-            <w:pPr>
-              <w:spacing w:line="180" w:lineRule="auto"/>
-              <w:jc w:val="center"/>
-              <w:rPr>
-                <w:sz w:val="18"/>
-                <w:szCs w:val="18"/>
-              </w:rPr>
-            </w:pPr>
-            <w:r>
-              <w:rPr>
-                <w:rFonts w:hint="eastAsia"/>
-                <w:sz w:val="18"/>
-                <w:szCs w:val="18"/>
-              </w:rPr>
-              <w:t>11kW 이상 ~</w:t>
-            </w:r>
-          </w:p>
-          <w:p>
-            <w:pPr>
-              <w:spacing w:line="180" w:lineRule="auto"/>
-              <w:jc w:val="center"/>
-              <w:rPr>
-                <w:sz w:val="18"/>
-                <w:szCs w:val="18"/>
-              </w:rPr>
-            </w:pPr>
-            <w:r>
-              <w:rPr>
-                <w:rFonts w:hint="eastAsia"/>
-                <w:sz w:val="18"/>
-                <w:szCs w:val="18"/>
-              </w:rPr>
-              <w:t>30kW 미만</w:t>
-            </w:r>
-          </w:p>
-        </w:tc>
-      </w:tr>
-      <w:tr>
-        <w:trPr>
-          <w:trHeight w:val="349"/>
-        </w:trPr>
-        <w:tc>
-          <w:tcPr>
-            <w:tcW w:w="1554" w:type="dxa"/>
-            <w:vMerge/>
-            <w:vAlign w:val="center"/>
-          </w:tcPr>
-          <w:p>
-            <w:pPr>
-              <w:jc w:val="center"/>
-              <w:rPr>
-                <w:sz w:val="18"/>
-                <w:szCs w:val="18"/>
-              </w:rPr>
-            </w:pPr>
-          </w:p>
-        </w:tc>
-        <w:tc>
-          <w:tcPr>
-            <w:tcW w:w="1555" w:type="dxa"/>
-            <w:vMerge/>
-            <w:vAlign w:val="center"/>
-          </w:tcPr>
-          <w:p>
-            <w:pPr>
-              <w:jc w:val="center"/>
-              <w:rPr>
-                <w:sz w:val="18"/>
-                <w:szCs w:val="18"/>
-              </w:rPr>
-            </w:pPr>
-          </w:p>
-        </w:tc>
-        <w:tc>
-          <w:tcPr>
-            <w:tcW w:w="1847" w:type="dxa"/>
-            <w:vAlign w:val="center"/>
-          </w:tcPr>
-          <w:p>
-            <w:pPr>
-              <w:jc w:val="center"/>
-              <w:rPr>
-                <w:sz w:val="18"/>
-                <w:szCs w:val="18"/>
-              </w:rPr>
-            </w:pPr>
-            <w:r>
-              <w:rPr>
-                <w:rFonts w:hint="eastAsia"/>
-                <w:sz w:val="18"/>
-                <w:szCs w:val="18"/>
-              </w:rPr>
-              <w:t>스마트 충전기</w:t>
-            </w:r>
-          </w:p>
-        </w:tc>
-        <w:tc>
-          <w:tcPr>
-            <w:tcW w:w="1643" w:type="dxa"/>
-            <w:gridSpan w:val="2"/>
-            <w:vAlign w:val="center"/>
-          </w:tcPr>
-          <w:p>
-            <w:pPr>
-              <w:jc w:val="right"/>
-              <w:rPr>
-                <w:sz w:val="18"/>
-                <w:szCs w:val="18"/>
-              </w:rPr>
-            </w:pPr>
-            <w:r>
-              <w:rPr>
-                <w:rFonts w:hint="eastAsia"/>
-                <w:sz w:val="18"/>
-                <w:szCs w:val="18"/>
-              </w:rPr>
-              <w:t xml:space="preserve">기 </w:t>
-            </w:r>
-          </w:p>
-        </w:tc>
-        <w:bookmarkStart w:id="8" w:name="InstallQty2"/>
-        <w:bookmarkEnd w:id="8"/>
-        <w:tc>
-          <w:tcPr>
-            <w:tcW w:w="1928" w:type="dxa"/>
-            <w:gridSpan w:val="3"/>
-            <w:vAlign w:val="center"/>
-          </w:tcPr>
-          <w:p>
-            <w:pPr>
-              <w:jc w:val="right"/>
               <w:rPr>
                 <w:sz w:val="18"/>
                 <w:szCs w:val="18"/>
@@ -11730,9 +11627,9 @@
                   <w:rStyle w:val="9pt"/>
                   <w:rFonts w:hint="eastAsia"/>
                 </w:rPr>
-                <w:id w:val="1751003065"/>
+                <w:id w:val="390864121"/>
                 <w:placeholder>
-                  <w:docPart w:val="351CAB3454262F46A4936CD891704151"/>
+                  <w:docPart w:val="326D145E8DA867418952807BC9540AFC"/>
                 </w:placeholder>
                 <w:showingPlcHdr/>
                 <w:text/>
@@ -11775,18 +11672,57 @@
                 <w:sz w:val="18"/>
                 <w:szCs w:val="18"/>
               </w:rPr>
-              <w:t xml:space="preserve"> 기 </w:t>
-            </w:r>
-          </w:p>
-        </w:tc>
-        <w:tc>
-          <w:tcPr>
-            <w:tcW w:w="1929" w:type="dxa"/>
+              <w:t xml:space="preserve"> 기</w:t>
+            </w:r>
+          </w:p>
+        </w:tc>
+      </w:tr>
+      <w:tr>
+        <w:trPr>
+          <w:trHeight w:val="349"/>
+        </w:trPr>
+        <w:tc>
+          <w:tcPr>
+            <w:tcW w:w="1553" w:type="dxa"/>
+            <w:vMerge/>
             <w:vAlign w:val="center"/>
           </w:tcPr>
           <w:p>
             <w:pPr>
-              <w:jc w:val="right"/>
+              <w:jc w:val="center"/>
+              <w:rPr>
+                <w:sz w:val="18"/>
+                <w:szCs w:val="18"/>
+              </w:rPr>
+            </w:pPr>
+          </w:p>
+        </w:tc>
+        <w:tc>
+          <w:tcPr>
+            <w:tcW w:w="1554" w:type="dxa"/>
+            <w:vMerge/>
+            <w:vAlign w:val="center"/>
+          </w:tcPr>
+          <w:p>
+            <w:pPr>
+              <w:jc w:val="center"/>
+              <w:rPr>
+                <w:sz w:val="18"/>
+                <w:szCs w:val="18"/>
+              </w:rPr>
+            </w:pPr>
+          </w:p>
+        </w:tc>
+        <w:tc>
+          <w:tcPr>
+            <w:tcW w:w="3551" w:type="dxa"/>
+            <w:gridSpan w:val="2"/>
+            <w:vAlign w:val="center"/>
+          </w:tcPr>
+          <w:p>
+            <w:pPr>
+              <w:spacing w:line="180" w:lineRule="auto"/>
+              <w:jc w:val="center"/>
               <w:rPr>
                 <w:sz w:val="18"/>
                 <w:szCs w:val="18"/>
@@ -11798,7 +11734,95 @@
                 <w:sz w:val="18"/>
                 <w:szCs w:val="18"/>
               </w:rPr>
-              <w:t>기</w:t>
+              <w:t>11kW 이상 ~</w:t>
+            </w:r>
+            <w:r>
+              <w:rPr>
+                <w:rFonts w:hint="eastAsia"/>
+                <w:sz w:val="18"/>
+                <w:szCs w:val="18"/>
+              </w:rPr>
+              <w:t xml:space="preserve"> </w:t>
+            </w:r>
+            <w:r>
+              <w:rPr>
+                <w:rFonts w:hint="eastAsia"/>
+                <w:sz w:val="18"/>
+                <w:szCs w:val="18"/>
+              </w:rPr>
+              <w:t>30kW 미만</w:t>
+            </w:r>
+          </w:p>
+        </w:tc>
+        <w:bookmarkStart w:id="28" w:name="InstallQty2"/>
+        <w:bookmarkEnd w:id="28"/>
+        <w:tc>
+          <w:tcPr>
+            <w:tcW w:w="3798" w:type="dxa"/>
+            <w:gridSpan w:val="2"/>
+            <w:vAlign w:val="center"/>
+          </w:tcPr>
+          <w:p>
+            <w:pPr>
+              <w:jc w:val="center"/>
+              <w:rPr>
+                <w:rFonts w:hint="eastAsia"/>
+                <w:sz w:val="18"/>
+                <w:szCs w:val="18"/>
+              </w:rPr>
+            </w:pPr>
+            <w:sdt>
+              <w:sdtPr>
+                <w:rPr>
+                  <w:rStyle w:val="9pt"/>
+                  <w:rFonts w:hint="eastAsia"/>
+                </w:rPr>
+                <w:id w:val="1751003065"/>
+                <w:placeholder>
+                  <w:docPart w:val="7CF96C4D8F927649A96928F4DEE2EFB3"/>
+                </w:placeholder>
+                <w:showingPlcHdr/>
+                <w:text/>
+              </w:sdtPr>
+              <w:sdtEndPr>
+                <w:rPr>
+                  <w:rStyle w:val="a0"/>
+                  <w:rFonts w:eastAsia="맑은 고딕"/>
+                  <w:b w:val="0"/>
+                  <w:bCs/>
+                  <w:i/>
+                  <w:iCs/>
+                  <w:color w:val="A6A6A6" w:themeColor="background1" w:themeShade="A6"/>
+                  <w:sz w:val="16"/>
+                  <w:szCs w:val="16"/>
+                  <w:u w:val="single"/>
+                </w:rPr>
+              </w:sdtEndPr>
+              <w:sdtContent>
+                <w:r>
+                  <w:rPr>
+                    <w:rStyle w:val="a6"/>
+                    <w:rFonts w:hint="eastAsia"/>
+                    <w:b/>
+                    <w:bCs/>
+                    <w:i/>
+                    <w:iCs/>
+                    <w:color w:val="A6A6A6" w:themeColor="background1" w:themeShade="A6"/>
+                    <w:sz w:val="18"/>
+                    <w:szCs w:val="18"/>
+                    <w:u w:val="single"/>
+                  </w:rPr>
+                  <w:t xml:space="preserve">OO </w:t>
+                </w:r>
+              </w:sdtContent>
+            </w:sdt>
+            <w:r>
+              <w:rPr>
+                <w:rFonts w:hint="eastAsia"/>
+                <w:sz w:val="18"/>
+                <w:szCs w:val="18"/>
+              </w:rPr>
+              <w:t xml:space="preserve"> 기</w:t>
             </w:r>
           </w:p>
         </w:tc>
@@ -11809,6 +11833,22 @@
         </w:trPr>
         <w:tc>
           <w:tcPr>
+            <w:tcW w:w="1553" w:type="dxa"/>
+            <w:vMerge/>
+            <w:vAlign w:val="center"/>
+          </w:tcPr>
+          <w:p>
+            <w:pPr>
+              <w:jc w:val="center"/>
+              <w:rPr>
+                <w:sz w:val="18"/>
+                <w:szCs w:val="18"/>
+              </w:rPr>
+            </w:pPr>
+          </w:p>
+        </w:tc>
+        <w:tc>
+          <w:tcPr>
             <w:tcW w:w="1554" w:type="dxa"/>
             <w:vMerge/>
             <w:vAlign w:val="center"/>
@@ -11825,23 +11865,7 @@
         </w:tc>
         <w:tc>
           <w:tcPr>
-            <w:tcW w:w="1555" w:type="dxa"/>
-            <w:vMerge/>
-            <w:vAlign w:val="center"/>
-          </w:tcPr>
-          <w:p>
-            <w:pPr>
-              <w:jc w:val="center"/>
-              <w:rPr>
-                <w:sz w:val="18"/>
-                <w:szCs w:val="18"/>
-              </w:rPr>
-            </w:pPr>
-          </w:p>
-        </w:tc>
-        <w:tc>
-          <w:tcPr>
-            <w:tcW w:w="2449" w:type="dxa"/>
+            <w:tcW w:w="3551" w:type="dxa"/>
             <w:gridSpan w:val="2"/>
             <w:vAlign w:val="center"/>
           </w:tcPr>
@@ -11859,149 +11883,40 @@
                 <w:sz w:val="18"/>
                 <w:szCs w:val="18"/>
               </w:rPr>
-              <w:t>키오스크</w:t>
-            </w:r>
-          </w:p>
-        </w:tc>
-        <w:tc>
-          <w:tcPr>
-            <w:tcW w:w="2449" w:type="dxa"/>
-            <w:gridSpan w:val="3"/>
-            <w:vAlign w:val="center"/>
-          </w:tcPr>
-          <w:p>
-            <w:pPr>
-              <w:jc w:val="center"/>
-              <w:rPr>
-                <w:sz w:val="18"/>
-                <w:szCs w:val="18"/>
-              </w:rPr>
-            </w:pPr>
-            <w:r>
-              <w:rPr>
-                <w:rFonts w:hint="eastAsia"/>
-                <w:sz w:val="18"/>
-                <w:szCs w:val="18"/>
-              </w:rPr>
               <w:t>전력분배형</w:t>
             </w:r>
           </w:p>
         </w:tc>
         <w:tc>
           <w:tcPr>
-            <w:tcW w:w="2449" w:type="dxa"/>
+            <w:tcW w:w="3798" w:type="dxa"/>
             <w:gridSpan w:val="2"/>
             <w:vAlign w:val="center"/>
           </w:tcPr>
           <w:p>
             <w:pPr>
-              <w:jc w:val="both"/>
-              <w:rPr>
-                <w:sz w:val="18"/>
-                <w:szCs w:val="18"/>
-              </w:rPr>
-            </w:pPr>
-          </w:p>
-        </w:tc>
-      </w:tr>
-      <w:tr>
-        <w:trPr>
-          <w:trHeight w:val="277"/>
-        </w:trPr>
-        <w:tc>
-          <w:tcPr>
-            <w:tcW w:w="1554" w:type="dxa"/>
-            <w:vMerge/>
-            <w:vAlign w:val="center"/>
-          </w:tcPr>
-          <w:p>
-            <w:pPr>
               <w:jc w:val="center"/>
               <w:rPr>
                 <w:sz w:val="18"/>
                 <w:szCs w:val="18"/>
               </w:rPr>
             </w:pPr>
-          </w:p>
-        </w:tc>
-        <w:tc>
-          <w:tcPr>
-            <w:tcW w:w="1555" w:type="dxa"/>
-            <w:vMerge/>
-            <w:vAlign w:val="center"/>
-          </w:tcPr>
-          <w:p>
-            <w:pPr>
-              <w:jc w:val="center"/>
-              <w:rPr>
-                <w:sz w:val="18"/>
-                <w:szCs w:val="18"/>
-              </w:rPr>
-            </w:pPr>
-          </w:p>
-        </w:tc>
-        <w:tc>
-          <w:tcPr>
-            <w:tcW w:w="2449" w:type="dxa"/>
-            <w:gridSpan w:val="2"/>
-            <w:vAlign w:val="center"/>
-          </w:tcPr>
-          <w:p>
-            <w:pPr>
-              <w:jc w:val="right"/>
-              <w:rPr>
-                <w:sz w:val="18"/>
-                <w:szCs w:val="18"/>
-              </w:rPr>
-            </w:pPr>
             <w:r>
               <w:rPr>
                 <w:rFonts w:hint="eastAsia"/>
                 <w:sz w:val="18"/>
                 <w:szCs w:val="18"/>
               </w:rPr>
-              <w:t>기</w:t>
-            </w:r>
-          </w:p>
-        </w:tc>
-        <w:tc>
-          <w:tcPr>
-            <w:tcW w:w="2449" w:type="dxa"/>
-            <w:gridSpan w:val="3"/>
-            <w:vAlign w:val="center"/>
-          </w:tcPr>
-          <w:p>
-            <w:pPr>
-              <w:jc w:val="center"/>
-              <w:rPr>
-                <w:sz w:val="18"/>
-                <w:szCs w:val="18"/>
-              </w:rPr>
-            </w:pPr>
+              <w:t>kW    기(케이블     개</w:t>
+            </w:r>
             <w:r>
               <w:rPr>
                 <w:rFonts w:hint="eastAsia"/>
                 <w:sz w:val="18"/>
                 <w:szCs w:val="18"/>
               </w:rPr>
-              <w:t>kW    기(케이블     개)</w:t>
-            </w:r>
-          </w:p>
-        </w:tc>
-        <w:tc>
-          <w:tcPr>
-            <w:tcW w:w="2449" w:type="dxa"/>
-            <w:gridSpan w:val="2"/>
-            <w:vAlign w:val="center"/>
-          </w:tcPr>
-          <w:p>
-            <w:pPr>
-              <w:jc w:val="both"/>
-              <w:rPr>
-                <w:sz w:val="18"/>
-                <w:szCs w:val="18"/>
-              </w:rPr>
-            </w:pPr>
+              <w:t>)</w:t>
+            </w:r>
           </w:p>
         </w:tc>
       </w:tr>
@@ -14892,12 +14807,12 @@
       </w:tr>
       <w:tr>
         <w:trPr>
-          <w:trHeight w:val="764"/>
+          <w:trHeight w:val="516"/>
         </w:trPr>
         <w:tc>
           <w:tcPr>
-            <w:tcW w:w="1703" w:type="pct"/>
-            <w:gridSpan w:val="3"/>
+            <w:tcW w:w="2490" w:type="pct"/>
+            <w:gridSpan w:val="4"/>
             <w:tcBorders>
               <w:left w:val="single" w:sz="12" w:space="0" w:color="auto"/>
             </w:tcBorders>
@@ -14906,66 +14821,41 @@
             <w:pPr>
               <w:jc w:val="center"/>
               <w:rPr>
-                <w:rFonts w:asciiTheme="majorEastAsia" w:eastAsiaTheme="majorEastAsia" w:hAnsiTheme="majorEastAsia"/>
-              </w:rPr>
-            </w:pPr>
-            <w:r>
-              <w:rPr>
-                <w:rFonts w:asciiTheme="majorEastAsia" w:eastAsiaTheme="majorEastAsia" w:hAnsiTheme="majorEastAsia" w:hint="eastAsia"/>
-              </w:rPr>
-              <w:t>3kW 이상 ~ 7kW 미만</w:t>
-            </w:r>
-          </w:p>
+                <w:rFonts w:asciiTheme="majorHAnsi" w:eastAsiaTheme="majorHAnsi" w:hAnsiTheme="majorHAnsi" w:hint="eastAsia"/>
+              </w:rPr>
+            </w:pPr>
+            <w:r>
+              <w:rPr>
+                <w:rFonts w:asciiTheme="majorHAnsi" w:eastAsiaTheme="majorHAnsi" w:hAnsiTheme="majorHAnsi" w:hint="eastAsia"/>
+              </w:rPr>
+              <w:t>7kW 이상 ~ 11kW 미만</w:t>
+            </w:r>
+          </w:p>
+        </w:tc>
+        <w:tc>
+          <w:tcPr>
+            <w:tcW w:w="2510" w:type="pct"/>
+            <w:gridSpan w:val="5"/>
+            <w:tcBorders>
+              <w:right w:val="single" w:sz="12" w:space="0" w:color="auto"/>
+            </w:tcBorders>
+          </w:tcPr>
           <w:p>
             <w:pPr>
               <w:jc w:val="center"/>
               <w:rPr>
-                <w:rFonts w:asciiTheme="majorEastAsia" w:eastAsiaTheme="majorEastAsia" w:hAnsiTheme="majorEastAsia"/>
-              </w:rPr>
-            </w:pPr>
-            <w:r>
-              <w:rPr>
-                <w:rFonts w:asciiTheme="majorEastAsia" w:eastAsiaTheme="majorEastAsia" w:hAnsiTheme="majorEastAsia"/>
-              </w:rPr>
-              <w:t>(     )기</w:t>
-            </w:r>
-          </w:p>
-        </w:tc>
-        <w:tc>
-          <w:tcPr>
-            <w:tcW w:w="1570" w:type="pct"/>
-            <w:gridSpan w:val="3"/>
-          </w:tcPr>
-          <w:p>
-            <w:pPr>
-              <w:jc w:val="center"/>
-              <w:rPr>
-                <w:rFonts w:asciiTheme="majorEastAsia" w:eastAsiaTheme="majorEastAsia" w:hAnsiTheme="majorEastAsia"/>
-              </w:rPr>
-            </w:pPr>
-            <w:r>
-              <w:rPr>
-                <w:rFonts w:asciiTheme="majorEastAsia" w:eastAsiaTheme="majorEastAsia" w:hAnsiTheme="majorEastAsia" w:hint="eastAsia"/>
-              </w:rPr>
-              <w:t>7kW 이상 ~ 11kW 미만</w:t>
-            </w:r>
-          </w:p>
-          <w:p>
-            <w:pPr>
-              <w:jc w:val="center"/>
-              <w:rPr>
-                <w:rFonts w:asciiTheme="majorEastAsia" w:eastAsiaTheme="majorEastAsia" w:hAnsiTheme="majorEastAsia"/>
-              </w:rPr>
-            </w:pPr>
-            <w:r>
-              <w:rPr>
-                <w:rFonts w:asciiTheme="majorEastAsia" w:eastAsiaTheme="majorEastAsia" w:hAnsiTheme="majorEastAsia"/>
+                <w:rFonts w:asciiTheme="majorHAnsi" w:eastAsiaTheme="majorHAnsi" w:hAnsiTheme="majorHAnsi"/>
+              </w:rPr>
+            </w:pPr>
+            <w:r>
+              <w:rPr>
+                <w:rFonts w:asciiTheme="majorHAnsi" w:eastAsiaTheme="majorHAnsi" w:hAnsiTheme="majorHAnsi"/>
               </w:rPr>
               <w:t>(</w:t>
             </w:r>
             <w:r>
               <w:rPr>
-                <w:rFonts w:asciiTheme="majorEastAsia" w:eastAsiaTheme="majorEastAsia" w:hAnsiTheme="majorEastAsia" w:hint="eastAsia"/>
+                <w:rFonts w:asciiTheme="majorHAnsi" w:eastAsiaTheme="majorHAnsi" w:hAnsiTheme="majorHAnsi" w:hint="eastAsia"/>
               </w:rPr>
               <w:t xml:space="preserve">  </w:t>
             </w:r>
@@ -14973,11 +14863,11 @@
               <w:sdtPr>
                 <w:rPr>
                   <w:rStyle w:val="10pt"/>
-                  <w:rFonts w:asciiTheme="majorEastAsia" w:hAnsiTheme="majorEastAsia" w:hint="eastAsia"/>
+                  <w:rFonts w:hint="eastAsia"/>
                 </w:rPr>
-                <w:id w:val="483050426"/>
+                <w:id w:val="-1335375053"/>
                 <w:placeholder>
-                  <w:docPart w:val="3E5B4AC00DD55949B06608876698257B"/>
+                  <w:docPart w:val="1CAD5D37B74AA74D9D39C4ED7B27E881"/>
                 </w:placeholder>
                 <w:showingPlcHdr/>
                 <w:text/>
@@ -14998,7 +14888,7 @@
                 <w:r>
                   <w:rPr>
                     <w:rStyle w:val="a6"/>
-                    <w:rFonts w:asciiTheme="majorEastAsia" w:eastAsiaTheme="majorEastAsia" w:hAnsiTheme="majorEastAsia" w:hint="eastAsia"/>
+                    <w:rFonts w:hint="eastAsia"/>
                     <w:b/>
                     <w:bCs/>
                     <w:i/>
@@ -15012,63 +14902,26 @@
             </w:sdt>
             <w:r>
               <w:rPr>
-                <w:rFonts w:asciiTheme="majorEastAsia" w:eastAsiaTheme="majorEastAsia" w:hAnsiTheme="majorEastAsia" w:hint="eastAsia"/>
-              </w:rPr>
-              <w:t xml:space="preserve"> </w:t>
-            </w:r>
-            <w:r>
-              <w:rPr>
-                <w:rFonts w:asciiTheme="majorEastAsia" w:eastAsiaTheme="majorEastAsia" w:hAnsiTheme="majorEastAsia"/>
+                <w:rFonts w:asciiTheme="majorHAnsi" w:eastAsiaTheme="majorHAnsi" w:hAnsiTheme="majorHAnsi" w:hint="eastAsia"/>
+              </w:rPr>
+              <w:t xml:space="preserve"> </w:t>
+            </w:r>
+            <w:r>
+              <w:rPr>
+                <w:rFonts w:asciiTheme="majorHAnsi" w:eastAsiaTheme="majorHAnsi" w:hAnsiTheme="majorHAnsi"/>
               </w:rPr>
               <w:t>)기</w:t>
-            </w:r>
-          </w:p>
-        </w:tc>
-        <w:tc>
-          <w:tcPr>
-            <w:tcW w:w="1727" w:type="pct"/>
-            <w:gridSpan w:val="3"/>
-            <w:tcBorders>
-              <w:right w:val="single" w:sz="12" w:space="0" w:color="auto"/>
-            </w:tcBorders>
-          </w:tcPr>
-          <w:p>
-            <w:pPr>
-              <w:jc w:val="center"/>
-              <w:rPr>
-                <w:rFonts w:asciiTheme="majorEastAsia" w:eastAsiaTheme="majorEastAsia" w:hAnsiTheme="majorEastAsia"/>
-              </w:rPr>
-            </w:pPr>
-            <w:r>
-              <w:rPr>
-                <w:rFonts w:asciiTheme="majorEastAsia" w:eastAsiaTheme="majorEastAsia" w:hAnsiTheme="majorEastAsia" w:hint="eastAsia"/>
-              </w:rPr>
-              <w:t>11kW 이상 ~ 30kW 미만</w:t>
-            </w:r>
-          </w:p>
-          <w:p>
-            <w:pPr>
-              <w:jc w:val="center"/>
-              <w:rPr>
-                <w:rFonts w:asciiTheme="majorEastAsia" w:eastAsiaTheme="majorEastAsia" w:hAnsiTheme="majorEastAsia"/>
-              </w:rPr>
-            </w:pPr>
-            <w:r>
-              <w:rPr>
-                <w:rFonts w:asciiTheme="majorEastAsia" w:eastAsiaTheme="majorEastAsia" w:hAnsiTheme="majorEastAsia"/>
-              </w:rPr>
-              <w:t>(     )기</w:t>
             </w:r>
           </w:p>
         </w:tc>
       </w:tr>
       <w:tr>
         <w:trPr>
-          <w:trHeight w:val="764"/>
+          <w:trHeight w:val="566"/>
         </w:trPr>
         <w:tc>
           <w:tcPr>
-            <w:tcW w:w="2488" w:type="pct"/>
+            <w:tcW w:w="2490" w:type="pct"/>
             <w:gridSpan w:val="4"/>
             <w:tcBorders>
               <w:left w:val="single" w:sz="12" w:space="0" w:color="auto"/>
@@ -15078,34 +14931,20 @@
             <w:pPr>
               <w:jc w:val="center"/>
               <w:rPr>
-                <w:rFonts w:asciiTheme="majorEastAsia" w:eastAsiaTheme="majorEastAsia" w:hAnsiTheme="majorEastAsia"/>
-              </w:rPr>
-            </w:pPr>
-            <w:r>
-              <w:rPr>
-                <w:rFonts w:asciiTheme="majorEastAsia" w:eastAsiaTheme="majorEastAsia" w:hAnsiTheme="majorEastAsia" w:hint="eastAsia"/>
-              </w:rPr>
-              <w:t>키오스크 충전기</w:t>
-            </w:r>
-          </w:p>
-          <w:p>
-            <w:pPr>
-              <w:jc w:val="center"/>
-              <w:rPr>
-                <w:rFonts w:asciiTheme="majorEastAsia" w:eastAsiaTheme="majorEastAsia" w:hAnsiTheme="majorEastAsia"/>
-              </w:rPr>
-            </w:pPr>
-            <w:r>
-              <w:rPr>
-                <w:rFonts w:asciiTheme="majorEastAsia" w:eastAsiaTheme="majorEastAsia" w:hAnsiTheme="majorEastAsia"/>
-              </w:rPr>
-              <w:t>(     )기</w:t>
-            </w:r>
-          </w:p>
-        </w:tc>
-        <w:tc>
-          <w:tcPr>
-            <w:tcW w:w="2512" w:type="pct"/>
+                <w:rFonts w:asciiTheme="majorHAnsi" w:eastAsiaTheme="majorHAnsi" w:hAnsiTheme="majorHAnsi" w:hint="eastAsia"/>
+              </w:rPr>
+            </w:pPr>
+            <w:r>
+              <w:rPr>
+                <w:rFonts w:asciiTheme="majorHAnsi" w:eastAsiaTheme="majorHAnsi" w:hAnsiTheme="majorHAnsi" w:hint="eastAsia"/>
+              </w:rPr>
+              <w:t>11kW 이상 ~ 30kW 미만</w:t>
+            </w:r>
+          </w:p>
+        </w:tc>
+        <w:tc>
+          <w:tcPr>
+            <w:tcW w:w="2510" w:type="pct"/>
             <w:gridSpan w:val="5"/>
             <w:tcBorders>
               <w:right w:val="single" w:sz="12" w:space="0" w:color="auto"/>
@@ -15115,26 +14954,122 @@
             <w:pPr>
               <w:jc w:val="center"/>
               <w:rPr>
-                <w:rFonts w:asciiTheme="majorEastAsia" w:eastAsiaTheme="majorEastAsia" w:hAnsiTheme="majorEastAsia"/>
-              </w:rPr>
-            </w:pPr>
-            <w:r>
-              <w:rPr>
-                <w:rFonts w:asciiTheme="majorEastAsia" w:eastAsiaTheme="majorEastAsia" w:hAnsiTheme="majorEastAsia" w:hint="eastAsia"/>
+                <w:rFonts w:asciiTheme="majorHAnsi" w:eastAsiaTheme="majorHAnsi" w:hAnsiTheme="majorHAnsi"/>
+              </w:rPr>
+            </w:pPr>
+            <w:r>
+              <w:rPr>
+                <w:rFonts w:asciiTheme="majorHAnsi" w:eastAsiaTheme="majorHAnsi" w:hAnsiTheme="majorHAnsi"/>
+              </w:rPr>
+              <w:t>(</w:t>
+            </w:r>
+            <w:r>
+              <w:rPr>
+                <w:rFonts w:asciiTheme="majorHAnsi" w:eastAsiaTheme="majorHAnsi" w:hAnsiTheme="majorHAnsi" w:hint="eastAsia"/>
+              </w:rPr>
+              <w:t xml:space="preserve">  </w:t>
+            </w:r>
+            <w:sdt>
+              <w:sdtPr>
+                <w:rPr>
+                  <w:rStyle w:val="10pt"/>
+                  <w:rFonts w:hint="eastAsia"/>
+                </w:rPr>
+                <w:id w:val="313466420"/>
+                <w:placeholder>
+                  <w:docPart w:val="ED93C1928DBA2B4AB78D22611A942B6D"/>
+                </w:placeholder>
+                <w:showingPlcHdr/>
+                <w:text/>
+              </w:sdtPr>
+              <w:sdtEndPr>
+                <w:rPr>
+                  <w:rStyle w:val="a0"/>
+                  <w:rFonts w:eastAsia="맑은 고딕"/>
+                  <w:b w:val="0"/>
+                  <w:bCs/>
+                  <w:i/>
+                  <w:iCs/>
+                  <w:color w:val="A6A6A6" w:themeColor="background1" w:themeShade="A6"/>
+                  <w:u w:val="single"/>
+                </w:rPr>
+              </w:sdtEndPr>
+              <w:sdtContent>
+                <w:r>
+                  <w:rPr>
+                    <w:rStyle w:val="a6"/>
+                    <w:rFonts w:hint="eastAsia"/>
+                    <w:b/>
+                    <w:bCs/>
+                    <w:i/>
+                    <w:iCs/>
+                    <w:color w:val="A6A6A6" w:themeColor="background1" w:themeShade="A6"/>
+                    <w:u w:val="single"/>
+                  </w:rPr>
+                  <w:t xml:space="preserve">OO </w:t>
+                </w:r>
+              </w:sdtContent>
+            </w:sdt>
+            <w:r>
+              <w:rPr>
+                <w:rFonts w:asciiTheme="majorHAnsi" w:eastAsiaTheme="majorHAnsi" w:hAnsiTheme="majorHAnsi" w:hint="eastAsia"/>
+              </w:rPr>
+              <w:t xml:space="preserve"> </w:t>
+            </w:r>
+            <w:r>
+              <w:rPr>
+                <w:rFonts w:asciiTheme="majorHAnsi" w:eastAsiaTheme="majorHAnsi" w:hAnsiTheme="majorHAnsi"/>
+              </w:rPr>
+              <w:t>)기</w:t>
+            </w:r>
+          </w:p>
+        </w:tc>
+      </w:tr>
+      <w:tr>
+        <w:trPr>
+          <w:trHeight w:val="559"/>
+        </w:trPr>
+        <w:tc>
+          <w:tcPr>
+            <w:tcW w:w="2490" w:type="pct"/>
+            <w:gridSpan w:val="4"/>
+            <w:tcBorders>
+              <w:left w:val="single" w:sz="12" w:space="0" w:color="auto"/>
+            </w:tcBorders>
+          </w:tcPr>
+          <w:p>
+            <w:pPr>
+              <w:jc w:val="center"/>
+              <w:rPr>
+                <w:rFonts w:asciiTheme="majorHAnsi" w:eastAsiaTheme="majorHAnsi" w:hAnsiTheme="majorHAnsi" w:hint="eastAsia"/>
+              </w:rPr>
+            </w:pPr>
+            <w:r>
+              <w:rPr>
+                <w:rFonts w:asciiTheme="majorHAnsi" w:eastAsiaTheme="majorHAnsi" w:hAnsiTheme="majorHAnsi" w:hint="eastAsia"/>
               </w:rPr>
               <w:t>전력분배형 충전기</w:t>
             </w:r>
           </w:p>
+        </w:tc>
+        <w:tc>
+          <w:tcPr>
+            <w:tcW w:w="2510" w:type="pct"/>
+            <w:gridSpan w:val="5"/>
+            <w:tcBorders>
+              <w:right w:val="single" w:sz="12" w:space="0" w:color="auto"/>
+            </w:tcBorders>
+          </w:tcPr>
           <w:p>
             <w:pPr>
               <w:jc w:val="center"/>
               <w:rPr>
-                <w:rFonts w:asciiTheme="majorEastAsia" w:eastAsiaTheme="majorEastAsia" w:hAnsiTheme="majorEastAsia"/>
-              </w:rPr>
-            </w:pPr>
-            <w:r>
-              <w:rPr>
-                <w:rFonts w:asciiTheme="majorEastAsia" w:eastAsiaTheme="majorEastAsia" w:hAnsiTheme="majorEastAsia"/>
+                <w:rFonts w:asciiTheme="majorHAnsi" w:eastAsiaTheme="majorHAnsi" w:hAnsiTheme="majorHAnsi" w:hint="eastAsia"/>
+              </w:rPr>
+            </w:pPr>
+            <w:r>
+              <w:rPr>
+                <w:rFonts w:asciiTheme="majorHAnsi" w:eastAsiaTheme="majorHAnsi" w:hAnsiTheme="majorHAnsi"/>
               </w:rPr>
               <w:t>(    )kW  (    )기  케이블 (    )개</w:t>
             </w:r>
@@ -17437,7 +17372,7 @@
                 <w:b/>
                 <w:bCs/>
               </w:rPr>
-              <w:t>(보조금을 받은 충전시설에 한함)</w:t>
+              <w:t/>
             </w:r>
           </w:p>
         </w:tc>

--- a/public/nice/template.docx
+++ b/public/nice/template.docx
@@ -10711,28 +10711,28 @@
         </w:trPr>
         <w:tc>
           <w:tcPr>
-            <w:tcW w:w="1553" w:type="dxa"/>
-            <w:vMerge/>
-            <w:vAlign w:val="center"/>
-          </w:tcPr>
-          <w:p>
-            <w:pPr>
-              <w:jc w:val="center"/>
-              <w:rPr>
-                <w:sz w:val="18"/>
-                <w:szCs w:val="18"/>
-              </w:rPr>
-            </w:pPr>
-          </w:p>
-        </w:tc>
-        <w:tc>
-          <w:tcPr>
             <w:tcW w:w="1554" w:type="dxa"/>
             <w:vMerge/>
             <w:vAlign w:val="center"/>
           </w:tcPr>
           <w:p>
             <w:pPr>
+              <w:jc w:val="center"/>
+              <w:rPr>
+                <w:sz w:val="18"/>
+                <w:szCs w:val="18"/>
+              </w:rPr>
+            </w:pPr>
+          </w:p>
+        </w:tc>
+        <w:tc>
+          <w:tcPr>
+            <w:tcW w:w="1555" w:type="dxa"/>
+            <w:vMerge/>
+            <w:vAlign w:val="center"/>
+          </w:tcPr>
+          <w:p>
+            <w:pPr>
               <w:jc w:val="both"/>
               <w:rPr>
                 <w:sz w:val="18"/>
@@ -10760,37 +10760,61 @@
         <w:tc>
           <w:tcPr>
             <w:tcW w:w="1704" w:type="dxa"/>
+            <w:gridSpan w:val="3"/>
             <w:vAlign w:val="center"/>
           </w:tcPr>
           <w:p>
             <w:pPr>
               <w:jc w:val="center"/>
               <w:rPr>
-                <w:rStyle w:val="9pt"/>
-              </w:rPr>
-            </w:pPr>
-            <w:r>
-              <w:rPr>
-                <w:rStyle w:val="9pt"/>
+                <w:sz w:val="18"/>
+                <w:szCs w:val="18"/>
+              </w:rPr>
+            </w:pPr>
+            <w:r>
+              <w:rPr>
                 <w:rFonts w:hint="eastAsia"/>
-              </w:rPr>
-              <w:t>활동내용</w:t>
-            </w:r>
-          </w:p>
-        </w:tc>
-        <w:tc>
-          <w:tcPr>
-            <w:tcW w:w="3798" w:type="dxa"/>
-            <w:gridSpan w:val="2"/>
+                <w:sz w:val="18"/>
+                <w:szCs w:val="18"/>
+              </w:rPr>
+              <w:t xml:space="preserve">활동내용</w:t>
+            </w:r>
+          </w:p>
+        </w:tc>
+        <w:tc>
+          <w:tcPr>
+            <w:tcW w:w="1867" w:type="dxa"/>
+            <w:gridSpan w:val="3"/>
             <w:vAlign w:val="center"/>
           </w:tcPr>
           <w:p>
             <w:pPr>
               <w:jc w:val="center"/>
               <w:rPr>
-                <w:rStyle w:val="9pt"/>
-              </w:rPr>
-            </w:pPr>
+                <w:b/>
+                <w:bCs/>
+                <w:i/>
+                <w:iCs/>
+                <w:sz w:val="18"/>
+                <w:szCs w:val="18"/>
+                <w:u w:val="single"/>
+              </w:rPr>
+            </w:pPr>
+            <w:r>
+              <w:rPr>
+                <w:rStyle w:val="a6"/>
+                <w:rFonts w:hint="eastAsia"/>
+                <w:b/>
+                <w:bCs/>
+                <w:i/>
+                <w:iCs/>
+                <w:color w:val="A6A6A6" w:themeColor="background1" w:themeShade="A6"/>
+                <w:sz w:val="18"/>
+                <w:szCs w:val="18"/>
+                <w:u w:val="single"/>
+              </w:rPr>
+              <w:t xml:space="preserve"/>
+            </w:r>
           </w:p>
         </w:tc>
       </w:tr>
@@ -11497,50 +11521,6 @@
         </w:tc>
       </w:tr>
       <w:tr>
-        <w:trPr>
-          <w:trHeight w:val="461"/>
-        </w:trPr>
-        <w:tc>
-          <w:tcPr>
-            <w:tcW w:w="1553" w:type="dxa"/>
-            <w:vMerge w:val="restart"/>
-            <w:vAlign w:val="center"/>
-          </w:tcPr>
-          <w:p>
-            <w:pPr>
-              <w:jc w:val="center"/>
-              <w:rPr>
-                <w:sz w:val="18"/>
-                <w:szCs w:val="18"/>
-              </w:rPr>
-            </w:pPr>
-            <w:r>
-              <w:rPr>
-                <w:rFonts w:hint="eastAsia"/>
-                <w:sz w:val="18"/>
-                <w:szCs w:val="18"/>
-              </w:rPr>
-              <w:t>설치수량</w:t>
-            </w:r>
-          </w:p>
-          <w:p>
-            <w:pPr>
-              <w:jc w:val="center"/>
-              <w:rPr>
-                <w:sz w:val="18"/>
-                <w:szCs w:val="18"/>
-              </w:rPr>
-            </w:pPr>
-            <w:r>
-              <w:rPr>
-                <w:rFonts w:hint="eastAsia"/>
-                <w:sz w:val="18"/>
-                <w:szCs w:val="18"/>
-              </w:rPr>
-              <w:t>및 요금</w:t>
-            </w:r>
-          </w:p>
-        </w:tc>
         <w:tc>
           <w:tcPr>
             <w:tcW w:w="1554" w:type="dxa"/>
@@ -11561,14 +11541,55 @@
                 <w:sz w:val="18"/>
                 <w:szCs w:val="18"/>
               </w:rPr>
+              <w:t>설치수량</w:t>
+            </w:r>
+          </w:p>
+          <w:p>
+            <w:pPr>
+              <w:jc w:val="center"/>
+              <w:rPr>
+                <w:sz w:val="18"/>
+                <w:szCs w:val="18"/>
+              </w:rPr>
+            </w:pPr>
+            <w:r>
+              <w:rPr>
+                <w:rFonts w:hint="eastAsia"/>
+                <w:sz w:val="18"/>
+                <w:szCs w:val="18"/>
+              </w:rPr>
+              <w:t>및 요금</w:t>
+            </w:r>
+          </w:p>
+        </w:tc>
+        <w:tc>
+          <w:tcPr>
+            <w:tcW w:w="1555" w:type="dxa"/>
+            <w:vMerge w:val="restart"/>
+            <w:vAlign w:val="center"/>
+          </w:tcPr>
+          <w:p>
+            <w:pPr>
+              <w:jc w:val="center"/>
+              <w:rPr>
+                <w:sz w:val="18"/>
+                <w:szCs w:val="18"/>
+              </w:rPr>
+            </w:pPr>
+            <w:r>
+              <w:rPr>
+                <w:rFonts w:hint="eastAsia"/>
+                <w:sz w:val="18"/>
+                <w:szCs w:val="18"/>
+              </w:rPr>
               <w:t>희망수량</w:t>
             </w:r>
           </w:p>
         </w:tc>
         <w:tc>
           <w:tcPr>
-            <w:tcW w:w="3551" w:type="dxa"/>
-            <w:gridSpan w:val="2"/>
+            <w:tcW w:w="1928" w:type="dxa"/>
+            <w:gridSpan w:val="4"/>
             <w:vAlign w:val="center"/>
           </w:tcPr>
           <w:p>
@@ -11586,36 +11607,37 @@
                 <w:sz w:val="18"/>
                 <w:szCs w:val="18"/>
               </w:rPr>
-              <w:t>7kW 이상 ~</w:t>
-            </w:r>
-            <w:r>
-              <w:rPr>
-                <w:rFonts w:hint="eastAsia"/>
-                <w:sz w:val="18"/>
-                <w:szCs w:val="18"/>
-              </w:rPr>
-              <w:t xml:space="preserve"> </w:t>
-            </w:r>
-            <w:r>
-              <w:rPr>
-                <w:rFonts w:hint="eastAsia"/>
-                <w:sz w:val="18"/>
-                <w:szCs w:val="18"/>
-              </w:rPr>
-              <w:t>11kW 미만</w:t>
-            </w:r>
-          </w:p>
-        </w:tc>
-        <w:tc>
-          <w:tcPr>
-            <w:tcW w:w="3798" w:type="dxa"/>
-            <w:gridSpan w:val="2"/>
-            <w:vAlign w:val="center"/>
-          </w:tcPr>
+              <w:t xml:space="preserve">7kW 이상 ~ 11kW 미만</w:t>
+            </w:r>
+          </w:p>
           <w:p>
             <w:pPr>
               <w:spacing w:line="180" w:lineRule="auto"/>
               <w:jc w:val="center"/>
+              <w:rPr>
+                <w:sz w:val="18"/>
+                <w:szCs w:val="18"/>
+              </w:rPr>
+            </w:pPr>
+            <w:r>
+              <w:rPr>
+                <w:rFonts w:hint="eastAsia"/>
+                <w:sz w:val="18"/>
+                <w:szCs w:val="18"/>
+              </w:rPr>
+              <w:t/>
+            </w:r>
+          </w:p>
+        </w:tc>
+        <w:tc>
+          <w:tcPr>
+            <w:tcW w:w="1928" w:type="dxa"/>
+            <w:gridSpan w:val="3"/>
+            <w:vAlign w:val="center"/>
+          </w:tcPr>
+          <w:p>
+            <w:pPr>
+              <w:jc w:val="right"/>
               <w:rPr>
                 <w:sz w:val="18"/>
                 <w:szCs w:val="18"/>
@@ -11629,7 +11651,7 @@
                 </w:rPr>
                 <w:id w:val="390864121"/>
                 <w:placeholder>
-                  <w:docPart w:val="326D145E8DA867418952807BC9540AFC"/>
+                  <w:docPart w:val="351CAB3454262F46A4936CD891704151"/>
                 </w:placeholder>
                 <w:showingPlcHdr/>
                 <w:text/>
@@ -11672,31 +11694,12 @@
                 <w:sz w:val="18"/>
                 <w:szCs w:val="18"/>
               </w:rPr>
-              <w:t xml:space="preserve"> 기</w:t>
+              <w:t xml:space="preserve"> 기 </w:t>
             </w:r>
           </w:p>
         </w:tc>
       </w:tr>
       <w:tr>
-        <w:trPr>
-          <w:trHeight w:val="349"/>
-        </w:trPr>
-        <w:tc>
-          <w:tcPr>
-            <w:tcW w:w="1553" w:type="dxa"/>
-            <w:vMerge/>
-            <w:vAlign w:val="center"/>
-          </w:tcPr>
-          <w:p>
-            <w:pPr>
-              <w:jc w:val="center"/>
-              <w:rPr>
-                <w:sz w:val="18"/>
-                <w:szCs w:val="18"/>
-              </w:rPr>
-            </w:pPr>
-          </w:p>
-        </w:tc>
         <w:tc>
           <w:tcPr>
             <w:tcW w:w="1554" w:type="dxa"/>
@@ -11715,8 +11718,24 @@
         </w:tc>
         <w:tc>
           <w:tcPr>
-            <w:tcW w:w="3551" w:type="dxa"/>
-            <w:gridSpan w:val="2"/>
+            <w:tcW w:w="1555" w:type="dxa"/>
+            <w:vMerge/>
+            <w:vAlign w:val="center"/>
+          </w:tcPr>
+          <w:p>
+            <w:pPr>
+              <w:jc w:val="center"/>
+              <w:rPr>
+                <w:sz w:val="18"/>
+                <w:szCs w:val="18"/>
+              </w:rPr>
+            </w:pPr>
+          </w:p>
+        </w:tc>
+        <w:tc>
+          <w:tcPr>
+            <w:tcW w:w="1928" w:type="dxa"/>
+            <w:gridSpan w:val="4"/>
             <w:vAlign w:val="center"/>
           </w:tcPr>
           <w:p>
@@ -11734,119 +11753,54 @@
                 <w:sz w:val="18"/>
                 <w:szCs w:val="18"/>
               </w:rPr>
-              <w:t>11kW 이상 ~</w:t>
-            </w:r>
+              <w:t xml:space="preserve">11kW 이상 ~ 30kW 미만</w:t>
+            </w:r>
+          </w:p>
+          <w:p>
+            <w:pPr>
+              <w:spacing w:line="180" w:lineRule="auto"/>
+              <w:jc w:val="center"/>
+              <w:rPr>
+                <w:sz w:val="18"/>
+                <w:szCs w:val="18"/>
+              </w:rPr>
+            </w:pPr>
             <w:r>
               <w:rPr>
                 <w:rFonts w:hint="eastAsia"/>
                 <w:sz w:val="18"/>
                 <w:szCs w:val="18"/>
               </w:rPr>
-              <w:t xml:space="preserve"> </w:t>
-            </w:r>
+              <w:t/>
+            </w:r>
+          </w:p>
+        </w:tc>
+        <w:tc>
+          <w:tcPr>
+            <w:gridSpan w:val="3"/>
+            <w:tcW w:w="1929" w:type="dxa"/>
+            <w:vAlign w:val="center"/>
+          </w:tcPr>
+          <w:p>
+            <w:pPr>
+              <w:jc w:val="right"/>
+              <w:rPr>
+                <w:sz w:val="18"/>
+                <w:szCs w:val="18"/>
+              </w:rPr>
+            </w:pPr>
             <w:r>
               <w:rPr>
                 <w:rFonts w:hint="eastAsia"/>
                 <w:sz w:val="18"/>
                 <w:szCs w:val="18"/>
               </w:rPr>
-              <w:t>30kW 미만</w:t>
-            </w:r>
-          </w:p>
-        </w:tc>
-        <w:bookmarkStart w:id="28" w:name="InstallQty2"/>
-        <w:bookmarkEnd w:id="28"/>
-        <w:tc>
-          <w:tcPr>
-            <w:tcW w:w="3798" w:type="dxa"/>
-            <w:gridSpan w:val="2"/>
-            <w:vAlign w:val="center"/>
-          </w:tcPr>
-          <w:p>
-            <w:pPr>
-              <w:jc w:val="center"/>
-              <w:rPr>
-                <w:rFonts w:hint="eastAsia"/>
-                <w:sz w:val="18"/>
-                <w:szCs w:val="18"/>
-              </w:rPr>
-            </w:pPr>
-            <w:sdt>
-              <w:sdtPr>
-                <w:rPr>
-                  <w:rStyle w:val="9pt"/>
-                  <w:rFonts w:hint="eastAsia"/>
-                </w:rPr>
-                <w:id w:val="1751003065"/>
-                <w:placeholder>
-                  <w:docPart w:val="7CF96C4D8F927649A96928F4DEE2EFB3"/>
-                </w:placeholder>
-                <w:showingPlcHdr/>
-                <w:text/>
-              </w:sdtPr>
-              <w:sdtEndPr>
-                <w:rPr>
-                  <w:rStyle w:val="a0"/>
-                  <w:rFonts w:eastAsia="맑은 고딕"/>
-                  <w:b w:val="0"/>
-                  <w:bCs/>
-                  <w:i/>
-                  <w:iCs/>
-                  <w:color w:val="A6A6A6" w:themeColor="background1" w:themeShade="A6"/>
-                  <w:sz w:val="16"/>
-                  <w:szCs w:val="16"/>
-                  <w:u w:val="single"/>
-                </w:rPr>
-              </w:sdtEndPr>
-              <w:sdtContent>
-                <w:r>
-                  <w:rPr>
-                    <w:rStyle w:val="a6"/>
-                    <w:rFonts w:hint="eastAsia"/>
-                    <w:b/>
-                    <w:bCs/>
-                    <w:i/>
-                    <w:iCs/>
-                    <w:color w:val="A6A6A6" w:themeColor="background1" w:themeShade="A6"/>
-                    <w:sz w:val="18"/>
-                    <w:szCs w:val="18"/>
-                    <w:u w:val="single"/>
-                  </w:rPr>
-                  <w:t xml:space="preserve">OO </w:t>
-                </w:r>
-              </w:sdtContent>
-            </w:sdt>
-            <w:r>
-              <w:rPr>
-                <w:rFonts w:hint="eastAsia"/>
-                <w:sz w:val="18"/>
-                <w:szCs w:val="18"/>
-              </w:rPr>
-              <w:t xml:space="preserve"> 기</w:t>
+              <w:t>기</w:t>
             </w:r>
           </w:p>
         </w:tc>
       </w:tr>
       <w:tr>
-        <w:trPr>
-          <w:trHeight w:val="413"/>
-        </w:trPr>
-        <w:tc>
-          <w:tcPr>
-            <w:tcW w:w="1553" w:type="dxa"/>
-            <w:vMerge/>
-            <w:vAlign w:val="center"/>
-          </w:tcPr>
-          <w:p>
-            <w:pPr>
-              <w:jc w:val="center"/>
-              <w:rPr>
-                <w:sz w:val="18"/>
-                <w:szCs w:val="18"/>
-              </w:rPr>
-            </w:pPr>
-          </w:p>
-        </w:tc>
         <w:tc>
           <w:tcPr>
             <w:tcW w:w="1554" w:type="dxa"/>
@@ -11865,8 +11819,8 @@
         </w:tc>
         <w:tc>
           <w:tcPr>
-            <w:tcW w:w="3551" w:type="dxa"/>
-            <w:gridSpan w:val="2"/>
+            <w:tcW w:w="1555" w:type="dxa"/>
+            <w:vMerge/>
             <w:vAlign w:val="center"/>
           </w:tcPr>
           <w:p>
@@ -11877,20 +11831,55 @@
                 <w:szCs w:val="18"/>
               </w:rPr>
             </w:pPr>
+          </w:p>
+        </w:tc>
+        <w:tc>
+          <w:tcPr>
+            <w:tcW w:w="1928" w:type="dxa"/>
+            <w:gridSpan w:val="4"/>
+            <w:vAlign w:val="center"/>
+          </w:tcPr>
+          <w:p>
+            <w:pPr>
+              <w:spacing w:line="180" w:lineRule="auto"/>
+              <w:jc w:val="center"/>
+              <w:rPr>
+                <w:sz w:val="18"/>
+                <w:szCs w:val="18"/>
+              </w:rPr>
+            </w:pPr>
             <w:r>
               <w:rPr>
                 <w:rFonts w:hint="eastAsia"/>
                 <w:sz w:val="18"/>
                 <w:szCs w:val="18"/>
               </w:rPr>
-              <w:t>전력분배형</w:t>
-            </w:r>
-          </w:p>
-        </w:tc>
-        <w:tc>
-          <w:tcPr>
-            <w:tcW w:w="3798" w:type="dxa"/>
-            <w:gridSpan w:val="2"/>
+              <w:t xml:space="preserve">전력분배형</w:t>
+            </w:r>
+          </w:p>
+          <w:p>
+            <w:pPr>
+              <w:spacing w:line="180" w:lineRule="auto"/>
+              <w:jc w:val="center"/>
+              <w:rPr>
+                <w:sz w:val="18"/>
+                <w:szCs w:val="18"/>
+              </w:rPr>
+            </w:pPr>
+            <w:r>
+              <w:rPr>
+                <w:rFonts w:hint="eastAsia"/>
+                <w:sz w:val="18"/>
+                <w:szCs w:val="18"/>
+              </w:rPr>
+              <w:t/>
+            </w:r>
+          </w:p>
+        </w:tc>
+        <w:tc>
+          <w:tcPr>
+            <w:tcW w:w="2449" w:type="dxa"/>
+            <w:gridSpan w:val="3"/>
             <w:vAlign w:val="center"/>
           </w:tcPr>
           <w:p>
@@ -11907,15 +11896,7 @@
                 <w:sz w:val="18"/>
                 <w:szCs w:val="18"/>
               </w:rPr>
-              <w:t>kW    기(케이블     개</w:t>
-            </w:r>
-            <w:r>
-              <w:rPr>
-                <w:rFonts w:hint="eastAsia"/>
-                <w:sz w:val="18"/>
-                <w:szCs w:val="18"/>
-              </w:rPr>
-              <w:t>)</w:t>
+              <w:t>kW    기(케이블     개)</w:t>
             </w:r>
           </w:p>
         </w:tc>

--- a/public/nice/template.docx
+++ b/public/nice/template.docx
@@ -11610,24 +11610,6 @@
               <w:t xml:space="preserve">7kW 이상 ~ 11kW 미만</w:t>
             </w:r>
           </w:p>
-          <w:p>
-            <w:pPr>
-              <w:spacing w:line="180" w:lineRule="auto"/>
-              <w:jc w:val="center"/>
-              <w:rPr>
-                <w:sz w:val="18"/>
-                <w:szCs w:val="18"/>
-              </w:rPr>
-            </w:pPr>
-            <w:r>
-              <w:rPr>
-                <w:rFonts w:hint="eastAsia"/>
-                <w:sz w:val="18"/>
-                <w:szCs w:val="18"/>
-              </w:rPr>
-              <w:t/>
-            </w:r>
-          </w:p>
         </w:tc>
         <w:tc>
           <w:tcPr>
@@ -11756,24 +11738,6 @@
               <w:t xml:space="preserve">11kW 이상 ~ 30kW 미만</w:t>
             </w:r>
           </w:p>
-          <w:p>
-            <w:pPr>
-              <w:spacing w:line="180" w:lineRule="auto"/>
-              <w:jc w:val="center"/>
-              <w:rPr>
-                <w:sz w:val="18"/>
-                <w:szCs w:val="18"/>
-              </w:rPr>
-            </w:pPr>
-            <w:r>
-              <w:rPr>
-                <w:rFonts w:hint="eastAsia"/>
-                <w:sz w:val="18"/>
-                <w:szCs w:val="18"/>
-              </w:rPr>
-              <w:t/>
-            </w:r>
-          </w:p>
         </w:tc>
         <w:tc>
           <w:tcPr>
@@ -11855,24 +11819,6 @@
                 <w:szCs w:val="18"/>
               </w:rPr>
               <w:t xml:space="preserve">전력분배형</w:t>
-            </w:r>
-          </w:p>
-          <w:p>
-            <w:pPr>
-              <w:spacing w:line="180" w:lineRule="auto"/>
-              <w:jc w:val="center"/>
-              <w:rPr>
-                <w:sz w:val="18"/>
-                <w:szCs w:val="18"/>
-              </w:rPr>
-            </w:pPr>
-            <w:r>
-              <w:rPr>
-                <w:rFonts w:hint="eastAsia"/>
-                <w:sz w:val="18"/>
-                <w:szCs w:val="18"/>
-              </w:rPr>
-              <w:t/>
             </w:r>
           </w:p>
         </w:tc>

--- a/public/nice/template.docx
+++ b/public/nice/template.docx
@@ -1769,6 +1769,27 @@
                 <w:sz w:val="16"/>
               </w:rPr>
             </w:pPr>
+            <w:sdt>
+              <w:sdtPr>
+                <w:rPr>
+                  <w:sz w:val="16"/>
+                  <w:szCs w:val="16"/>
+                </w:rPr>
+                <w:alias w:val="계약-수량"/>
+                <w:tag w:val="niceContractQty"/>
+                <w:id w:val="900000041"/>
+                <w:text/>
+              </w:sdtPr>
+              <w:sdtContent>
+                <w:r>
+                  <w:rPr>
+                    <w:sz w:val="16"/>
+                    <w:szCs w:val="16"/>
+                  </w:rPr>
+                  <w:t xml:space="preserve"/>
+                </w:r>
+              </w:sdtContent>
+            </w:sdt>
           </w:p>
         </w:tc>
         <w:tc>
@@ -1808,6 +1829,27 @@
                 <w:sz w:val="16"/>
               </w:rPr>
             </w:pPr>
+            <w:sdt>
+              <w:sdtPr>
+                <w:rPr>
+                  <w:sz w:val="16"/>
+                  <w:szCs w:val="16"/>
+                </w:rPr>
+                <w:alias w:val="계약-금액"/>
+                <w:tag w:val="niceContractAmount"/>
+                <w:id w:val="900000042"/>
+                <w:text/>
+              </w:sdtPr>
+              <w:sdtContent>
+                <w:r>
+                  <w:rPr>
+                    <w:sz w:val="16"/>
+                    <w:szCs w:val="16"/>
+                  </w:rPr>
+                  <w:t xml:space="preserve"/>
+                </w:r>
+              </w:sdtContent>
+            </w:sdt>
           </w:p>
         </w:tc>
         <w:tc>
@@ -12485,16 +12527,54 @@
         <w:rPr>
           <w:rFonts w:hint="eastAsia"/>
         </w:rPr>
-        <w:t>주소: 광주광역시 북구 대자실로 22</w:t>
+        <w:t xml:space="preserve">주소: </w:t>
       </w:r>
+      <w:sdt>
+        <w:sdtPr>
+          <w:rPr>
+            <w:rFonts w:hint="eastAsia"/>
+          </w:rPr>
+          <w:alias w:val="직인-주소"/>
+          <w:tag w:val="sealAddr"/>
+          <w:id w:val="900000002"/>
+          <w:text/>
+        </w:sdtPr>
+        <w:sdtContent>
+          <w:r>
+            <w:rPr>
+              <w:rFonts w:hint="eastAsia"/>
+            </w:rPr>
+            <w:t xml:space="preserve">광주광역시 북구 대자실로 22</w:t>
+          </w:r>
+        </w:sdtContent>
+      </w:sdt>
     </w:p>
     <w:p>
       <w:r>
         <w:rPr>
           <w:rFonts w:hint="eastAsia"/>
         </w:rPr>
-        <w:t>대표자: 이명주</w:t>
+        <w:t xml:space="preserve">대표자: </w:t>
       </w:r>
+      <w:sdt>
+        <w:sdtPr>
+          <w:rPr>
+            <w:rFonts w:hint="eastAsia"/>
+          </w:rPr>
+          <w:alias w:val="직인-대표자"/>
+          <w:tag w:val="sealRep"/>
+          <w:id w:val="900000003"/>
+          <w:text/>
+        </w:sdtPr>
+        <w:sdtContent>
+          <w:r>
+            <w:rPr>
+              <w:rFonts w:hint="eastAsia"/>
+            </w:rPr>
+            <w:t xml:space="preserve">이명주</w:t>
+          </w:r>
+        </w:sdtContent>
+      </w:sdt>
     </w:p>
     <w:p/>
     <w:tbl>
@@ -12794,14 +12874,29 @@
           <w:bCs/>
         </w:rPr>
       </w:pPr>
-      <w:r>
-        <w:rPr>
-          <w:rFonts w:hint="eastAsia"/>
-          <w:b/>
-          <w:bCs/>
-        </w:rPr>
-        <w:t>2025년 9월 25일</w:t>
-      </w:r>
+      <w:sdt>
+        <w:sdtPr>
+          <w:rPr>
+            <w:rFonts w:hint="eastAsia"/>
+            <w:b/>
+            <w:bCs/>
+          </w:rPr>
+          <w:alias w:val="직인-날짜"/>
+          <w:tag w:val="sealDate"/>
+          <w:id w:val="900000004"/>
+          <w:text/>
+        </w:sdtPr>
+        <w:sdtContent>
+          <w:r>
+            <w:rPr>
+              <w:rFonts w:hint="eastAsia"/>
+              <w:b/>
+              <w:bCs/>
+            </w:rPr>
+            <w:t>2025년 9월 25일</w:t>
+          </w:r>
+        </w:sdtContent>
+      </w:sdt>
     </w:p>
     <w:p>
       <w:pPr>

--- a/public/nice/template.docx
+++ b/public/nice/template.docx
@@ -1927,117 +1927,130 @@
                 <w:sz w:val="16"/>
               </w:rPr>
             </w:pPr>
-            <w:r>
-              <w:rPr>
-                <w:sz w:val="16"/>
-              </w:rPr>
-              <w:t>부산광역시</w:t>
-            </w:r>
-            <w:r>
-              <w:rPr>
-                <w:spacing w:val="-4"/>
-                <w:sz w:val="16"/>
-              </w:rPr>
-              <w:t xml:space="preserve"> </w:t>
-            </w:r>
-            <w:r>
-              <w:rPr>
-                <w:sz w:val="16"/>
-              </w:rPr>
-              <w:t>연제구</w:t>
-            </w:r>
-            <w:r>
-              <w:rPr>
-                <w:spacing w:val="-2"/>
-                <w:sz w:val="16"/>
-              </w:rPr>
-              <w:t xml:space="preserve"> </w:t>
-            </w:r>
-            <w:r>
-              <w:rPr>
-                <w:sz w:val="16"/>
-              </w:rPr>
-              <w:t>거제대로</w:t>
-            </w:r>
-            <w:r>
-              <w:rPr>
-                <w:spacing w:val="-2"/>
-                <w:sz w:val="16"/>
-              </w:rPr>
-              <w:t xml:space="preserve"> </w:t>
-            </w:r>
-            <w:r>
-              <w:rPr>
-                <w:sz w:val="16"/>
-              </w:rPr>
-              <w:t>275</w:t>
-            </w:r>
-            <w:r>
-              <w:rPr>
-                <w:rFonts w:hint="eastAsia"/>
-                <w:sz w:val="16"/>
-              </w:rPr>
-              <w:t xml:space="preserve"> / 상세위치 : </w:t>
-            </w:r>
-            <w:r>
-              <w:rPr>
-                <w:sz w:val="16"/>
-              </w:rPr>
-              <w:t>지하</w:t>
-            </w:r>
-            <w:r>
-              <w:rPr>
-                <w:spacing w:val="-2"/>
-                <w:sz w:val="16"/>
-              </w:rPr>
-              <w:t xml:space="preserve"> </w:t>
-            </w:r>
-            <w:r>
-              <w:rPr>
-                <w:sz w:val="16"/>
-              </w:rPr>
-              <w:t>1층</w:t>
-            </w:r>
-            <w:r>
-              <w:rPr>
-                <w:spacing w:val="-2"/>
-                <w:sz w:val="16"/>
-              </w:rPr>
-              <w:t xml:space="preserve"> </w:t>
-            </w:r>
-            <w:r>
-              <w:rPr>
-                <w:sz w:val="16"/>
-              </w:rPr>
-              <w:t>06,12</w:t>
-            </w:r>
-            <w:r>
-              <w:rPr>
-                <w:spacing w:val="-3"/>
-                <w:sz w:val="16"/>
-              </w:rPr>
-              <w:t xml:space="preserve"> </w:t>
-            </w:r>
-            <w:r>
-              <w:rPr>
-                <w:sz w:val="16"/>
-              </w:rPr>
-              <w:t>기둥</w:t>
-            </w:r>
-            <w:r>
-              <w:rPr>
-                <w:spacing w:val="-1"/>
-                <w:sz w:val="16"/>
-              </w:rPr>
-              <w:t xml:space="preserve"> </w:t>
-            </w:r>
-            <w:r>
-              <w:rPr>
-                <w:spacing w:val="-10"/>
-                <w:sz w:val="16"/>
-              </w:rPr>
-              <w:t>옆</w:t>
-            </w:r>
+            <w:sdt>
+              <w:sdtPr>
+                <w:rPr>
+                  <w:sz w:val="16"/>
+                </w:rPr>
+                <w:alias w:val="설치위치"/>
+                <w:tag w:val="niceInstallLoc"/>
+                <w:id w:val="900000043"/>
+                <w:text/>
+              </w:sdtPr>
+              <w:sdtContent>
+                <w:r>
+                  <w:rPr>
+                    <w:sz w:val="16"/>
+                  </w:rPr>
+                  <w:t>부산광역시</w:t>
+                </w:r>
+                <w:r>
+                  <w:rPr>
+                    <w:spacing w:val="-4"/>
+                    <w:sz w:val="16"/>
+                  </w:rPr>
+                  <w:t xml:space="preserve"> </w:t>
+                </w:r>
+                <w:r>
+                  <w:rPr>
+                    <w:sz w:val="16"/>
+                  </w:rPr>
+                  <w:t>연제구</w:t>
+                </w:r>
+                <w:r>
+                  <w:rPr>
+                    <w:spacing w:val="-2"/>
+                    <w:sz w:val="16"/>
+                  </w:rPr>
+                  <w:t xml:space="preserve"> </w:t>
+                </w:r>
+                <w:r>
+                  <w:rPr>
+                    <w:sz w:val="16"/>
+                  </w:rPr>
+                  <w:t>거제대로</w:t>
+                </w:r>
+                <w:r>
+                  <w:rPr>
+                    <w:spacing w:val="-2"/>
+                    <w:sz w:val="16"/>
+                  </w:rPr>
+                  <w:t xml:space="preserve"> </w:t>
+                </w:r>
+                <w:r>
+                  <w:rPr>
+                    <w:sz w:val="16"/>
+                  </w:rPr>
+                  <w:t>275</w:t>
+                </w:r>
+                <w:r>
+                  <w:rPr>
+                    <w:rFonts w:hint="eastAsia"/>
+                    <w:sz w:val="16"/>
+                  </w:rPr>
+                  <w:t xml:space="preserve"> / 상세위치 : </w:t>
+                </w:r>
+                <w:r>
+                  <w:rPr>
+                    <w:sz w:val="16"/>
+                  </w:rPr>
+                  <w:t>지하</w:t>
+                </w:r>
+                <w:r>
+                  <w:rPr>
+                    <w:spacing w:val="-2"/>
+                    <w:sz w:val="16"/>
+                  </w:rPr>
+                  <w:t xml:space="preserve"> </w:t>
+                </w:r>
+                <w:r>
+                  <w:rPr>
+                    <w:sz w:val="16"/>
+                  </w:rPr>
+                  <w:t>1층</w:t>
+                </w:r>
+                <w:r>
+                  <w:rPr>
+                    <w:spacing w:val="-2"/>
+                    <w:sz w:val="16"/>
+                  </w:rPr>
+                  <w:t xml:space="preserve"> </w:t>
+                </w:r>
+                <w:r>
+                  <w:rPr>
+                    <w:sz w:val="16"/>
+                  </w:rPr>
+                  <w:t>06,12</w:t>
+                </w:r>
+                <w:r>
+                  <w:rPr>
+                    <w:spacing w:val="-3"/>
+                    <w:sz w:val="16"/>
+                  </w:rPr>
+                  <w:t xml:space="preserve"> </w:t>
+                </w:r>
+                <w:r>
+                  <w:rPr>
+                    <w:sz w:val="16"/>
+                  </w:rPr>
+                  <w:t>기둥</w:t>
+                </w:r>
+                <w:r>
+                  <w:rPr>
+                    <w:spacing w:val="-1"/>
+                    <w:sz w:val="16"/>
+                  </w:rPr>
+                  <w:t xml:space="preserve"> </w:t>
+                </w:r>
+                <w:r>
+                  <w:rPr>
+                    <w:spacing w:val="-10"/>
+                    <w:sz w:val="16"/>
+                  </w:rPr>
+                  <w:t>옆</w:t>
+                </w:r>
+              </w:sdtContent>
+            </w:sdt>
           </w:p>
         </w:tc>
       </w:tr>
@@ -2428,54 +2441,68 @@
               </w:rPr>
               <w:t xml:space="preserve">  </w:t>
             </w:r>
-            <w:r>
-              <w:rPr>
-                <w:rFonts w:ascii="Segoe UI Symbol" w:eastAsia="Segoe UI Symbol" w:hAnsi="Segoe UI Symbol"/>
-                <w:sz w:val="16"/>
-              </w:rPr>
-              <w:t>☐</w:t>
-            </w:r>
-            <w:r>
-              <w:rPr>
-                <w:rFonts w:ascii="Segoe UI Symbol" w:eastAsia="Segoe UI Symbol" w:hAnsi="Segoe UI Symbol"/>
-                <w:spacing w:val="13"/>
-                <w:sz w:val="16"/>
-              </w:rPr>
-              <w:t xml:space="preserve"> </w:t>
-            </w:r>
-            <w:r>
-              <w:rPr>
-                <w:sz w:val="16"/>
-              </w:rPr>
-              <w:t>7년(84개월)</w:t>
-            </w:r>
-            <w:r>
-              <w:rPr>
-                <w:spacing w:val="-3"/>
-                <w:sz w:val="16"/>
-              </w:rPr>
-              <w:t xml:space="preserve"> </w:t>
-            </w:r>
-            <w:r>
-              <w:rPr>
-                <w:sz w:val="16"/>
-              </w:rPr>
-              <w:t>■</w:t>
-            </w:r>
-            <w:r>
-              <w:rPr>
-                <w:spacing w:val="1"/>
-                <w:sz w:val="16"/>
-              </w:rPr>
-              <w:t xml:space="preserve"> </w:t>
-            </w:r>
-            <w:r>
-              <w:rPr>
-                <w:spacing w:val="-2"/>
-                <w:sz w:val="16"/>
-              </w:rPr>
-              <w:t>10년(120개월)</w:t>
-            </w:r>
+            <w:sdt>
+              <w:sdtPr>
+                <w:rPr>
+                  <w:rFonts w:ascii="Segoe UI Symbol" w:eastAsia="Segoe UI Symbol" w:hAnsi="Segoe UI Symbol"/>
+                  <w:sz w:val="16"/>
+                </w:rPr>
+                <w:alias w:val="제3조-계약기간"/>
+                <w:tag w:val="niceContractTermInline"/>
+                <w:id w:val="900000048"/>
+                <w:text/>
+              </w:sdtPr>
+              <w:sdtContent>
+                <w:r>
+                  <w:rPr>
+                    <w:rFonts w:ascii="Segoe UI Symbol" w:eastAsia="Segoe UI Symbol" w:hAnsi="Segoe UI Symbol"/>
+                    <w:sz w:val="16"/>
+                  </w:rPr>
+                  <w:t>☐</w:t>
+                </w:r>
+                <w:r>
+                  <w:rPr>
+                    <w:rFonts w:ascii="Segoe UI Symbol" w:eastAsia="Segoe UI Symbol" w:hAnsi="Segoe UI Symbol"/>
+                    <w:spacing w:val="13"/>
+                    <w:sz w:val="16"/>
+                  </w:rPr>
+                  <w:t xml:space="preserve"> </w:t>
+                </w:r>
+                <w:r>
+                  <w:rPr>
+                    <w:sz w:val="16"/>
+                  </w:rPr>
+                  <w:t>7년(84개월)</w:t>
+                </w:r>
+                <w:r>
+                  <w:rPr>
+                    <w:spacing w:val="-3"/>
+                    <w:sz w:val="16"/>
+                  </w:rPr>
+                  <w:t xml:space="preserve"> </w:t>
+                </w:r>
+                <w:r>
+                  <w:rPr>
+                    <w:sz w:val="16"/>
+                  </w:rPr>
+                  <w:t>■</w:t>
+                </w:r>
+                <w:r>
+                  <w:rPr>
+                    <w:spacing w:val="1"/>
+                    <w:sz w:val="16"/>
+                  </w:rPr>
+                  <w:t xml:space="preserve"> </w:t>
+                </w:r>
+                <w:r>
+                  <w:rPr>
+                    <w:spacing w:val="-2"/>
+                    <w:sz w:val="16"/>
+                  </w:rPr>
+                  <w:t>10년(120개월)</w:t>
+                </w:r>
+              </w:sdtContent>
+            </w:sdt>
           </w:p>
         </w:tc>
       </w:tr>
@@ -12508,19 +12535,32 @@
         <w:t xml:space="preserve">상호: </w:t>
       </w:r>
       <w:proofErr w:type="spellStart"/>
-      <w:r>
-        <w:rPr>
-          <w:rFonts w:hint="eastAsia"/>
-        </w:rPr>
-        <w:t>운암포레스힐</w:t>
-      </w:r>
-      <w:proofErr w:type="spellEnd"/>
-      <w:r>
-        <w:rPr>
-          <w:rFonts w:hint="eastAsia"/>
-        </w:rPr>
-        <w:t>2 관리사무소</w:t>
-      </w:r>
+      <w:sdt>
+        <w:sdtPr>
+          <w:rPr>
+            <w:rFonts w:hint="eastAsia"/>
+          </w:rPr>
+          <w:alias w:val="직인-상호"/>
+          <w:tag w:val="sealSangho"/>
+          <w:id w:val="900000001"/>
+          <w:text/>
+        </w:sdtPr>
+        <w:sdtContent>
+          <w:r>
+            <w:rPr>
+              <w:rFonts w:hint="eastAsia"/>
+            </w:rPr>
+            <w:t>운암포레스힐</w:t>
+          </w:r>
+          <w:proofErr w:type="spellEnd"/>
+          <w:r>
+            <w:rPr>
+              <w:rFonts w:hint="eastAsia"/>
+            </w:rPr>
+            <w:t>2 관리사무소</w:t>
+          </w:r>
+        </w:sdtContent>
+      </w:sdt>
     </w:p>
     <w:p>
       <w:r>

--- a/public/nice/template.docx
+++ b/public/nice/template.docx
@@ -20,7 +20,7 @@
         <mc:AlternateContent>
           <mc:Choice Requires="wpg">
             <w:drawing>
-              <wp:inline distT="0" distB="0" distL="0" distR="0" wp14:anchorId="40A7AE25" wp14:editId="17092D7A">
+              <wp:inline distT="0" distB="0" distL="0" distR="0" wp14:anchorId="40A7AE25" wp14:editId="354BD9A1">
                 <wp:extent cx="6861175" cy="338455"/>
                 <wp:effectExtent l="0" t="0" r="0" b="4445"/>
                 <wp:docPr id="925036097" name="docshapegroup1"/>
@@ -206,7 +206,6 @@
                                 </w:rPr>
                                 <w:t xml:space="preserve"> </w:t>
                               </w:r>
-                              <w:proofErr w:type="spellStart"/>
                               <w:r>
                                 <w:rPr>
                                   <w:color w:val="FFFFFF"/>
@@ -214,7 +213,6 @@
                                 </w:rPr>
                                 <w:t>설치ㆍ운영</w:t>
                               </w:r>
-                              <w:proofErr w:type="spellEnd"/>
                               <w:r>
                                 <w:rPr>
                                   <w:color w:val="FFFFFF"/>
@@ -314,7 +312,6 @@
                                 </w:rPr>
                                 <w:t xml:space="preserve"> </w:t>
                               </w:r>
-                              <w:proofErr w:type="spellStart"/>
                               <w:r>
                                 <w:rPr>
                                   <w:color w:val="FFFFFF"/>
@@ -322,7 +319,6 @@
                                 </w:rPr>
                                 <w:t>HighValue</w:t>
                               </w:r>
-                              <w:proofErr w:type="spellEnd"/>
                               <w:r>
                                 <w:rPr>
                                   <w:color w:val="FFFFFF"/>
@@ -401,7 +397,6 @@
                                 </w:rPr>
                                 <w:t xml:space="preserve"> </w:t>
                               </w:r>
-                              <w:proofErr w:type="spellStart"/>
                               <w:r>
                                 <w:rPr>
                                   <w:b/>
@@ -410,7 +405,6 @@
                                 </w:rPr>
                                 <w:t>기후부</w:t>
                               </w:r>
-                              <w:proofErr w:type="spellEnd"/>
                               <w:r>
                                 <w:rPr>
                                   <w:b/>
@@ -1780,15 +1774,7 @@
                 <w:id w:val="900000041"/>
                 <w:text/>
               </w:sdtPr>
-              <w:sdtContent>
-                <w:r>
-                  <w:rPr>
-                    <w:sz w:val="16"/>
-                    <w:szCs w:val="16"/>
-                  </w:rPr>
-                  <w:t xml:space="preserve"/>
-                </w:r>
-              </w:sdtContent>
+              <w:sdtContent/>
             </w:sdt>
           </w:p>
         </w:tc>
@@ -1840,15 +1826,7 @@
                 <w:id w:val="900000042"/>
                 <w:text/>
               </w:sdtPr>
-              <w:sdtContent>
-                <w:r>
-                  <w:rPr>
-                    <w:sz w:val="16"/>
-                    <w:szCs w:val="16"/>
-                  </w:rPr>
-                  <w:t xml:space="preserve"/>
-                </w:r>
-              </w:sdtContent>
+              <w:sdtContent/>
             </w:sdt>
           </w:p>
         </w:tc>
@@ -7326,7 +7304,7 @@
         <mc:AlternateContent>
           <mc:Choice Requires="wpg">
             <w:drawing>
-              <wp:anchor distT="0" distB="0" distL="114300" distR="114300" simplePos="0" relativeHeight="487435264" behindDoc="1" locked="0" layoutInCell="1" allowOverlap="1" wp14:anchorId="5105B7D7" wp14:editId="570C89A4">
+              <wp:anchor distT="0" distB="0" distL="114300" distR="114300" simplePos="0" relativeHeight="487435264" behindDoc="1" locked="0" layoutInCell="1" allowOverlap="1" wp14:anchorId="5105B7D7" wp14:editId="4FD4E46C">
                 <wp:simplePos x="0" y="0"/>
                 <wp:positionH relativeFrom="page">
                   <wp:posOffset>350520</wp:posOffset>
@@ -7944,7 +7922,6 @@
                                 </w:rPr>
                                 <w:t xml:space="preserve"> </w:t>
                               </w:r>
-                              <w:proofErr w:type="spellStart"/>
                               <w:r>
                                 <w:rPr>
                                   <w:color w:val="FFFFFF"/>
@@ -7953,7 +7930,6 @@
                                 </w:rPr>
                                 <w:t>HighValue</w:t>
                               </w:r>
-                              <w:proofErr w:type="spellEnd"/>
                               <w:r>
                                 <w:rPr>
                                   <w:color w:val="FFFFFF"/>
@@ -9497,11 +9473,8 @@
         <w:gridCol w:w="1554"/>
         <w:gridCol w:w="1586"/>
         <w:gridCol w:w="1840"/>
-        <w:gridCol w:w="602"/>
-        <w:gridCol w:w="1038"/>
-        <w:gridCol w:w="61"/>
-        <w:gridCol w:w="1340"/>
-        <w:gridCol w:w="516"/>
+        <w:gridCol w:w="1701"/>
+        <w:gridCol w:w="1856"/>
         <w:gridCol w:w="1919"/>
       </w:tblGrid>
       <w:tr>
@@ -9536,7 +9509,7 @@
         <w:tc>
           <w:tcPr>
             <w:tcW w:w="5106" w:type="dxa"/>
-            <w:gridSpan w:val="5"/>
+            <w:gridSpan w:val="3"/>
             <w:vAlign w:val="center"/>
           </w:tcPr>
           <w:p>
@@ -9587,7 +9560,6 @@
         <w:tc>
           <w:tcPr>
             <w:tcW w:w="1867" w:type="dxa"/>
-            <w:gridSpan w:val="2"/>
             <w:vAlign w:val="center"/>
           </w:tcPr>
           <w:p>
@@ -9720,7 +9692,7 @@
         <w:tc>
           <w:tcPr>
             <w:tcW w:w="8902" w:type="dxa"/>
-            <w:gridSpan w:val="8"/>
+            <w:gridSpan w:val="5"/>
             <w:vAlign w:val="center"/>
           </w:tcPr>
           <w:p>
@@ -9922,7 +9894,7 @@
         <w:tc>
           <w:tcPr>
             <w:tcW w:w="8902" w:type="dxa"/>
-            <w:gridSpan w:val="8"/>
+            <w:gridSpan w:val="5"/>
             <w:vAlign w:val="center"/>
           </w:tcPr>
           <w:p>
@@ -10249,7 +10221,6 @@
             <w:tc>
               <w:tcPr>
                 <w:tcW w:w="1704" w:type="dxa"/>
-                <w:gridSpan w:val="3"/>
                 <w:vAlign w:val="center"/>
               </w:tcPr>
               <w:p>
@@ -10282,7 +10253,6 @@
         <w:tc>
           <w:tcPr>
             <w:tcW w:w="1867" w:type="dxa"/>
-            <w:gridSpan w:val="2"/>
             <w:vAlign w:val="center"/>
           </w:tcPr>
           <w:p>
@@ -10452,7 +10422,6 @@
         <w:tc>
           <w:tcPr>
             <w:tcW w:w="1704" w:type="dxa"/>
-            <w:gridSpan w:val="3"/>
             <w:vAlign w:val="center"/>
           </w:tcPr>
           <w:p>
@@ -10476,7 +10445,6 @@
         <w:tc>
           <w:tcPr>
             <w:tcW w:w="1867" w:type="dxa"/>
-            <w:gridSpan w:val="2"/>
             <w:vAlign w:val="center"/>
           </w:tcPr>
           <w:p>
@@ -10605,7 +10573,6 @@
             <w:tc>
               <w:tcPr>
                 <w:tcW w:w="1704" w:type="dxa"/>
-                <w:gridSpan w:val="3"/>
                 <w:vAlign w:val="center"/>
               </w:tcPr>
               <w:p>
@@ -10672,7 +10639,6 @@
             <w:tc>
               <w:tcPr>
                 <w:tcW w:w="1867" w:type="dxa"/>
-                <w:gridSpan w:val="2"/>
                 <w:vAlign w:val="center"/>
               </w:tcPr>
               <w:p>
@@ -10829,7 +10795,6 @@
         <w:tc>
           <w:tcPr>
             <w:tcW w:w="1704" w:type="dxa"/>
-            <w:gridSpan w:val="3"/>
             <w:vAlign w:val="center"/>
           </w:tcPr>
           <w:p>
@@ -10846,14 +10811,14 @@
                 <w:sz w:val="18"/>
                 <w:szCs w:val="18"/>
               </w:rPr>
-              <w:t xml:space="preserve">활동내용</w:t>
+              <w:t>활동내용</w:t>
             </w:r>
           </w:p>
         </w:tc>
         <w:tc>
           <w:tcPr>
             <w:tcW w:w="1867" w:type="dxa"/>
-            <w:gridSpan w:val="3"/>
+            <w:gridSpan w:val="2"/>
             <w:vAlign w:val="center"/>
           </w:tcPr>
           <w:p>
@@ -10869,21 +10834,6 @@
                 <w:u w:val="single"/>
               </w:rPr>
             </w:pPr>
-            <w:r>
-              <w:rPr>
-                <w:rStyle w:val="a6"/>
-                <w:rFonts w:hint="eastAsia"/>
-                <w:b/>
-                <w:bCs/>
-                <w:i/>
-                <w:iCs/>
-                <w:color w:val="A6A6A6" w:themeColor="background1" w:themeShade="A6"/>
-                <w:sz w:val="18"/>
-                <w:szCs w:val="18"/>
-                <w:u w:val="single"/>
-              </w:rPr>
-              <w:t xml:space="preserve"/>
-            </w:r>
           </w:p>
         </w:tc>
       </w:tr>
@@ -10926,7 +10876,7 @@
         <w:tc>
           <w:tcPr>
             <w:tcW w:w="7347" w:type="dxa"/>
-            <w:gridSpan w:val="7"/>
+            <w:gridSpan w:val="4"/>
             <w:vAlign w:val="center"/>
           </w:tcPr>
           <w:p>
@@ -11027,7 +10977,7 @@
         <w:tc>
           <w:tcPr>
             <w:tcW w:w="6973" w:type="dxa"/>
-            <w:gridSpan w:val="7"/>
+            <w:gridSpan w:val="4"/>
             <w:vAlign w:val="center"/>
           </w:tcPr>
           <w:p>
@@ -11208,7 +11158,7 @@
         <w:tc>
           <w:tcPr>
             <w:tcW w:w="6973" w:type="dxa"/>
-            <w:gridSpan w:val="7"/>
+            <w:gridSpan w:val="4"/>
             <w:vAlign w:val="center"/>
           </w:tcPr>
           <w:p>
@@ -11442,7 +11392,7 @@
         <w:tc>
           <w:tcPr>
             <w:tcW w:w="6973" w:type="dxa"/>
-            <w:gridSpan w:val="7"/>
+            <w:gridSpan w:val="4"/>
             <w:vAlign w:val="center"/>
           </w:tcPr>
           <w:p>
@@ -11658,7 +11608,7 @@
         <w:tc>
           <w:tcPr>
             <w:tcW w:w="1928" w:type="dxa"/>
-            <w:gridSpan w:val="4"/>
+            <w:gridSpan w:val="2"/>
             <w:vAlign w:val="center"/>
           </w:tcPr>
           <w:p>
@@ -11676,14 +11626,14 @@
                 <w:sz w:val="18"/>
                 <w:szCs w:val="18"/>
               </w:rPr>
-              <w:t xml:space="preserve">7kW 이상 ~ 11kW 미만</w:t>
+              <w:t>7kW 이상 ~ 11kW 미만</w:t>
             </w:r>
           </w:p>
         </w:tc>
         <w:tc>
           <w:tcPr>
             <w:tcW w:w="1928" w:type="dxa"/>
-            <w:gridSpan w:val="3"/>
+            <w:gridSpan w:val="2"/>
             <w:vAlign w:val="center"/>
           </w:tcPr>
           <w:p>
@@ -11786,7 +11736,7 @@
         <w:tc>
           <w:tcPr>
             <w:tcW w:w="1928" w:type="dxa"/>
-            <w:gridSpan w:val="4"/>
+            <w:gridSpan w:val="2"/>
             <w:vAlign w:val="center"/>
           </w:tcPr>
           <w:p>
@@ -11804,14 +11754,14 @@
                 <w:sz w:val="18"/>
                 <w:szCs w:val="18"/>
               </w:rPr>
-              <w:t xml:space="preserve">11kW 이상 ~ 30kW 미만</w:t>
-            </w:r>
-          </w:p>
-        </w:tc>
-        <w:tc>
-          <w:tcPr>
-            <w:gridSpan w:val="3"/>
+              <w:t>11kW 이상 ~ 30kW 미만</w:t>
+            </w:r>
+          </w:p>
+        </w:tc>
+        <w:tc>
+          <w:tcPr>
             <w:tcW w:w="1929" w:type="dxa"/>
+            <w:gridSpan w:val="2"/>
             <w:vAlign w:val="center"/>
           </w:tcPr>
           <w:p>
@@ -11869,7 +11819,7 @@
         <w:tc>
           <w:tcPr>
             <w:tcW w:w="1928" w:type="dxa"/>
-            <w:gridSpan w:val="4"/>
+            <w:gridSpan w:val="2"/>
             <w:vAlign w:val="center"/>
           </w:tcPr>
           <w:p>
@@ -11887,14 +11837,14 @@
                 <w:sz w:val="18"/>
                 <w:szCs w:val="18"/>
               </w:rPr>
-              <w:t xml:space="preserve">전력분배형</w:t>
+              <w:t>전력분배형</w:t>
             </w:r>
           </w:p>
         </w:tc>
         <w:tc>
           <w:tcPr>
             <w:tcW w:w="2449" w:type="dxa"/>
-            <w:gridSpan w:val="3"/>
+            <w:gridSpan w:val="2"/>
             <w:vAlign w:val="center"/>
           </w:tcPr>
           <w:p>
@@ -11962,7 +11912,7 @@
         <w:tc>
           <w:tcPr>
             <w:tcW w:w="7347" w:type="dxa"/>
-            <w:gridSpan w:val="7"/>
+            <w:gridSpan w:val="4"/>
             <w:vAlign w:val="center"/>
           </w:tcPr>
           <w:p>
@@ -12053,7 +12003,7 @@
         <w:tc>
           <w:tcPr>
             <w:tcW w:w="7347" w:type="dxa"/>
-            <w:gridSpan w:val="7"/>
+            <w:gridSpan w:val="4"/>
             <w:vAlign w:val="center"/>
           </w:tcPr>
           <w:p>
@@ -12074,7 +12024,7 @@
         <w:tc>
           <w:tcPr>
             <w:tcW w:w="10456" w:type="dxa"/>
-            <w:gridSpan w:val="9"/>
+            <w:gridSpan w:val="6"/>
           </w:tcPr>
           <w:p>
             <w:pPr>
@@ -12144,11 +12094,30 @@
                 <w:sz w:val="24"/>
               </w:rPr>
             </w:pPr>
+            <w:sdt>
+              <w:sdtPr>
+                <w:rPr>
+                  <w:sz w:val="24"/>
+                </w:rPr>
+                <w:alias w:val="별지5호-연도"/>
+                <w:tag w:val="contractYear"/>
+                <w:id w:val="900000201"/>
+                <w:text/>
+              </w:sdtPr>
+              <w:sdtContent>
+                <w:r>
+                  <w:rPr>
+                    <w:sz w:val="24"/>
+                  </w:rPr>
+                  <w:t xml:space="preserve">2026</w:t>
+                </w:r>
+              </w:sdtContent>
+            </w:sdt>
             <w:r>
               <w:rPr>
                 <w:sz w:val="24"/>
               </w:rPr>
-              <w:t xml:space="preserve">2026년 </w:t>
+              <w:t xml:space="preserve">년 </w:t>
             </w:r>
             <w:sdt>
               <w:sdtPr>
@@ -12194,8 +12163,8 @@
                 </w:r>
               </w:sdtContent>
             </w:sdt>
-            <w:bookmarkStart w:id="9" w:name="ContMonth4"/>
-            <w:bookmarkEnd w:id="9"/>
+            <w:bookmarkStart w:id="8" w:name="ContMonth4"/>
+            <w:bookmarkEnd w:id="8"/>
             <w:r>
               <w:rPr>
                 <w:sz w:val="24"/>
@@ -12245,8 +12214,8 @@
                 </w:r>
               </w:sdtContent>
             </w:sdt>
-            <w:bookmarkStart w:id="10" w:name="ContDay4"/>
-            <w:bookmarkEnd w:id="10"/>
+            <w:bookmarkStart w:id="9" w:name="ContDay4"/>
+            <w:bookmarkEnd w:id="9"/>
             <w:r>
               <w:rPr>
                 <w:sz w:val="24"/>
@@ -12283,8 +12252,8 @@
               </w:rPr>
               <w:t xml:space="preserve">: </w:t>
             </w:r>
-            <w:bookmarkStart w:id="11" w:name="CustName5"/>
-            <w:bookmarkEnd w:id="11"/>
+            <w:bookmarkStart w:id="10" w:name="CustName5"/>
+            <w:bookmarkEnd w:id="10"/>
             <w:sdt>
               <w:sdtPr>
                 <w:rPr>
@@ -12395,7 +12364,6 @@
           <w:sz w:val="36"/>
           <w:szCs w:val="36"/>
         </w:rPr>
-        <w:lastRenderedPageBreak/>
         <w:t>직인사용 동의서</w:t>
       </w:r>
     </w:p>
@@ -12534,7 +12502,6 @@
         </w:rPr>
         <w:t xml:space="preserve">상호: </w:t>
       </w:r>
-      <w:proofErr w:type="spellStart"/>
       <w:sdt>
         <w:sdtPr>
           <w:rPr>
@@ -12546,6 +12513,7 @@
           <w:text/>
         </w:sdtPr>
         <w:sdtContent>
+          <w:proofErr w:type="spellStart"/>
           <w:r>
             <w:rPr>
               <w:rFonts w:hint="eastAsia"/>
@@ -12584,7 +12552,7 @@
             <w:rPr>
               <w:rFonts w:hint="eastAsia"/>
             </w:rPr>
-            <w:t xml:space="preserve">광주광역시 북구 대자실로 22</w:t>
+            <w:t>광주광역시 북구 대자실로 22</w:t>
           </w:r>
         </w:sdtContent>
       </w:sdt>
@@ -12611,7 +12579,7 @@
             <w:rPr>
               <w:rFonts w:hint="eastAsia"/>
             </w:rPr>
-            <w:t xml:space="preserve">이명주</w:t>
+            <w:t>이명주</w:t>
           </w:r>
         </w:sdtContent>
       </w:sdt>
@@ -12654,7 +12622,7 @@
               <w:autoSpaceDN/>
               <w:jc w:val="center"/>
               <w:rPr>
-                <w:rFonts w:cs="굴림"/>
+                <w:rFonts w:cs="Gulim"/>
                 <w:color w:val="000000"/>
                 <w:sz w:val="20"/>
                 <w:szCs w:val="20"/>
@@ -12662,7 +12630,7 @@
             </w:pPr>
             <w:r>
               <w:rPr>
-                <w:rFonts w:cs="굴림" w:hint="eastAsia"/>
+                <w:rFonts w:cs="Gulim" w:hint="eastAsia"/>
                 <w:color w:val="000000"/>
                 <w:sz w:val="20"/>
                 <w:szCs w:val="20"/>
@@ -12695,7 +12663,7 @@
               <w:autoSpaceDE/>
               <w:autoSpaceDN/>
               <w:rPr>
-                <w:rFonts w:cs="굴림"/>
+                <w:rFonts w:cs="Gulim"/>
                 <w:color w:val="000000"/>
                 <w:sz w:val="20"/>
                 <w:szCs w:val="20"/>
@@ -12703,7 +12671,7 @@
             </w:pPr>
             <w:r>
               <w:rPr>
-                <w:rFonts w:cs="굴림" w:hint="eastAsia"/>
+                <w:rFonts w:cs="Gulim" w:hint="eastAsia"/>
                 <w:color w:val="000000"/>
                 <w:sz w:val="20"/>
                 <w:szCs w:val="20"/>
@@ -12717,7 +12685,7 @@
               <w:autoSpaceDE/>
               <w:autoSpaceDN/>
               <w:rPr>
-                <w:rFonts w:cs="굴림"/>
+                <w:rFonts w:cs="Gulim"/>
                 <w:color w:val="000000"/>
                 <w:sz w:val="20"/>
                 <w:szCs w:val="20"/>
@@ -12725,7 +12693,7 @@
             </w:pPr>
             <w:r>
               <w:rPr>
-                <w:rFonts w:cs="굴림" w:hint="eastAsia"/>
+                <w:rFonts w:cs="Gulim" w:hint="eastAsia"/>
                 <w:color w:val="000000"/>
                 <w:sz w:val="20"/>
                 <w:szCs w:val="20"/>
@@ -12757,7 +12725,7 @@
               <w:autoSpaceDE/>
               <w:autoSpaceDN/>
               <w:rPr>
-                <w:rFonts w:cs="굴림"/>
+                <w:rFonts w:cs="Gulim"/>
                 <w:color w:val="000000"/>
                 <w:sz w:val="20"/>
                 <w:szCs w:val="20"/>
@@ -12788,7 +12756,7 @@
               <w:autoSpaceDE/>
               <w:autoSpaceDN/>
               <w:rPr>
-                <w:rFonts w:cs="굴림"/>
+                <w:rFonts w:cs="Gulim"/>
                 <w:color w:val="000000"/>
                 <w:sz w:val="20"/>
                 <w:szCs w:val="20"/>
@@ -12819,7 +12787,7 @@
               <w:autoSpaceDE/>
               <w:autoSpaceDN/>
               <w:rPr>
-                <w:rFonts w:cs="굴림"/>
+                <w:rFonts w:cs="Gulim"/>
                 <w:color w:val="000000"/>
                 <w:sz w:val="20"/>
                 <w:szCs w:val="20"/>
@@ -12850,7 +12818,7 @@
               <w:autoSpaceDE/>
               <w:autoSpaceDN/>
               <w:rPr>
-                <w:rFonts w:cs="굴림"/>
+                <w:rFonts w:cs="Gulim"/>
                 <w:color w:val="000000"/>
                 <w:sz w:val="20"/>
                 <w:szCs w:val="20"/>
@@ -12881,7 +12849,7 @@
               <w:autoSpaceDE/>
               <w:autoSpaceDN/>
               <w:rPr>
-                <w:rFonts w:cs="굴림"/>
+                <w:rFonts w:cs="Gulim"/>
                 <w:color w:val="000000"/>
                 <w:sz w:val="20"/>
                 <w:szCs w:val="20"/>
@@ -13031,7 +12999,7 @@
       </w:pPr>
       <w:r>
         <w:rPr>
-          <w:rFonts w:asciiTheme="majorEastAsia" w:eastAsiaTheme="majorEastAsia" w:hAnsiTheme="majorEastAsia" w:cs="굴림"/>
+          <w:rFonts w:asciiTheme="majorEastAsia" w:eastAsiaTheme="majorEastAsia" w:hAnsiTheme="majorEastAsia" w:cs="Gulim"/>
           <w:b/>
           <w:bCs/>
           <w:noProof/>
@@ -14216,16 +14184,39 @@
                 <w:szCs w:val="18"/>
               </w:rPr>
             </w:pPr>
+            <w:sdt>
+              <w:sdtPr>
+                <w:rPr>
+                  <w:rFonts w:hAnsiTheme="minorEastAsia"/>
+                  <w:sz w:val="18"/>
+                  <w:szCs w:val="18"/>
+                </w:rPr>
+                <w:alias w:val="개인정보-연도"/>
+                <w:tag w:val="contractYear"/>
+                <w:id w:val="900000202"/>
+                <w:text/>
+              </w:sdtPr>
+              <w:sdtContent>
+                <w:r>
+                  <w:rPr>
+                    <w:rFonts w:hAnsiTheme="minorEastAsia"/>
+                    <w:sz w:val="18"/>
+                    <w:szCs w:val="18"/>
+                  </w:rPr>
+                  <w:t xml:space="preserve">2026</w:t>
+                </w:r>
+              </w:sdtContent>
+            </w:sdt>
             <w:r>
               <w:rPr>
                 <w:rFonts w:hAnsiTheme="minorEastAsia"/>
                 <w:sz w:val="18"/>
                 <w:szCs w:val="18"/>
               </w:rPr>
-              <w:t xml:space="preserve">2026년 </w:t>
-            </w:r>
-            <w:bookmarkStart w:id="12" w:name="ContMonth5"/>
-            <w:bookmarkEnd w:id="12"/>
+              <w:t xml:space="preserve">년 </w:t>
+            </w:r>
+            <w:bookmarkStart w:id="11" w:name="ContMonth5"/>
+            <w:bookmarkEnd w:id="11"/>
             <w:sdt>
               <w:sdtPr>
                 <w:rPr>
@@ -14279,8 +14270,8 @@
               </w:rPr>
               <w:t xml:space="preserve">월 </w:t>
             </w:r>
-            <w:bookmarkStart w:id="13" w:name="ContDay5"/>
-            <w:bookmarkEnd w:id="13"/>
+            <w:bookmarkStart w:id="12" w:name="ContDay5"/>
+            <w:bookmarkEnd w:id="12"/>
             <w:sdt>
               <w:sdtPr>
                 <w:rPr>
@@ -14372,8 +14363,8 @@
               </w:rPr>
               <w:t xml:space="preserve">신 청 자 : </w:t>
             </w:r>
-            <w:bookmarkStart w:id="14" w:name="CustName7"/>
-            <w:bookmarkEnd w:id="14"/>
+            <w:bookmarkStart w:id="13" w:name="CustName7"/>
+            <w:bookmarkEnd w:id="13"/>
             <w:sdt>
               <w:sdtPr>
                 <w:rPr>
@@ -14521,14 +14512,14 @@
       </w:tblPr>
       <w:tblGrid>
         <w:gridCol w:w="276"/>
-        <w:gridCol w:w="1637"/>
-        <w:gridCol w:w="1637"/>
-        <w:gridCol w:w="1638"/>
-        <w:gridCol w:w="816"/>
-        <w:gridCol w:w="822"/>
         <w:gridCol w:w="1638"/>
         <w:gridCol w:w="1638"/>
-        <w:gridCol w:w="328"/>
+        <w:gridCol w:w="1642"/>
+        <w:gridCol w:w="811"/>
+        <w:gridCol w:w="826"/>
+        <w:gridCol w:w="1638"/>
+        <w:gridCol w:w="1638"/>
+        <w:gridCol w:w="323"/>
       </w:tblGrid>
       <w:tr>
         <w:trPr>
@@ -14589,8 +14580,8 @@
             </w:r>
           </w:p>
         </w:tc>
-        <w:bookmarkStart w:id="15" w:name="CustName6"/>
-        <w:bookmarkEnd w:id="15"/>
+        <w:bookmarkStart w:id="14" w:name="CustName6"/>
+        <w:bookmarkEnd w:id="14"/>
         <w:tc>
           <w:tcPr>
             <w:tcW w:w="1570" w:type="pct"/>
@@ -14661,8 +14652,8 @@
             </w:r>
           </w:p>
         </w:tc>
-        <w:bookmarkStart w:id="16" w:name="CustTel3" w:displacedByCustomXml="next"/>
-        <w:bookmarkEnd w:id="16" w:displacedByCustomXml="next"/>
+        <w:bookmarkStart w:id="15" w:name="CustTel3" w:displacedByCustomXml="next"/>
+        <w:bookmarkEnd w:id="15" w:displacedByCustomXml="next"/>
         <w:sdt>
           <w:sdtPr>
             <w:rPr>
@@ -14746,8 +14737,8 @@
             </w:r>
           </w:p>
         </w:tc>
-        <w:bookmarkStart w:id="17" w:name="CustAddr3" w:displacedByCustomXml="next"/>
-        <w:bookmarkEnd w:id="17" w:displacedByCustomXml="next"/>
+        <w:bookmarkStart w:id="16" w:name="CustAddr3" w:displacedByCustomXml="next"/>
+        <w:bookmarkEnd w:id="16" w:displacedByCustomXml="next"/>
         <w:sdt>
           <w:sdtPr>
             <w:rPr>
@@ -14883,14 +14874,32 @@
             <w:pPr>
               <w:jc w:val="center"/>
               <w:rPr>
+                <w:rFonts w:asciiTheme="majorHAnsi" w:eastAsiaTheme="majorHAnsi" w:hAnsiTheme="majorHAnsi"/>
+              </w:rPr>
+            </w:pPr>
+            <w:r>
+              <w:rPr>
                 <w:rFonts w:asciiTheme="majorHAnsi" w:eastAsiaTheme="majorHAnsi" w:hAnsiTheme="majorHAnsi" w:hint="eastAsia"/>
               </w:rPr>
-            </w:pPr>
+              <w:t xml:space="preserve">7kW </w:t>
+            </w:r>
             <w:r>
               <w:rPr>
                 <w:rFonts w:asciiTheme="majorHAnsi" w:eastAsiaTheme="majorHAnsi" w:hAnsiTheme="majorHAnsi" w:hint="eastAsia"/>
               </w:rPr>
-              <w:t>7kW 이상 ~ 11kW 미만</w:t>
+              <w:t>이상</w:t>
+            </w:r>
+            <w:r>
+              <w:rPr>
+                <w:rFonts w:asciiTheme="majorHAnsi" w:eastAsiaTheme="majorHAnsi" w:hAnsiTheme="majorHAnsi" w:hint="eastAsia"/>
+              </w:rPr>
+              <w:t xml:space="preserve"> ~ 11kW </w:t>
+            </w:r>
+            <w:r>
+              <w:rPr>
+                <w:rFonts w:asciiTheme="majorHAnsi" w:eastAsiaTheme="majorHAnsi" w:hAnsiTheme="majorHAnsi" w:hint="eastAsia"/>
+              </w:rPr>
+              <w:t>미만</w:t>
             </w:r>
           </w:p>
         </w:tc>
@@ -14928,9 +14937,6 @@
                   <w:rFonts w:hint="eastAsia"/>
                 </w:rPr>
                 <w:id w:val="-1335375053"/>
-                <w:placeholder>
-                  <w:docPart w:val="1CAD5D37B74AA74D9D39C4ED7B27E881"/>
-                </w:placeholder>
                 <w:showingPlcHdr/>
                 <w:text/>
               </w:sdtPr>
@@ -14972,7 +14978,13 @@
               <w:rPr>
                 <w:rFonts w:asciiTheme="majorHAnsi" w:eastAsiaTheme="majorHAnsi" w:hAnsiTheme="majorHAnsi"/>
               </w:rPr>
-              <w:t>)기</w:t>
+              <w:t>)</w:t>
+            </w:r>
+            <w:r>
+              <w:rPr>
+                <w:rFonts w:asciiTheme="majorHAnsi" w:eastAsiaTheme="majorHAnsi" w:hAnsiTheme="majorHAnsi"/>
+              </w:rPr>
+              <w:t>기</w:t>
             </w:r>
           </w:p>
         </w:tc>
@@ -14993,14 +15005,32 @@
             <w:pPr>
               <w:jc w:val="center"/>
               <w:rPr>
+                <w:rFonts w:asciiTheme="majorHAnsi" w:eastAsiaTheme="majorHAnsi" w:hAnsiTheme="majorHAnsi"/>
+              </w:rPr>
+            </w:pPr>
+            <w:r>
+              <w:rPr>
                 <w:rFonts w:asciiTheme="majorHAnsi" w:eastAsiaTheme="majorHAnsi" w:hAnsiTheme="majorHAnsi" w:hint="eastAsia"/>
               </w:rPr>
-            </w:pPr>
+              <w:t xml:space="preserve">11kW </w:t>
+            </w:r>
             <w:r>
               <w:rPr>
                 <w:rFonts w:asciiTheme="majorHAnsi" w:eastAsiaTheme="majorHAnsi" w:hAnsiTheme="majorHAnsi" w:hint="eastAsia"/>
               </w:rPr>
-              <w:t>11kW 이상 ~ 30kW 미만</w:t>
+              <w:t>이상</w:t>
+            </w:r>
+            <w:r>
+              <w:rPr>
+                <w:rFonts w:asciiTheme="majorHAnsi" w:eastAsiaTheme="majorHAnsi" w:hAnsiTheme="majorHAnsi" w:hint="eastAsia"/>
+              </w:rPr>
+              <w:t xml:space="preserve"> ~ 30kW </w:t>
+            </w:r>
+            <w:r>
+              <w:rPr>
+                <w:rFonts w:asciiTheme="majorHAnsi" w:eastAsiaTheme="majorHAnsi" w:hAnsiTheme="majorHAnsi" w:hint="eastAsia"/>
+              </w:rPr>
+              <w:t>미만</w:t>
             </w:r>
           </w:p>
         </w:tc>
@@ -15038,9 +15068,6 @@
                   <w:rFonts w:hint="eastAsia"/>
                 </w:rPr>
                 <w:id w:val="313466420"/>
-                <w:placeholder>
-                  <w:docPart w:val="ED93C1928DBA2B4AB78D22611A942B6D"/>
-                </w:placeholder>
                 <w:showingPlcHdr/>
                 <w:text/>
               </w:sdtPr>
@@ -15082,7 +15109,13 @@
               <w:rPr>
                 <w:rFonts w:asciiTheme="majorHAnsi" w:eastAsiaTheme="majorHAnsi" w:hAnsiTheme="majorHAnsi"/>
               </w:rPr>
-              <w:t>)기</w:t>
+              <w:t>)</w:t>
+            </w:r>
+            <w:r>
+              <w:rPr>
+                <w:rFonts w:asciiTheme="majorHAnsi" w:eastAsiaTheme="majorHAnsi" w:hAnsiTheme="majorHAnsi"/>
+              </w:rPr>
+              <w:t>기</w:t>
             </w:r>
           </w:p>
         </w:tc>
@@ -15103,14 +15136,26 @@
             <w:pPr>
               <w:jc w:val="center"/>
               <w:rPr>
+                <w:rFonts w:asciiTheme="majorHAnsi" w:eastAsiaTheme="majorHAnsi" w:hAnsiTheme="majorHAnsi"/>
+              </w:rPr>
+            </w:pPr>
+            <w:r>
+              <w:rPr>
                 <w:rFonts w:asciiTheme="majorHAnsi" w:eastAsiaTheme="majorHAnsi" w:hAnsiTheme="majorHAnsi" w:hint="eastAsia"/>
               </w:rPr>
-            </w:pPr>
+              <w:t>전력분배형</w:t>
+            </w:r>
             <w:r>
               <w:rPr>
                 <w:rFonts w:asciiTheme="majorHAnsi" w:eastAsiaTheme="majorHAnsi" w:hAnsiTheme="majorHAnsi" w:hint="eastAsia"/>
               </w:rPr>
-              <w:t>전력분배형 충전기</w:t>
+              <w:t xml:space="preserve"> </w:t>
+            </w:r>
+            <w:r>
+              <w:rPr>
+                <w:rFonts w:asciiTheme="majorHAnsi" w:eastAsiaTheme="majorHAnsi" w:hAnsiTheme="majorHAnsi" w:hint="eastAsia"/>
+              </w:rPr>
+              <w:t>충전기</w:t>
             </w:r>
           </w:p>
         </w:tc>
@@ -15126,14 +15171,44 @@
             <w:pPr>
               <w:jc w:val="center"/>
               <w:rPr>
-                <w:rFonts w:asciiTheme="majorHAnsi" w:eastAsiaTheme="majorHAnsi" w:hAnsiTheme="majorHAnsi" w:hint="eastAsia"/>
-              </w:rPr>
-            </w:pPr>
-            <w:r>
-              <w:rPr>
                 <w:rFonts w:asciiTheme="majorHAnsi" w:eastAsiaTheme="majorHAnsi" w:hAnsiTheme="majorHAnsi"/>
               </w:rPr>
-              <w:t>(    )kW  (    )기  케이블 (    )개</w:t>
+            </w:pPr>
+            <w:r>
+              <w:rPr>
+                <w:rFonts w:asciiTheme="majorHAnsi" w:eastAsiaTheme="majorHAnsi" w:hAnsiTheme="majorHAnsi"/>
+              </w:rPr>
+              <w:t>(    )kW  (    )</w:t>
+            </w:r>
+            <w:r>
+              <w:rPr>
+                <w:rFonts w:asciiTheme="majorHAnsi" w:eastAsiaTheme="majorHAnsi" w:hAnsiTheme="majorHAnsi"/>
+              </w:rPr>
+              <w:t>기</w:t>
+            </w:r>
+            <w:r>
+              <w:rPr>
+                <w:rFonts w:asciiTheme="majorHAnsi" w:eastAsiaTheme="majorHAnsi" w:hAnsiTheme="majorHAnsi"/>
+              </w:rPr>
+              <w:t xml:space="preserve">  </w:t>
+            </w:r>
+            <w:r>
+              <w:rPr>
+                <w:rFonts w:asciiTheme="majorHAnsi" w:eastAsiaTheme="majorHAnsi" w:hAnsiTheme="majorHAnsi"/>
+              </w:rPr>
+              <w:t>케이블</w:t>
+            </w:r>
+            <w:r>
+              <w:rPr>
+                <w:rFonts w:asciiTheme="majorHAnsi" w:eastAsiaTheme="majorHAnsi" w:hAnsiTheme="majorHAnsi"/>
+              </w:rPr>
+              <w:t xml:space="preserve"> (    )</w:t>
+            </w:r>
+            <w:r>
+              <w:rPr>
+                <w:rFonts w:asciiTheme="majorHAnsi" w:eastAsiaTheme="majorHAnsi" w:hAnsiTheme="majorHAnsi"/>
+              </w:rPr>
+              <w:t>개</w:t>
             </w:r>
           </w:p>
         </w:tc>
@@ -15194,8 +15269,8 @@
             </w:r>
           </w:p>
         </w:tc>
-        <w:bookmarkStart w:id="18" w:name="Parkinglot2"/>
-        <w:bookmarkEnd w:id="18"/>
+        <w:bookmarkStart w:id="17" w:name="Parkinglot2"/>
+        <w:bookmarkEnd w:id="17"/>
         <w:tc>
           <w:tcPr>
             <w:tcW w:w="785" w:type="pct"/>
@@ -15494,8 +15569,8 @@
               </w:rPr>
               <w:t xml:space="preserve"> 기타 ( </w:t>
             </w:r>
-            <w:bookmarkStart w:id="19" w:name="Type33txt"/>
-            <w:bookmarkEnd w:id="19"/>
+            <w:bookmarkStart w:id="18" w:name="Type33txt"/>
+            <w:bookmarkEnd w:id="18"/>
             <w:sdt>
               <w:sdtPr>
                 <w:rPr>
@@ -15619,8 +15694,8 @@
             </w:r>
           </w:p>
         </w:tc>
-        <w:bookmarkStart w:id="20" w:name="InstallAddr3" w:displacedByCustomXml="next"/>
-        <w:bookmarkEnd w:id="20" w:displacedByCustomXml="next"/>
+        <w:bookmarkStart w:id="19" w:name="InstallAddr3" w:displacedByCustomXml="next"/>
+        <w:bookmarkEnd w:id="19" w:displacedByCustomXml="next"/>
         <w:sdt>
           <w:sdtPr>
             <w:rPr>
@@ -17428,14 +17503,6 @@
               </w:rPr>
               <w:t>6. 중복설치 여부</w:t>
             </w:r>
-            <w:r>
-              <w:rPr>
-                <w:rFonts w:asciiTheme="majorEastAsia" w:eastAsiaTheme="majorEastAsia" w:hAnsiTheme="majorEastAsia"/>
-                <w:b/>
-                <w:bCs/>
-              </w:rPr>
-              <w:t/>
-            </w:r>
           </w:p>
         </w:tc>
       </w:tr>
@@ -17588,8 +17655,8 @@
               </w:rPr>
               <w:t xml:space="preserve"> </w:t>
             </w:r>
-            <w:bookmarkStart w:id="21" w:name="FastQty"/>
-            <w:bookmarkEnd w:id="21"/>
+            <w:bookmarkStart w:id="20" w:name="FastQty"/>
+            <w:bookmarkEnd w:id="20"/>
             <w:r>
               <w:rPr>
                 <w:rFonts w:asciiTheme="majorEastAsia" w:eastAsiaTheme="majorEastAsia" w:hAnsiTheme="majorEastAsia"/>
@@ -17717,8 +17784,8 @@
               </w:rPr>
               <w:t xml:space="preserve"> </w:t>
             </w:r>
-            <w:bookmarkStart w:id="22" w:name="SlowQty"/>
-            <w:bookmarkEnd w:id="22"/>
+            <w:bookmarkStart w:id="21" w:name="SlowQty"/>
+            <w:bookmarkEnd w:id="21"/>
             <w:r>
               <w:rPr>
                 <w:rFonts w:asciiTheme="majorEastAsia" w:eastAsiaTheme="majorEastAsia" w:hAnsiTheme="majorEastAsia"/>
@@ -17995,8 +18062,8 @@
               </w:rPr>
               <w:t xml:space="preserve"> </w:t>
             </w:r>
-            <w:bookmarkStart w:id="23" w:name="PlugQty"/>
-            <w:bookmarkEnd w:id="23"/>
+            <w:bookmarkStart w:id="22" w:name="PlugQty"/>
+            <w:bookmarkEnd w:id="22"/>
             <w:r>
               <w:rPr>
                 <w:rFonts w:asciiTheme="majorEastAsia" w:eastAsiaTheme="majorEastAsia" w:hAnsiTheme="majorEastAsia"/>
@@ -18250,8 +18317,8 @@
             </w:r>
           </w:p>
         </w:tc>
-        <w:bookmarkStart w:id="24" w:name="SurveyComp"/>
-        <w:bookmarkEnd w:id="24"/>
+        <w:bookmarkStart w:id="23" w:name="SurveyComp"/>
+        <w:bookmarkEnd w:id="23"/>
         <w:tc>
           <w:tcPr>
             <w:tcW w:w="1570" w:type="pct"/>
@@ -18331,8 +18398,8 @@
             </w:r>
           </w:p>
         </w:tc>
-        <w:bookmarkStart w:id="25" w:name="SurveyTel"/>
-        <w:bookmarkEnd w:id="25"/>
+        <w:bookmarkStart w:id="24" w:name="SurveyTel"/>
+        <w:bookmarkEnd w:id="24"/>
         <w:tc>
           <w:tcPr>
             <w:tcW w:w="1570" w:type="pct"/>
@@ -18443,7 +18510,7 @@
             </w:r>
           </w:p>
         </w:tc>
-        <w:bookmarkStart w:id="26" w:name="SurveyName"/>
+        <w:bookmarkStart w:id="25" w:name="SurveyName"/>
         <w:tc>
           <w:tcPr>
             <w:tcW w:w="1570" w:type="pct"/>
@@ -18495,7 +18562,7 @@
               </w:rPr>
               <w:t xml:space="preserve"> (인)</w:t>
             </w:r>
-            <w:bookmarkEnd w:id="26"/>
+            <w:bookmarkEnd w:id="25"/>
           </w:p>
         </w:tc>
         <w:tc>
@@ -18518,8 +18585,8 @@
             </w:r>
           </w:p>
         </w:tc>
-        <w:bookmarkStart w:id="27" w:name="SurveyDate"/>
-        <w:bookmarkEnd w:id="27"/>
+        <w:bookmarkStart w:id="26" w:name="SurveyDate"/>
+        <w:bookmarkEnd w:id="26"/>
         <w:tc>
           <w:tcPr>
             <w:tcW w:w="1570" w:type="pct"/>
@@ -18605,6 +18672,67 @@
                 <w:rFonts w:asciiTheme="majorHAnsi" w:eastAsiaTheme="majorHAnsi" w:hAnsiTheme="majorHAnsi"/>
               </w:rPr>
             </w:pPr>
+            <w:r>
+              <w:rPr>
+                <w:rFonts w:asciiTheme="majorEastAsia" w:eastAsiaTheme="majorEastAsia" w:hAnsiTheme="majorEastAsia"/>
+                <w:noProof/>
+              </w:rPr>
+              <w:drawing>
+                <wp:anchor distT="0" distB="0" distL="114300" distR="114300" simplePos="0" relativeHeight="487591424" behindDoc="0" locked="0" layoutInCell="1" allowOverlap="1" wp14:anchorId="3764800F" wp14:editId="77DC0C68">
+                  <wp:simplePos x="0" y="0"/>
+                  <wp:positionH relativeFrom="column">
+                    <wp:posOffset>2245617</wp:posOffset>
+                  </wp:positionH>
+                  <wp:positionV relativeFrom="paragraph">
+                    <wp:posOffset>-351669</wp:posOffset>
+                  </wp:positionV>
+                  <wp:extent cx="551663" cy="551663"/>
+                  <wp:effectExtent l="0" t="0" r="0" b="0"/>
+                  <wp:wrapNone/>
+                  <wp:docPr id="932471728" name="그림 19"/>
+                  <wp:cNvGraphicFramePr>
+                    <a:graphicFrameLocks xmlns:a="http://schemas.openxmlformats.org/drawingml/2006/main" noChangeAspect="1"/>
+                  </wp:cNvGraphicFramePr>
+                  <a:graphic xmlns:a="http://schemas.openxmlformats.org/drawingml/2006/main">
+                    <a:graphicData uri="http://schemas.openxmlformats.org/drawingml/2006/picture">
+                      <pic:pic xmlns:pic="http://schemas.openxmlformats.org/drawingml/2006/picture">
+                        <pic:nvPicPr>
+                          <pic:cNvPr id="932471728" name="그림 932471728"/>
+                          <pic:cNvPicPr/>
+                        </pic:nvPicPr>
+                        <pic:blipFill>
+                          <a:blip r:embed="rId11" cstate="print">
+                            <a:extLst>
+                              <a:ext uri="{28A0092B-C50C-407E-A947-70E740481C1C}">
+                                <a14:useLocalDpi xmlns:a14="http://schemas.microsoft.com/office/drawing/2010/main" val="0"/>
+                              </a:ext>
+                            </a:extLst>
+                          </a:blip>
+                          <a:stretch>
+                            <a:fillRect/>
+                          </a:stretch>
+                        </pic:blipFill>
+                        <pic:spPr>
+                          <a:xfrm>
+                            <a:off x="0" y="0"/>
+                            <a:ext cx="551663" cy="551663"/>
+                          </a:xfrm>
+                          <a:prstGeom prst="rect">
+                            <a:avLst/>
+                          </a:prstGeom>
+                        </pic:spPr>
+                      </pic:pic>
+                    </a:graphicData>
+                  </a:graphic>
+                  <wp14:sizeRelH relativeFrom="page">
+                    <wp14:pctWidth>0</wp14:pctWidth>
+                  </wp14:sizeRelH>
+                  <wp14:sizeRelV relativeFrom="page">
+                    <wp14:pctHeight>0</wp14:pctHeight>
+                  </wp14:sizeRelV>
+                </wp:anchor>
+              </w:drawing>
+            </w:r>
           </w:p>
         </w:tc>
       </w:tr>
@@ -20510,44 +20638,6 @@
     </w:docPart>
     <w:docPart>
       <w:docPartPr>
-        <w:name w:val="3E5B4AC00DD55949B06608876698257B"/>
-        <w:category>
-          <w:name w:val="일반"/>
-          <w:gallery w:val="placeholder"/>
-        </w:category>
-        <w:types>
-          <w:type w:val="bbPlcHdr"/>
-        </w:types>
-        <w:behaviors>
-          <w:behavior w:val="content"/>
-        </w:behaviors>
-        <w:guid w:val="{5D3C7067-B312-D343-8F9E-07BC10E5ADD7}"/>
-      </w:docPartPr>
-      <w:docPartBody>
-        <w:p>
-          <w:pPr>
-            <w:pStyle w:val="3E5B4AC00DD55949B06608876698257B"/>
-          </w:pPr>
-          <w:r>
-            <w:rPr>
-              <w:rStyle w:val="a3"/>
-              <w:rFonts w:hint="eastAsia"/>
-              <w:b/>
-              <w:bCs/>
-              <w:i/>
-              <w:iCs/>
-              <w:color w:val="A6A6A6" w:themeColor="background1" w:themeShade="A6"/>
-              <w:sz w:val="20"/>
-              <w:szCs w:val="20"/>
-              <w:u w:val="single"/>
-            </w:rPr>
-            <w:t xml:space="preserve">OO </w:t>
-          </w:r>
-        </w:p>
-      </w:docPartBody>
-    </w:docPart>
-    <w:docPart>
-      <w:docPartPr>
         <w:name w:val="BC8DFB3831FEFD4D86E41F7BAADCA7E5"/>
         <w:category>
           <w:name w:val="일반"/>
@@ -21203,7 +21293,7 @@
     <w:charset w:val="00"/>
     <w:family w:val="swiss"/>
     <w:pitch w:val="variable"/>
-    <w:sig w:usb0="E0002AFF" w:usb1="C000247B" w:usb2="00000009" w:usb3="00000000" w:csb0="000001FF" w:csb1="00000000"/>
+    <w:sig w:usb0="E4002EFF" w:usb1="C200247B" w:usb2="00000009" w:usb3="00000000" w:csb0="000001FF" w:csb1="00000000"/>
   </w:font>
   <w:font w:name="Segoe UI Symbol">
     <w:panose1 w:val="020B0502040204020203"/>
@@ -21217,7 +21307,7 @@
     <w:charset w:val="00"/>
     <w:family w:val="roman"/>
     <w:pitch w:val="variable"/>
-    <w:sig w:usb0="E00002FF" w:usb1="400004FF" w:usb2="00000000" w:usb3="00000000" w:csb0="0000019F" w:csb1="00000000"/>
+    <w:sig w:usb0="E00006FF" w:usb1="420024FF" w:usb2="02000000" w:usb3="00000000" w:csb0="0000019F" w:csb1="00000000"/>
   </w:font>
   <w:font w:name="MS Gothic">
     <w:altName w:val="ＭＳ ゴシック"/>
@@ -21227,8 +21317,8 @@
     <w:pitch w:val="fixed"/>
     <w:sig w:usb0="E00002FF" w:usb1="6AC7FDFB" w:usb2="08000012" w:usb3="00000000" w:csb0="0002009F" w:csb1="00000000"/>
   </w:font>
-  <w:font w:name="굴림">
-    <w:altName w:val="Gulim"/>
+  <w:font w:name="Gulim">
+    <w:altName w:val="굴림"/>
     <w:panose1 w:val="020B0600000101010101"/>
     <w:charset w:val="81"/>
     <w:family w:val="swiss"/>
@@ -21274,6 +21364,8 @@
     <w:rsidRoot w:val="00D94644"/>
     <w:rsid w:val="00077623"/>
     <w:rsid w:val="00201A80"/>
+    <w:rsid w:val="00384E88"/>
+    <w:rsid w:val="00866FBF"/>
     <w:rsid w:val="009D18C7"/>
     <w:rsid w:val="00BB19AB"/>
     <w:rsid w:val="00D94644"/>

--- a/public/nice/template.docx
+++ b/public/nice/template.docx
@@ -8840,8 +8840,29 @@
           <w:sz w:val="24"/>
           <w:szCs w:val="24"/>
         </w:rPr>
-        <w:t>“공급자”는 “신청자”와 본 계약을 체결함에 있어 감사의 표시로 특별 프로모션을 제공한다. 제공 기간은 제3조에 따라 사용 개시일로부터 90일 동안이며 제공 단가는 220원/kwh(VAT 포함)</w:t>
+        <w:t xml:space="preserve">“공급자”는 “신청자”와 본 계약을 체결함에 있어 감사의 표시로 특별 프로모션을 제공한다. </w:t>
       </w:r>
+      <w:sdt>
+        <w:sdtPr>
+          <w:rPr>
+            <w:sz w:val="24"/>
+            <w:szCs w:val="24"/>
+          </w:rPr>
+          <w:alias w:val="프로모션-조건"/>
+          <w:tag w:val="nicePromo"/>
+          <w:id w:val="900000049"/>
+          <w:text/>
+        </w:sdtPr>
+        <w:sdtContent>
+          <w:r>
+            <w:rPr>
+              <w:sz w:val="24"/>
+              <w:szCs w:val="24"/>
+            </w:rPr>
+            <w:t xml:space="preserve">제공 기간은 제3조에 따라 사용 개시일로부터 90일 동안이며 제공 단가는 220원/kwh(VAT 포함)</w:t>
+          </w:r>
+        </w:sdtContent>
+      </w:sdt>
       <w:r>
         <w:rPr>
           <w:spacing w:val="-5"/>

--- a/public/nice/template.docx
+++ b/public/nice/template.docx
@@ -1774,7 +1774,15 @@
                 <w:id w:val="900000041"/>
                 <w:text/>
               </w:sdtPr>
-              <w:sdtContent/>
+              <w:sdtContent>
+                <w:r>
+                  <w:rPr>
+                    <w:sz w:val="16"/>
+                    <w:szCs w:val="16"/>
+                  </w:rPr>
+                  <w:t xml:space="preserve">   </w:t>
+                </w:r>
+              </w:sdtContent>
             </w:sdt>
           </w:p>
         </w:tc>
@@ -1826,7 +1834,15 @@
                 <w:id w:val="900000042"/>
                 <w:text/>
               </w:sdtPr>
-              <w:sdtContent/>
+              <w:sdtContent>
+                <w:r>
+                  <w:rPr>
+                    <w:sz w:val="16"/>
+                    <w:szCs w:val="16"/>
+                  </w:rPr>
+                  <w:t xml:space="preserve">   </w:t>
+                </w:r>
+              </w:sdtContent>
             </w:sdt>
           </w:p>
         </w:tc>

--- a/public/nice/template.docx
+++ b/public/nice/template.docx
@@ -14576,14 +14576,14 @@
             <w:pPr>
               <w:jc w:val="both"/>
               <w:rPr>
-                <w:rFonts w:asciiTheme="majorEastAsia" w:eastAsiaTheme="majorEastAsia" w:hAnsiTheme="majorEastAsia"/>
+                <w:rFonts w:ascii="맑은 고딕" w:eastAsia="맑은 고딕" w:hAnsi="맑은 고딕" w:cs="맑은 고딕" w:hint="eastAsia"/>
                 <w:b/>
                 <w:bCs/>
               </w:rPr>
             </w:pPr>
             <w:r>
               <w:rPr>
-                <w:rFonts w:asciiTheme="majorEastAsia" w:eastAsiaTheme="majorEastAsia" w:hAnsiTheme="majorEastAsia" w:hint="eastAsia"/>
+                <w:rFonts w:ascii="맑은 고딕" w:eastAsia="맑은 고딕" w:hAnsi="맑은 고딕" w:cs="맑은 고딕" w:hint="eastAsia"/>
                 <w:b/>
                 <w:bCs/>
                 <w:sz w:val="24"/>
@@ -14611,7 +14611,7 @@
             </w:pPr>
             <w:r>
               <w:rPr>
-                <w:rFonts w:hint="eastAsia"/>
+                <w:rFonts w:ascii="맑은 고딕" w:eastAsia="맑은 고딕" w:hAnsi="맑은 고딕" w:cs="맑은 고딕" w:hint="eastAsia"/>
               </w:rPr>
               <w:t>성명</w:t>
             </w:r>
@@ -14630,14 +14630,14 @@
               <w:spacing w:line="180" w:lineRule="auto"/>
               <w:jc w:val="center"/>
               <w:rPr>
-                <w:rFonts w:asciiTheme="majorEastAsia" w:eastAsiaTheme="majorEastAsia" w:hAnsiTheme="majorEastAsia"/>
+                <w:rFonts w:ascii="맑은 고딕" w:eastAsia="맑은 고딕" w:hAnsi="맑은 고딕" w:cs="맑은 고딕" w:hint="eastAsia"/>
               </w:rPr>
             </w:pPr>
             <w:sdt>
               <w:sdtPr>
                 <w:rPr>
                   <w:rStyle w:val="10pt"/>
-                  <w:rFonts w:asciiTheme="majorEastAsia" w:hAnsiTheme="majorEastAsia"/>
+                  <w:rFonts w:ascii="맑은 고딕" w:eastAsia="맑은 고딕" w:hAnsi="맑은 고딕" w:cs="맑은 고딕" w:hint="eastAsia"/>
                 </w:rPr>
                 <w:id w:val="1897010284"/>
                 <w:placeholder>
@@ -14655,7 +14655,7 @@
               <w:sdtContent>
                 <w:r>
                   <w:rPr>
-                    <w:rFonts w:asciiTheme="majorEastAsia" w:eastAsiaTheme="majorEastAsia" w:hAnsiTheme="majorEastAsia" w:hint="eastAsia"/>
+                    <w:rFonts w:ascii="맑은 고딕" w:eastAsia="맑은 고딕" w:hAnsi="맑은 고딕" w:cs="맑은 고딕" w:hint="eastAsia"/>
                     <w:b/>
                     <w:bCs/>
                     <w:i/>
@@ -14678,12 +14678,12 @@
             <w:pPr>
               <w:jc w:val="center"/>
               <w:rPr>
-                <w:rFonts w:asciiTheme="majorEastAsia" w:eastAsiaTheme="majorEastAsia" w:hAnsiTheme="majorEastAsia"/>
-              </w:rPr>
-            </w:pPr>
-            <w:r>
-              <w:rPr>
-                <w:rFonts w:asciiTheme="majorEastAsia" w:eastAsiaTheme="majorEastAsia" w:hAnsiTheme="majorEastAsia" w:hint="eastAsia"/>
+                <w:rFonts w:ascii="맑은 고딕" w:eastAsia="맑은 고딕" w:hAnsi="맑은 고딕" w:cs="맑은 고딕" w:hint="eastAsia"/>
+              </w:rPr>
+            </w:pPr>
+            <w:r>
+              <w:rPr>
+                <w:rFonts w:ascii="맑은 고딕" w:eastAsia="맑은 고딕" w:hAnsi="맑은 고딕" w:cs="맑은 고딕" w:hint="eastAsia"/>
               </w:rPr>
               <w:t>연락처</w:t>
             </w:r>
@@ -14695,7 +14695,7 @@
           <w:sdtPr>
             <w:rPr>
               <w:rStyle w:val="10pt"/>
-              <w:rFonts w:asciiTheme="majorEastAsia" w:hAnsiTheme="majorEastAsia"/>
+              <w:rFonts w:ascii="맑은 고딕" w:eastAsia="맑은 고딕" w:hAnsi="맑은 고딕" w:cs="맑은 고딕" w:hint="eastAsia"/>
             </w:rPr>
             <w:id w:val="-189372705"/>
             <w:placeholder>
@@ -14707,7 +14707,7 @@
           <w:sdtEndPr>
             <w:rPr>
               <w:rStyle w:val="a0"/>
-              <w:rFonts w:eastAsia="맑은 고딕"/>
+              <w:rFonts w:ascii="맑은 고딕" w:eastAsia="맑은 고딕" w:hAnsi="맑은 고딕" w:cs="맑은 고딕" w:hint="eastAsia"/>
               <w:b w:val="0"/>
               <w:bCs/>
               <w:i/>
@@ -14729,13 +14729,13 @@
                 <w:pPr>
                   <w:jc w:val="center"/>
                   <w:rPr>
-                    <w:rFonts w:asciiTheme="majorEastAsia" w:eastAsiaTheme="majorEastAsia" w:hAnsiTheme="majorEastAsia"/>
+                    <w:rFonts w:ascii="맑은 고딕" w:eastAsia="맑은 고딕" w:hAnsi="맑은 고딕" w:cs="맑은 고딕" w:hint="eastAsia"/>
                   </w:rPr>
                 </w:pPr>
                 <w:r>
                   <w:rPr>
                     <w:rStyle w:val="a6"/>
-                    <w:rFonts w:asciiTheme="majorEastAsia" w:eastAsiaTheme="majorEastAsia" w:hAnsiTheme="majorEastAsia" w:hint="eastAsia"/>
+                    <w:rFonts w:ascii="맑은 고딕" w:eastAsia="맑은 고딕" w:hAnsi="맑은 고딕" w:cs="맑은 고딕" w:hint="eastAsia"/>
                     <w:b/>
                     <w:bCs/>
                     <w:i/>
@@ -14768,7 +14768,7 @@
             </w:pPr>
             <w:r>
               <w:rPr>
-                <w:rFonts w:hint="eastAsia"/>
+                <w:rFonts w:ascii="맑은 고딕" w:eastAsia="맑은 고딕" w:hAnsi="맑은 고딕" w:cs="맑은 고딕" w:hint="eastAsia"/>
               </w:rPr>
               <w:t>주소</w:t>
             </w:r>
@@ -14780,7 +14780,7 @@
           <w:sdtPr>
             <w:rPr>
               <w:rStyle w:val="10pt"/>
-              <w:rFonts w:asciiTheme="majorEastAsia" w:hAnsiTheme="majorEastAsia"/>
+              <w:rFonts w:ascii="맑은 고딕" w:eastAsia="맑은 고딕" w:hAnsi="맑은 고딕" w:cs="맑은 고딕" w:hint="eastAsia"/>
             </w:rPr>
             <w:id w:val="-1528866009"/>
             <w:placeholder>
@@ -14792,7 +14792,7 @@
           <w:sdtEndPr>
             <w:rPr>
               <w:rStyle w:val="a0"/>
-              <w:rFonts w:eastAsia="맑은 고딕"/>
+              <w:rFonts w:ascii="맑은 고딕" w:eastAsia="맑은 고딕" w:hAnsi="맑은 고딕" w:cs="맑은 고딕" w:hint="eastAsia"/>
               <w:b w:val="0"/>
               <w:bCs/>
               <w:sz w:val="16"/>
@@ -14812,13 +14812,13 @@
                 <w:pPr>
                   <w:jc w:val="center"/>
                   <w:rPr>
-                    <w:rFonts w:asciiTheme="majorEastAsia" w:eastAsiaTheme="majorEastAsia" w:hAnsiTheme="majorEastAsia"/>
+                    <w:rFonts w:ascii="맑은 고딕" w:eastAsia="맑은 고딕" w:hAnsi="맑은 고딕" w:cs="맑은 고딕" w:hint="eastAsia"/>
                   </w:rPr>
                 </w:pPr>
                 <w:r>
                   <w:rPr>
                     <w:rStyle w:val="a6"/>
-                    <w:rFonts w:asciiTheme="majorEastAsia" w:eastAsiaTheme="majorEastAsia" w:hAnsiTheme="majorEastAsia" w:hint="eastAsia"/>
+                    <w:rFonts w:ascii="맑은 고딕" w:eastAsia="맑은 고딕" w:hAnsi="맑은 고딕" w:cs="맑은 고딕" w:hint="eastAsia"/>
                     <w:b/>
                     <w:bCs/>
                     <w:i/>
@@ -14851,14 +14851,14 @@
             <w:pPr>
               <w:jc w:val="both"/>
               <w:rPr>
-                <w:rFonts w:asciiTheme="majorEastAsia" w:eastAsiaTheme="majorEastAsia" w:hAnsiTheme="majorEastAsia"/>
+                <w:rFonts w:ascii="맑은 고딕" w:eastAsia="맑은 고딕" w:hAnsi="맑은 고딕" w:cs="맑은 고딕" w:hint="eastAsia"/>
                 <w:b/>
                 <w:bCs/>
               </w:rPr>
             </w:pPr>
             <w:r>
               <w:rPr>
-                <w:rFonts w:asciiTheme="majorEastAsia" w:eastAsiaTheme="majorEastAsia" w:hAnsiTheme="majorEastAsia" w:hint="eastAsia"/>
+                <w:rFonts w:ascii="맑은 고딕" w:eastAsia="맑은 고딕" w:hAnsi="맑은 고딕" w:cs="맑은 고딕" w:hint="eastAsia"/>
                 <w:b/>
                 <w:bCs/>
                 <w:sz w:val="24"/>
@@ -14867,7 +14867,7 @@
             </w:r>
             <w:r>
               <w:rPr>
-                <w:rFonts w:asciiTheme="majorEastAsia" w:eastAsiaTheme="majorEastAsia" w:hAnsiTheme="majorEastAsia"/>
+                <w:rFonts w:ascii="맑은 고딕" w:eastAsia="맑은 고딕" w:hAnsi="맑은 고딕" w:cs="맑은 고딕" w:hint="eastAsia"/>
                 <w:b/>
                 <w:bCs/>
                 <w:sz w:val="24"/>
@@ -14876,7 +14876,7 @@
             </w:r>
             <w:r>
               <w:rPr>
-                <w:rFonts w:asciiTheme="majorEastAsia" w:eastAsiaTheme="majorEastAsia" w:hAnsiTheme="majorEastAsia" w:hint="eastAsia"/>
+                <w:rFonts w:ascii="맑은 고딕" w:eastAsia="맑은 고딕" w:hAnsi="맑은 고딕" w:cs="맑은 고딕" w:hint="eastAsia"/>
                 <w:b/>
                 <w:bCs/>
                 <w:sz w:val="24"/>
@@ -14885,7 +14885,7 @@
             </w:r>
             <w:r>
               <w:rPr>
-                <w:rFonts w:asciiTheme="majorEastAsia" w:eastAsiaTheme="majorEastAsia" w:hAnsiTheme="majorEastAsia"/>
+                <w:rFonts w:ascii="맑은 고딕" w:eastAsia="맑은 고딕" w:hAnsi="맑은 고딕" w:cs="맑은 고딕" w:hint="eastAsia"/>
                 <w:b/>
                 <w:bCs/>
                 <w:sz w:val="24"/>
@@ -14911,30 +14911,30 @@
             <w:pPr>
               <w:jc w:val="center"/>
               <w:rPr>
-                <w:rFonts w:asciiTheme="majorHAnsi" w:eastAsiaTheme="majorHAnsi" w:hAnsiTheme="majorHAnsi"/>
-              </w:rPr>
-            </w:pPr>
-            <w:r>
-              <w:rPr>
-                <w:rFonts w:asciiTheme="majorHAnsi" w:eastAsiaTheme="majorHAnsi" w:hAnsiTheme="majorHAnsi" w:hint="eastAsia"/>
+                <w:rFonts w:ascii="맑은 고딕" w:eastAsia="맑은 고딕" w:hAnsi="맑은 고딕" w:cs="맑은 고딕" w:hint="eastAsia"/>
+              </w:rPr>
+            </w:pPr>
+            <w:r>
+              <w:rPr>
+                <w:rFonts w:ascii="맑은 고딕" w:eastAsia="맑은 고딕" w:hAnsi="맑은 고딕" w:cs="맑은 고딕" w:hint="eastAsia"/>
               </w:rPr>
               <w:t xml:space="preserve">7kW </w:t>
             </w:r>
             <w:r>
               <w:rPr>
-                <w:rFonts w:asciiTheme="majorHAnsi" w:eastAsiaTheme="majorHAnsi" w:hAnsiTheme="majorHAnsi" w:hint="eastAsia"/>
+                <w:rFonts w:ascii="맑은 고딕" w:eastAsia="맑은 고딕" w:hAnsi="맑은 고딕" w:cs="맑은 고딕" w:hint="eastAsia"/>
               </w:rPr>
               <w:t>이상</w:t>
             </w:r>
             <w:r>
               <w:rPr>
-                <w:rFonts w:asciiTheme="majorHAnsi" w:eastAsiaTheme="majorHAnsi" w:hAnsiTheme="majorHAnsi" w:hint="eastAsia"/>
+                <w:rFonts w:ascii="맑은 고딕" w:eastAsia="맑은 고딕" w:hAnsi="맑은 고딕" w:cs="맑은 고딕" w:hint="eastAsia"/>
               </w:rPr>
               <w:t xml:space="preserve"> ~ 11kW </w:t>
             </w:r>
             <w:r>
               <w:rPr>
-                <w:rFonts w:asciiTheme="majorHAnsi" w:eastAsiaTheme="majorHAnsi" w:hAnsiTheme="majorHAnsi" w:hint="eastAsia"/>
+                <w:rFonts w:ascii="맑은 고딕" w:eastAsia="맑은 고딕" w:hAnsi="맑은 고딕" w:cs="맑은 고딕" w:hint="eastAsia"/>
               </w:rPr>
               <w:t>미만</w:t>
             </w:r>
@@ -14952,18 +14952,18 @@
             <w:pPr>
               <w:jc w:val="center"/>
               <w:rPr>
-                <w:rFonts w:asciiTheme="majorHAnsi" w:eastAsiaTheme="majorHAnsi" w:hAnsiTheme="majorHAnsi"/>
-              </w:rPr>
-            </w:pPr>
-            <w:r>
-              <w:rPr>
-                <w:rFonts w:asciiTheme="majorHAnsi" w:eastAsiaTheme="majorHAnsi" w:hAnsiTheme="majorHAnsi"/>
+                <w:rFonts w:ascii="맑은 고딕" w:eastAsia="맑은 고딕" w:hAnsi="맑은 고딕" w:cs="맑은 고딕" w:hint="eastAsia"/>
+              </w:rPr>
+            </w:pPr>
+            <w:r>
+              <w:rPr>
+                <w:rFonts w:ascii="맑은 고딕" w:eastAsia="맑은 고딕" w:hAnsi="맑은 고딕" w:cs="맑은 고딕" w:hint="eastAsia"/>
               </w:rPr>
               <w:t>(</w:t>
             </w:r>
             <w:r>
               <w:rPr>
-                <w:rFonts w:asciiTheme="majorHAnsi" w:eastAsiaTheme="majorHAnsi" w:hAnsiTheme="majorHAnsi" w:hint="eastAsia"/>
+                <w:rFonts w:ascii="맑은 고딕" w:eastAsia="맑은 고딕" w:hAnsi="맑은 고딕" w:cs="맑은 고딕" w:hint="eastAsia"/>
               </w:rPr>
               <w:t xml:space="preserve">  </w:t>
             </w:r>
@@ -14971,7 +14971,7 @@
               <w:sdtPr>
                 <w:rPr>
                   <w:rStyle w:val="10pt"/>
-                  <w:rFonts w:hint="eastAsia"/>
+                  <w:rFonts w:ascii="맑은 고딕" w:eastAsia="맑은 고딕" w:hAnsi="맑은 고딕" w:cs="맑은 고딕" w:hint="eastAsia"/>
                 </w:rPr>
                 <w:id w:val="-1335375053"/>
                 <w:showingPlcHdr/>
@@ -14980,7 +14980,7 @@
               <w:sdtEndPr>
                 <w:rPr>
                   <w:rStyle w:val="a0"/>
-                  <w:rFonts w:eastAsia="맑은 고딕"/>
+                  <w:rFonts w:ascii="맑은 고딕" w:eastAsia="맑은 고딕" w:hAnsi="맑은 고딕" w:cs="맑은 고딕" w:hint="eastAsia"/>
                   <w:b w:val="0"/>
                   <w:bCs/>
                   <w:i/>
@@ -14993,7 +14993,7 @@
                 <w:r>
                   <w:rPr>
                     <w:rStyle w:val="a6"/>
-                    <w:rFonts w:hint="eastAsia"/>
+                    <w:rFonts w:ascii="맑은 고딕" w:eastAsia="맑은 고딕" w:hAnsi="맑은 고딕" w:cs="맑은 고딕" w:hint="eastAsia"/>
                     <w:b/>
                     <w:bCs/>
                     <w:i/>
@@ -15007,19 +15007,19 @@
             </w:sdt>
             <w:r>
               <w:rPr>
-                <w:rFonts w:asciiTheme="majorHAnsi" w:eastAsiaTheme="majorHAnsi" w:hAnsiTheme="majorHAnsi" w:hint="eastAsia"/>
-              </w:rPr>
-              <w:t xml:space="preserve"> </w:t>
-            </w:r>
-            <w:r>
-              <w:rPr>
-                <w:rFonts w:asciiTheme="majorHAnsi" w:eastAsiaTheme="majorHAnsi" w:hAnsiTheme="majorHAnsi"/>
+                <w:rFonts w:ascii="맑은 고딕" w:eastAsia="맑은 고딕" w:hAnsi="맑은 고딕" w:cs="맑은 고딕" w:hint="eastAsia"/>
+              </w:rPr>
+              <w:t xml:space="preserve"> </w:t>
+            </w:r>
+            <w:r>
+              <w:rPr>
+                <w:rFonts w:ascii="맑은 고딕" w:eastAsia="맑은 고딕" w:hAnsi="맑은 고딕" w:cs="맑은 고딕" w:hint="eastAsia"/>
               </w:rPr>
               <w:t>)</w:t>
             </w:r>
             <w:r>
               <w:rPr>
-                <w:rFonts w:asciiTheme="majorHAnsi" w:eastAsiaTheme="majorHAnsi" w:hAnsiTheme="majorHAnsi"/>
+                <w:rFonts w:ascii="맑은 고딕" w:eastAsia="맑은 고딕" w:hAnsi="맑은 고딕" w:cs="맑은 고딕" w:hint="eastAsia"/>
               </w:rPr>
               <w:t>기</w:t>
             </w:r>
@@ -15042,30 +15042,30 @@
             <w:pPr>
               <w:jc w:val="center"/>
               <w:rPr>
-                <w:rFonts w:asciiTheme="majorHAnsi" w:eastAsiaTheme="majorHAnsi" w:hAnsiTheme="majorHAnsi"/>
-              </w:rPr>
-            </w:pPr>
-            <w:r>
-              <w:rPr>
-                <w:rFonts w:asciiTheme="majorHAnsi" w:eastAsiaTheme="majorHAnsi" w:hAnsiTheme="majorHAnsi" w:hint="eastAsia"/>
+                <w:rFonts w:ascii="맑은 고딕" w:eastAsia="맑은 고딕" w:hAnsi="맑은 고딕" w:cs="맑은 고딕" w:hint="eastAsia"/>
+              </w:rPr>
+            </w:pPr>
+            <w:r>
+              <w:rPr>
+                <w:rFonts w:ascii="맑은 고딕" w:eastAsia="맑은 고딕" w:hAnsi="맑은 고딕" w:cs="맑은 고딕" w:hint="eastAsia"/>
               </w:rPr>
               <w:t xml:space="preserve">11kW </w:t>
             </w:r>
             <w:r>
               <w:rPr>
-                <w:rFonts w:asciiTheme="majorHAnsi" w:eastAsiaTheme="majorHAnsi" w:hAnsiTheme="majorHAnsi" w:hint="eastAsia"/>
+                <w:rFonts w:ascii="맑은 고딕" w:eastAsia="맑은 고딕" w:hAnsi="맑은 고딕" w:cs="맑은 고딕" w:hint="eastAsia"/>
               </w:rPr>
               <w:t>이상</w:t>
             </w:r>
             <w:r>
               <w:rPr>
-                <w:rFonts w:asciiTheme="majorHAnsi" w:eastAsiaTheme="majorHAnsi" w:hAnsiTheme="majorHAnsi" w:hint="eastAsia"/>
+                <w:rFonts w:ascii="맑은 고딕" w:eastAsia="맑은 고딕" w:hAnsi="맑은 고딕" w:cs="맑은 고딕" w:hint="eastAsia"/>
               </w:rPr>
               <w:t xml:space="preserve"> ~ 30kW </w:t>
             </w:r>
             <w:r>
               <w:rPr>
-                <w:rFonts w:asciiTheme="majorHAnsi" w:eastAsiaTheme="majorHAnsi" w:hAnsiTheme="majorHAnsi" w:hint="eastAsia"/>
+                <w:rFonts w:ascii="맑은 고딕" w:eastAsia="맑은 고딕" w:hAnsi="맑은 고딕" w:cs="맑은 고딕" w:hint="eastAsia"/>
               </w:rPr>
               <w:t>미만</w:t>
             </w:r>
@@ -15083,18 +15083,18 @@
             <w:pPr>
               <w:jc w:val="center"/>
               <w:rPr>
-                <w:rFonts w:asciiTheme="majorHAnsi" w:eastAsiaTheme="majorHAnsi" w:hAnsiTheme="majorHAnsi"/>
-              </w:rPr>
-            </w:pPr>
-            <w:r>
-              <w:rPr>
-                <w:rFonts w:asciiTheme="majorHAnsi" w:eastAsiaTheme="majorHAnsi" w:hAnsiTheme="majorHAnsi"/>
+                <w:rFonts w:ascii="맑은 고딕" w:eastAsia="맑은 고딕" w:hAnsi="맑은 고딕" w:cs="맑은 고딕" w:hint="eastAsia"/>
+              </w:rPr>
+            </w:pPr>
+            <w:r>
+              <w:rPr>
+                <w:rFonts w:ascii="맑은 고딕" w:eastAsia="맑은 고딕" w:hAnsi="맑은 고딕" w:cs="맑은 고딕" w:hint="eastAsia"/>
               </w:rPr>
               <w:t>(</w:t>
             </w:r>
             <w:r>
               <w:rPr>
-                <w:rFonts w:asciiTheme="majorHAnsi" w:eastAsiaTheme="majorHAnsi" w:hAnsiTheme="majorHAnsi" w:hint="eastAsia"/>
+                <w:rFonts w:ascii="맑은 고딕" w:eastAsia="맑은 고딕" w:hAnsi="맑은 고딕" w:cs="맑은 고딕" w:hint="eastAsia"/>
               </w:rPr>
               <w:t xml:space="preserve">  </w:t>
             </w:r>
@@ -15102,7 +15102,7 @@
               <w:sdtPr>
                 <w:rPr>
                   <w:rStyle w:val="10pt"/>
-                  <w:rFonts w:hint="eastAsia"/>
+                  <w:rFonts w:ascii="맑은 고딕" w:eastAsia="맑은 고딕" w:hAnsi="맑은 고딕" w:cs="맑은 고딕" w:hint="eastAsia"/>
                 </w:rPr>
                 <w:id w:val="313466420"/>
                 <w:showingPlcHdr/>
@@ -15111,7 +15111,7 @@
               <w:sdtEndPr>
                 <w:rPr>
                   <w:rStyle w:val="a0"/>
-                  <w:rFonts w:eastAsia="맑은 고딕"/>
+                  <w:rFonts w:ascii="맑은 고딕" w:eastAsia="맑은 고딕" w:hAnsi="맑은 고딕" w:cs="맑은 고딕" w:hint="eastAsia"/>
                   <w:b w:val="0"/>
                   <w:bCs/>
                   <w:i/>
@@ -15124,7 +15124,7 @@
                 <w:r>
                   <w:rPr>
                     <w:rStyle w:val="a6"/>
-                    <w:rFonts w:hint="eastAsia"/>
+                    <w:rFonts w:ascii="맑은 고딕" w:eastAsia="맑은 고딕" w:hAnsi="맑은 고딕" w:cs="맑은 고딕" w:hint="eastAsia"/>
                     <w:b/>
                     <w:bCs/>
                     <w:i/>
@@ -15138,19 +15138,19 @@
             </w:sdt>
             <w:r>
               <w:rPr>
-                <w:rFonts w:asciiTheme="majorHAnsi" w:eastAsiaTheme="majorHAnsi" w:hAnsiTheme="majorHAnsi" w:hint="eastAsia"/>
-              </w:rPr>
-              <w:t xml:space="preserve"> </w:t>
-            </w:r>
-            <w:r>
-              <w:rPr>
-                <w:rFonts w:asciiTheme="majorHAnsi" w:eastAsiaTheme="majorHAnsi" w:hAnsiTheme="majorHAnsi"/>
+                <w:rFonts w:ascii="맑은 고딕" w:eastAsia="맑은 고딕" w:hAnsi="맑은 고딕" w:cs="맑은 고딕" w:hint="eastAsia"/>
+              </w:rPr>
+              <w:t xml:space="preserve"> </w:t>
+            </w:r>
+            <w:r>
+              <w:rPr>
+                <w:rFonts w:ascii="맑은 고딕" w:eastAsia="맑은 고딕" w:hAnsi="맑은 고딕" w:cs="맑은 고딕" w:hint="eastAsia"/>
               </w:rPr>
               <w:t>)</w:t>
             </w:r>
             <w:r>
               <w:rPr>
-                <w:rFonts w:asciiTheme="majorHAnsi" w:eastAsiaTheme="majorHAnsi" w:hAnsiTheme="majorHAnsi"/>
+                <w:rFonts w:ascii="맑은 고딕" w:eastAsia="맑은 고딕" w:hAnsi="맑은 고딕" w:cs="맑은 고딕" w:hint="eastAsia"/>
               </w:rPr>
               <w:t>기</w:t>
             </w:r>
@@ -15173,24 +15173,24 @@
             <w:pPr>
               <w:jc w:val="center"/>
               <w:rPr>
-                <w:rFonts w:asciiTheme="majorHAnsi" w:eastAsiaTheme="majorHAnsi" w:hAnsiTheme="majorHAnsi"/>
-              </w:rPr>
-            </w:pPr>
-            <w:r>
-              <w:rPr>
-                <w:rFonts w:asciiTheme="majorHAnsi" w:eastAsiaTheme="majorHAnsi" w:hAnsiTheme="majorHAnsi" w:hint="eastAsia"/>
+                <w:rFonts w:ascii="맑은 고딕" w:eastAsia="맑은 고딕" w:hAnsi="맑은 고딕" w:cs="맑은 고딕" w:hint="eastAsia"/>
+              </w:rPr>
+            </w:pPr>
+            <w:r>
+              <w:rPr>
+                <w:rFonts w:ascii="맑은 고딕" w:eastAsia="맑은 고딕" w:hAnsi="맑은 고딕" w:cs="맑은 고딕" w:hint="eastAsia"/>
               </w:rPr>
               <w:t>전력분배형</w:t>
             </w:r>
             <w:r>
               <w:rPr>
-                <w:rFonts w:asciiTheme="majorHAnsi" w:eastAsiaTheme="majorHAnsi" w:hAnsiTheme="majorHAnsi" w:hint="eastAsia"/>
-              </w:rPr>
-              <w:t xml:space="preserve"> </w:t>
-            </w:r>
-            <w:r>
-              <w:rPr>
-                <w:rFonts w:asciiTheme="majorHAnsi" w:eastAsiaTheme="majorHAnsi" w:hAnsiTheme="majorHAnsi" w:hint="eastAsia"/>
+                <w:rFonts w:ascii="맑은 고딕" w:eastAsia="맑은 고딕" w:hAnsi="맑은 고딕" w:cs="맑은 고딕" w:hint="eastAsia"/>
+              </w:rPr>
+              <w:t xml:space="preserve"> </w:t>
+            </w:r>
+            <w:r>
+              <w:rPr>
+                <w:rFonts w:ascii="맑은 고딕" w:eastAsia="맑은 고딕" w:hAnsi="맑은 고딕" w:cs="맑은 고딕" w:hint="eastAsia"/>
               </w:rPr>
               <w:t>충전기</w:t>
             </w:r>
@@ -15208,42 +15208,42 @@
             <w:pPr>
               <w:jc w:val="center"/>
               <w:rPr>
-                <w:rFonts w:asciiTheme="majorHAnsi" w:eastAsiaTheme="majorHAnsi" w:hAnsiTheme="majorHAnsi"/>
-              </w:rPr>
-            </w:pPr>
-            <w:r>
-              <w:rPr>
-                <w:rFonts w:asciiTheme="majorHAnsi" w:eastAsiaTheme="majorHAnsi" w:hAnsiTheme="majorHAnsi"/>
+                <w:rFonts w:ascii="맑은 고딕" w:eastAsia="맑은 고딕" w:hAnsi="맑은 고딕" w:cs="맑은 고딕" w:hint="eastAsia"/>
+              </w:rPr>
+            </w:pPr>
+            <w:r>
+              <w:rPr>
+                <w:rFonts w:ascii="맑은 고딕" w:eastAsia="맑은 고딕" w:hAnsi="맑은 고딕" w:cs="맑은 고딕" w:hint="eastAsia"/>
               </w:rPr>
               <w:t>(    )kW  (    )</w:t>
             </w:r>
             <w:r>
               <w:rPr>
-                <w:rFonts w:asciiTheme="majorHAnsi" w:eastAsiaTheme="majorHAnsi" w:hAnsiTheme="majorHAnsi"/>
+                <w:rFonts w:ascii="맑은 고딕" w:eastAsia="맑은 고딕" w:hAnsi="맑은 고딕" w:cs="맑은 고딕" w:hint="eastAsia"/>
               </w:rPr>
               <w:t>기</w:t>
             </w:r>
             <w:r>
               <w:rPr>
-                <w:rFonts w:asciiTheme="majorHAnsi" w:eastAsiaTheme="majorHAnsi" w:hAnsiTheme="majorHAnsi"/>
+                <w:rFonts w:ascii="맑은 고딕" w:eastAsia="맑은 고딕" w:hAnsi="맑은 고딕" w:cs="맑은 고딕" w:hint="eastAsia"/>
               </w:rPr>
               <w:t xml:space="preserve">  </w:t>
             </w:r>
             <w:r>
               <w:rPr>
-                <w:rFonts w:asciiTheme="majorHAnsi" w:eastAsiaTheme="majorHAnsi" w:hAnsiTheme="majorHAnsi"/>
+                <w:rFonts w:ascii="맑은 고딕" w:eastAsia="맑은 고딕" w:hAnsi="맑은 고딕" w:cs="맑은 고딕" w:hint="eastAsia"/>
               </w:rPr>
               <w:t>케이블</w:t>
             </w:r>
             <w:r>
               <w:rPr>
-                <w:rFonts w:asciiTheme="majorHAnsi" w:eastAsiaTheme="majorHAnsi" w:hAnsiTheme="majorHAnsi"/>
+                <w:rFonts w:ascii="맑은 고딕" w:eastAsia="맑은 고딕" w:hAnsi="맑은 고딕" w:cs="맑은 고딕" w:hint="eastAsia"/>
               </w:rPr>
               <w:t xml:space="preserve"> (    )</w:t>
             </w:r>
             <w:r>
               <w:rPr>
-                <w:rFonts w:asciiTheme="majorHAnsi" w:eastAsiaTheme="majorHAnsi" w:hAnsiTheme="majorHAnsi"/>
+                <w:rFonts w:ascii="맑은 고딕" w:eastAsia="맑은 고딕" w:hAnsi="맑은 고딕" w:cs="맑은 고딕" w:hint="eastAsia"/>
               </w:rPr>
               <w:t>개</w:t>
             </w:r>
@@ -15267,12 +15267,12 @@
             <w:pPr>
               <w:jc w:val="both"/>
               <w:rPr>
-                <w:rFonts w:asciiTheme="majorEastAsia" w:eastAsiaTheme="majorEastAsia" w:hAnsiTheme="majorEastAsia"/>
-              </w:rPr>
-            </w:pPr>
-            <w:r>
-              <w:rPr>
-                <w:rFonts w:asciiTheme="majorEastAsia" w:eastAsiaTheme="majorEastAsia" w:hAnsiTheme="majorEastAsia" w:hint="eastAsia"/>
+                <w:rFonts w:ascii="맑은 고딕" w:eastAsia="맑은 고딕" w:hAnsi="맑은 고딕" w:cs="맑은 고딕" w:hint="eastAsia"/>
+              </w:rPr>
+            </w:pPr>
+            <w:r>
+              <w:rPr>
+                <w:rFonts w:ascii="맑은 고딕" w:eastAsia="맑은 고딕" w:hAnsi="맑은 고딕" w:cs="맑은 고딕" w:hint="eastAsia"/>
                 <w:b/>
                 <w:bCs/>
                 <w:sz w:val="24"/>
@@ -15300,7 +15300,7 @@
             </w:pPr>
             <w:r>
               <w:rPr>
-                <w:rFonts w:hint="eastAsia"/>
+                <w:rFonts w:ascii="맑은 고딕" w:eastAsia="맑은 고딕" w:hAnsi="맑은 고딕" w:cs="맑은 고딕" w:hint="eastAsia"/>
               </w:rPr>
               <w:t>주차면 수</w:t>
             </w:r>
@@ -15316,14 +15316,14 @@
             <w:pPr>
               <w:jc w:val="right"/>
               <w:rPr>
-                <w:rFonts w:asciiTheme="majorEastAsia" w:eastAsiaTheme="majorEastAsia" w:hAnsiTheme="majorEastAsia"/>
+                <w:rFonts w:ascii="맑은 고딕" w:eastAsia="맑은 고딕" w:hAnsi="맑은 고딕" w:cs="맑은 고딕" w:hint="eastAsia"/>
               </w:rPr>
             </w:pPr>
             <w:sdt>
               <w:sdtPr>
                 <w:rPr>
                   <w:rStyle w:val="10pt"/>
-                  <w:rFonts w:asciiTheme="majorEastAsia" w:hAnsiTheme="majorEastAsia" w:hint="eastAsia"/>
+                  <w:rFonts w:ascii="맑은 고딕" w:eastAsia="맑은 고딕" w:hAnsi="맑은 고딕" w:cs="맑은 고딕" w:hint="eastAsia"/>
                 </w:rPr>
                 <w:id w:val="350158903"/>
                 <w:placeholder>
@@ -15335,7 +15335,7 @@
               <w:sdtEndPr>
                 <w:rPr>
                   <w:rStyle w:val="a0"/>
-                  <w:rFonts w:eastAsia="맑은 고딕"/>
+                  <w:rFonts w:ascii="맑은 고딕" w:eastAsia="맑은 고딕" w:hAnsi="맑은 고딕" w:cs="맑은 고딕" w:hint="eastAsia"/>
                   <w:b w:val="0"/>
                   <w:bCs/>
                   <w:i/>
@@ -15350,7 +15350,7 @@
                 <w:r>
                   <w:rPr>
                     <w:rStyle w:val="a6"/>
-                    <w:rFonts w:asciiTheme="majorEastAsia" w:eastAsiaTheme="majorEastAsia" w:hAnsiTheme="majorEastAsia" w:hint="eastAsia"/>
+                    <w:rFonts w:ascii="맑은 고딕" w:eastAsia="맑은 고딕" w:hAnsi="맑은 고딕" w:cs="맑은 고딕" w:hint="eastAsia"/>
                     <w:b/>
                     <w:bCs/>
                     <w:i/>
@@ -15364,7 +15364,7 @@
             </w:sdt>
             <w:r>
               <w:rPr>
-                <w:rFonts w:asciiTheme="majorEastAsia" w:eastAsiaTheme="majorEastAsia" w:hAnsiTheme="majorEastAsia" w:hint="eastAsia"/>
+                <w:rFonts w:ascii="맑은 고딕" w:eastAsia="맑은 고딕" w:hAnsi="맑은 고딕" w:cs="맑은 고딕" w:hint="eastAsia"/>
               </w:rPr>
               <w:t xml:space="preserve"> 대</w:t>
             </w:r>
@@ -15382,7 +15382,7 @@
             <w:pPr>
               <w:jc w:val="both"/>
               <w:rPr>
-                <w:rFonts w:asciiTheme="majorEastAsia" w:eastAsiaTheme="majorEastAsia" w:hAnsiTheme="majorEastAsia"/>
+                <w:rFonts w:ascii="맑은 고딕" w:eastAsia="맑은 고딕" w:hAnsi="맑은 고딕" w:cs="맑은 고딕" w:hint="eastAsia"/>
               </w:rPr>
             </w:pPr>
           </w:p>
@@ -15405,12 +15405,12 @@
             <w:pPr>
               <w:jc w:val="both"/>
               <w:rPr>
-                <w:rFonts w:asciiTheme="majorEastAsia" w:eastAsiaTheme="majorEastAsia" w:hAnsiTheme="majorEastAsia"/>
-              </w:rPr>
-            </w:pPr>
-            <w:r>
-              <w:rPr>
-                <w:rFonts w:asciiTheme="majorEastAsia" w:eastAsiaTheme="majorEastAsia" w:hAnsiTheme="majorEastAsia" w:hint="eastAsia"/>
+                <w:rFonts w:ascii="맑은 고딕" w:eastAsia="맑은 고딕" w:hAnsi="맑은 고딕" w:cs="맑은 고딕" w:hint="eastAsia"/>
+              </w:rPr>
+            </w:pPr>
+            <w:r>
+              <w:rPr>
+                <w:rFonts w:ascii="맑은 고딕" w:eastAsia="맑은 고딕" w:hAnsi="맑은 고딕" w:cs="맑은 고딕" w:hint="eastAsia"/>
                 <w:b/>
                 <w:bCs/>
                 <w:sz w:val="24"/>
@@ -15438,7 +15438,7 @@
             </w:pPr>
             <w:r>
               <w:rPr>
-                <w:rFonts w:hint="eastAsia"/>
+                <w:rFonts w:ascii="맑은 고딕" w:eastAsia="맑은 고딕" w:hAnsi="맑은 고딕" w:cs="맑은 고딕" w:hint="eastAsia"/>
               </w:rPr>
               <w:t>장소</w:t>
             </w:r>
@@ -15459,13 +15459,13 @@
               </w:tabs>
               <w:jc w:val="center"/>
               <w:rPr>
-                <w:rFonts w:asciiTheme="majorEastAsia" w:eastAsiaTheme="majorEastAsia" w:hAnsiTheme="majorEastAsia"/>
+                <w:rFonts w:ascii="맑은 고딕" w:eastAsia="맑은 고딕" w:hAnsi="맑은 고딕" w:cs="맑은 고딕" w:hint="eastAsia"/>
               </w:rPr>
             </w:pPr>
             <w:sdt>
               <w:sdtPr>
                 <w:rPr>
-                  <w:rFonts w:asciiTheme="majorEastAsia" w:eastAsiaTheme="majorEastAsia" w:hAnsiTheme="majorEastAsia" w:hint="eastAsia"/>
+                  <w:rFonts w:ascii="맑은 고딕" w:eastAsia="맑은 고딕" w:hAnsi="맑은 고딕" w:cs="맑은 고딕" w:hint="eastAsia"/>
                 </w:rPr>
                 <w:id w:val="-322042069"/>
                 <w14:checkbox>
@@ -15477,7 +15477,7 @@
               <w:sdtContent>
                 <w:r>
                   <w:rPr>
-                    <w:rFonts w:ascii="Segoe UI Symbol" w:eastAsiaTheme="majorEastAsia" w:hAnsi="Segoe UI Symbol" w:cs="Segoe UI Symbol"/>
+                    <w:rFonts w:ascii="맑은 고딕" w:eastAsia="맑은 고딕" w:hAnsi="맑은 고딕" w:cs="맑은 고딕" w:hint="eastAsia"/>
                   </w:rPr>
                   <w:t>☐</w:t>
                 </w:r>
@@ -15485,26 +15485,26 @@
             </w:sdt>
             <w:r>
               <w:rPr>
-                <w:rFonts w:asciiTheme="majorEastAsia" w:eastAsiaTheme="majorEastAsia" w:hAnsiTheme="majorEastAsia"/>
+                <w:rFonts w:ascii="맑은 고딕" w:eastAsia="맑은 고딕" w:hAnsi="맑은 고딕" w:cs="맑은 고딕" w:hint="eastAsia"/>
               </w:rPr>
               <w:t xml:space="preserve"> 공동주택</w:t>
             </w:r>
             <w:r>
               <w:rPr>
-                <w:rFonts w:asciiTheme="majorEastAsia" w:eastAsiaTheme="majorEastAsia" w:hAnsiTheme="majorEastAsia" w:hint="eastAsia"/>
+                <w:rFonts w:ascii="맑은 고딕" w:eastAsia="맑은 고딕" w:hAnsi="맑은 고딕" w:cs="맑은 고딕" w:hint="eastAsia"/>
               </w:rPr>
               <w:t xml:space="preserve">  </w:t>
             </w:r>
             <w:r>
               <w:rPr>
-                <w:rFonts w:asciiTheme="majorEastAsia" w:eastAsiaTheme="majorEastAsia" w:hAnsiTheme="majorEastAsia"/>
+                <w:rFonts w:ascii="맑은 고딕" w:eastAsia="맑은 고딕" w:hAnsi="맑은 고딕" w:cs="맑은 고딕" w:hint="eastAsia"/>
               </w:rPr>
               <w:t xml:space="preserve"> </w:t>
             </w:r>
             <w:sdt>
               <w:sdtPr>
                 <w:rPr>
-                  <w:rFonts w:asciiTheme="majorEastAsia" w:eastAsiaTheme="majorEastAsia" w:hAnsiTheme="majorEastAsia" w:hint="eastAsia"/>
+                  <w:rFonts w:ascii="맑은 고딕" w:eastAsia="맑은 고딕" w:hAnsi="맑은 고딕" w:cs="맑은 고딕" w:hint="eastAsia"/>
                 </w:rPr>
                 <w:id w:val="-629096557"/>
                 <w14:checkbox>
@@ -15516,7 +15516,7 @@
               <w:sdtContent>
                 <w:r>
                   <w:rPr>
-                    <w:rFonts w:ascii="Segoe UI Symbol" w:eastAsiaTheme="majorEastAsia" w:hAnsi="Segoe UI Symbol" w:cs="Segoe UI Symbol"/>
+                    <w:rFonts w:ascii="맑은 고딕" w:eastAsia="맑은 고딕" w:hAnsi="맑은 고딕" w:cs="맑은 고딕" w:hint="eastAsia"/>
                   </w:rPr>
                   <w:t>☐</w:t>
                 </w:r>
@@ -15524,26 +15524,26 @@
             </w:sdt>
             <w:r>
               <w:rPr>
-                <w:rFonts w:asciiTheme="majorEastAsia" w:eastAsiaTheme="majorEastAsia" w:hAnsiTheme="majorEastAsia"/>
+                <w:rFonts w:ascii="맑은 고딕" w:eastAsia="맑은 고딕" w:hAnsi="맑은 고딕" w:cs="맑은 고딕" w:hint="eastAsia"/>
               </w:rPr>
               <w:t xml:space="preserve"> 사업장</w:t>
             </w:r>
             <w:r>
               <w:rPr>
-                <w:rFonts w:asciiTheme="majorEastAsia" w:eastAsiaTheme="majorEastAsia" w:hAnsiTheme="majorEastAsia" w:hint="eastAsia"/>
+                <w:rFonts w:ascii="맑은 고딕" w:eastAsia="맑은 고딕" w:hAnsi="맑은 고딕" w:cs="맑은 고딕" w:hint="eastAsia"/>
               </w:rPr>
               <w:t xml:space="preserve">  </w:t>
             </w:r>
             <w:r>
               <w:rPr>
-                <w:rFonts w:asciiTheme="majorEastAsia" w:eastAsiaTheme="majorEastAsia" w:hAnsiTheme="majorEastAsia"/>
+                <w:rFonts w:ascii="맑은 고딕" w:eastAsia="맑은 고딕" w:hAnsi="맑은 고딕" w:cs="맑은 고딕" w:hint="eastAsia"/>
               </w:rPr>
               <w:t xml:space="preserve"> </w:t>
             </w:r>
             <w:sdt>
               <w:sdtPr>
                 <w:rPr>
-                  <w:rFonts w:asciiTheme="majorEastAsia" w:eastAsiaTheme="majorEastAsia" w:hAnsiTheme="majorEastAsia" w:hint="eastAsia"/>
+                  <w:rFonts w:ascii="맑은 고딕" w:eastAsia="맑은 고딕" w:hAnsi="맑은 고딕" w:cs="맑은 고딕" w:hint="eastAsia"/>
                 </w:rPr>
                 <w:id w:val="850464996"/>
                 <w14:checkbox>
@@ -15555,7 +15555,7 @@
               <w:sdtContent>
                 <w:r>
                   <w:rPr>
-                    <w:rFonts w:ascii="Segoe UI Symbol" w:eastAsiaTheme="majorEastAsia" w:hAnsi="Segoe UI Symbol" w:cs="Segoe UI Symbol"/>
+                    <w:rFonts w:ascii="맑은 고딕" w:eastAsia="맑은 고딕" w:hAnsi="맑은 고딕" w:cs="맑은 고딕" w:hint="eastAsia"/>
                   </w:rPr>
                   <w:t>☐</w:t>
                 </w:r>
@@ -15563,26 +15563,26 @@
             </w:sdt>
             <w:r>
               <w:rPr>
-                <w:rFonts w:asciiTheme="majorEastAsia" w:eastAsiaTheme="majorEastAsia" w:hAnsiTheme="majorEastAsia"/>
+                <w:rFonts w:ascii="맑은 고딕" w:eastAsia="맑은 고딕" w:hAnsi="맑은 고딕" w:cs="맑은 고딕" w:hint="eastAsia"/>
               </w:rPr>
               <w:t xml:space="preserve"> 소상공인</w:t>
             </w:r>
             <w:r>
               <w:rPr>
-                <w:rFonts w:asciiTheme="majorEastAsia" w:eastAsiaTheme="majorEastAsia" w:hAnsiTheme="majorEastAsia" w:hint="eastAsia"/>
+                <w:rFonts w:ascii="맑은 고딕" w:eastAsia="맑은 고딕" w:hAnsi="맑은 고딕" w:cs="맑은 고딕" w:hint="eastAsia"/>
               </w:rPr>
               <w:t xml:space="preserve">  </w:t>
             </w:r>
             <w:r>
               <w:rPr>
-                <w:rFonts w:asciiTheme="majorEastAsia" w:eastAsiaTheme="majorEastAsia" w:hAnsiTheme="majorEastAsia"/>
+                <w:rFonts w:ascii="맑은 고딕" w:eastAsia="맑은 고딕" w:hAnsi="맑은 고딕" w:cs="맑은 고딕" w:hint="eastAsia"/>
               </w:rPr>
               <w:t xml:space="preserve"> </w:t>
             </w:r>
             <w:sdt>
               <w:sdtPr>
                 <w:rPr>
-                  <w:rFonts w:asciiTheme="majorEastAsia" w:eastAsiaTheme="majorEastAsia" w:hAnsiTheme="majorEastAsia" w:hint="eastAsia"/>
+                  <w:rFonts w:ascii="맑은 고딕" w:eastAsia="맑은 고딕" w:hAnsi="맑은 고딕" w:cs="맑은 고딕" w:hint="eastAsia"/>
                 </w:rPr>
                 <w:id w:val="-697774570"/>
                 <w14:checkbox>
@@ -15594,7 +15594,7 @@
               <w:sdtContent>
                 <w:r>
                   <w:rPr>
-                    <w:rFonts w:ascii="Segoe UI Symbol" w:eastAsiaTheme="majorEastAsia" w:hAnsi="Segoe UI Symbol" w:cs="Segoe UI Symbol"/>
+                    <w:rFonts w:ascii="맑은 고딕" w:eastAsia="맑은 고딕" w:hAnsi="맑은 고딕" w:cs="맑은 고딕" w:hint="eastAsia"/>
                   </w:rPr>
                   <w:t>☐</w:t>
                 </w:r>
@@ -15602,7 +15602,7 @@
             </w:sdt>
             <w:r>
               <w:rPr>
-                <w:rFonts w:asciiTheme="majorEastAsia" w:eastAsiaTheme="majorEastAsia" w:hAnsiTheme="majorEastAsia"/>
+                <w:rFonts w:ascii="맑은 고딕" w:eastAsia="맑은 고딕" w:hAnsi="맑은 고딕" w:cs="맑은 고딕" w:hint="eastAsia"/>
               </w:rPr>
               <w:t xml:space="preserve"> 기타 ( </w:t>
             </w:r>
@@ -15612,7 +15612,7 @@
               <w:sdtPr>
                 <w:rPr>
                   <w:rStyle w:val="10pt"/>
-                  <w:rFonts w:asciiTheme="majorEastAsia" w:hAnsiTheme="majorEastAsia"/>
+                  <w:rFonts w:ascii="맑은 고딕" w:eastAsia="맑은 고딕" w:hAnsi="맑은 고딕" w:cs="맑은 고딕" w:hint="eastAsia"/>
                 </w:rPr>
                 <w:id w:val="-1480913900"/>
                 <w:placeholder>
@@ -15625,7 +15625,7 @@
               <w:sdtEndPr>
                 <w:rPr>
                   <w:rStyle w:val="a0"/>
-                  <w:rFonts w:eastAsia="맑은 고딕"/>
+                  <w:rFonts w:ascii="맑은 고딕" w:eastAsia="맑은 고딕" w:hAnsi="맑은 고딕" w:cs="맑은 고딕" w:hint="eastAsia"/>
                   <w:b w:val="0"/>
                   <w:bCs/>
                   <w:i/>
@@ -15637,7 +15637,7 @@
               <w:sdtContent>
                 <w:r>
                   <w:rPr>
-                    <w:rFonts w:asciiTheme="majorEastAsia" w:eastAsiaTheme="majorEastAsia" w:hAnsiTheme="majorEastAsia" w:hint="eastAsia"/>
+                    <w:rFonts w:ascii="맑은 고딕" w:eastAsia="맑은 고딕" w:hAnsi="맑은 고딕" w:cs="맑은 고딕" w:hint="eastAsia"/>
                     <w:b/>
                     <w:bCs/>
                     <w:i/>
@@ -15649,7 +15649,7 @@
                 </w:r>
                 <w:r>
                   <w:rPr>
-                    <w:rFonts w:asciiTheme="majorEastAsia" w:eastAsiaTheme="majorEastAsia" w:hAnsiTheme="majorEastAsia"/>
+                    <w:rFonts w:ascii="맑은 고딕" w:eastAsia="맑은 고딕" w:hAnsi="맑은 고딕" w:cs="맑은 고딕" w:hint="eastAsia"/>
                     <w:b/>
                     <w:bCs/>
                     <w:i/>
@@ -15661,7 +15661,7 @@
                 </w:r>
                 <w:r>
                   <w:rPr>
-                    <w:rFonts w:asciiTheme="majorEastAsia" w:eastAsiaTheme="majorEastAsia" w:hAnsiTheme="majorEastAsia" w:hint="eastAsia"/>
+                    <w:rFonts w:ascii="맑은 고딕" w:eastAsia="맑은 고딕" w:hAnsi="맑은 고딕" w:cs="맑은 고딕" w:hint="eastAsia"/>
                     <w:b/>
                     <w:bCs/>
                     <w:i/>
@@ -15673,7 +15673,7 @@
                 </w:r>
                 <w:r>
                   <w:rPr>
-                    <w:rFonts w:asciiTheme="majorEastAsia" w:eastAsiaTheme="majorEastAsia" w:hAnsiTheme="majorEastAsia"/>
+                    <w:rFonts w:ascii="맑은 고딕" w:eastAsia="맑은 고딕" w:hAnsi="맑은 고딕" w:cs="맑은 고딕" w:hint="eastAsia"/>
                     <w:b/>
                     <w:bCs/>
                     <w:i/>
@@ -15685,7 +15685,7 @@
                 </w:r>
                 <w:r>
                   <w:rPr>
-                    <w:rFonts w:asciiTheme="majorEastAsia" w:eastAsiaTheme="majorEastAsia" w:hAnsiTheme="majorEastAsia" w:hint="eastAsia"/>
+                    <w:rFonts w:ascii="맑은 고딕" w:eastAsia="맑은 고딕" w:hAnsi="맑은 고딕" w:cs="맑은 고딕" w:hint="eastAsia"/>
                     <w:b/>
                     <w:bCs/>
                     <w:i/>
@@ -15699,7 +15699,7 @@
             </w:sdt>
             <w:r>
               <w:rPr>
-                <w:rFonts w:asciiTheme="majorEastAsia" w:eastAsiaTheme="majorEastAsia" w:hAnsiTheme="majorEastAsia"/>
+                <w:rFonts w:ascii="맑은 고딕" w:eastAsia="맑은 고딕" w:hAnsi="맑은 고딕" w:cs="맑은 고딕" w:hint="eastAsia"/>
               </w:rPr>
               <w:t xml:space="preserve"> )</w:t>
             </w:r>
@@ -15725,7 +15725,7 @@
             </w:pPr>
             <w:r>
               <w:rPr>
-                <w:rFonts w:hint="eastAsia"/>
+                <w:rFonts w:ascii="맑은 고딕" w:eastAsia="맑은 고딕" w:hAnsi="맑은 고딕" w:cs="맑은 고딕" w:hint="eastAsia"/>
               </w:rPr>
               <w:t>주소</w:t>
             </w:r>
@@ -15737,7 +15737,7 @@
           <w:sdtPr>
             <w:rPr>
               <w:rStyle w:val="10pt"/>
-              <w:rFonts w:asciiTheme="majorEastAsia" w:hAnsiTheme="majorEastAsia"/>
+              <w:rFonts w:ascii="맑은 고딕" w:eastAsia="맑은 고딕" w:hAnsi="맑은 고딕" w:cs="맑은 고딕" w:hint="eastAsia"/>
             </w:rPr>
             <w:id w:val="1954517277"/>
             <w:placeholder>
@@ -15749,7 +15749,7 @@
           <w:sdtEndPr>
             <w:rPr>
               <w:rStyle w:val="a0"/>
-              <w:rFonts w:eastAsia="맑은 고딕"/>
+              <w:rFonts w:ascii="맑은 고딕" w:eastAsia="맑은 고딕" w:hAnsi="맑은 고딕" w:cs="맑은 고딕" w:hint="eastAsia"/>
               <w:b w:val="0"/>
               <w:i/>
               <w:iCs/>
@@ -15773,13 +15773,13 @@
                 <w:pPr>
                   <w:jc w:val="center"/>
                   <w:rPr>
-                    <w:rFonts w:asciiTheme="majorEastAsia" w:eastAsiaTheme="majorEastAsia" w:hAnsiTheme="majorEastAsia"/>
+                    <w:rFonts w:ascii="맑은 고딕" w:eastAsia="맑은 고딕" w:hAnsi="맑은 고딕" w:cs="맑은 고딕" w:hint="eastAsia"/>
                   </w:rPr>
                 </w:pPr>
                 <w:r>
                   <w:rPr>
                     <w:rStyle w:val="a6"/>
-                    <w:rFonts w:asciiTheme="majorEastAsia" w:eastAsiaTheme="majorEastAsia" w:hAnsiTheme="majorEastAsia" w:hint="eastAsia"/>
+                    <w:rFonts w:ascii="맑은 고딕" w:eastAsia="맑은 고딕" w:hAnsi="맑은 고딕" w:cs="맑은 고딕" w:hint="eastAsia"/>
                     <w:b/>
                     <w:bCs/>
                     <w:i/>
@@ -15812,26 +15812,26 @@
             <w:pPr>
               <w:jc w:val="center"/>
               <w:rPr>
-                <w:rFonts w:asciiTheme="majorEastAsia" w:eastAsiaTheme="majorEastAsia" w:hAnsiTheme="majorEastAsia"/>
-              </w:rPr>
-            </w:pPr>
-            <w:r>
-              <w:rPr>
-                <w:rFonts w:asciiTheme="majorEastAsia" w:eastAsiaTheme="majorEastAsia" w:hAnsiTheme="majorEastAsia" w:hint="eastAsia"/>
+                <w:rFonts w:ascii="맑은 고딕" w:eastAsia="맑은 고딕" w:hAnsi="맑은 고딕" w:cs="맑은 고딕" w:hint="eastAsia"/>
+              </w:rPr>
+            </w:pPr>
+            <w:r>
+              <w:rPr>
+                <w:rFonts w:ascii="맑은 고딕" w:eastAsia="맑은 고딕" w:hAnsi="맑은 고딕" w:cs="맑은 고딕" w:hint="eastAsia"/>
               </w:rPr>
               <w:t xml:space="preserve">설치환경(확인 후 </w:t>
             </w:r>
             <w:proofErr w:type="spellStart"/>
             <w:r>
               <w:rPr>
-                <w:rFonts w:asciiTheme="majorEastAsia" w:eastAsiaTheme="majorEastAsia" w:hAnsiTheme="majorEastAsia" w:hint="eastAsia"/>
+                <w:rFonts w:ascii="맑은 고딕" w:eastAsia="맑은 고딕" w:hAnsi="맑은 고딕" w:cs="맑은 고딕" w:hint="eastAsia"/>
               </w:rPr>
               <w:t>해당란에</w:t>
             </w:r>
             <w:proofErr w:type="spellEnd"/>
             <w:r>
               <w:rPr>
-                <w:rFonts w:asciiTheme="majorEastAsia" w:eastAsiaTheme="majorEastAsia" w:hAnsiTheme="majorEastAsia" w:hint="eastAsia"/>
+                <w:rFonts w:ascii="맑은 고딕" w:eastAsia="맑은 고딕" w:hAnsi="맑은 고딕" w:cs="맑은 고딕" w:hint="eastAsia"/>
               </w:rPr>
               <w:t xml:space="preserve"> 체크)</w:t>
             </w:r>
@@ -15867,7 +15867,7 @@
             </w:pPr>
             <w:r>
               <w:rPr>
-                <w:rFonts w:hint="eastAsia"/>
+                <w:rFonts w:ascii="맑은 고딕" w:eastAsia="맑은 고딕" w:hAnsi="맑은 고딕" w:cs="맑은 고딕" w:hint="eastAsia"/>
               </w:rPr>
               <w:t>건물형태</w:t>
             </w:r>
@@ -15883,7 +15883,7 @@
             </w:pPr>
             <w:r>
               <w:rPr>
-                <w:rFonts w:hint="eastAsia"/>
+                <w:rFonts w:ascii="맑은 고딕" w:eastAsia="맑은 고딕" w:hAnsi="맑은 고딕" w:cs="맑은 고딕" w:hint="eastAsia"/>
               </w:rPr>
               <w:t>설치위치</w:t>
             </w:r>
@@ -15897,12 +15897,12 @@
             <w:pPr>
               <w:jc w:val="center"/>
               <w:rPr>
-                <w:rFonts w:asciiTheme="majorEastAsia" w:eastAsiaTheme="majorEastAsia" w:hAnsiTheme="majorEastAsia"/>
-              </w:rPr>
-            </w:pPr>
-            <w:r>
-              <w:rPr>
-                <w:rFonts w:asciiTheme="majorEastAsia" w:eastAsiaTheme="majorEastAsia" w:hAnsiTheme="majorEastAsia" w:hint="eastAsia"/>
+                <w:rFonts w:ascii="맑은 고딕" w:eastAsia="맑은 고딕" w:hAnsi="맑은 고딕" w:cs="맑은 고딕" w:hint="eastAsia"/>
+              </w:rPr>
+            </w:pPr>
+            <w:r>
+              <w:rPr>
+                <w:rFonts w:ascii="맑은 고딕" w:eastAsia="맑은 고딕" w:hAnsi="맑은 고딕" w:cs="맑은 고딕" w:hint="eastAsia"/>
               </w:rPr>
               <w:t>소유여부</w:t>
             </w:r>
@@ -15917,13 +15917,13 @@
             <w:pPr>
               <w:jc w:val="center"/>
               <w:rPr>
-                <w:rFonts w:asciiTheme="majorEastAsia" w:eastAsiaTheme="majorEastAsia" w:hAnsiTheme="majorEastAsia"/>
+                <w:rFonts w:ascii="맑은 고딕" w:eastAsia="맑은 고딕" w:hAnsi="맑은 고딕" w:cs="맑은 고딕" w:hint="eastAsia"/>
               </w:rPr>
             </w:pPr>
             <w:proofErr w:type="spellStart"/>
             <w:r>
               <w:rPr>
-                <w:rFonts w:asciiTheme="majorEastAsia" w:eastAsiaTheme="majorEastAsia" w:hAnsiTheme="majorEastAsia" w:hint="eastAsia"/>
+                <w:rFonts w:ascii="맑은 고딕" w:eastAsia="맑은 고딕" w:hAnsi="맑은 고딕" w:cs="맑은 고딕" w:hint="eastAsia"/>
               </w:rPr>
               <w:t>소유주과의관계</w:t>
             </w:r>
@@ -15938,13 +15938,13 @@
             <w:pPr>
               <w:jc w:val="center"/>
               <w:rPr>
-                <w:rFonts w:asciiTheme="majorEastAsia" w:eastAsiaTheme="majorEastAsia" w:hAnsiTheme="majorEastAsia"/>
+                <w:rFonts w:ascii="맑은 고딕" w:eastAsia="맑은 고딕" w:hAnsi="맑은 고딕" w:cs="맑은 고딕" w:hint="eastAsia"/>
               </w:rPr>
             </w:pPr>
             <w:proofErr w:type="spellStart"/>
             <w:r>
               <w:rPr>
-                <w:rFonts w:asciiTheme="majorEastAsia" w:eastAsiaTheme="majorEastAsia" w:hAnsiTheme="majorEastAsia" w:hint="eastAsia"/>
+                <w:rFonts w:ascii="맑은 고딕" w:eastAsia="맑은 고딕" w:hAnsi="맑은 고딕" w:cs="맑은 고딕" w:hint="eastAsia"/>
               </w:rPr>
               <w:t>전력인입</w:t>
             </w:r>
@@ -15959,12 +15959,12 @@
             <w:pPr>
               <w:jc w:val="center"/>
               <w:rPr>
-                <w:rFonts w:asciiTheme="majorEastAsia" w:eastAsiaTheme="majorEastAsia" w:hAnsiTheme="majorEastAsia"/>
-              </w:rPr>
-            </w:pPr>
-            <w:r>
-              <w:rPr>
-                <w:rFonts w:asciiTheme="majorEastAsia" w:eastAsiaTheme="majorEastAsia" w:hAnsiTheme="majorEastAsia" w:hint="eastAsia"/>
+                <w:rFonts w:ascii="맑은 고딕" w:eastAsia="맑은 고딕" w:hAnsi="맑은 고딕" w:cs="맑은 고딕" w:hint="eastAsia"/>
+              </w:rPr>
+            </w:pPr>
+            <w:r>
+              <w:rPr>
+                <w:rFonts w:ascii="맑은 고딕" w:eastAsia="맑은 고딕" w:hAnsi="맑은 고딕" w:cs="맑은 고딕" w:hint="eastAsia"/>
               </w:rPr>
               <w:t>설치타입</w:t>
             </w:r>
@@ -16016,7 +16016,7 @@
             <w:sdt>
               <w:sdtPr>
                 <w:rPr>
-                  <w:rFonts w:asciiTheme="majorHAnsi" w:eastAsiaTheme="majorHAnsi" w:hAnsiTheme="majorHAnsi" w:hint="eastAsia"/>
+                  <w:rFonts w:ascii="맑은 고딕" w:eastAsia="맑은 고딕" w:hAnsi="맑은 고딕" w:cs="맑은 고딕" w:hint="eastAsia"/>
                 </w:rPr>
                 <w:id w:val="-1430114800"/>
                 <w14:checkbox>
@@ -16028,7 +16028,7 @@
               <w:sdtContent>
                 <w:r>
                   <w:rPr>
-                    <w:rFonts w:ascii="MS Gothic" w:eastAsia="MS Gothic" w:hAnsi="MS Gothic" w:hint="eastAsia"/>
+                    <w:rFonts w:ascii="맑은 고딕" w:eastAsia="맑은 고딕" w:hAnsi="맑은 고딕" w:cs="맑은 고딕" w:hint="eastAsia"/>
                   </w:rPr>
                   <w:t>☐</w:t>
                 </w:r>
@@ -16036,7 +16036,7 @@
             </w:sdt>
             <w:r>
               <w:rPr>
-                <w:rFonts w:hint="eastAsia"/>
+                <w:rFonts w:ascii="맑은 고딕" w:eastAsia="맑은 고딕" w:hAnsi="맑은 고딕" w:cs="맑은 고딕" w:hint="eastAsia"/>
               </w:rPr>
               <w:t>단독주택</w:t>
             </w:r>
@@ -16053,7 +16053,7 @@
             <w:sdt>
               <w:sdtPr>
                 <w:rPr>
-                  <w:rFonts w:asciiTheme="majorHAnsi" w:eastAsiaTheme="majorHAnsi" w:hAnsiTheme="majorHAnsi" w:hint="eastAsia"/>
+                  <w:rFonts w:ascii="맑은 고딕" w:eastAsia="맑은 고딕" w:hAnsi="맑은 고딕" w:cs="맑은 고딕" w:hint="eastAsia"/>
                 </w:rPr>
                 <w:id w:val="1703440318"/>
                 <w14:checkbox>
@@ -16065,7 +16065,7 @@
               <w:sdtContent>
                 <w:r>
                   <w:rPr>
-                    <w:rFonts w:ascii="MS Gothic" w:eastAsia="MS Gothic" w:hAnsi="MS Gothic" w:hint="eastAsia"/>
+                    <w:rFonts w:ascii="맑은 고딕" w:eastAsia="맑은 고딕" w:hAnsi="맑은 고딕" w:cs="맑은 고딕" w:hint="eastAsia"/>
                   </w:rPr>
                   <w:t>☐</w:t>
                 </w:r>
@@ -16073,7 +16073,7 @@
             </w:sdt>
             <w:r>
               <w:rPr>
-                <w:rFonts w:hint="eastAsia"/>
+                <w:rFonts w:ascii="맑은 고딕" w:eastAsia="맑은 고딕" w:hAnsi="맑은 고딕" w:cs="맑은 고딕" w:hint="eastAsia"/>
               </w:rPr>
               <w:t>실내,지하</w:t>
             </w:r>
@@ -16087,13 +16087,13 @@
             <w:pPr>
               <w:jc w:val="both"/>
               <w:rPr>
-                <w:rFonts w:asciiTheme="majorEastAsia" w:eastAsiaTheme="majorEastAsia" w:hAnsiTheme="majorEastAsia"/>
+                <w:rFonts w:ascii="맑은 고딕" w:eastAsia="맑은 고딕" w:hAnsi="맑은 고딕" w:cs="맑은 고딕" w:hint="eastAsia"/>
               </w:rPr>
             </w:pPr>
             <w:sdt>
               <w:sdtPr>
                 <w:rPr>
-                  <w:rFonts w:asciiTheme="majorEastAsia" w:eastAsiaTheme="majorEastAsia" w:hAnsiTheme="majorEastAsia" w:hint="eastAsia"/>
+                  <w:rFonts w:ascii="맑은 고딕" w:eastAsia="맑은 고딕" w:hAnsi="맑은 고딕" w:cs="맑은 고딕" w:hint="eastAsia"/>
                 </w:rPr>
                 <w:id w:val="1315296875"/>
                 <w14:checkbox>
@@ -16105,7 +16105,7 @@
               <w:sdtContent>
                 <w:r>
                   <w:rPr>
-                    <w:rFonts w:asciiTheme="majorEastAsia" w:eastAsiaTheme="majorEastAsia" w:hAnsiTheme="majorEastAsia" w:hint="eastAsia"/>
+                    <w:rFonts w:ascii="맑은 고딕" w:eastAsia="맑은 고딕" w:hAnsi="맑은 고딕" w:cs="맑은 고딕" w:hint="eastAsia"/>
                   </w:rPr>
                   <w:t>■</w:t>
                 </w:r>
@@ -16113,7 +16113,7 @@
             </w:sdt>
             <w:r>
               <w:rPr>
-                <w:rFonts w:asciiTheme="majorEastAsia" w:eastAsiaTheme="majorEastAsia" w:hAnsiTheme="majorEastAsia" w:hint="eastAsia"/>
+                <w:rFonts w:ascii="맑은 고딕" w:eastAsia="맑은 고딕" w:hAnsi="맑은 고딕" w:cs="맑은 고딕" w:hint="eastAsia"/>
               </w:rPr>
               <w:t>소유</w:t>
             </w:r>
@@ -16128,13 +16128,13 @@
             <w:pPr>
               <w:jc w:val="both"/>
               <w:rPr>
-                <w:rFonts w:asciiTheme="majorEastAsia" w:eastAsiaTheme="majorEastAsia" w:hAnsiTheme="majorEastAsia"/>
+                <w:rFonts w:ascii="맑은 고딕" w:eastAsia="맑은 고딕" w:hAnsi="맑은 고딕" w:cs="맑은 고딕" w:hint="eastAsia"/>
               </w:rPr>
             </w:pPr>
             <w:sdt>
               <w:sdtPr>
                 <w:rPr>
-                  <w:rFonts w:asciiTheme="majorEastAsia" w:eastAsiaTheme="majorEastAsia" w:hAnsiTheme="majorEastAsia" w:hint="eastAsia"/>
+                  <w:rFonts w:ascii="맑은 고딕" w:eastAsia="맑은 고딕" w:hAnsi="맑은 고딕" w:cs="맑은 고딕" w:hint="eastAsia"/>
                 </w:rPr>
                 <w:id w:val="1173694114"/>
                 <w14:checkbox>
@@ -16146,7 +16146,7 @@
               <w:sdtContent>
                 <w:r>
                   <w:rPr>
-                    <w:rFonts w:asciiTheme="majorEastAsia" w:eastAsiaTheme="majorEastAsia" w:hAnsiTheme="majorEastAsia" w:hint="eastAsia"/>
+                    <w:rFonts w:ascii="맑은 고딕" w:eastAsia="맑은 고딕" w:hAnsi="맑은 고딕" w:cs="맑은 고딕" w:hint="eastAsia"/>
                   </w:rPr>
                   <w:t>■</w:t>
                 </w:r>
@@ -16154,7 +16154,7 @@
             </w:sdt>
             <w:r>
               <w:rPr>
-                <w:rFonts w:asciiTheme="majorEastAsia" w:eastAsiaTheme="majorEastAsia" w:hAnsiTheme="majorEastAsia" w:hint="eastAsia"/>
+                <w:rFonts w:ascii="맑은 고딕" w:eastAsia="맑은 고딕" w:hAnsi="맑은 고딕" w:cs="맑은 고딕" w:hint="eastAsia"/>
               </w:rPr>
               <w:t>본인</w:t>
             </w:r>
@@ -16168,13 +16168,13 @@
             <w:pPr>
               <w:jc w:val="both"/>
               <w:rPr>
-                <w:rFonts w:asciiTheme="majorEastAsia" w:eastAsiaTheme="majorEastAsia" w:hAnsiTheme="majorEastAsia"/>
+                <w:rFonts w:ascii="맑은 고딕" w:eastAsia="맑은 고딕" w:hAnsi="맑은 고딕" w:cs="맑은 고딕" w:hint="eastAsia"/>
               </w:rPr>
             </w:pPr>
             <w:sdt>
               <w:sdtPr>
                 <w:rPr>
-                  <w:rFonts w:asciiTheme="majorEastAsia" w:eastAsiaTheme="majorEastAsia" w:hAnsiTheme="majorEastAsia" w:hint="eastAsia"/>
+                  <w:rFonts w:ascii="맑은 고딕" w:eastAsia="맑은 고딕" w:hAnsi="맑은 고딕" w:cs="맑은 고딕" w:hint="eastAsia"/>
                 </w:rPr>
                 <w:id w:val="-6213483"/>
                 <w14:checkbox>
@@ -16186,7 +16186,7 @@
               <w:sdtContent>
                 <w:r>
                   <w:rPr>
-                    <w:rFonts w:ascii="Segoe UI Symbol" w:eastAsiaTheme="majorEastAsia" w:hAnsi="Segoe UI Symbol" w:cs="Segoe UI Symbol"/>
+                    <w:rFonts w:ascii="맑은 고딕" w:eastAsia="맑은 고딕" w:hAnsi="맑은 고딕" w:cs="맑은 고딕" w:hint="eastAsia"/>
                   </w:rPr>
                   <w:t>☐</w:t>
                 </w:r>
@@ -16194,7 +16194,7 @@
             </w:sdt>
             <w:r>
               <w:rPr>
-                <w:rFonts w:asciiTheme="majorEastAsia" w:eastAsiaTheme="majorEastAsia" w:hAnsiTheme="majorEastAsia" w:hint="eastAsia"/>
+                <w:rFonts w:ascii="맑은 고딕" w:eastAsia="맑은 고딕" w:hAnsi="맑은 고딕" w:cs="맑은 고딕" w:hint="eastAsia"/>
               </w:rPr>
               <w:t>모자분할</w:t>
             </w:r>
@@ -16208,13 +16208,13 @@
             <w:pPr>
               <w:jc w:val="both"/>
               <w:rPr>
-                <w:rFonts w:asciiTheme="majorEastAsia" w:eastAsiaTheme="majorEastAsia" w:hAnsiTheme="majorEastAsia"/>
+                <w:rFonts w:ascii="맑은 고딕" w:eastAsia="맑은 고딕" w:hAnsi="맑은 고딕" w:cs="맑은 고딕" w:hint="eastAsia"/>
               </w:rPr>
             </w:pPr>
             <w:sdt>
               <w:sdtPr>
                 <w:rPr>
-                  <w:rFonts w:asciiTheme="majorEastAsia" w:eastAsiaTheme="majorEastAsia" w:hAnsiTheme="majorEastAsia" w:hint="eastAsia"/>
+                  <w:rFonts w:ascii="맑은 고딕" w:eastAsia="맑은 고딕" w:hAnsi="맑은 고딕" w:cs="맑은 고딕" w:hint="eastAsia"/>
                 </w:rPr>
                 <w:id w:val="1167367960"/>
                 <w14:checkbox>
@@ -16226,7 +16226,7 @@
               <w:sdtContent>
                 <w:r>
                   <w:rPr>
-                    <w:rFonts w:ascii="Segoe UI Symbol" w:eastAsiaTheme="majorEastAsia" w:hAnsi="Segoe UI Symbol" w:cs="Segoe UI Symbol"/>
+                    <w:rFonts w:ascii="맑은 고딕" w:eastAsia="맑은 고딕" w:hAnsi="맑은 고딕" w:cs="맑은 고딕" w:hint="eastAsia"/>
                   </w:rPr>
                   <w:t>☐</w:t>
                 </w:r>
@@ -16235,7 +16235,7 @@
             <w:proofErr w:type="spellStart"/>
             <w:r>
               <w:rPr>
-                <w:rFonts w:asciiTheme="majorEastAsia" w:eastAsiaTheme="majorEastAsia" w:hAnsiTheme="majorEastAsia" w:hint="eastAsia"/>
+                <w:rFonts w:ascii="맑은 고딕" w:eastAsia="맑은 고딕" w:hAnsi="맑은 고딕" w:cs="맑은 고딕" w:hint="eastAsia"/>
               </w:rPr>
               <w:t>벽부형</w:t>
             </w:r>
@@ -16287,7 +16287,7 @@
             <w:sdt>
               <w:sdtPr>
                 <w:rPr>
-                  <w:rFonts w:asciiTheme="majorHAnsi" w:eastAsiaTheme="majorHAnsi" w:hAnsiTheme="majorHAnsi" w:hint="eastAsia"/>
+                  <w:rFonts w:ascii="맑은 고딕" w:eastAsia="맑은 고딕" w:hAnsi="맑은 고딕" w:cs="맑은 고딕" w:hint="eastAsia"/>
                 </w:rPr>
                 <w:id w:val="1613170918"/>
                 <w14:checkbox>
@@ -16299,7 +16299,7 @@
               <w:sdtContent>
                 <w:r>
                   <w:rPr>
-                    <w:rFonts w:hint="eastAsia"/>
+                    <w:rFonts w:ascii="맑은 고딕" w:eastAsia="맑은 고딕" w:hAnsi="맑은 고딕" w:cs="맑은 고딕" w:hint="eastAsia"/>
                   </w:rPr>
                   <w:t>■</w:t>
                 </w:r>
@@ -16307,7 +16307,7 @@
             </w:sdt>
             <w:r>
               <w:rPr>
-                <w:rFonts w:hint="eastAsia"/>
+                <w:rFonts w:ascii="맑은 고딕" w:eastAsia="맑은 고딕" w:hAnsi="맑은 고딕" w:cs="맑은 고딕" w:hint="eastAsia"/>
               </w:rPr>
               <w:t>아파트</w:t>
             </w:r>
@@ -16324,7 +16324,7 @@
             <w:sdt>
               <w:sdtPr>
                 <w:rPr>
-                  <w:rFonts w:asciiTheme="majorHAnsi" w:eastAsiaTheme="majorHAnsi" w:hAnsiTheme="majorHAnsi" w:hint="eastAsia"/>
+                  <w:rFonts w:ascii="맑은 고딕" w:eastAsia="맑은 고딕" w:hAnsi="맑은 고딕" w:cs="맑은 고딕" w:hint="eastAsia"/>
                 </w:rPr>
                 <w:id w:val="2078551633"/>
                 <w14:checkbox>
@@ -16336,7 +16336,7 @@
               <w:sdtContent>
                 <w:r>
                   <w:rPr>
-                    <w:rFonts w:ascii="MS Gothic" w:eastAsia="MS Gothic" w:hAnsi="MS Gothic" w:hint="eastAsia"/>
+                    <w:rFonts w:ascii="맑은 고딕" w:eastAsia="맑은 고딕" w:hAnsi="맑은 고딕" w:cs="맑은 고딕" w:hint="eastAsia"/>
                   </w:rPr>
                   <w:t>☐</w:t>
                 </w:r>
@@ -16344,13 +16344,13 @@
             </w:sdt>
             <w:r>
               <w:rPr>
-                <w:rFonts w:hint="eastAsia"/>
+                <w:rFonts w:ascii="맑은 고딕" w:eastAsia="맑은 고딕" w:hAnsi="맑은 고딕" w:cs="맑은 고딕" w:hint="eastAsia"/>
               </w:rPr>
               <w:t>실외,</w:t>
             </w:r>
             <w:r>
               <w:rPr>
-                <w:rFonts w:hint="eastAsia"/>
+                <w:rFonts w:ascii="맑은 고딕" w:eastAsia="맑은 고딕" w:hAnsi="맑은 고딕" w:cs="맑은 고딕" w:hint="eastAsia"/>
               </w:rPr>
               <w:t>지상</w:t>
             </w:r>
@@ -16364,13 +16364,13 @@
             <w:pPr>
               <w:jc w:val="both"/>
               <w:rPr>
-                <w:rFonts w:asciiTheme="majorEastAsia" w:eastAsiaTheme="majorEastAsia" w:hAnsiTheme="majorEastAsia"/>
+                <w:rFonts w:ascii="맑은 고딕" w:eastAsia="맑은 고딕" w:hAnsi="맑은 고딕" w:cs="맑은 고딕" w:hint="eastAsia"/>
               </w:rPr>
             </w:pPr>
             <w:sdt>
               <w:sdtPr>
                 <w:rPr>
-                  <w:rFonts w:asciiTheme="majorEastAsia" w:eastAsiaTheme="majorEastAsia" w:hAnsiTheme="majorEastAsia" w:hint="eastAsia"/>
+                  <w:rFonts w:ascii="맑은 고딕" w:eastAsia="맑은 고딕" w:hAnsi="맑은 고딕" w:cs="맑은 고딕" w:hint="eastAsia"/>
                 </w:rPr>
                 <w:id w:val="-94944360"/>
                 <w14:checkbox>
@@ -16382,7 +16382,7 @@
               <w:sdtContent>
                 <w:r>
                   <w:rPr>
-                    <w:rFonts w:ascii="Segoe UI Symbol" w:eastAsiaTheme="majorEastAsia" w:hAnsi="Segoe UI Symbol" w:cs="Segoe UI Symbol"/>
+                    <w:rFonts w:ascii="맑은 고딕" w:eastAsia="맑은 고딕" w:hAnsi="맑은 고딕" w:cs="맑은 고딕" w:hint="eastAsia"/>
                   </w:rPr>
                   <w:t>☐</w:t>
                 </w:r>
@@ -16390,7 +16390,7 @@
             </w:sdt>
             <w:r>
               <w:rPr>
-                <w:rFonts w:asciiTheme="majorEastAsia" w:eastAsiaTheme="majorEastAsia" w:hAnsiTheme="majorEastAsia" w:hint="eastAsia"/>
+                <w:rFonts w:ascii="맑은 고딕" w:eastAsia="맑은 고딕" w:hAnsi="맑은 고딕" w:cs="맑은 고딕" w:hint="eastAsia"/>
               </w:rPr>
               <w:t>임대</w:t>
             </w:r>
@@ -16405,13 +16405,13 @@
             <w:pPr>
               <w:jc w:val="both"/>
               <w:rPr>
-                <w:rFonts w:asciiTheme="majorEastAsia" w:eastAsiaTheme="majorEastAsia" w:hAnsiTheme="majorEastAsia"/>
+                <w:rFonts w:ascii="맑은 고딕" w:eastAsia="맑은 고딕" w:hAnsi="맑은 고딕" w:cs="맑은 고딕" w:hint="eastAsia"/>
               </w:rPr>
             </w:pPr>
             <w:sdt>
               <w:sdtPr>
                 <w:rPr>
-                  <w:rFonts w:asciiTheme="majorEastAsia" w:eastAsiaTheme="majorEastAsia" w:hAnsiTheme="majorEastAsia" w:hint="eastAsia"/>
+                  <w:rFonts w:ascii="맑은 고딕" w:eastAsia="맑은 고딕" w:hAnsi="맑은 고딕" w:cs="맑은 고딕" w:hint="eastAsia"/>
                 </w:rPr>
                 <w:id w:val="-1758897530"/>
                 <w14:checkbox>
@@ -16423,7 +16423,7 @@
               <w:sdtContent>
                 <w:r>
                   <w:rPr>
-                    <w:rFonts w:ascii="Segoe UI Symbol" w:eastAsiaTheme="majorEastAsia" w:hAnsi="Segoe UI Symbol" w:cs="Segoe UI Symbol"/>
+                    <w:rFonts w:ascii="맑은 고딕" w:eastAsia="맑은 고딕" w:hAnsi="맑은 고딕" w:cs="맑은 고딕" w:hint="eastAsia"/>
                   </w:rPr>
                   <w:t>☐</w:t>
                 </w:r>
@@ -16431,7 +16431,7 @@
             </w:sdt>
             <w:r>
               <w:rPr>
-                <w:rFonts w:asciiTheme="majorEastAsia" w:eastAsiaTheme="majorEastAsia" w:hAnsiTheme="majorEastAsia" w:hint="eastAsia"/>
+                <w:rFonts w:ascii="맑은 고딕" w:eastAsia="맑은 고딕" w:hAnsi="맑은 고딕" w:cs="맑은 고딕" w:hint="eastAsia"/>
               </w:rPr>
               <w:t>가족</w:t>
             </w:r>
@@ -16445,13 +16445,13 @@
             <w:pPr>
               <w:jc w:val="both"/>
               <w:rPr>
-                <w:rFonts w:asciiTheme="majorEastAsia" w:eastAsiaTheme="majorEastAsia" w:hAnsiTheme="majorEastAsia"/>
+                <w:rFonts w:ascii="맑은 고딕" w:eastAsia="맑은 고딕" w:hAnsi="맑은 고딕" w:cs="맑은 고딕" w:hint="eastAsia"/>
               </w:rPr>
             </w:pPr>
             <w:sdt>
               <w:sdtPr>
                 <w:rPr>
-                  <w:rFonts w:asciiTheme="majorEastAsia" w:eastAsiaTheme="majorEastAsia" w:hAnsiTheme="majorEastAsia" w:hint="eastAsia"/>
+                  <w:rFonts w:ascii="맑은 고딕" w:eastAsia="맑은 고딕" w:hAnsi="맑은 고딕" w:cs="맑은 고딕" w:hint="eastAsia"/>
                 </w:rPr>
                 <w:id w:val="1212161000"/>
                 <w14:checkbox>
@@ -16463,7 +16463,7 @@
               <w:sdtContent>
                 <w:r>
                   <w:rPr>
-                    <w:rFonts w:ascii="Segoe UI Symbol" w:eastAsiaTheme="majorEastAsia" w:hAnsi="Segoe UI Symbol" w:cs="Segoe UI Symbol"/>
+                    <w:rFonts w:ascii="맑은 고딕" w:eastAsia="맑은 고딕" w:hAnsi="맑은 고딕" w:cs="맑은 고딕" w:hint="eastAsia"/>
                   </w:rPr>
                   <w:t>☐</w:t>
                 </w:r>
@@ -16472,7 +16472,7 @@
             <w:proofErr w:type="spellStart"/>
             <w:r>
               <w:rPr>
-                <w:rFonts w:asciiTheme="majorEastAsia" w:eastAsiaTheme="majorEastAsia" w:hAnsiTheme="majorEastAsia" w:hint="eastAsia"/>
+                <w:rFonts w:ascii="맑은 고딕" w:eastAsia="맑은 고딕" w:hAnsi="맑은 고딕" w:cs="맑은 고딕" w:hint="eastAsia"/>
               </w:rPr>
               <w:t>한전불입</w:t>
             </w:r>
@@ -16487,13 +16487,13 @@
             <w:pPr>
               <w:jc w:val="both"/>
               <w:rPr>
-                <w:rFonts w:asciiTheme="majorEastAsia" w:eastAsiaTheme="majorEastAsia" w:hAnsiTheme="majorEastAsia"/>
+                <w:rFonts w:ascii="맑은 고딕" w:eastAsia="맑은 고딕" w:hAnsi="맑은 고딕" w:cs="맑은 고딕" w:hint="eastAsia"/>
               </w:rPr>
             </w:pPr>
             <w:sdt>
               <w:sdtPr>
                 <w:rPr>
-                  <w:rFonts w:asciiTheme="majorEastAsia" w:eastAsiaTheme="majorEastAsia" w:hAnsiTheme="majorEastAsia" w:hint="eastAsia"/>
+                  <w:rFonts w:ascii="맑은 고딕" w:eastAsia="맑은 고딕" w:hAnsi="맑은 고딕" w:cs="맑은 고딕" w:hint="eastAsia"/>
                 </w:rPr>
                 <w:id w:val="-176657065"/>
                 <w14:checkbox>
@@ -16505,7 +16505,7 @@
               <w:sdtContent>
                 <w:r>
                   <w:rPr>
-                    <w:rFonts w:ascii="Segoe UI Symbol" w:eastAsiaTheme="majorEastAsia" w:hAnsi="Segoe UI Symbol" w:cs="Segoe UI Symbol"/>
+                    <w:rFonts w:ascii="맑은 고딕" w:eastAsia="맑은 고딕" w:hAnsi="맑은 고딕" w:cs="맑은 고딕" w:hint="eastAsia"/>
                   </w:rPr>
                   <w:t>☐</w:t>
                 </w:r>
@@ -16513,7 +16513,7 @@
             </w:sdt>
             <w:r>
               <w:rPr>
-                <w:rFonts w:asciiTheme="majorEastAsia" w:eastAsiaTheme="majorEastAsia" w:hAnsiTheme="majorEastAsia" w:hint="eastAsia"/>
+                <w:rFonts w:ascii="맑은 고딕" w:eastAsia="맑은 고딕" w:hAnsi="맑은 고딕" w:cs="맑은 고딕" w:hint="eastAsia"/>
               </w:rPr>
               <w:t>스탠드</w:t>
             </w:r>
@@ -16564,7 +16564,7 @@
             <w:sdt>
               <w:sdtPr>
                 <w:rPr>
-                  <w:rFonts w:asciiTheme="majorHAnsi" w:eastAsiaTheme="majorHAnsi" w:hAnsiTheme="majorHAnsi" w:hint="eastAsia"/>
+                  <w:rFonts w:ascii="맑은 고딕" w:eastAsia="맑은 고딕" w:hAnsi="맑은 고딕" w:cs="맑은 고딕" w:hint="eastAsia"/>
                 </w:rPr>
                 <w:id w:val="-2100858647"/>
                 <w14:checkbox>
@@ -16576,7 +16576,7 @@
               <w:sdtContent>
                 <w:r>
                   <w:rPr>
-                    <w:rFonts w:ascii="MS Gothic" w:eastAsia="MS Gothic" w:hAnsi="MS Gothic" w:hint="eastAsia"/>
+                    <w:rFonts w:ascii="맑은 고딕" w:eastAsia="맑은 고딕" w:hAnsi="맑은 고딕" w:cs="맑은 고딕" w:hint="eastAsia"/>
                   </w:rPr>
                   <w:t>☐</w:t>
                 </w:r>
@@ -16584,7 +16584,7 @@
             </w:sdt>
             <w:r>
               <w:rPr>
-                <w:rFonts w:hint="eastAsia"/>
+                <w:rFonts w:ascii="맑은 고딕" w:eastAsia="맑은 고딕" w:hAnsi="맑은 고딕" w:cs="맑은 고딕" w:hint="eastAsia"/>
               </w:rPr>
               <w:t>연립주택</w:t>
             </w:r>
@@ -16608,7 +16608,7 @@
             <w:pPr>
               <w:jc w:val="both"/>
               <w:rPr>
-                <w:rFonts w:asciiTheme="majorEastAsia" w:eastAsiaTheme="majorEastAsia" w:hAnsiTheme="majorEastAsia"/>
+                <w:rFonts w:ascii="맑은 고딕" w:eastAsia="맑은 고딕" w:hAnsi="맑은 고딕" w:cs="맑은 고딕" w:hint="eastAsia"/>
               </w:rPr>
             </w:pPr>
           </w:p>
@@ -16622,13 +16622,13 @@
             <w:pPr>
               <w:jc w:val="both"/>
               <w:rPr>
-                <w:rFonts w:asciiTheme="majorEastAsia" w:eastAsiaTheme="majorEastAsia" w:hAnsiTheme="majorEastAsia"/>
+                <w:rFonts w:ascii="맑은 고딕" w:eastAsia="맑은 고딕" w:hAnsi="맑은 고딕" w:cs="맑은 고딕" w:hint="eastAsia"/>
               </w:rPr>
             </w:pPr>
             <w:sdt>
               <w:sdtPr>
                 <w:rPr>
-                  <w:rFonts w:asciiTheme="majorEastAsia" w:eastAsiaTheme="majorEastAsia" w:hAnsiTheme="majorEastAsia" w:hint="eastAsia"/>
+                  <w:rFonts w:ascii="맑은 고딕" w:eastAsia="맑은 고딕" w:hAnsi="맑은 고딕" w:cs="맑은 고딕" w:hint="eastAsia"/>
                 </w:rPr>
                 <w:id w:val="420457414"/>
                 <w14:checkbox>
@@ -16640,7 +16640,7 @@
               <w:sdtContent>
                 <w:r>
                   <w:rPr>
-                    <w:rFonts w:ascii="Segoe UI Symbol" w:eastAsiaTheme="majorEastAsia" w:hAnsi="Segoe UI Symbol" w:cs="Segoe UI Symbol"/>
+                    <w:rFonts w:ascii="맑은 고딕" w:eastAsia="맑은 고딕" w:hAnsi="맑은 고딕" w:cs="맑은 고딕" w:hint="eastAsia"/>
                   </w:rPr>
                   <w:t>☐</w:t>
                 </w:r>
@@ -16648,7 +16648,7 @@
             </w:sdt>
             <w:r>
               <w:rPr>
-                <w:rFonts w:asciiTheme="majorEastAsia" w:eastAsiaTheme="majorEastAsia" w:hAnsiTheme="majorEastAsia" w:hint="eastAsia"/>
+                <w:rFonts w:ascii="맑은 고딕" w:eastAsia="맑은 고딕" w:hAnsi="맑은 고딕" w:cs="맑은 고딕" w:hint="eastAsia"/>
               </w:rPr>
               <w:t>지인</w:t>
             </w:r>
@@ -16662,7 +16662,7 @@
             <w:pPr>
               <w:jc w:val="both"/>
               <w:rPr>
-                <w:rFonts w:asciiTheme="majorEastAsia" w:eastAsiaTheme="majorEastAsia" w:hAnsiTheme="majorEastAsia"/>
+                <w:rFonts w:ascii="맑은 고딕" w:eastAsia="맑은 고딕" w:hAnsi="맑은 고딕" w:cs="맑은 고딕" w:hint="eastAsia"/>
               </w:rPr>
             </w:pPr>
           </w:p>
@@ -16675,7 +16675,7 @@
             <w:pPr>
               <w:jc w:val="both"/>
               <w:rPr>
-                <w:rFonts w:asciiTheme="majorEastAsia" w:eastAsiaTheme="majorEastAsia" w:hAnsiTheme="majorEastAsia"/>
+                <w:rFonts w:ascii="맑은 고딕" w:eastAsia="맑은 고딕" w:hAnsi="맑은 고딕" w:cs="맑은 고딕" w:hint="eastAsia"/>
               </w:rPr>
             </w:pPr>
           </w:p>
@@ -16725,7 +16725,7 @@
             <w:sdt>
               <w:sdtPr>
                 <w:rPr>
-                  <w:rFonts w:asciiTheme="majorHAnsi" w:eastAsiaTheme="majorHAnsi" w:hAnsiTheme="majorHAnsi" w:hint="eastAsia"/>
+                  <w:rFonts w:ascii="맑은 고딕" w:eastAsia="맑은 고딕" w:hAnsi="맑은 고딕" w:cs="맑은 고딕" w:hint="eastAsia"/>
                 </w:rPr>
                 <w:id w:val="575708064"/>
                 <w14:checkbox>
@@ -16737,7 +16737,7 @@
               <w:sdtContent>
                 <w:r>
                   <w:rPr>
-                    <w:rFonts w:ascii="MS Gothic" w:eastAsia="MS Gothic" w:hAnsi="MS Gothic" w:hint="eastAsia"/>
+                    <w:rFonts w:ascii="맑은 고딕" w:eastAsia="맑은 고딕" w:hAnsi="맑은 고딕" w:cs="맑은 고딕" w:hint="eastAsia"/>
                   </w:rPr>
                   <w:t>☐</w:t>
                 </w:r>
@@ -16745,7 +16745,7 @@
             </w:sdt>
             <w:r>
               <w:rPr>
-                <w:rFonts w:hint="eastAsia"/>
+                <w:rFonts w:ascii="맑은 고딕" w:eastAsia="맑은 고딕" w:hAnsi="맑은 고딕" w:cs="맑은 고딕" w:hint="eastAsia"/>
               </w:rPr>
               <w:t>상가</w:t>
             </w:r>
@@ -16769,7 +16769,7 @@
             <w:pPr>
               <w:jc w:val="both"/>
               <w:rPr>
-                <w:rFonts w:asciiTheme="majorEastAsia" w:eastAsiaTheme="majorEastAsia" w:hAnsiTheme="majorEastAsia"/>
+                <w:rFonts w:ascii="맑은 고딕" w:eastAsia="맑은 고딕" w:hAnsi="맑은 고딕" w:cs="맑은 고딕" w:hint="eastAsia"/>
               </w:rPr>
             </w:pPr>
           </w:p>
@@ -16783,13 +16783,13 @@
             <w:pPr>
               <w:jc w:val="both"/>
               <w:rPr>
-                <w:rFonts w:asciiTheme="majorEastAsia" w:eastAsiaTheme="majorEastAsia" w:hAnsiTheme="majorEastAsia"/>
+                <w:rFonts w:ascii="맑은 고딕" w:eastAsia="맑은 고딕" w:hAnsi="맑은 고딕" w:cs="맑은 고딕" w:hint="eastAsia"/>
               </w:rPr>
             </w:pPr>
             <w:sdt>
               <w:sdtPr>
                 <w:rPr>
-                  <w:rFonts w:asciiTheme="majorEastAsia" w:eastAsiaTheme="majorEastAsia" w:hAnsiTheme="majorEastAsia" w:hint="eastAsia"/>
+                  <w:rFonts w:ascii="맑은 고딕" w:eastAsia="맑은 고딕" w:hAnsi="맑은 고딕" w:cs="맑은 고딕" w:hint="eastAsia"/>
                 </w:rPr>
                 <w:id w:val="-1654982638"/>
                 <w14:checkbox>
@@ -16801,7 +16801,7 @@
               <w:sdtContent>
                 <w:r>
                   <w:rPr>
-                    <w:rFonts w:ascii="Segoe UI Symbol" w:eastAsiaTheme="majorEastAsia" w:hAnsi="Segoe UI Symbol" w:cs="Segoe UI Symbol"/>
+                    <w:rFonts w:ascii="맑은 고딕" w:eastAsia="맑은 고딕" w:hAnsi="맑은 고딕" w:cs="맑은 고딕" w:hint="eastAsia"/>
                   </w:rPr>
                   <w:t>☐</w:t>
                 </w:r>
@@ -16809,7 +16809,7 @@
             </w:sdt>
             <w:r>
               <w:rPr>
-                <w:rFonts w:asciiTheme="majorEastAsia" w:eastAsiaTheme="majorEastAsia" w:hAnsiTheme="majorEastAsia" w:hint="eastAsia"/>
+                <w:rFonts w:ascii="맑은 고딕" w:eastAsia="맑은 고딕" w:hAnsi="맑은 고딕" w:cs="맑은 고딕" w:hint="eastAsia"/>
               </w:rPr>
               <w:t>직원</w:t>
             </w:r>
@@ -16823,7 +16823,7 @@
             <w:pPr>
               <w:jc w:val="both"/>
               <w:rPr>
-                <w:rFonts w:asciiTheme="majorEastAsia" w:eastAsiaTheme="majorEastAsia" w:hAnsiTheme="majorEastAsia"/>
+                <w:rFonts w:ascii="맑은 고딕" w:eastAsia="맑은 고딕" w:hAnsi="맑은 고딕" w:cs="맑은 고딕" w:hint="eastAsia"/>
               </w:rPr>
             </w:pPr>
           </w:p>
@@ -16836,7 +16836,7 @@
             <w:pPr>
               <w:jc w:val="both"/>
               <w:rPr>
-                <w:rFonts w:asciiTheme="majorEastAsia" w:eastAsiaTheme="majorEastAsia" w:hAnsiTheme="majorEastAsia"/>
+                <w:rFonts w:ascii="맑은 고딕" w:eastAsia="맑은 고딕" w:hAnsi="맑은 고딕" w:cs="맑은 고딕" w:hint="eastAsia"/>
               </w:rPr>
             </w:pPr>
           </w:p>
@@ -16886,7 +16886,7 @@
             <w:sdt>
               <w:sdtPr>
                 <w:rPr>
-                  <w:rFonts w:asciiTheme="majorHAnsi" w:eastAsiaTheme="majorHAnsi" w:hAnsiTheme="majorHAnsi" w:hint="eastAsia"/>
+                  <w:rFonts w:ascii="맑은 고딕" w:eastAsia="맑은 고딕" w:hAnsi="맑은 고딕" w:cs="맑은 고딕" w:hint="eastAsia"/>
                 </w:rPr>
                 <w:id w:val="-1855254905"/>
                 <w14:checkbox>
@@ -16898,7 +16898,7 @@
               <w:sdtContent>
                 <w:r>
                   <w:rPr>
-                    <w:rFonts w:ascii="MS Gothic" w:eastAsia="MS Gothic" w:hAnsi="MS Gothic" w:hint="eastAsia"/>
+                    <w:rFonts w:ascii="맑은 고딕" w:eastAsia="맑은 고딕" w:hAnsi="맑은 고딕" w:cs="맑은 고딕" w:hint="eastAsia"/>
                   </w:rPr>
                   <w:t>☐</w:t>
                 </w:r>
@@ -16906,7 +16906,7 @@
             </w:sdt>
             <w:r>
               <w:rPr>
-                <w:rFonts w:hint="eastAsia"/>
+                <w:rFonts w:ascii="맑은 고딕" w:eastAsia="맑은 고딕" w:hAnsi="맑은 고딕" w:cs="맑은 고딕" w:hint="eastAsia"/>
               </w:rPr>
               <w:t>기타</w:t>
             </w:r>
@@ -16930,7 +16930,7 @@
             <w:pPr>
               <w:jc w:val="both"/>
               <w:rPr>
-                <w:rFonts w:asciiTheme="majorEastAsia" w:eastAsiaTheme="majorEastAsia" w:hAnsiTheme="majorEastAsia"/>
+                <w:rFonts w:ascii="맑은 고딕" w:eastAsia="맑은 고딕" w:hAnsi="맑은 고딕" w:cs="맑은 고딕" w:hint="eastAsia"/>
               </w:rPr>
             </w:pPr>
           </w:p>
@@ -16944,13 +16944,13 @@
             <w:pPr>
               <w:jc w:val="both"/>
               <w:rPr>
-                <w:rFonts w:asciiTheme="majorEastAsia" w:eastAsiaTheme="majorEastAsia" w:hAnsiTheme="majorEastAsia"/>
+                <w:rFonts w:ascii="맑은 고딕" w:eastAsia="맑은 고딕" w:hAnsi="맑은 고딕" w:cs="맑은 고딕" w:hint="eastAsia"/>
               </w:rPr>
             </w:pPr>
             <w:sdt>
               <w:sdtPr>
                 <w:rPr>
-                  <w:rFonts w:asciiTheme="majorEastAsia" w:eastAsiaTheme="majorEastAsia" w:hAnsiTheme="majorEastAsia" w:hint="eastAsia"/>
+                  <w:rFonts w:ascii="맑은 고딕" w:eastAsia="맑은 고딕" w:hAnsi="맑은 고딕" w:cs="맑은 고딕" w:hint="eastAsia"/>
                 </w:rPr>
                 <w:id w:val="-1730915888"/>
                 <w14:checkbox>
@@ -16962,7 +16962,7 @@
               <w:sdtContent>
                 <w:r>
                   <w:rPr>
-                    <w:rFonts w:ascii="Segoe UI Symbol" w:eastAsiaTheme="majorEastAsia" w:hAnsi="Segoe UI Symbol" w:cs="Segoe UI Symbol"/>
+                    <w:rFonts w:ascii="맑은 고딕" w:eastAsia="맑은 고딕" w:hAnsi="맑은 고딕" w:cs="맑은 고딕" w:hint="eastAsia"/>
                   </w:rPr>
                   <w:t>☐</w:t>
                 </w:r>
@@ -16970,7 +16970,7 @@
             </w:sdt>
             <w:r>
               <w:rPr>
-                <w:rFonts w:asciiTheme="majorEastAsia" w:eastAsiaTheme="majorEastAsia" w:hAnsiTheme="majorEastAsia" w:hint="eastAsia"/>
+                <w:rFonts w:ascii="맑은 고딕" w:eastAsia="맑은 고딕" w:hAnsi="맑은 고딕" w:cs="맑은 고딕" w:hint="eastAsia"/>
               </w:rPr>
               <w:t>무관</w:t>
             </w:r>
@@ -16984,7 +16984,7 @@
             <w:pPr>
               <w:jc w:val="both"/>
               <w:rPr>
-                <w:rFonts w:asciiTheme="majorEastAsia" w:eastAsiaTheme="majorEastAsia" w:hAnsiTheme="majorEastAsia"/>
+                <w:rFonts w:ascii="맑은 고딕" w:eastAsia="맑은 고딕" w:hAnsi="맑은 고딕" w:cs="맑은 고딕" w:hint="eastAsia"/>
               </w:rPr>
             </w:pPr>
           </w:p>
@@ -16997,7 +16997,7 @@
             <w:pPr>
               <w:jc w:val="both"/>
               <w:rPr>
-                <w:rFonts w:asciiTheme="majorEastAsia" w:eastAsiaTheme="majorEastAsia" w:hAnsiTheme="majorEastAsia"/>
+                <w:rFonts w:ascii="맑은 고딕" w:eastAsia="맑은 고딕" w:hAnsi="맑은 고딕" w:cs="맑은 고딕" w:hint="eastAsia"/>
               </w:rPr>
             </w:pPr>
           </w:p>
@@ -17046,7 +17046,7 @@
             </w:pPr>
             <w:r>
               <w:rPr>
-                <w:rFonts w:hint="eastAsia"/>
+                <w:rFonts w:ascii="맑은 고딕" w:eastAsia="맑은 고딕" w:hAnsi="맑은 고딕" w:cs="맑은 고딕" w:hint="eastAsia"/>
               </w:rPr>
               <w:t>기타사항</w:t>
             </w:r>
@@ -17061,7 +17061,7 @@
             <w:pPr>
               <w:jc w:val="both"/>
               <w:rPr>
-                <w:rFonts w:asciiTheme="majorHAnsi" w:eastAsiaTheme="majorHAnsi" w:hAnsiTheme="majorHAnsi"/>
+                <w:rFonts w:ascii="맑은 고딕" w:eastAsia="맑은 고딕" w:hAnsi="맑은 고딕" w:cs="맑은 고딕" w:hint="eastAsia"/>
                 <w:b/>
                 <w:bCs/>
                 <w:i/>
@@ -17091,14 +17091,14 @@
               <w:sdtEndPr>
                 <w:rPr>
                   <w:rStyle w:val="a0"/>
-                  <w:rFonts w:asciiTheme="majorHAnsi" w:eastAsiaTheme="majorHAnsi" w:hAnsiTheme="majorHAnsi"/>
+                  <w:rFonts w:ascii="맑은 고딕" w:eastAsia="맑은 고딕" w:hAnsi="맑은 고딕" w:cs="맑은 고딕" w:hint="eastAsia"/>
                   <w:b/>
                 </w:rPr>
               </w:sdtEndPr>
               <w:sdtContent>
                 <w:r>
                   <w:rPr>
-                    <w:rFonts w:asciiTheme="majorHAnsi" w:eastAsiaTheme="majorHAnsi" w:hAnsiTheme="majorHAnsi" w:hint="eastAsia"/>
+                    <w:rFonts w:ascii="맑은 고딕" w:eastAsia="맑은 고딕" w:hAnsi="맑은 고딕" w:cs="맑은 고딕" w:hint="eastAsia"/>
                     <w:b/>
                     <w:bCs/>
                     <w:i/>
@@ -17110,7 +17110,7 @@
                 </w:r>
                 <w:r>
                   <w:rPr>
-                    <w:rFonts w:asciiTheme="majorHAnsi" w:eastAsiaTheme="majorHAnsi" w:hAnsiTheme="majorHAnsi"/>
+                    <w:rFonts w:ascii="맑은 고딕" w:eastAsia="맑은 고딕" w:hAnsi="맑은 고딕" w:cs="맑은 고딕" w:hint="eastAsia"/>
                     <w:b/>
                     <w:bCs/>
                     <w:i/>
@@ -17122,7 +17122,7 @@
                 </w:r>
                 <w:r>
                   <w:rPr>
-                    <w:rFonts w:asciiTheme="majorHAnsi" w:eastAsiaTheme="majorHAnsi" w:hAnsiTheme="majorHAnsi" w:hint="eastAsia"/>
+                    <w:rFonts w:ascii="맑은 고딕" w:eastAsia="맑은 고딕" w:hAnsi="맑은 고딕" w:cs="맑은 고딕" w:hint="eastAsia"/>
                     <w:b/>
                     <w:bCs/>
                     <w:i/>
@@ -17134,7 +17134,7 @@
                 </w:r>
                 <w:r>
                   <w:rPr>
-                    <w:rFonts w:asciiTheme="majorHAnsi" w:eastAsiaTheme="majorHAnsi" w:hAnsiTheme="majorHAnsi"/>
+                    <w:rFonts w:ascii="맑은 고딕" w:eastAsia="맑은 고딕" w:hAnsi="맑은 고딕" w:cs="맑은 고딕" w:hint="eastAsia"/>
                     <w:b/>
                     <w:bCs/>
                     <w:i/>
@@ -17146,7 +17146,7 @@
                 </w:r>
                 <w:r>
                   <w:rPr>
-                    <w:rFonts w:asciiTheme="majorHAnsi" w:eastAsiaTheme="majorHAnsi" w:hAnsiTheme="majorHAnsi" w:hint="eastAsia"/>
+                    <w:rFonts w:ascii="맑은 고딕" w:eastAsia="맑은 고딕" w:hAnsi="맑은 고딕" w:cs="맑은 고딕" w:hint="eastAsia"/>
                     <w:b/>
                     <w:bCs/>
                     <w:i/>
@@ -17169,19 +17169,19 @@
             <w:pPr>
               <w:jc w:val="both"/>
               <w:rPr>
-                <w:rFonts w:asciiTheme="majorHAnsi" w:eastAsiaTheme="majorHAnsi" w:hAnsiTheme="majorHAnsi"/>
-              </w:rPr>
-            </w:pPr>
-            <w:r>
-              <w:rPr>
-                <w:rFonts w:asciiTheme="majorHAnsi" w:eastAsiaTheme="majorHAnsi" w:hAnsiTheme="majorHAnsi" w:hint="eastAsia"/>
+                <w:rFonts w:ascii="맑은 고딕" w:eastAsia="맑은 고딕" w:hAnsi="맑은 고딕" w:cs="맑은 고딕" w:hint="eastAsia"/>
+              </w:rPr>
+            </w:pPr>
+            <w:r>
+              <w:rPr>
+                <w:rFonts w:ascii="맑은 고딕" w:eastAsia="맑은 고딕" w:hAnsi="맑은 고딕" w:cs="맑은 고딕" w:hint="eastAsia"/>
               </w:rPr>
               <w:t xml:space="preserve">주차공간 확보 </w:t>
             </w:r>
             <w:sdt>
               <w:sdtPr>
                 <w:rPr>
-                  <w:rFonts w:asciiTheme="majorHAnsi" w:eastAsiaTheme="majorHAnsi" w:hAnsiTheme="majorHAnsi" w:hint="eastAsia"/>
+                  <w:rFonts w:ascii="맑은 고딕" w:eastAsia="맑은 고딕" w:hAnsi="맑은 고딕" w:cs="맑은 고딕" w:hint="eastAsia"/>
                 </w:rPr>
                 <w:id w:val="1944100893"/>
                 <w14:checkbox>
@@ -17193,7 +17193,7 @@
               <w:sdtContent>
                 <w:r>
                   <w:rPr>
-                    <w:rFonts w:hint="eastAsia"/>
+                    <w:rFonts w:ascii="맑은 고딕" w:eastAsia="맑은 고딕" w:hAnsi="맑은 고딕" w:cs="맑은 고딕" w:hint="eastAsia"/>
                   </w:rPr>
                   <w:t>■</w:t>
                 </w:r>
@@ -17201,7 +17201,7 @@
             </w:sdt>
             <w:r>
               <w:rPr>
-                <w:rFonts w:asciiTheme="majorHAnsi" w:eastAsiaTheme="majorHAnsi" w:hAnsiTheme="majorHAnsi" w:hint="eastAsia"/>
+                <w:rFonts w:ascii="맑은 고딕" w:eastAsia="맑은 고딕" w:hAnsi="맑은 고딕" w:cs="맑은 고딕" w:hint="eastAsia"/>
               </w:rPr>
               <w:t>(필수항목)</w:t>
             </w:r>
@@ -17242,12 +17242,12 @@
             <w:pPr>
               <w:jc w:val="both"/>
               <w:rPr>
-                <w:rFonts w:asciiTheme="majorEastAsia" w:eastAsiaTheme="majorEastAsia" w:hAnsiTheme="majorEastAsia"/>
-              </w:rPr>
-            </w:pPr>
-            <w:r>
-              <w:rPr>
-                <w:rFonts w:asciiTheme="majorEastAsia" w:eastAsiaTheme="majorEastAsia" w:hAnsiTheme="majorEastAsia" w:hint="eastAsia"/>
+                <w:rFonts w:ascii="맑은 고딕" w:eastAsia="맑은 고딕" w:hAnsi="맑은 고딕" w:cs="맑은 고딕" w:hint="eastAsia"/>
+              </w:rPr>
+            </w:pPr>
+            <w:r>
+              <w:rPr>
+                <w:rFonts w:ascii="맑은 고딕" w:eastAsia="맑은 고딕" w:hAnsi="맑은 고딕" w:cs="맑은 고딕" w:hint="eastAsia"/>
                 <w:b/>
                 <w:bCs/>
                 <w:sz w:val="24"/>
@@ -17299,20 +17299,20 @@
               <w:contextualSpacing/>
               <w:jc w:val="both"/>
               <w:rPr>
-                <w:rFonts w:asciiTheme="majorEastAsia" w:eastAsiaTheme="majorEastAsia" w:hAnsiTheme="majorEastAsia"/>
+                <w:rFonts w:ascii="맑은 고딕" w:eastAsia="맑은 고딕" w:hAnsi="맑은 고딕" w:cs="맑은 고딕" w:hint="eastAsia"/>
               </w:rPr>
             </w:pPr>
             <w:proofErr w:type="spellStart"/>
             <w:r>
               <w:rPr>
-                <w:rFonts w:asciiTheme="majorEastAsia" w:eastAsiaTheme="majorEastAsia" w:hAnsiTheme="majorEastAsia" w:hint="eastAsia"/>
+                <w:rFonts w:ascii="맑은 고딕" w:eastAsia="맑은 고딕" w:hAnsi="맑은 고딕" w:cs="맑은 고딕" w:hint="eastAsia"/>
               </w:rPr>
               <w:t>고압시</w:t>
             </w:r>
             <w:proofErr w:type="spellEnd"/>
             <w:r>
               <w:rPr>
-                <w:rFonts w:asciiTheme="majorEastAsia" w:eastAsiaTheme="majorEastAsia" w:hAnsiTheme="majorEastAsia" w:hint="eastAsia"/>
+                <w:rFonts w:ascii="맑은 고딕" w:eastAsia="맑은 고딕" w:hAnsi="맑은 고딕" w:cs="맑은 고딕" w:hint="eastAsia"/>
               </w:rPr>
               <w:t xml:space="preserve"> 변압기 용량 확인</w:t>
             </w:r>
@@ -17332,19 +17332,19 @@
             <w:pPr>
               <w:jc w:val="both"/>
               <w:rPr>
-                <w:rFonts w:asciiTheme="majorEastAsia" w:eastAsiaTheme="majorEastAsia" w:hAnsiTheme="majorEastAsia"/>
-              </w:rPr>
-            </w:pPr>
-            <w:r>
-              <w:rPr>
-                <w:rFonts w:asciiTheme="majorEastAsia" w:eastAsiaTheme="majorEastAsia" w:hAnsiTheme="majorEastAsia" w:hint="eastAsia"/>
+                <w:rFonts w:ascii="맑은 고딕" w:eastAsia="맑은 고딕" w:hAnsi="맑은 고딕" w:cs="맑은 고딕" w:hint="eastAsia"/>
+              </w:rPr>
+            </w:pPr>
+            <w:r>
+              <w:rPr>
+                <w:rFonts w:ascii="맑은 고딕" w:eastAsia="맑은 고딕" w:hAnsi="맑은 고딕" w:cs="맑은 고딕" w:hint="eastAsia"/>
               </w:rPr>
               <w:t xml:space="preserve"> </w:t>
             </w:r>
             <w:sdt>
               <w:sdtPr>
                 <w:rPr>
-                  <w:rFonts w:asciiTheme="majorEastAsia" w:eastAsiaTheme="majorEastAsia" w:hAnsiTheme="majorEastAsia" w:hint="eastAsia"/>
+                  <w:rFonts w:ascii="맑은 고딕" w:eastAsia="맑은 고딕" w:hAnsi="맑은 고딕" w:cs="맑은 고딕" w:hint="eastAsia"/>
                 </w:rPr>
                 <w:id w:val="-980231648"/>
                 <w14:checkbox>
@@ -17356,7 +17356,7 @@
               <w:sdtContent>
                 <w:r>
                   <w:rPr>
-                    <w:rFonts w:ascii="Segoe UI Symbol" w:eastAsiaTheme="majorEastAsia" w:hAnsi="Segoe UI Symbol" w:cs="Segoe UI Symbol"/>
+                    <w:rFonts w:ascii="맑은 고딕" w:eastAsia="맑은 고딕" w:hAnsi="맑은 고딕" w:cs="맑은 고딕" w:hint="eastAsia"/>
                   </w:rPr>
                   <w:t>☐</w:t>
                 </w:r>
@@ -17364,7 +17364,7 @@
             </w:sdt>
             <w:r>
               <w:rPr>
-                <w:rFonts w:asciiTheme="majorEastAsia" w:eastAsiaTheme="majorEastAsia" w:hAnsiTheme="majorEastAsia" w:hint="eastAsia"/>
+                <w:rFonts w:ascii="맑은 고딕" w:eastAsia="맑은 고딕" w:hAnsi="맑은 고딕" w:cs="맑은 고딕" w:hint="eastAsia"/>
               </w:rPr>
               <w:t>확인</w:t>
             </w:r>
@@ -17429,12 +17429,12 @@
               <w:contextualSpacing/>
               <w:jc w:val="both"/>
               <w:rPr>
-                <w:rFonts w:asciiTheme="majorEastAsia" w:eastAsiaTheme="majorEastAsia" w:hAnsiTheme="majorEastAsia"/>
-              </w:rPr>
-            </w:pPr>
-            <w:r>
-              <w:rPr>
-                <w:rFonts w:asciiTheme="majorEastAsia" w:eastAsiaTheme="majorEastAsia" w:hAnsiTheme="majorEastAsia" w:hint="eastAsia"/>
+                <w:rFonts w:ascii="맑은 고딕" w:eastAsia="맑은 고딕" w:hAnsi="맑은 고딕" w:cs="맑은 고딕" w:hint="eastAsia"/>
+              </w:rPr>
+            </w:pPr>
+            <w:r>
+              <w:rPr>
+                <w:rFonts w:ascii="맑은 고딕" w:eastAsia="맑은 고딕" w:hAnsi="맑은 고딕" w:cs="맑은 고딕" w:hint="eastAsia"/>
               </w:rPr>
               <w:t>저압 경우 계약전력 확인</w:t>
             </w:r>
@@ -17454,19 +17454,19 @@
             <w:pPr>
               <w:jc w:val="both"/>
               <w:rPr>
-                <w:rFonts w:asciiTheme="majorEastAsia" w:eastAsiaTheme="majorEastAsia" w:hAnsiTheme="majorEastAsia"/>
-              </w:rPr>
-            </w:pPr>
-            <w:r>
-              <w:rPr>
-                <w:rFonts w:asciiTheme="majorEastAsia" w:eastAsiaTheme="majorEastAsia" w:hAnsiTheme="majorEastAsia" w:hint="eastAsia"/>
+                <w:rFonts w:ascii="맑은 고딕" w:eastAsia="맑은 고딕" w:hAnsi="맑은 고딕" w:cs="맑은 고딕" w:hint="eastAsia"/>
+              </w:rPr>
+            </w:pPr>
+            <w:r>
+              <w:rPr>
+                <w:rFonts w:ascii="맑은 고딕" w:eastAsia="맑은 고딕" w:hAnsi="맑은 고딕" w:cs="맑은 고딕" w:hint="eastAsia"/>
               </w:rPr>
               <w:t xml:space="preserve"> </w:t>
             </w:r>
             <w:sdt>
               <w:sdtPr>
                 <w:rPr>
-                  <w:rFonts w:asciiTheme="majorEastAsia" w:eastAsiaTheme="majorEastAsia" w:hAnsiTheme="majorEastAsia" w:hint="eastAsia"/>
+                  <w:rFonts w:ascii="맑은 고딕" w:eastAsia="맑은 고딕" w:hAnsi="맑은 고딕" w:cs="맑은 고딕" w:hint="eastAsia"/>
                 </w:rPr>
                 <w:id w:val="-1940137475"/>
                 <w14:checkbox>
@@ -17478,7 +17478,7 @@
               <w:sdtContent>
                 <w:r>
                   <w:rPr>
-                    <w:rFonts w:ascii="Segoe UI Symbol" w:eastAsiaTheme="majorEastAsia" w:hAnsi="Segoe UI Symbol" w:cs="Segoe UI Symbol"/>
+                    <w:rFonts w:ascii="맑은 고딕" w:eastAsia="맑은 고딕" w:hAnsi="맑은 고딕" w:cs="맑은 고딕" w:hint="eastAsia"/>
                   </w:rPr>
                   <w:t>☐</w:t>
                 </w:r>
@@ -17486,7 +17486,7 @@
             </w:sdt>
             <w:r>
               <w:rPr>
-                <w:rFonts w:asciiTheme="majorEastAsia" w:eastAsiaTheme="majorEastAsia" w:hAnsiTheme="majorEastAsia" w:hint="eastAsia"/>
+                <w:rFonts w:ascii="맑은 고딕" w:eastAsia="맑은 고딕" w:hAnsi="맑은 고딕" w:cs="맑은 고딕" w:hint="eastAsia"/>
               </w:rPr>
               <w:t>확인</w:t>
             </w:r>
@@ -17528,12 +17528,12 @@
             <w:pPr>
               <w:jc w:val="both"/>
               <w:rPr>
-                <w:rFonts w:asciiTheme="majorEastAsia" w:eastAsiaTheme="majorEastAsia" w:hAnsiTheme="majorEastAsia"/>
-              </w:rPr>
-            </w:pPr>
-            <w:r>
-              <w:rPr>
-                <w:rFonts w:asciiTheme="majorEastAsia" w:eastAsiaTheme="majorEastAsia" w:hAnsiTheme="majorEastAsia"/>
+                <w:rFonts w:ascii="맑은 고딕" w:eastAsia="맑은 고딕" w:hAnsi="맑은 고딕" w:cs="맑은 고딕" w:hint="eastAsia"/>
+              </w:rPr>
+            </w:pPr>
+            <w:r>
+              <w:rPr>
+                <w:rFonts w:ascii="맑은 고딕" w:eastAsia="맑은 고딕" w:hAnsi="맑은 고딕" w:cs="맑은 고딕" w:hint="eastAsia"/>
                 <w:b/>
                 <w:bCs/>
                 <w:sz w:val="24"/>
@@ -17575,14 +17575,14 @@
             <w:proofErr w:type="spellStart"/>
             <w:r>
               <w:rPr>
-                <w:rFonts w:hint="eastAsia"/>
+                <w:rFonts w:ascii="맑은 고딕" w:eastAsia="맑은 고딕" w:hAnsi="맑은 고딕" w:cs="맑은 고딕" w:hint="eastAsia"/>
               </w:rPr>
               <w:t>운영중</w:t>
             </w:r>
             <w:proofErr w:type="spellEnd"/>
             <w:r>
               <w:rPr>
-                <w:rFonts w:hint="eastAsia"/>
+                <w:rFonts w:ascii="맑은 고딕" w:eastAsia="맑은 고딕" w:hAnsi="맑은 고딕" w:cs="맑은 고딕" w:hint="eastAsia"/>
               </w:rPr>
               <w:t xml:space="preserve"> 또는</w:t>
             </w:r>
@@ -17593,7 +17593,7 @@
             </w:pPr>
             <w:r>
               <w:rPr>
-                <w:rFonts w:hint="eastAsia"/>
+                <w:rFonts w:ascii="맑은 고딕" w:eastAsia="맑은 고딕" w:hAnsi="맑은 고딕" w:cs="맑은 고딕" w:hint="eastAsia"/>
               </w:rPr>
               <w:t>설치예정</w:t>
             </w:r>
@@ -17612,13 +17612,13 @@
             <w:pPr>
               <w:jc w:val="both"/>
               <w:rPr>
-                <w:rFonts w:asciiTheme="majorEastAsia" w:eastAsiaTheme="majorEastAsia" w:hAnsiTheme="majorEastAsia"/>
+                <w:rFonts w:ascii="맑은 고딕" w:eastAsia="맑은 고딕" w:hAnsi="맑은 고딕" w:cs="맑은 고딕" w:hint="eastAsia"/>
               </w:rPr>
             </w:pPr>
             <w:sdt>
               <w:sdtPr>
                 <w:rPr>
-                  <w:rFonts w:asciiTheme="majorEastAsia" w:eastAsiaTheme="majorEastAsia" w:hAnsiTheme="majorEastAsia" w:hint="eastAsia"/>
+                  <w:rFonts w:ascii="맑은 고딕" w:eastAsia="맑은 고딕" w:hAnsi="맑은 고딕" w:cs="맑은 고딕" w:hint="eastAsia"/>
                 </w:rPr>
                 <w:id w:val="-251354294"/>
                 <w14:checkbox>
@@ -17630,7 +17630,7 @@
               <w:sdtContent>
                 <w:r>
                   <w:rPr>
-                    <w:rFonts w:ascii="Segoe UI Symbol" w:eastAsiaTheme="majorEastAsia" w:hAnsi="Segoe UI Symbol" w:cs="Segoe UI Symbol"/>
+                    <w:rFonts w:ascii="맑은 고딕" w:eastAsia="맑은 고딕" w:hAnsi="맑은 고딕" w:cs="맑은 고딕" w:hint="eastAsia"/>
                   </w:rPr>
                   <w:t>☐</w:t>
                 </w:r>
@@ -17638,7 +17638,7 @@
             </w:sdt>
             <w:r>
               <w:rPr>
-                <w:rFonts w:asciiTheme="majorEastAsia" w:eastAsiaTheme="majorEastAsia" w:hAnsiTheme="majorEastAsia" w:hint="eastAsia"/>
+                <w:rFonts w:ascii="맑은 고딕" w:eastAsia="맑은 고딕" w:hAnsi="맑은 고딕" w:cs="맑은 고딕" w:hint="eastAsia"/>
               </w:rPr>
               <w:t xml:space="preserve"> 급속충전기(    </w:t>
             </w:r>
@@ -17646,7 +17646,7 @@
               <w:sdtPr>
                 <w:rPr>
                   <w:rStyle w:val="10pt"/>
-                  <w:rFonts w:asciiTheme="majorEastAsia" w:hAnsiTheme="majorEastAsia" w:hint="eastAsia"/>
+                  <w:rFonts w:ascii="맑은 고딕" w:eastAsia="맑은 고딕" w:hAnsi="맑은 고딕" w:cs="맑은 고딕" w:hint="eastAsia"/>
                 </w:rPr>
                 <w:id w:val="2064678604"/>
                 <w:placeholder>
@@ -17659,7 +17659,7 @@
               <w:sdtEndPr>
                 <w:rPr>
                   <w:rStyle w:val="a0"/>
-                  <w:rFonts w:eastAsia="맑은 고딕"/>
+                  <w:rFonts w:ascii="맑은 고딕" w:eastAsia="맑은 고딕" w:hAnsi="맑은 고딕" w:cs="맑은 고딕" w:hint="eastAsia"/>
                   <w:b w:val="0"/>
                   <w:bCs/>
                   <w:i/>
@@ -17674,7 +17674,7 @@
                 <w:r>
                   <w:rPr>
                     <w:rStyle w:val="a6"/>
-                    <w:rFonts w:asciiTheme="majorEastAsia" w:eastAsiaTheme="majorEastAsia" w:hAnsiTheme="majorEastAsia" w:hint="eastAsia"/>
+                    <w:rFonts w:ascii="맑은 고딕" w:eastAsia="맑은 고딕" w:hAnsi="맑은 고딕" w:cs="맑은 고딕" w:hint="eastAsia"/>
                     <w:b/>
                     <w:bCs/>
                     <w:i/>
@@ -17688,7 +17688,7 @@
             </w:sdt>
             <w:r>
               <w:rPr>
-                <w:rFonts w:asciiTheme="majorEastAsia" w:eastAsiaTheme="majorEastAsia" w:hAnsiTheme="majorEastAsia" w:hint="eastAsia"/>
+                <w:rFonts w:ascii="맑은 고딕" w:eastAsia="맑은 고딕" w:hAnsi="맑은 고딕" w:cs="맑은 고딕" w:hint="eastAsia"/>
               </w:rPr>
               <w:t xml:space="preserve"> </w:t>
             </w:r>
@@ -17696,13 +17696,13 @@
             <w:bookmarkEnd w:id="20"/>
             <w:r>
               <w:rPr>
-                <w:rFonts w:asciiTheme="majorEastAsia" w:eastAsiaTheme="majorEastAsia" w:hAnsiTheme="majorEastAsia"/>
+                <w:rFonts w:ascii="맑은 고딕" w:eastAsia="맑은 고딕" w:hAnsi="맑은 고딕" w:cs="맑은 고딕" w:hint="eastAsia"/>
               </w:rPr>
               <w:t>기</w:t>
             </w:r>
             <w:r>
               <w:rPr>
-                <w:rFonts w:asciiTheme="majorEastAsia" w:eastAsiaTheme="majorEastAsia" w:hAnsiTheme="majorEastAsia" w:hint="eastAsia"/>
+                <w:rFonts w:ascii="맑은 고딕" w:eastAsia="맑은 고딕" w:hAnsi="맑은 고딕" w:cs="맑은 고딕" w:hint="eastAsia"/>
               </w:rPr>
               <w:t>)</w:t>
             </w:r>
@@ -17721,19 +17721,19 @@
             <w:pPr>
               <w:jc w:val="both"/>
               <w:rPr>
-                <w:rFonts w:asciiTheme="majorHAnsi" w:eastAsiaTheme="majorHAnsi" w:hAnsiTheme="majorHAnsi"/>
-              </w:rPr>
-            </w:pPr>
-            <w:r>
-              <w:rPr>
-                <w:rFonts w:asciiTheme="majorHAnsi" w:eastAsiaTheme="majorHAnsi" w:hAnsiTheme="majorHAnsi" w:hint="eastAsia"/>
+                <w:rFonts w:ascii="맑은 고딕" w:eastAsia="맑은 고딕" w:hAnsi="맑은 고딕" w:cs="맑은 고딕" w:hint="eastAsia"/>
+              </w:rPr>
+            </w:pPr>
+            <w:r>
+              <w:rPr>
+                <w:rFonts w:ascii="맑은 고딕" w:eastAsia="맑은 고딕" w:hAnsi="맑은 고딕" w:cs="맑은 고딕" w:hint="eastAsia"/>
               </w:rPr>
               <w:t xml:space="preserve"> </w:t>
             </w:r>
             <w:sdt>
               <w:sdtPr>
                 <w:rPr>
-                  <w:rFonts w:asciiTheme="majorHAnsi" w:eastAsiaTheme="majorHAnsi" w:hAnsiTheme="majorHAnsi" w:hint="eastAsia"/>
+                  <w:rFonts w:ascii="맑은 고딕" w:eastAsia="맑은 고딕" w:hAnsi="맑은 고딕" w:cs="맑은 고딕" w:hint="eastAsia"/>
                 </w:rPr>
                 <w:id w:val="-1361963411"/>
                 <w14:checkbox>
@@ -17745,7 +17745,7 @@
               <w:sdtContent>
                 <w:r>
                   <w:rPr>
-                    <w:rFonts w:ascii="MS Gothic" w:eastAsia="MS Gothic" w:hAnsi="MS Gothic" w:hint="eastAsia"/>
+                    <w:rFonts w:ascii="맑은 고딕" w:eastAsia="맑은 고딕" w:hAnsi="맑은 고딕" w:cs="맑은 고딕" w:hint="eastAsia"/>
                   </w:rPr>
                   <w:t>☐</w:t>
                 </w:r>
@@ -17754,20 +17754,20 @@
             <w:proofErr w:type="spellStart"/>
             <w:r>
               <w:rPr>
-                <w:rFonts w:asciiTheme="majorEastAsia" w:eastAsiaTheme="majorEastAsia" w:hAnsiTheme="majorEastAsia" w:hint="eastAsia"/>
+                <w:rFonts w:ascii="맑은 고딕" w:eastAsia="맑은 고딕" w:hAnsi="맑은 고딕" w:cs="맑은 고딕" w:hint="eastAsia"/>
               </w:rPr>
               <w:t>완속충전기</w:t>
             </w:r>
             <w:proofErr w:type="spellEnd"/>
             <w:r>
               <w:rPr>
-                <w:rFonts w:asciiTheme="majorEastAsia" w:eastAsiaTheme="majorEastAsia" w:hAnsiTheme="majorEastAsia" w:hint="eastAsia"/>
+                <w:rFonts w:ascii="맑은 고딕" w:eastAsia="맑은 고딕" w:hAnsi="맑은 고딕" w:cs="맑은 고딕" w:hint="eastAsia"/>
               </w:rPr>
               <w:t>(</w:t>
             </w:r>
             <w:r>
               <w:rPr>
-                <w:rFonts w:asciiTheme="majorHAnsi" w:eastAsiaTheme="majorHAnsi" w:hAnsiTheme="majorHAnsi" w:hint="eastAsia"/>
+                <w:rFonts w:ascii="맑은 고딕" w:eastAsia="맑은 고딕" w:hAnsi="맑은 고딕" w:cs="맑은 고딕" w:hint="eastAsia"/>
               </w:rPr>
               <w:t xml:space="preserve">    </w:t>
             </w:r>
@@ -17775,7 +17775,7 @@
               <w:sdtPr>
                 <w:rPr>
                   <w:rStyle w:val="10pt"/>
-                  <w:rFonts w:hint="eastAsia"/>
+                  <w:rFonts w:ascii="맑은 고딕" w:eastAsia="맑은 고딕" w:hAnsi="맑은 고딕" w:cs="맑은 고딕" w:hint="eastAsia"/>
                 </w:rPr>
                 <w:id w:val="1393619667"/>
                 <w:lock w:val="contentLocked"/>
@@ -17788,7 +17788,7 @@
               <w:sdtEndPr>
                 <w:rPr>
                   <w:rStyle w:val="a0"/>
-                  <w:rFonts w:eastAsia="맑은 고딕"/>
+                  <w:rFonts w:ascii="맑은 고딕" w:eastAsia="맑은 고딕" w:hAnsi="맑은 고딕" w:cs="맑은 고딕" w:hint="eastAsia"/>
                   <w:b w:val="0"/>
                   <w:bCs/>
                   <w:i/>
@@ -17803,7 +17803,7 @@
                 <w:r>
                   <w:rPr>
                     <w:rStyle w:val="a6"/>
-                    <w:rFonts w:hint="eastAsia"/>
+                    <w:rFonts w:ascii="맑은 고딕" w:eastAsia="맑은 고딕" w:hAnsi="맑은 고딕" w:cs="맑은 고딕" w:hint="eastAsia"/>
                     <w:b/>
                     <w:bCs/>
                     <w:i/>
@@ -17817,7 +17817,7 @@
             </w:sdt>
             <w:r>
               <w:rPr>
-                <w:rFonts w:asciiTheme="majorHAnsi" w:eastAsiaTheme="majorHAnsi" w:hAnsiTheme="majorHAnsi" w:hint="eastAsia"/>
+                <w:rFonts w:ascii="맑은 고딕" w:eastAsia="맑은 고딕" w:hAnsi="맑은 고딕" w:cs="맑은 고딕" w:hint="eastAsia"/>
               </w:rPr>
               <w:t xml:space="preserve"> </w:t>
             </w:r>
@@ -17825,13 +17825,13 @@
             <w:bookmarkEnd w:id="21"/>
             <w:r>
               <w:rPr>
-                <w:rFonts w:asciiTheme="majorEastAsia" w:eastAsiaTheme="majorEastAsia" w:hAnsiTheme="majorEastAsia"/>
+                <w:rFonts w:ascii="맑은 고딕" w:eastAsia="맑은 고딕" w:hAnsi="맑은 고딕" w:cs="맑은 고딕" w:hint="eastAsia"/>
               </w:rPr>
               <w:t>기</w:t>
             </w:r>
             <w:r>
               <w:rPr>
-                <w:rFonts w:asciiTheme="majorEastAsia" w:eastAsiaTheme="majorEastAsia" w:hAnsiTheme="majorEastAsia" w:hint="eastAsia"/>
+                <w:rFonts w:ascii="맑은 고딕" w:eastAsia="맑은 고딕" w:hAnsi="맑은 고딕" w:cs="맑은 고딕" w:hint="eastAsia"/>
               </w:rPr>
               <w:t>)</w:t>
             </w:r>
@@ -17897,13 +17897,13 @@
             <w:pPr>
               <w:jc w:val="both"/>
               <w:rPr>
-                <w:rFonts w:asciiTheme="majorEastAsia" w:eastAsiaTheme="majorEastAsia" w:hAnsiTheme="majorEastAsia"/>
+                <w:rFonts w:ascii="맑은 고딕" w:eastAsia="맑은 고딕" w:hAnsi="맑은 고딕" w:cs="맑은 고딕" w:hint="eastAsia"/>
               </w:rPr>
             </w:pPr>
             <w:sdt>
               <w:sdtPr>
                 <w:rPr>
-                  <w:rFonts w:asciiTheme="majorEastAsia" w:eastAsiaTheme="majorEastAsia" w:hAnsiTheme="majorEastAsia" w:hint="eastAsia"/>
+                  <w:rFonts w:ascii="맑은 고딕" w:eastAsia="맑은 고딕" w:hAnsi="맑은 고딕" w:cs="맑은 고딕" w:hint="eastAsia"/>
                 </w:rPr>
                 <w:id w:val="731112624"/>
                 <w14:checkbox>
@@ -17915,7 +17915,7 @@
               <w:sdtContent>
                 <w:r>
                   <w:rPr>
-                    <w:rFonts w:ascii="Segoe UI Symbol" w:eastAsiaTheme="majorEastAsia" w:hAnsi="Segoe UI Symbol" w:cs="Segoe UI Symbol"/>
+                    <w:rFonts w:ascii="맑은 고딕" w:eastAsia="맑은 고딕" w:hAnsi="맑은 고딕" w:cs="맑은 고딕" w:hint="eastAsia"/>
                   </w:rPr>
                   <w:t>☐</w:t>
                 </w:r>
@@ -17923,7 +17923,7 @@
             </w:sdt>
             <w:r>
               <w:rPr>
-                <w:rFonts w:asciiTheme="majorEastAsia" w:eastAsiaTheme="majorEastAsia" w:hAnsiTheme="majorEastAsia" w:hint="eastAsia"/>
+                <w:rFonts w:ascii="맑은 고딕" w:eastAsia="맑은 고딕" w:hAnsi="맑은 고딕" w:cs="맑은 고딕" w:hint="eastAsia"/>
               </w:rPr>
               <w:t xml:space="preserve"> 전력분배형 충전기(    </w:t>
             </w:r>
@@ -17931,7 +17931,7 @@
               <w:sdtPr>
                 <w:rPr>
                   <w:rStyle w:val="10pt"/>
-                  <w:rFonts w:asciiTheme="majorEastAsia" w:hAnsiTheme="majorEastAsia" w:hint="eastAsia"/>
+                  <w:rFonts w:ascii="맑은 고딕" w:eastAsia="맑은 고딕" w:hAnsi="맑은 고딕" w:cs="맑은 고딕" w:hint="eastAsia"/>
                 </w:rPr>
                 <w:id w:val="-602881735"/>
                 <w:placeholder>
@@ -17944,7 +17944,7 @@
               <w:sdtEndPr>
                 <w:rPr>
                   <w:rStyle w:val="a0"/>
-                  <w:rFonts w:eastAsia="맑은 고딕"/>
+                  <w:rFonts w:ascii="맑은 고딕" w:eastAsia="맑은 고딕" w:hAnsi="맑은 고딕" w:cs="맑은 고딕" w:hint="eastAsia"/>
                   <w:b w:val="0"/>
                   <w:bCs/>
                   <w:i/>
@@ -17959,7 +17959,7 @@
                 <w:r>
                   <w:rPr>
                     <w:rStyle w:val="a6"/>
-                    <w:rFonts w:asciiTheme="majorEastAsia" w:eastAsiaTheme="majorEastAsia" w:hAnsiTheme="majorEastAsia" w:hint="eastAsia"/>
+                    <w:rFonts w:ascii="맑은 고딕" w:eastAsia="맑은 고딕" w:hAnsi="맑은 고딕" w:cs="맑은 고딕" w:hint="eastAsia"/>
                     <w:b/>
                     <w:bCs/>
                     <w:i/>
@@ -17973,19 +17973,19 @@
             </w:sdt>
             <w:r>
               <w:rPr>
-                <w:rFonts w:asciiTheme="majorEastAsia" w:eastAsiaTheme="majorEastAsia" w:hAnsiTheme="majorEastAsia" w:hint="eastAsia"/>
-              </w:rPr>
-              <w:t xml:space="preserve"> </w:t>
-            </w:r>
-            <w:r>
-              <w:rPr>
-                <w:rFonts w:asciiTheme="majorEastAsia" w:eastAsiaTheme="majorEastAsia" w:hAnsiTheme="majorEastAsia"/>
+                <w:rFonts w:ascii="맑은 고딕" w:eastAsia="맑은 고딕" w:hAnsi="맑은 고딕" w:cs="맑은 고딕" w:hint="eastAsia"/>
+              </w:rPr>
+              <w:t xml:space="preserve"> </w:t>
+            </w:r>
+            <w:r>
+              <w:rPr>
+                <w:rFonts w:ascii="맑은 고딕" w:eastAsia="맑은 고딕" w:hAnsi="맑은 고딕" w:cs="맑은 고딕" w:hint="eastAsia"/>
               </w:rPr>
               <w:t>기</w:t>
             </w:r>
             <w:r>
               <w:rPr>
-                <w:rFonts w:asciiTheme="majorEastAsia" w:eastAsiaTheme="majorEastAsia" w:hAnsiTheme="majorEastAsia" w:hint="eastAsia"/>
+                <w:rFonts w:ascii="맑은 고딕" w:eastAsia="맑은 고딕" w:hAnsi="맑은 고딕" w:cs="맑은 고딕" w:hint="eastAsia"/>
               </w:rPr>
               <w:t>)</w:t>
             </w:r>
@@ -18005,19 +18005,19 @@
             <w:pPr>
               <w:jc w:val="both"/>
               <w:rPr>
-                <w:rFonts w:asciiTheme="majorEastAsia" w:eastAsiaTheme="majorEastAsia" w:hAnsiTheme="majorEastAsia"/>
-              </w:rPr>
-            </w:pPr>
-            <w:r>
-              <w:rPr>
-                <w:rFonts w:asciiTheme="majorEastAsia" w:eastAsiaTheme="majorEastAsia" w:hAnsiTheme="majorEastAsia" w:hint="eastAsia"/>
+                <w:rFonts w:ascii="맑은 고딕" w:eastAsia="맑은 고딕" w:hAnsi="맑은 고딕" w:cs="맑은 고딕" w:hint="eastAsia"/>
+              </w:rPr>
+            </w:pPr>
+            <w:r>
+              <w:rPr>
+                <w:rFonts w:ascii="맑은 고딕" w:eastAsia="맑은 고딕" w:hAnsi="맑은 고딕" w:cs="맑은 고딕" w:hint="eastAsia"/>
               </w:rPr>
               <w:t xml:space="preserve"> </w:t>
             </w:r>
             <w:sdt>
               <w:sdtPr>
                 <w:rPr>
-                  <w:rFonts w:asciiTheme="majorEastAsia" w:eastAsiaTheme="majorEastAsia" w:hAnsiTheme="majorEastAsia" w:hint="eastAsia"/>
+                  <w:rFonts w:ascii="맑은 고딕" w:eastAsia="맑은 고딕" w:hAnsi="맑은 고딕" w:cs="맑은 고딕" w:hint="eastAsia"/>
                 </w:rPr>
                 <w:id w:val="940579513"/>
                 <w14:checkbox>
@@ -18029,7 +18029,7 @@
               <w:sdtContent>
                 <w:r>
                   <w:rPr>
-                    <w:rFonts w:ascii="Segoe UI Symbol" w:eastAsiaTheme="majorEastAsia" w:hAnsi="Segoe UI Symbol" w:cs="Segoe UI Symbol"/>
+                    <w:rFonts w:ascii="맑은 고딕" w:eastAsia="맑은 고딕" w:hAnsi="맑은 고딕" w:cs="맑은 고딕" w:hint="eastAsia"/>
                   </w:rPr>
                   <w:t>☐</w:t>
                 </w:r>
@@ -18038,14 +18038,14 @@
             <w:proofErr w:type="spellStart"/>
             <w:r>
               <w:rPr>
-                <w:rFonts w:asciiTheme="majorEastAsia" w:eastAsiaTheme="majorEastAsia" w:hAnsiTheme="majorEastAsia" w:hint="eastAsia"/>
+                <w:rFonts w:ascii="맑은 고딕" w:eastAsia="맑은 고딕" w:hAnsi="맑은 고딕" w:cs="맑은 고딕" w:hint="eastAsia"/>
               </w:rPr>
               <w:t>과금형콘센트</w:t>
             </w:r>
             <w:proofErr w:type="spellEnd"/>
             <w:r>
               <w:rPr>
-                <w:rFonts w:asciiTheme="majorEastAsia" w:eastAsiaTheme="majorEastAsia" w:hAnsiTheme="majorEastAsia" w:hint="eastAsia"/>
+                <w:rFonts w:ascii="맑은 고딕" w:eastAsia="맑은 고딕" w:hAnsi="맑은 고딕" w:cs="맑은 고딕" w:hint="eastAsia"/>
               </w:rPr>
               <w:t xml:space="preserve">(    </w:t>
             </w:r>
@@ -18053,7 +18053,7 @@
               <w:sdtPr>
                 <w:rPr>
                   <w:rStyle w:val="10pt"/>
-                  <w:rFonts w:asciiTheme="majorEastAsia" w:hAnsiTheme="majorEastAsia" w:hint="eastAsia"/>
+                  <w:rFonts w:ascii="맑은 고딕" w:eastAsia="맑은 고딕" w:hAnsi="맑은 고딕" w:cs="맑은 고딕" w:hint="eastAsia"/>
                 </w:rPr>
                 <w:id w:val="1226803090"/>
                 <w:placeholder>
@@ -18066,7 +18066,7 @@
               <w:sdtEndPr>
                 <w:rPr>
                   <w:rStyle w:val="a0"/>
-                  <w:rFonts w:eastAsia="맑은 고딕"/>
+                  <w:rFonts w:ascii="맑은 고딕" w:eastAsia="맑은 고딕" w:hAnsi="맑은 고딕" w:cs="맑은 고딕" w:hint="eastAsia"/>
                   <w:b w:val="0"/>
                   <w:bCs/>
                   <w:i/>
@@ -18081,7 +18081,7 @@
                 <w:r>
                   <w:rPr>
                     <w:rStyle w:val="a6"/>
-                    <w:rFonts w:asciiTheme="majorEastAsia" w:eastAsiaTheme="majorEastAsia" w:hAnsiTheme="majorEastAsia" w:hint="eastAsia"/>
+                    <w:rFonts w:ascii="맑은 고딕" w:eastAsia="맑은 고딕" w:hAnsi="맑은 고딕" w:cs="맑은 고딕" w:hint="eastAsia"/>
                     <w:b/>
                     <w:bCs/>
                     <w:i/>
@@ -18095,7 +18095,7 @@
             </w:sdt>
             <w:r>
               <w:rPr>
-                <w:rFonts w:asciiTheme="majorEastAsia" w:eastAsiaTheme="majorEastAsia" w:hAnsiTheme="majorEastAsia" w:hint="eastAsia"/>
+                <w:rFonts w:ascii="맑은 고딕" w:eastAsia="맑은 고딕" w:hAnsi="맑은 고딕" w:cs="맑은 고딕" w:hint="eastAsia"/>
               </w:rPr>
               <w:t xml:space="preserve"> </w:t>
             </w:r>
@@ -18103,13 +18103,13 @@
             <w:bookmarkEnd w:id="22"/>
             <w:r>
               <w:rPr>
-                <w:rFonts w:asciiTheme="majorEastAsia" w:eastAsiaTheme="majorEastAsia" w:hAnsiTheme="majorEastAsia"/>
+                <w:rFonts w:ascii="맑은 고딕" w:eastAsia="맑은 고딕" w:hAnsi="맑은 고딕" w:cs="맑은 고딕" w:hint="eastAsia"/>
               </w:rPr>
               <w:t>기</w:t>
             </w:r>
             <w:r>
               <w:rPr>
-                <w:rFonts w:asciiTheme="majorEastAsia" w:eastAsiaTheme="majorEastAsia" w:hAnsiTheme="majorEastAsia" w:hint="eastAsia"/>
+                <w:rFonts w:ascii="맑은 고딕" w:eastAsia="맑은 고딕" w:hAnsi="맑은 고딕" w:cs="맑은 고딕" w:hint="eastAsia"/>
               </w:rPr>
               <w:t>)</w:t>
             </w:r>
@@ -18174,13 +18174,13 @@
             <w:pPr>
               <w:jc w:val="both"/>
               <w:rPr>
-                <w:rFonts w:asciiTheme="majorEastAsia" w:eastAsiaTheme="majorEastAsia" w:hAnsiTheme="majorEastAsia"/>
+                <w:rFonts w:ascii="맑은 고딕" w:eastAsia="맑은 고딕" w:hAnsi="맑은 고딕" w:cs="맑은 고딕" w:hint="eastAsia"/>
               </w:rPr>
             </w:pPr>
             <w:sdt>
               <w:sdtPr>
                 <w:rPr>
-                  <w:rFonts w:asciiTheme="majorEastAsia" w:eastAsiaTheme="majorEastAsia" w:hAnsiTheme="majorEastAsia" w:hint="eastAsia"/>
+                  <w:rFonts w:ascii="맑은 고딕" w:eastAsia="맑은 고딕" w:hAnsi="맑은 고딕" w:cs="맑은 고딕" w:hint="eastAsia"/>
                 </w:rPr>
                 <w:id w:val="2136826911"/>
                 <w14:checkbox>
@@ -18192,7 +18192,7 @@
               <w:sdtContent>
                 <w:r>
                   <w:rPr>
-                    <w:rFonts w:ascii="Segoe UI Symbol" w:eastAsiaTheme="majorEastAsia" w:hAnsi="Segoe UI Symbol" w:cs="Segoe UI Symbol"/>
+                    <w:rFonts w:ascii="맑은 고딕" w:eastAsia="맑은 고딕" w:hAnsi="맑은 고딕" w:cs="맑은 고딕" w:hint="eastAsia"/>
                   </w:rPr>
                   <w:t>☐</w:t>
                 </w:r>
@@ -18200,19 +18200,19 @@
             </w:sdt>
             <w:r>
               <w:rPr>
-                <w:rFonts w:asciiTheme="majorEastAsia" w:eastAsiaTheme="majorEastAsia" w:hAnsiTheme="majorEastAsia" w:hint="eastAsia"/>
+                <w:rFonts w:ascii="맑은 고딕" w:eastAsia="맑은 고딕" w:hAnsi="맑은 고딕" w:cs="맑은 고딕" w:hint="eastAsia"/>
               </w:rPr>
               <w:t xml:space="preserve"> 키오스크(        </w:t>
             </w:r>
             <w:r>
               <w:rPr>
-                <w:rFonts w:asciiTheme="majorEastAsia" w:eastAsiaTheme="majorEastAsia" w:hAnsiTheme="majorEastAsia"/>
+                <w:rFonts w:ascii="맑은 고딕" w:eastAsia="맑은 고딕" w:hAnsi="맑은 고딕" w:cs="맑은 고딕" w:hint="eastAsia"/>
               </w:rPr>
               <w:t>기</w:t>
             </w:r>
             <w:r>
               <w:rPr>
-                <w:rFonts w:asciiTheme="majorEastAsia" w:eastAsiaTheme="majorEastAsia" w:hAnsiTheme="majorEastAsia" w:hint="eastAsia"/>
+                <w:rFonts w:ascii="맑은 고딕" w:eastAsia="맑은 고딕" w:hAnsi="맑은 고딕" w:cs="맑은 고딕" w:hint="eastAsia"/>
               </w:rPr>
               <w:t>)</w:t>
             </w:r>
@@ -18231,19 +18231,19 @@
             <w:pPr>
               <w:jc w:val="both"/>
               <w:rPr>
-                <w:rFonts w:asciiTheme="majorEastAsia" w:eastAsiaTheme="majorEastAsia" w:hAnsiTheme="majorEastAsia"/>
-              </w:rPr>
-            </w:pPr>
-            <w:r>
-              <w:rPr>
-                <w:rFonts w:asciiTheme="majorEastAsia" w:eastAsiaTheme="majorEastAsia" w:hAnsiTheme="majorEastAsia" w:hint="eastAsia"/>
+                <w:rFonts w:ascii="맑은 고딕" w:eastAsia="맑은 고딕" w:hAnsi="맑은 고딕" w:cs="맑은 고딕" w:hint="eastAsia"/>
+              </w:rPr>
+            </w:pPr>
+            <w:r>
+              <w:rPr>
+                <w:rFonts w:ascii="맑은 고딕" w:eastAsia="맑은 고딕" w:hAnsi="맑은 고딕" w:cs="맑은 고딕" w:hint="eastAsia"/>
               </w:rPr>
               <w:t xml:space="preserve"> </w:t>
             </w:r>
             <w:sdt>
               <w:sdtPr>
                 <w:rPr>
-                  <w:rFonts w:asciiTheme="majorEastAsia" w:eastAsiaTheme="majorEastAsia" w:hAnsiTheme="majorEastAsia" w:hint="eastAsia"/>
+                  <w:rFonts w:ascii="맑은 고딕" w:eastAsia="맑은 고딕" w:hAnsi="맑은 고딕" w:cs="맑은 고딕" w:hint="eastAsia"/>
                 </w:rPr>
                 <w:id w:val="-1538116413"/>
                 <w14:checkbox>
@@ -18255,7 +18255,7 @@
               <w:sdtContent>
                 <w:r>
                   <w:rPr>
-                    <w:rFonts w:asciiTheme="majorEastAsia" w:eastAsiaTheme="majorEastAsia" w:hAnsiTheme="majorEastAsia" w:hint="eastAsia"/>
+                    <w:rFonts w:ascii="맑은 고딕" w:eastAsia="맑은 고딕" w:hAnsi="맑은 고딕" w:cs="맑은 고딕" w:hint="eastAsia"/>
                   </w:rPr>
                   <w:t>■</w:t>
                 </w:r>
@@ -18263,7 +18263,7 @@
             </w:sdt>
             <w:r>
               <w:rPr>
-                <w:rFonts w:asciiTheme="majorEastAsia" w:eastAsiaTheme="majorEastAsia" w:hAnsiTheme="majorEastAsia" w:hint="eastAsia"/>
+                <w:rFonts w:ascii="맑은 고딕" w:eastAsia="맑은 고딕" w:hAnsi="맑은 고딕" w:cs="맑은 고딕" w:hint="eastAsia"/>
               </w:rPr>
               <w:t>해당사항 없음</w:t>
             </w:r>
@@ -18304,12 +18304,12 @@
             <w:pPr>
               <w:jc w:val="both"/>
               <w:rPr>
-                <w:rFonts w:asciiTheme="majorEastAsia" w:eastAsiaTheme="majorEastAsia" w:hAnsiTheme="majorEastAsia"/>
-              </w:rPr>
-            </w:pPr>
-            <w:r>
-              <w:rPr>
-                <w:rFonts w:asciiTheme="majorEastAsia" w:eastAsiaTheme="majorEastAsia" w:hAnsiTheme="majorEastAsia" w:hint="eastAsia"/>
+                <w:rFonts w:ascii="맑은 고딕" w:eastAsia="맑은 고딕" w:hAnsi="맑은 고딕" w:cs="맑은 고딕" w:hint="eastAsia"/>
+              </w:rPr>
+            </w:pPr>
+            <w:r>
+              <w:rPr>
+                <w:rFonts w:ascii="맑은 고딕" w:eastAsia="맑은 고딕" w:hAnsi="맑은 고딕" w:cs="맑은 고딕" w:hint="eastAsia"/>
                 <w:b/>
                 <w:bCs/>
                 <w:sz w:val="24"/>
@@ -18348,7 +18348,7 @@
             </w:pPr>
             <w:r>
               <w:rPr>
-                <w:rFonts w:hint="eastAsia"/>
+                <w:rFonts w:ascii="맑은 고딕" w:eastAsia="맑은 고딕" w:hAnsi="맑은 고딕" w:cs="맑은 고딕" w:hint="eastAsia"/>
               </w:rPr>
               <w:t>상호</w:t>
             </w:r>
@@ -18365,14 +18365,14 @@
             <w:pPr>
               <w:jc w:val="center"/>
               <w:rPr>
-                <w:rFonts w:asciiTheme="majorEastAsia" w:eastAsiaTheme="majorEastAsia" w:hAnsiTheme="majorEastAsia"/>
+                <w:rFonts w:ascii="맑은 고딕" w:eastAsia="맑은 고딕" w:hAnsi="맑은 고딕" w:cs="맑은 고딕" w:hint="eastAsia"/>
               </w:rPr>
             </w:pPr>
             <w:sdt>
               <w:sdtPr>
                 <w:rPr>
                   <w:rStyle w:val="10pt"/>
-                  <w:rFonts w:asciiTheme="majorEastAsia" w:hAnsiTheme="majorEastAsia"/>
+                  <w:rFonts w:ascii="맑은 고딕" w:eastAsia="맑은 고딕" w:hAnsi="맑은 고딕" w:cs="맑은 고딕" w:hint="eastAsia"/>
                 </w:rPr>
                 <w:id w:val="1414659046"/>
                 <w:placeholder>
@@ -18391,7 +18391,7 @@
                 <w:r>
                   <w:rPr>
                     <w:rStyle w:val="10pt"/>
-                    <w:rFonts w:asciiTheme="majorEastAsia" w:hAnsiTheme="majorEastAsia" w:hint="eastAsia"/>
+                    <w:rFonts w:ascii="맑은 고딕" w:eastAsia="맑은 고딕" w:hAnsi="맑은 고딕" w:cs="맑은 고딕" w:hint="eastAsia"/>
                     <w:i/>
                     <w:iCs/>
                     <w:color w:val="A6A6A6" w:themeColor="background1" w:themeShade="A6"/>
@@ -18401,7 +18401,7 @@
                 </w:r>
                 <w:r>
                   <w:rPr>
-                    <w:rFonts w:asciiTheme="majorEastAsia" w:eastAsiaTheme="majorEastAsia" w:hAnsiTheme="majorEastAsia" w:hint="eastAsia"/>
+                    <w:rFonts w:ascii="맑은 고딕" w:eastAsia="맑은 고딕" w:hAnsi="맑은 고딕" w:cs="맑은 고딕" w:hint="eastAsia"/>
                     <w:b/>
                     <w:bCs/>
                     <w:i/>
@@ -18424,12 +18424,12 @@
             <w:pPr>
               <w:jc w:val="center"/>
               <w:rPr>
-                <w:rFonts w:asciiTheme="majorEastAsia" w:eastAsiaTheme="majorEastAsia" w:hAnsiTheme="majorEastAsia"/>
-              </w:rPr>
-            </w:pPr>
-            <w:r>
-              <w:rPr>
-                <w:rFonts w:asciiTheme="majorEastAsia" w:eastAsiaTheme="majorEastAsia" w:hAnsiTheme="majorEastAsia" w:hint="eastAsia"/>
+                <w:rFonts w:ascii="맑은 고딕" w:eastAsia="맑은 고딕" w:hAnsi="맑은 고딕" w:cs="맑은 고딕" w:hint="eastAsia"/>
+              </w:rPr>
+            </w:pPr>
+            <w:r>
+              <w:rPr>
+                <w:rFonts w:ascii="맑은 고딕" w:eastAsia="맑은 고딕" w:hAnsi="맑은 고딕" w:cs="맑은 고딕" w:hint="eastAsia"/>
               </w:rPr>
               <w:t>연락처</w:t>
             </w:r>
@@ -18446,14 +18446,14 @@
             <w:pPr>
               <w:jc w:val="center"/>
               <w:rPr>
-                <w:rFonts w:asciiTheme="majorEastAsia" w:eastAsiaTheme="majorEastAsia" w:hAnsiTheme="majorEastAsia"/>
+                <w:rFonts w:ascii="맑은 고딕" w:eastAsia="맑은 고딕" w:hAnsi="맑은 고딕" w:cs="맑은 고딕" w:hint="eastAsia"/>
               </w:rPr>
             </w:pPr>
             <w:sdt>
               <w:sdtPr>
                 <w:rPr>
                   <w:rStyle w:val="10pt"/>
-                  <w:rFonts w:asciiTheme="majorEastAsia" w:hAnsiTheme="majorEastAsia"/>
+                  <w:rFonts w:ascii="맑은 고딕" w:eastAsia="맑은 고딕" w:hAnsi="맑은 고딕" w:cs="맑은 고딕" w:hint="eastAsia"/>
                 </w:rPr>
                 <w:id w:val="-632096669"/>
                 <w:placeholder>
@@ -18472,7 +18472,7 @@
                 <w:r>
                   <w:rPr>
                     <w:rStyle w:val="10pt"/>
-                    <w:rFonts w:asciiTheme="majorEastAsia" w:hAnsiTheme="majorEastAsia" w:hint="eastAsia"/>
+                    <w:rFonts w:ascii="맑은 고딕" w:eastAsia="맑은 고딕" w:hAnsi="맑은 고딕" w:cs="맑은 고딕" w:hint="eastAsia"/>
                     <w:i/>
                     <w:iCs/>
                     <w:color w:val="A6A6A6" w:themeColor="background1" w:themeShade="A6"/>
@@ -18482,7 +18482,7 @@
                 </w:r>
                 <w:r>
                   <w:rPr>
-                    <w:rFonts w:asciiTheme="majorEastAsia" w:eastAsiaTheme="majorEastAsia" w:hAnsiTheme="majorEastAsia" w:hint="eastAsia"/>
+                    <w:rFonts w:ascii="맑은 고딕" w:eastAsia="맑은 고딕" w:hAnsi="맑은 고딕" w:cs="맑은 고딕" w:hint="eastAsia"/>
                     <w:b/>
                     <w:bCs/>
                     <w:i/>
@@ -18541,7 +18541,7 @@
             </w:pPr>
             <w:r>
               <w:rPr>
-                <w:rFonts w:hint="eastAsia"/>
+                <w:rFonts w:ascii="맑은 고딕" w:eastAsia="맑은 고딕" w:hAnsi="맑은 고딕" w:cs="맑은 고딕" w:hint="eastAsia"/>
               </w:rPr>
               <w:t>성명</w:t>
             </w:r>
@@ -18557,14 +18557,14 @@
             <w:pPr>
               <w:jc w:val="center"/>
               <w:rPr>
-                <w:rFonts w:asciiTheme="majorEastAsia" w:eastAsiaTheme="majorEastAsia" w:hAnsiTheme="majorEastAsia"/>
+                <w:rFonts w:ascii="맑은 고딕" w:eastAsia="맑은 고딕" w:hAnsi="맑은 고딕" w:cs="맑은 고딕" w:hint="eastAsia"/>
               </w:rPr>
             </w:pPr>
             <w:sdt>
               <w:sdtPr>
                 <w:rPr>
                   <w:rStyle w:val="10pt"/>
-                  <w:rFonts w:asciiTheme="majorEastAsia" w:hAnsiTheme="majorEastAsia"/>
+                  <w:rFonts w:ascii="맑은 고딕" w:eastAsia="맑은 고딕" w:hAnsi="맑은 고딕" w:cs="맑은 고딕" w:hint="eastAsia"/>
                 </w:rPr>
                 <w:id w:val="140012807"/>
                 <w:placeholder>
@@ -18583,7 +18583,7 @@
                 <w:r>
                   <w:rPr>
                     <w:rStyle w:val="10pt"/>
-                    <w:rFonts w:asciiTheme="majorEastAsia" w:hAnsiTheme="majorEastAsia" w:hint="eastAsia"/>
+                    <w:rFonts w:ascii="맑은 고딕" w:eastAsia="맑은 고딕" w:hAnsi="맑은 고딕" w:cs="맑은 고딕" w:hint="eastAsia"/>
                     <w:i/>
                     <w:iCs/>
                     <w:color w:val="A6A6A6" w:themeColor="background1" w:themeShade="A6"/>
@@ -18595,7 +18595,7 @@
             </w:sdt>
             <w:r>
               <w:rPr>
-                <w:rFonts w:asciiTheme="majorEastAsia" w:eastAsiaTheme="majorEastAsia" w:hAnsiTheme="majorEastAsia"/>
+                <w:rFonts w:ascii="맑은 고딕" w:eastAsia="맑은 고딕" w:hAnsi="맑은 고딕" w:cs="맑은 고딕" w:hint="eastAsia"/>
               </w:rPr>
               <w:t xml:space="preserve"> (인)</w:t>
             </w:r>
@@ -18611,12 +18611,12 @@
             <w:pPr>
               <w:jc w:val="center"/>
               <w:rPr>
-                <w:rFonts w:asciiTheme="majorEastAsia" w:eastAsiaTheme="majorEastAsia" w:hAnsiTheme="majorEastAsia"/>
-              </w:rPr>
-            </w:pPr>
-            <w:r>
-              <w:rPr>
-                <w:rFonts w:asciiTheme="majorEastAsia" w:eastAsiaTheme="majorEastAsia" w:hAnsiTheme="majorEastAsia" w:hint="eastAsia"/>
+                <w:rFonts w:ascii="맑은 고딕" w:eastAsia="맑은 고딕" w:hAnsi="맑은 고딕" w:cs="맑은 고딕" w:hint="eastAsia"/>
+              </w:rPr>
+            </w:pPr>
+            <w:r>
+              <w:rPr>
+                <w:rFonts w:ascii="맑은 고딕" w:eastAsia="맑은 고딕" w:hAnsi="맑은 고딕" w:cs="맑은 고딕" w:hint="eastAsia"/>
               </w:rPr>
               <w:t>조사일</w:t>
             </w:r>
@@ -18633,14 +18633,14 @@
             <w:pPr>
               <w:jc w:val="center"/>
               <w:rPr>
-                <w:rFonts w:asciiTheme="majorEastAsia" w:eastAsiaTheme="majorEastAsia" w:hAnsiTheme="majorEastAsia"/>
+                <w:rFonts w:ascii="맑은 고딕" w:eastAsia="맑은 고딕" w:hAnsi="맑은 고딕" w:cs="맑은 고딕" w:hint="eastAsia"/>
               </w:rPr>
             </w:pPr>
             <w:sdt>
               <w:sdtPr>
                 <w:rPr>
                   <w:rStyle w:val="10pt"/>
-                  <w:rFonts w:asciiTheme="majorEastAsia" w:hAnsiTheme="majorEastAsia"/>
+                  <w:rFonts w:ascii="맑은 고딕" w:eastAsia="맑은 고딕" w:hAnsi="맑은 고딕" w:cs="맑은 고딕" w:hint="eastAsia"/>
                 </w:rPr>
                 <w:id w:val="-501512409"/>
                 <w:placeholder>
@@ -18659,7 +18659,7 @@
                 <w:r>
                   <w:rPr>
                     <w:rStyle w:val="10pt"/>
-                    <w:rFonts w:asciiTheme="majorEastAsia" w:hAnsiTheme="majorEastAsia" w:hint="eastAsia"/>
+                    <w:rFonts w:ascii="맑은 고딕" w:eastAsia="맑은 고딕" w:hAnsi="맑은 고딕" w:cs="맑은 고딕" w:hint="eastAsia"/>
                     <w:i/>
                     <w:iCs/>
                     <w:color w:val="A6A6A6" w:themeColor="background1" w:themeShade="A6"/>
@@ -18706,12 +18706,12 @@
             <w:pPr>
               <w:jc w:val="both"/>
               <w:rPr>
-                <w:rFonts w:asciiTheme="majorHAnsi" w:eastAsiaTheme="majorHAnsi" w:hAnsiTheme="majorHAnsi"/>
-              </w:rPr>
-            </w:pPr>
-            <w:r>
-              <w:rPr>
-                <w:rFonts w:asciiTheme="majorEastAsia" w:eastAsiaTheme="majorEastAsia" w:hAnsiTheme="majorEastAsia"/>
+                <w:rFonts w:ascii="맑은 고딕" w:eastAsia="맑은 고딕" w:hAnsi="맑은 고딕" w:cs="맑은 고딕" w:hint="eastAsia"/>
+              </w:rPr>
+            </w:pPr>
+            <w:r>
+              <w:rPr>
+                <w:rFonts w:ascii="맑은 고딕" w:eastAsia="맑은 고딕" w:hAnsi="맑은 고딕" w:cs="맑은 고딕" w:hint="eastAsia"/>
                 <w:noProof/>
               </w:rPr>
               <w:drawing>

--- a/public/nice/template.docx
+++ b/public/nice/template.docx
@@ -12390,6 +12390,7 @@
     <w:p/>
     <w:p>
       <w:pPr>
+        <w:pageBreakBefore/>
         <w:jc w:val="center"/>
       </w:pPr>
       <w:r>

--- a/public/nice/template.docx
+++ b/public/nice/template.docx
@@ -12509,7 +12509,7 @@
         <w:rPr>
           <w:rFonts w:hint="eastAsia"/>
         </w:rPr>
-        <w:t>환경부 보조금 신청에 필요한 업무</w:t>
+        <w:t>기후에너지환경부 보조금 신청에 필요한 업무</w:t>
       </w:r>
     </w:p>
     <w:p>
@@ -15926,7 +15926,7 @@
               <w:rPr>
                 <w:rFonts w:ascii="맑은 고딕" w:eastAsia="맑은 고딕" w:hAnsi="맑은 고딕" w:cs="맑은 고딕" w:hint="eastAsia"/>
               </w:rPr>
-              <w:t>소유주과의관계</w:t>
+              <w:t>소유주와의관계</w:t>
             </w:r>
             <w:proofErr w:type="spellEnd"/>
           </w:p>
@@ -16353,7 +16353,7 @@
               <w:rPr>
                 <w:rFonts w:ascii="맑은 고딕" w:eastAsia="맑은 고딕" w:hAnsi="맑은 고딕" w:cs="맑은 고딕" w:hint="eastAsia"/>
               </w:rPr>
-              <w:t>지상</w:t>
+              <w:t>노상</w:t>
             </w:r>
           </w:p>
         </w:tc>

--- a/public/nice/template.docx
+++ b/public/nice/template.docx
@@ -20,7 +20,7 @@
         <mc:AlternateContent>
           <mc:Choice Requires="wpg">
             <w:drawing>
-              <wp:inline distT="0" distB="0" distL="0" distR="0" wp14:anchorId="40A7AE25" wp14:editId="354BD9A1">
+              <wp:inline distT="0" distB="0" distL="0" distR="0" wp14:anchorId="40A7AE25" wp14:editId="5797814A">
                 <wp:extent cx="6861175" cy="338455"/>
                 <wp:effectExtent l="0" t="0" r="0" b="4445"/>
                 <wp:docPr id="925036097" name="docshapegroup1"/>
@@ -342,94 +342,6 @@
                           <a:noAutofit/>
                         </wps:bodyPr>
                       </wps:wsp>
-                      <wps:wsp>
-                        <wps:cNvPr id="1876244160" name="docshape6"/>
-                        <wps:cNvSpPr txBox="1">
-                          <a:spLocks/>
-                        </wps:cNvSpPr>
-                        <wps:spPr bwMode="auto">
-                          <a:xfrm>
-                            <a:off x="5859" y="75"/>
-                            <a:ext cx="2400" cy="399"/>
-                          </a:xfrm>
-                          <a:prstGeom prst="rect">
-                            <a:avLst/>
-                          </a:prstGeom>
-                          <a:solidFill>
-                            <a:srgbClr val="585858"/>
-                          </a:solidFill>
-                          <a:ln w="28575">
-                            <a:solidFill>
-                              <a:srgbClr val="FFFFFF"/>
-                            </a:solidFill>
-                            <a:prstDash val="solid"/>
-                            <a:miter lim="800000"/>
-                            <a:headEnd/>
-                            <a:tailEnd/>
-                          </a:ln>
-                        </wps:spPr>
-                        <wps:txbx>
-                          <w:txbxContent>
-                            <w:p>
-                              <w:pPr>
-                                <w:spacing w:line="353" w:lineRule="exact"/>
-                                <w:ind w:left="134"/>
-                                <w:rPr>
-                                  <w:b/>
-                                  <w:color w:val="000000"/>
-                                  <w:sz w:val="21"/>
-                                </w:rPr>
-                              </w:pPr>
-                              <w:r>
-                                <w:rPr>
-                                  <w:b/>
-                                  <w:color w:val="FFC000"/>
-                                  <w:sz w:val="21"/>
-                                </w:rPr>
-                                <w:t>‘26년</w:t>
-                              </w:r>
-                              <w:r>
-                                <w:rPr>
-                                  <w:b/>
-                                  <w:color w:val="FFC000"/>
-                                  <w:spacing w:val="-2"/>
-                                  <w:sz w:val="21"/>
-                                </w:rPr>
-                                <w:t xml:space="preserve"> </w:t>
-                              </w:r>
-                              <w:r>
-                                <w:rPr>
-                                  <w:b/>
-                                  <w:color w:val="FFC000"/>
-                                  <w:sz w:val="21"/>
-                                </w:rPr>
-                                <w:t>기후부</w:t>
-                              </w:r>
-                              <w:r>
-                                <w:rPr>
-                                  <w:b/>
-                                  <w:color w:val="FFC000"/>
-                                  <w:spacing w:val="-2"/>
-                                  <w:sz w:val="21"/>
-                                </w:rPr>
-                                <w:t xml:space="preserve"> </w:t>
-                              </w:r>
-                              <w:r>
-                                <w:rPr>
-                                  <w:b/>
-                                  <w:color w:val="FFC000"/>
-                                  <w:spacing w:val="-4"/>
-                                  <w:sz w:val="21"/>
-                                </w:rPr>
-                                <w:t>스마트형</w:t>
-                              </w:r>
-                            </w:p>
-                          </w:txbxContent>
-                        </wps:txbx>
-                        <wps:bodyPr rot="0" vert="horz" wrap="square" lIns="0" tIns="0" rIns="0" bIns="0" anchor="t" anchorCtr="0" upright="1">
-                          <a:noAutofit/>
-                        </wps:bodyPr>
-                      </wps:wsp>
                     </wpg:wgp>
                   </a:graphicData>
                 </a:graphic>
@@ -438,7 +350,7 @@
           </mc:Choice>
           <mc:Fallback>
             <w:pict>
-              <v:group w14:anchorId="40A7AE25" id="docshapegroup1" o:spid="_x0000_s1026" style="width:540.25pt;height:26.65pt;mso-position-horizontal-relative:char;mso-position-vertical-relative:line" coordsize="10805,533" o:gfxdata="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">
+              <v:group w14:anchorId="40A7AE25" id="docshapegroup1" o:spid="_x0000_s1026" style="width:540.25pt;height:26.65pt;mso-position-horizontal-relative:char;mso-position-vertical-relative:line" coordsize="10805,533" o:gfxdata="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">
                 <v:rect id="docshape2" o:spid="_x0000_s1027" style="position:absolute;width:10805;height:533;visibility:visible;mso-wrap-style:square;v-text-anchor:top" o:gfxdata="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" fillcolor="#585858" stroked="f">
                   <v:path arrowok="t"/>
                 </v:rect>
@@ -511,7 +423,6 @@
                           </w:rPr>
                           <w:t xml:space="preserve"> </w:t>
                         </w:r>
-                        <w:proofErr w:type="spellStart"/>
                         <w:r>
                           <w:rPr>
                             <w:color w:val="FFFFFF"/>
@@ -519,7 +430,6 @@
                           </w:rPr>
                           <w:t>설치ㆍ운영</w:t>
                         </w:r>
-                        <w:proofErr w:type="spellEnd"/>
                         <w:r>
                           <w:rPr>
                             <w:color w:val="FFFFFF"/>
@@ -581,7 +491,6 @@
                           </w:rPr>
                           <w:t xml:space="preserve"> </w:t>
                         </w:r>
-                        <w:proofErr w:type="spellStart"/>
                         <w:r>
                           <w:rPr>
                             <w:color w:val="FFFFFF"/>
@@ -589,7 +498,6 @@
                           </w:rPr>
                           <w:t>HighValue</w:t>
                         </w:r>
-                        <w:proofErr w:type="spellEnd"/>
                         <w:r>
                           <w:rPr>
                             <w:color w:val="FFFFFF"/>
@@ -605,69 +513,6 @@
                             <w:sz w:val="10"/>
                           </w:rPr>
                           <w:t>with</w:t>
-                        </w:r>
-                      </w:p>
-                    </w:txbxContent>
-                  </v:textbox>
-                </v:shape>
-                <v:shape id="docshape6" o:spid="_x0000_s1031" type="#_x0000_t202" style="position:absolute;left:5859;top:75;width:2400;height:399;visibility:visible;mso-wrap-style:square;v-text-anchor:top" o:gfxdata="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" fillcolor="#585858" strokecolor="white" strokeweight="2.25pt">
-                  <v:path arrowok="t"/>
-                  <v:textbox inset="0,0,0,0">
-                    <w:txbxContent>
-                      <w:p>
-                        <w:pPr>
-                          <w:spacing w:line="353" w:lineRule="exact"/>
-                          <w:ind w:left="134"/>
-                          <w:rPr>
-                            <w:b/>
-                            <w:color w:val="000000"/>
-                            <w:sz w:val="21"/>
-                          </w:rPr>
-                        </w:pPr>
-                        <w:r>
-                          <w:rPr>
-                            <w:b/>
-                            <w:color w:val="FFC000"/>
-                            <w:sz w:val="21"/>
-                          </w:rPr>
-                          <w:t>‘26년</w:t>
-                        </w:r>
-                        <w:r>
-                          <w:rPr>
-                            <w:b/>
-                            <w:color w:val="FFC000"/>
-                            <w:spacing w:val="-2"/>
-                            <w:sz w:val="21"/>
-                          </w:rPr>
-                          <w:t xml:space="preserve"> </w:t>
-                        </w:r>
-                        <w:proofErr w:type="spellStart"/>
-                        <w:r>
-                          <w:rPr>
-                            <w:b/>
-                            <w:color w:val="FFC000"/>
-                            <w:sz w:val="21"/>
-                          </w:rPr>
-                          <w:t>기후부</w:t>
-                        </w:r>
-                        <w:proofErr w:type="spellEnd"/>
-                        <w:r>
-                          <w:rPr>
-                            <w:b/>
-                            <w:color w:val="FFC000"/>
-                            <w:spacing w:val="-2"/>
-                            <w:sz w:val="21"/>
-                          </w:rPr>
-                          <w:t xml:space="preserve"> </w:t>
-                        </w:r>
-                        <w:r>
-                          <w:rPr>
-                            <w:b/>
-                            <w:color w:val="FFC000"/>
-                            <w:spacing w:val="-4"/>
-                            <w:sz w:val="21"/>
-                          </w:rPr>
-                          <w:t>스마트형</w:t>
                         </w:r>
                       </w:p>
                     </w:txbxContent>
@@ -1854,11 +1699,19 @@
             <w:pPr>
               <w:pStyle w:val="TableParagraph"/>
               <w:ind w:left="0"/>
+              <w:jc w:val="center"/>
               <w:rPr>
                 <w:rFonts w:ascii="Times New Roman"/>
                 <w:sz w:val="14"/>
               </w:rPr>
             </w:pPr>
+            <w:r>
+              <w:rPr>
+                <w:rFonts w:ascii="Times New Roman" w:hint="eastAsia"/>
+                <w:sz w:val="14"/>
+              </w:rPr>
+              <w:t>보조사업</w:t>
+            </w:r>
           </w:p>
         </w:tc>
       </w:tr>
@@ -7320,7 +7173,7 @@
         <mc:AlternateContent>
           <mc:Choice Requires="wpg">
             <w:drawing>
-              <wp:anchor distT="0" distB="0" distL="114300" distR="114300" simplePos="0" relativeHeight="487435264" behindDoc="1" locked="0" layoutInCell="1" allowOverlap="1" wp14:anchorId="5105B7D7" wp14:editId="4FD4E46C">
+              <wp:anchor distT="0" distB="0" distL="114300" distR="114300" simplePos="0" relativeHeight="487435264" behindDoc="1" locked="0" layoutInCell="1" allowOverlap="1" wp14:anchorId="5105B7D7" wp14:editId="12BCCB19">
                 <wp:simplePos x="0" y="0"/>
                 <wp:positionH relativeFrom="page">
                   <wp:posOffset>350520</wp:posOffset>
@@ -8362,27 +8215,27 @@
           </mc:Choice>
           <mc:Fallback>
             <w:pict>
-              <v:group w14:anchorId="5105B7D7" id="docshapegroup14" o:spid="_x0000_s1039" style="position:absolute;margin-left:27.6pt;margin-top:32.5pt;width:540.8pt;height:780.55pt;z-index:-15881216;mso-position-horizontal-relative:page;mso-position-vertical-relative:page" coordorigin="552,650" coordsize="10816,15611" o:gfxdata="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">
-                <v:shape id="docshape15" o:spid="_x0000_s1040" style="position:absolute;left:669;top:14276;width:10605;height:1869;visibility:visible;mso-wrap-style:square;v-text-anchor:top" coordsize="10605,1869" o:gfxdata="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" path="m2,r,1868m10602,r,1868m,3r10604,m,1866r10604,e" filled="f" strokeweight=".25pt">
+              <v:group w14:anchorId="5105B7D7" id="docshapegroup14" o:spid="_x0000_s1038" style="position:absolute;margin-left:27.6pt;margin-top:32.5pt;width:540.8pt;height:780.55pt;z-index:-15881216;mso-position-horizontal-relative:page;mso-position-vertical-relative:page" coordorigin="552,650" coordsize="10816,15611" o:gfxdata="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">
+                <v:shape id="docshape15" o:spid="_x0000_s1039" style="position:absolute;left:669;top:14276;width:10605;height:1869;visibility:visible;mso-wrap-style:square;v-text-anchor:top" coordsize="10605,1869" o:gfxdata="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" path="m2,r,1868m10602,r,1868m,3r10604,m,1866r10604,e" filled="f" strokeweight=".25pt">
                   <v:path arrowok="t" o:connecttype="custom" o:connectlocs="2,14276;2,16144;10602,14276;10602,16144;0,14279;10604,14279;0,16142;10604,16142" o:connectangles="0,0,0,0,0,0,0,0"/>
                 </v:shape>
-                <v:rect id="docshape16" o:spid="_x0000_s1041" style="position:absolute;left:679;top:758;width:10589;height:526;visibility:visible;mso-wrap-style:square;v-text-anchor:top" o:gfxdata="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" fillcolor="#585858" stroked="f">
+                <v:rect id="docshape16" o:spid="_x0000_s1040" style="position:absolute;left:679;top:758;width:10589;height:526;visibility:visible;mso-wrap-style:square;v-text-anchor:top" o:gfxdata="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" fillcolor="#585858" stroked="f">
                   <v:path arrowok="t"/>
                 </v:rect>
-                <v:shape id="docshape17" o:spid="_x0000_s1042" style="position:absolute;left:561;top:660;width:10796;height:15591;visibility:visible;mso-wrap-style:square;v-text-anchor:top" coordsize="10796,15591" o:gfxdata="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" path="m,15590r10795,l10795,,,,,15590xm110,1226r10596,e" filled="f" strokecolor="#bebebe" strokeweight="1pt">
+                <v:shape id="docshape17" o:spid="_x0000_s1041" style="position:absolute;left:561;top:660;width:10796;height:15591;visibility:visible;mso-wrap-style:square;v-text-anchor:top" coordsize="10796,15591" o:gfxdata="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" path="m,15590r10795,l10795,,,,,15590xm110,1226r10596,e" filled="f" strokecolor="#bebebe" strokeweight="1pt">
                   <v:path arrowok="t" o:connecttype="custom" o:connectlocs="0,16250;10795,16250;10795,660;0,660;0,16250;110,1886;10706,1886" o:connectangles="0,0,0,0,0,0,0"/>
                 </v:shape>
-                <v:shape id="docshape18" o:spid="_x0000_s1043" type="#_x0000_t75" style="position:absolute;left:9453;top:967;width:1690;height:240;visibility:visible;mso-wrap-style:square" o:gfxdata="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">
+                <v:shape id="docshape18" o:spid="_x0000_s1042" type="#_x0000_t75" style="position:absolute;left:9453;top:967;width:1690;height:240;visibility:visible;mso-wrap-style:square" o:gfxdata="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">
                   <v:imagedata r:id="rId6" o:title=""/>
                   <v:path arrowok="t"/>
                   <o:lock v:ext="edit" aspectratio="f"/>
                 </v:shape>
-                <v:shape id="docshape19" o:spid="_x0000_s1044" type="#_x0000_t75" style="position:absolute;left:6378;top:14930;width:4766;height:1068;visibility:visible;mso-wrap-style:square" o:gfxdata="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">
-                  <v:imagedata r:id="rId8" o:title=""/>
+                <v:shape id="docshape19" o:spid="_x0000_s1043" type="#_x0000_t75" style="position:absolute;left:6378;top:14930;width:4766;height:1068;visibility:visible;mso-wrap-style:square" o:gfxdata="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">
+                  <v:imagedata r:id="rId9" o:title=""/>
                   <v:path arrowok="t"/>
                   <o:lock v:ext="edit" aspectratio="f"/>
                 </v:shape>
-                <v:shape id="docshape20" o:spid="_x0000_s1045" type="#_x0000_t202" style="position:absolute;left:4711;top:795;width:2546;height:419;visibility:visible;mso-wrap-style:square;v-text-anchor:top" o:gfxdata="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" filled="f" stroked="f">
+                <v:shape id="docshape20" o:spid="_x0000_s1044" type="#_x0000_t202" style="position:absolute;left:4711;top:795;width:2546;height:419;visibility:visible;mso-wrap-style:square;v-text-anchor:top" o:gfxdata="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" filled="f" stroked="f">
                   <v:path arrowok="t"/>
                   <v:textbox inset="0,0,0,0">
                     <w:txbxContent>
@@ -8468,7 +8321,7 @@
                     </w:txbxContent>
                   </v:textbox>
                 </v:shape>
-                <v:shape id="docshape21" o:spid="_x0000_s1046" type="#_x0000_t202" style="position:absolute;left:9485;top:819;width:1393;height:131;visibility:visible;mso-wrap-style:square;v-text-anchor:top" o:gfxdata="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" filled="f" stroked="f">
+                <v:shape id="docshape21" o:spid="_x0000_s1045" type="#_x0000_t202" style="position:absolute;left:9485;top:819;width:1393;height:131;visibility:visible;mso-wrap-style:square;v-text-anchor:top" o:gfxdata="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" filled="f" stroked="f">
                   <v:path arrowok="t"/>
                   <v:textbox inset="0,0,0,0">
                     <w:txbxContent>
@@ -8511,7 +8364,6 @@
                           </w:rPr>
                           <w:t xml:space="preserve"> </w:t>
                         </w:r>
-                        <w:proofErr w:type="spellStart"/>
                         <w:r>
                           <w:rPr>
                             <w:color w:val="FFFFFF"/>
@@ -8520,7 +8372,6 @@
                           </w:rPr>
                           <w:t>HighValue</w:t>
                         </w:r>
-                        <w:proofErr w:type="spellEnd"/>
                         <w:r>
                           <w:rPr>
                             <w:color w:val="FFFFFF"/>
@@ -8541,7 +8392,7 @@
                     </w:txbxContent>
                   </v:textbox>
                 </v:shape>
-                <v:shape id="docshape22" o:spid="_x0000_s1047" type="#_x0000_t202" style="position:absolute;left:967;top:14795;width:2575;height:265;visibility:visible;mso-wrap-style:square;v-text-anchor:top" o:gfxdata="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" filled="f" stroked="f">
+                <v:shape id="docshape22" o:spid="_x0000_s1046" type="#_x0000_t202" style="position:absolute;left:967;top:14795;width:2575;height:265;visibility:visible;mso-wrap-style:square;v-text-anchor:top" o:gfxdata="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" filled="f" stroked="f">
                   <v:path arrowok="t"/>
                   <v:textbox inset="0,0,0,0">
                     <w:txbxContent>
@@ -8618,7 +8469,7 @@
                     </w:txbxContent>
                   </v:textbox>
                 </v:shape>
-                <v:shape id="docshape23" o:spid="_x0000_s1048" type="#_x0000_t202" style="position:absolute;left:3944;top:14795;width:330;height:265;visibility:visible;mso-wrap-style:square;v-text-anchor:top" o:gfxdata="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" filled="f" stroked="f">
+                <v:shape id="docshape23" o:spid="_x0000_s1047" type="#_x0000_t202" style="position:absolute;left:3944;top:14795;width:330;height:265;visibility:visible;mso-wrap-style:square;v-text-anchor:top" o:gfxdata="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" filled="f" stroked="f">
                   <v:path arrowok="t"/>
                   <v:textbox inset="0,0,0,0">
                     <w:txbxContent>
@@ -8640,7 +8491,7 @@
                     </w:txbxContent>
                   </v:textbox>
                 </v:shape>
-                <v:shape id="docshape24" o:spid="_x0000_s1049" type="#_x0000_t202" style="position:absolute;left:874;top:15542;width:663;height:237;visibility:visible;mso-wrap-style:square;v-text-anchor:top" o:gfxdata="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" filled="f" stroked="f">
+                <v:shape id="docshape24" o:spid="_x0000_s1048" type="#_x0000_t202" style="position:absolute;left:874;top:15542;width:663;height:237;visibility:visible;mso-wrap-style:square;v-text-anchor:top" o:gfxdata="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" filled="f" stroked="f">
                   <v:path arrowok="t"/>
                   <v:textbox inset="0,0,0,0">
                     <w:txbxContent>
@@ -8663,7 +8514,7 @@
                     </w:txbxContent>
                   </v:textbox>
                 </v:shape>
-                <v:shape id="docshape25" o:spid="_x0000_s1050" type="#_x0000_t202" style="position:absolute;left:1792;top:15446;width:3940;height:467;visibility:visible;mso-wrap-style:square;v-text-anchor:top" o:gfxdata="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" filled="f" stroked="f">
+                <v:shape id="docshape25" o:spid="_x0000_s1049" type="#_x0000_t202" style="position:absolute;left:1792;top:15446;width:3940;height:467;visibility:visible;mso-wrap-style:square;v-text-anchor:top" o:gfxdata="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" filled="f" stroked="f">
                   <v:path arrowok="t"/>
                   <v:textbox inset="0,0,0,0">
                     <w:txbxContent>
@@ -8875,7 +8726,7 @@
               <w:sz w:val="24"/>
               <w:szCs w:val="24"/>
             </w:rPr>
-            <w:t xml:space="preserve">제공 기간은 제3조에 따라 사용 개시일로부터 90일 동안이며 제공 단가는 220원/kwh(VAT 포함)</w:t>
+            <w:t>제공 기간은 제3조에 따라 사용 개시일로부터 90일 동안이며 제공 단가는 220원/kwh(VAT 포함)</w:t>
           </w:r>
         </w:sdtContent>
       </w:sdt>
@@ -10856,6 +10707,7 @@
           <w:tcPr>
             <w:tcW w:w="1867" w:type="dxa"/>
             <w:gridSpan w:val="2"/>
+            <w:noWrap/>
             <w:vAlign w:val="center"/>
           </w:tcPr>
           <w:p>
@@ -10871,6 +10723,14 @@
                 <w:u w:val="single"/>
               </w:rPr>
             </w:pPr>
+            <w:r>
+              <w:rPr>
+                <w:rFonts w:eastAsiaTheme="majorEastAsia" w:hint="eastAsia"/>
+                <w:sz w:val="14"/>
+                <w:szCs w:val="14"/>
+              </w:rPr>
+              <w:t>관리사무소 협의·입대의 의결에 따라 설치신청서 작성</w:t>
+            </w:r>
           </w:p>
         </w:tc>
       </w:tr>
@@ -11110,7 +10970,7 @@
                           </pic:cNvPicPr>
                         </pic:nvPicPr>
                         <pic:blipFill>
-                          <a:blip r:embed="rId9" cstate="print">
+                          <a:blip r:embed="rId10" cstate="print">
                             <a:extLst>
                               <a:ext uri="{28A0092B-C50C-407E-A947-70E740481C1C}">
                                 <a14:useLocalDpi xmlns:a14="http://schemas.microsoft.com/office/drawing/2010/main" val="0"/>
@@ -11316,7 +11176,7 @@
                           </pic:cNvPicPr>
                         </pic:nvPicPr>
                         <pic:blipFill>
-                          <a:blip r:embed="rId9" cstate="print">
+                          <a:blip r:embed="rId10" cstate="print">
                             <a:extLst>
                               <a:ext uri="{28A0092B-C50C-407E-A947-70E740481C1C}">
                                 <a14:useLocalDpi xmlns:a14="http://schemas.microsoft.com/office/drawing/2010/main" val="0"/>
@@ -12146,7 +12006,7 @@
                   <w:rPr>
                     <w:sz w:val="24"/>
                   </w:rPr>
-                  <w:t xml:space="preserve">2026</w:t>
+                  <w:t>2026</w:t>
                 </w:r>
               </w:sdtContent>
             </w:sdt>
@@ -12402,6 +12262,7 @@
           <w:sz w:val="36"/>
           <w:szCs w:val="36"/>
         </w:rPr>
+        <w:lastRenderedPageBreak/>
         <w:t>직인사용 동의서</w:t>
       </w:r>
     </w:p>
@@ -12660,7 +12521,7 @@
               <w:autoSpaceDN/>
               <w:jc w:val="center"/>
               <w:rPr>
-                <w:rFonts w:cs="Gulim"/>
+                <w:rFonts w:cs="굴림"/>
                 <w:color w:val="000000"/>
                 <w:sz w:val="20"/>
                 <w:szCs w:val="20"/>
@@ -12668,7 +12529,7 @@
             </w:pPr>
             <w:r>
               <w:rPr>
-                <w:rFonts w:cs="Gulim" w:hint="eastAsia"/>
+                <w:rFonts w:cs="굴림" w:hint="eastAsia"/>
                 <w:color w:val="000000"/>
                 <w:sz w:val="20"/>
                 <w:szCs w:val="20"/>
@@ -12701,7 +12562,7 @@
               <w:autoSpaceDE/>
               <w:autoSpaceDN/>
               <w:rPr>
-                <w:rFonts w:cs="Gulim"/>
+                <w:rFonts w:cs="굴림"/>
                 <w:color w:val="000000"/>
                 <w:sz w:val="20"/>
                 <w:szCs w:val="20"/>
@@ -12709,7 +12570,7 @@
             </w:pPr>
             <w:r>
               <w:rPr>
-                <w:rFonts w:cs="Gulim" w:hint="eastAsia"/>
+                <w:rFonts w:cs="굴림" w:hint="eastAsia"/>
                 <w:color w:val="000000"/>
                 <w:sz w:val="20"/>
                 <w:szCs w:val="20"/>
@@ -12723,7 +12584,7 @@
               <w:autoSpaceDE/>
               <w:autoSpaceDN/>
               <w:rPr>
-                <w:rFonts w:cs="Gulim"/>
+                <w:rFonts w:cs="굴림"/>
                 <w:color w:val="000000"/>
                 <w:sz w:val="20"/>
                 <w:szCs w:val="20"/>
@@ -12731,7 +12592,7 @@
             </w:pPr>
             <w:r>
               <w:rPr>
-                <w:rFonts w:cs="Gulim" w:hint="eastAsia"/>
+                <w:rFonts w:cs="굴림" w:hint="eastAsia"/>
                 <w:color w:val="000000"/>
                 <w:sz w:val="20"/>
                 <w:szCs w:val="20"/>
@@ -12763,7 +12624,7 @@
               <w:autoSpaceDE/>
               <w:autoSpaceDN/>
               <w:rPr>
-                <w:rFonts w:cs="Gulim"/>
+                <w:rFonts w:cs="굴림"/>
                 <w:color w:val="000000"/>
                 <w:sz w:val="20"/>
                 <w:szCs w:val="20"/>
@@ -12794,7 +12655,7 @@
               <w:autoSpaceDE/>
               <w:autoSpaceDN/>
               <w:rPr>
-                <w:rFonts w:cs="Gulim"/>
+                <w:rFonts w:cs="굴림"/>
                 <w:color w:val="000000"/>
                 <w:sz w:val="20"/>
                 <w:szCs w:val="20"/>
@@ -12825,7 +12686,7 @@
               <w:autoSpaceDE/>
               <w:autoSpaceDN/>
               <w:rPr>
-                <w:rFonts w:cs="Gulim"/>
+                <w:rFonts w:cs="굴림"/>
                 <w:color w:val="000000"/>
                 <w:sz w:val="20"/>
                 <w:szCs w:val="20"/>
@@ -12856,7 +12717,7 @@
               <w:autoSpaceDE/>
               <w:autoSpaceDN/>
               <w:rPr>
-                <w:rFonts w:cs="Gulim"/>
+                <w:rFonts w:cs="굴림"/>
                 <w:color w:val="000000"/>
                 <w:sz w:val="20"/>
                 <w:szCs w:val="20"/>
@@ -12887,7 +12748,7 @@
               <w:autoSpaceDE/>
               <w:autoSpaceDN/>
               <w:rPr>
-                <w:rFonts w:cs="Gulim"/>
+                <w:rFonts w:cs="굴림"/>
                 <w:color w:val="000000"/>
                 <w:sz w:val="20"/>
                 <w:szCs w:val="20"/>
@@ -13003,7 +12864,7 @@
                     <pic:cNvPicPr/>
                   </pic:nvPicPr>
                   <pic:blipFill>
-                    <a:blip r:embed="rId10"/>
+                    <a:blip r:embed="rId11"/>
                     <a:stretch>
                       <a:fillRect/>
                     </a:stretch>
@@ -13037,7 +12898,7 @@
       </w:pPr>
       <w:r>
         <w:rPr>
-          <w:rFonts w:asciiTheme="majorEastAsia" w:eastAsiaTheme="majorEastAsia" w:hAnsiTheme="majorEastAsia" w:cs="Gulim"/>
+          <w:rFonts w:asciiTheme="majorEastAsia" w:eastAsiaTheme="majorEastAsia" w:hAnsiTheme="majorEastAsia" w:cs="굴림"/>
           <w:b/>
           <w:bCs/>
           <w:noProof/>
@@ -14241,7 +14102,7 @@
                     <w:sz w:val="18"/>
                     <w:szCs w:val="18"/>
                   </w:rPr>
-                  <w:t xml:space="preserve">2026</w:t>
+                  <w:t>2026</w:t>
                 </w:r>
               </w:sdtContent>
             </w:sdt>
@@ -14577,14 +14438,13 @@
             <w:pPr>
               <w:jc w:val="both"/>
               <w:rPr>
-                <w:rFonts w:ascii="맑은 고딕" w:eastAsia="맑은 고딕" w:hAnsi="맑은 고딕" w:cs="맑은 고딕" w:hint="eastAsia"/>
                 <w:b/>
                 <w:bCs/>
               </w:rPr>
             </w:pPr>
             <w:r>
               <w:rPr>
-                <w:rFonts w:ascii="맑은 고딕" w:eastAsia="맑은 고딕" w:hAnsi="맑은 고딕" w:cs="맑은 고딕" w:hint="eastAsia"/>
+                <w:rFonts w:hint="eastAsia"/>
                 <w:b/>
                 <w:bCs/>
                 <w:sz w:val="24"/>
@@ -14612,7 +14472,7 @@
             </w:pPr>
             <w:r>
               <w:rPr>
-                <w:rFonts w:ascii="맑은 고딕" w:eastAsia="맑은 고딕" w:hAnsi="맑은 고딕" w:cs="맑은 고딕" w:hint="eastAsia"/>
+                <w:rFonts w:hint="eastAsia"/>
               </w:rPr>
               <w:t>성명</w:t>
             </w:r>
@@ -14630,15 +14490,12 @@
             <w:pPr>
               <w:spacing w:line="180" w:lineRule="auto"/>
               <w:jc w:val="center"/>
-              <w:rPr>
-                <w:rFonts w:ascii="맑은 고딕" w:eastAsia="맑은 고딕" w:hAnsi="맑은 고딕" w:cs="맑은 고딕" w:hint="eastAsia"/>
-              </w:rPr>
             </w:pPr>
             <w:sdt>
               <w:sdtPr>
                 <w:rPr>
                   <w:rStyle w:val="10pt"/>
-                  <w:rFonts w:ascii="맑은 고딕" w:eastAsia="맑은 고딕" w:hAnsi="맑은 고딕" w:cs="맑은 고딕" w:hint="eastAsia"/>
+                  <w:rFonts w:eastAsia="맑은 고딕" w:hint="eastAsia"/>
                 </w:rPr>
                 <w:id w:val="1897010284"/>
                 <w:placeholder>
@@ -14656,7 +14513,7 @@
               <w:sdtContent>
                 <w:r>
                   <w:rPr>
-                    <w:rFonts w:ascii="맑은 고딕" w:eastAsia="맑은 고딕" w:hAnsi="맑은 고딕" w:cs="맑은 고딕" w:hint="eastAsia"/>
+                    <w:rFonts w:hint="eastAsia"/>
                     <w:b/>
                     <w:bCs/>
                     <w:i/>
@@ -14678,13 +14535,10 @@
           <w:p>
             <w:pPr>
               <w:jc w:val="center"/>
-              <w:rPr>
-                <w:rFonts w:ascii="맑은 고딕" w:eastAsia="맑은 고딕" w:hAnsi="맑은 고딕" w:cs="맑은 고딕" w:hint="eastAsia"/>
-              </w:rPr>
-            </w:pPr>
-            <w:r>
-              <w:rPr>
-                <w:rFonts w:ascii="맑은 고딕" w:eastAsia="맑은 고딕" w:hAnsi="맑은 고딕" w:cs="맑은 고딕" w:hint="eastAsia"/>
+            </w:pPr>
+            <w:r>
+              <w:rPr>
+                <w:rFonts w:hint="eastAsia"/>
               </w:rPr>
               <w:t>연락처</w:t>
             </w:r>
@@ -14696,7 +14550,7 @@
           <w:sdtPr>
             <w:rPr>
               <w:rStyle w:val="10pt"/>
-              <w:rFonts w:ascii="맑은 고딕" w:eastAsia="맑은 고딕" w:hAnsi="맑은 고딕" w:cs="맑은 고딕" w:hint="eastAsia"/>
+              <w:rFonts w:eastAsia="맑은 고딕" w:hint="eastAsia"/>
             </w:rPr>
             <w:id w:val="-189372705"/>
             <w:placeholder>
@@ -14708,7 +14562,6 @@
           <w:sdtEndPr>
             <w:rPr>
               <w:rStyle w:val="a0"/>
-              <w:rFonts w:ascii="맑은 고딕" w:eastAsia="맑은 고딕" w:hAnsi="맑은 고딕" w:cs="맑은 고딕" w:hint="eastAsia"/>
               <w:b w:val="0"/>
               <w:bCs/>
               <w:i/>
@@ -14729,14 +14582,11 @@
               <w:p>
                 <w:pPr>
                   <w:jc w:val="center"/>
-                  <w:rPr>
-                    <w:rFonts w:ascii="맑은 고딕" w:eastAsia="맑은 고딕" w:hAnsi="맑은 고딕" w:cs="맑은 고딕" w:hint="eastAsia"/>
-                  </w:rPr>
                 </w:pPr>
                 <w:r>
                   <w:rPr>
                     <w:rStyle w:val="a6"/>
-                    <w:rFonts w:ascii="맑은 고딕" w:eastAsia="맑은 고딕" w:hAnsi="맑은 고딕" w:cs="맑은 고딕" w:hint="eastAsia"/>
+                    <w:rFonts w:hint="eastAsia"/>
                     <w:b/>
                     <w:bCs/>
                     <w:i/>
@@ -14769,7 +14619,7 @@
             </w:pPr>
             <w:r>
               <w:rPr>
-                <w:rFonts w:ascii="맑은 고딕" w:eastAsia="맑은 고딕" w:hAnsi="맑은 고딕" w:cs="맑은 고딕" w:hint="eastAsia"/>
+                <w:rFonts w:hint="eastAsia"/>
               </w:rPr>
               <w:t>주소</w:t>
             </w:r>
@@ -14781,7 +14631,7 @@
           <w:sdtPr>
             <w:rPr>
               <w:rStyle w:val="10pt"/>
-              <w:rFonts w:ascii="맑은 고딕" w:eastAsia="맑은 고딕" w:hAnsi="맑은 고딕" w:cs="맑은 고딕" w:hint="eastAsia"/>
+              <w:rFonts w:eastAsia="맑은 고딕" w:hint="eastAsia"/>
             </w:rPr>
             <w:id w:val="-1528866009"/>
             <w:placeholder>
@@ -14793,7 +14643,6 @@
           <w:sdtEndPr>
             <w:rPr>
               <w:rStyle w:val="a0"/>
-              <w:rFonts w:ascii="맑은 고딕" w:eastAsia="맑은 고딕" w:hAnsi="맑은 고딕" w:cs="맑은 고딕" w:hint="eastAsia"/>
               <w:b w:val="0"/>
               <w:bCs/>
               <w:sz w:val="16"/>
@@ -14812,14 +14661,11 @@
               <w:p>
                 <w:pPr>
                   <w:jc w:val="center"/>
-                  <w:rPr>
-                    <w:rFonts w:ascii="맑은 고딕" w:eastAsia="맑은 고딕" w:hAnsi="맑은 고딕" w:cs="맑은 고딕" w:hint="eastAsia"/>
-                  </w:rPr>
                 </w:pPr>
                 <w:r>
                   <w:rPr>
                     <w:rStyle w:val="a6"/>
-                    <w:rFonts w:ascii="맑은 고딕" w:eastAsia="맑은 고딕" w:hAnsi="맑은 고딕" w:cs="맑은 고딕" w:hint="eastAsia"/>
+                    <w:rFonts w:hint="eastAsia"/>
                     <w:b/>
                     <w:bCs/>
                     <w:i/>
@@ -14852,46 +14698,18 @@
             <w:pPr>
               <w:jc w:val="both"/>
               <w:rPr>
-                <w:rFonts w:ascii="맑은 고딕" w:eastAsia="맑은 고딕" w:hAnsi="맑은 고딕" w:cs="맑은 고딕" w:hint="eastAsia"/>
                 <w:b/>
                 <w:bCs/>
               </w:rPr>
             </w:pPr>
             <w:r>
               <w:rPr>
-                <w:rFonts w:ascii="맑은 고딕" w:eastAsia="맑은 고딕" w:hAnsi="맑은 고딕" w:cs="맑은 고딕" w:hint="eastAsia"/>
+                <w:rFonts w:hint="eastAsia"/>
                 <w:b/>
                 <w:bCs/>
                 <w:sz w:val="24"/>
               </w:rPr>
-              <w:t xml:space="preserve">2. 희망 충전시설 종류 및 수량 </w:t>
-            </w:r>
-            <w:r>
-              <w:rPr>
-                <w:rFonts w:ascii="맑은 고딕" w:eastAsia="맑은 고딕" w:hAnsi="맑은 고딕" w:cs="맑은 고딕" w:hint="eastAsia"/>
-                <w:b/>
-                <w:bCs/>
-                <w:sz w:val="24"/>
-              </w:rPr>
-              <w:t xml:space="preserve">【구분: 스마트 충전기( </w:t>
-            </w:r>
-            <w:r>
-              <w:rPr>
-                <w:rFonts w:ascii="맑은 고딕" w:eastAsia="맑은 고딕" w:hAnsi="맑은 고딕" w:cs="맑은 고딕" w:hint="eastAsia"/>
-                <w:b/>
-                <w:bCs/>
-                <w:sz w:val="24"/>
-              </w:rPr>
-              <w:t xml:space="preserve">O </w:t>
-            </w:r>
-            <w:r>
-              <w:rPr>
-                <w:rFonts w:ascii="맑은 고딕" w:eastAsia="맑은 고딕" w:hAnsi="맑은 고딕" w:cs="맑은 고딕" w:hint="eastAsia"/>
-                <w:b/>
-                <w:bCs/>
-                <w:sz w:val="24"/>
-              </w:rPr>
-              <w:t>)】</w:t>
+              <w:t>2. 희망 충전시설 종류 및 수량 【구분: 스마트 충전기( O )】</w:t>
             </w:r>
           </w:p>
         </w:tc>
@@ -14911,33 +14729,12 @@
           <w:p>
             <w:pPr>
               <w:jc w:val="center"/>
-              <w:rPr>
-                <w:rFonts w:ascii="맑은 고딕" w:eastAsia="맑은 고딕" w:hAnsi="맑은 고딕" w:cs="맑은 고딕" w:hint="eastAsia"/>
-              </w:rPr>
-            </w:pPr>
-            <w:r>
-              <w:rPr>
-                <w:rFonts w:ascii="맑은 고딕" w:eastAsia="맑은 고딕" w:hAnsi="맑은 고딕" w:cs="맑은 고딕" w:hint="eastAsia"/>
-              </w:rPr>
-              <w:t xml:space="preserve">7kW </w:t>
-            </w:r>
-            <w:r>
-              <w:rPr>
-                <w:rFonts w:ascii="맑은 고딕" w:eastAsia="맑은 고딕" w:hAnsi="맑은 고딕" w:cs="맑은 고딕" w:hint="eastAsia"/>
-              </w:rPr>
-              <w:t>이상</w:t>
-            </w:r>
-            <w:r>
-              <w:rPr>
-                <w:rFonts w:ascii="맑은 고딕" w:eastAsia="맑은 고딕" w:hAnsi="맑은 고딕" w:cs="맑은 고딕" w:hint="eastAsia"/>
-              </w:rPr>
-              <w:t xml:space="preserve"> ~ 11kW </w:t>
-            </w:r>
-            <w:r>
-              <w:rPr>
-                <w:rFonts w:ascii="맑은 고딕" w:eastAsia="맑은 고딕" w:hAnsi="맑은 고딕" w:cs="맑은 고딕" w:hint="eastAsia"/>
-              </w:rPr>
-              <w:t>미만</w:t>
+            </w:pPr>
+            <w:r>
+              <w:rPr>
+                <w:rFonts w:hint="eastAsia"/>
+              </w:rPr>
+              <w:t>7kW 이상 ~ 11kW 미만</w:t>
             </w:r>
           </w:p>
         </w:tc>
@@ -14952,19 +14749,16 @@
           <w:p>
             <w:pPr>
               <w:jc w:val="center"/>
-              <w:rPr>
-                <w:rFonts w:ascii="맑은 고딕" w:eastAsia="맑은 고딕" w:hAnsi="맑은 고딕" w:cs="맑은 고딕" w:hint="eastAsia"/>
-              </w:rPr>
-            </w:pPr>
-            <w:r>
-              <w:rPr>
-                <w:rFonts w:ascii="맑은 고딕" w:eastAsia="맑은 고딕" w:hAnsi="맑은 고딕" w:cs="맑은 고딕" w:hint="eastAsia"/>
+            </w:pPr>
+            <w:r>
+              <w:rPr>
+                <w:rFonts w:hint="eastAsia"/>
               </w:rPr>
               <w:t>(</w:t>
             </w:r>
             <w:r>
               <w:rPr>
-                <w:rFonts w:ascii="맑은 고딕" w:eastAsia="맑은 고딕" w:hAnsi="맑은 고딕" w:cs="맑은 고딕" w:hint="eastAsia"/>
+                <w:rFonts w:hint="eastAsia"/>
               </w:rPr>
               <w:t xml:space="preserve">  </w:t>
             </w:r>
@@ -14972,7 +14766,7 @@
               <w:sdtPr>
                 <w:rPr>
                   <w:rStyle w:val="10pt"/>
-                  <w:rFonts w:ascii="맑은 고딕" w:eastAsia="맑은 고딕" w:hAnsi="맑은 고딕" w:cs="맑은 고딕" w:hint="eastAsia"/>
+                  <w:rFonts w:eastAsia="맑은 고딕" w:hint="eastAsia"/>
                 </w:rPr>
                 <w:id w:val="-1335375053"/>
                 <w:showingPlcHdr/>
@@ -14981,7 +14775,6 @@
               <w:sdtEndPr>
                 <w:rPr>
                   <w:rStyle w:val="a0"/>
-                  <w:rFonts w:ascii="맑은 고딕" w:eastAsia="맑은 고딕" w:hAnsi="맑은 고딕" w:cs="맑은 고딕" w:hint="eastAsia"/>
                   <w:b w:val="0"/>
                   <w:bCs/>
                   <w:i/>
@@ -14994,7 +14787,7 @@
                 <w:r>
                   <w:rPr>
                     <w:rStyle w:val="a6"/>
-                    <w:rFonts w:ascii="맑은 고딕" w:eastAsia="맑은 고딕" w:hAnsi="맑은 고딕" w:cs="맑은 고딕" w:hint="eastAsia"/>
+                    <w:rFonts w:hint="eastAsia"/>
                     <w:b/>
                     <w:bCs/>
                     <w:i/>
@@ -15008,21 +14801,15 @@
             </w:sdt>
             <w:r>
               <w:rPr>
-                <w:rFonts w:ascii="맑은 고딕" w:eastAsia="맑은 고딕" w:hAnsi="맑은 고딕" w:cs="맑은 고딕" w:hint="eastAsia"/>
-              </w:rPr>
-              <w:t xml:space="preserve"> </w:t>
-            </w:r>
-            <w:r>
-              <w:rPr>
-                <w:rFonts w:ascii="맑은 고딕" w:eastAsia="맑은 고딕" w:hAnsi="맑은 고딕" w:cs="맑은 고딕" w:hint="eastAsia"/>
-              </w:rPr>
-              <w:t>)</w:t>
-            </w:r>
-            <w:r>
-              <w:rPr>
-                <w:rFonts w:ascii="맑은 고딕" w:eastAsia="맑은 고딕" w:hAnsi="맑은 고딕" w:cs="맑은 고딕" w:hint="eastAsia"/>
-              </w:rPr>
-              <w:t>기</w:t>
+                <w:rFonts w:hint="eastAsia"/>
+              </w:rPr>
+              <w:t xml:space="preserve"> </w:t>
+            </w:r>
+            <w:r>
+              <w:rPr>
+                <w:rFonts w:hint="eastAsia"/>
+              </w:rPr>
+              <w:t>)기</w:t>
             </w:r>
           </w:p>
         </w:tc>
@@ -15042,33 +14829,12 @@
           <w:p>
             <w:pPr>
               <w:jc w:val="center"/>
-              <w:rPr>
-                <w:rFonts w:ascii="맑은 고딕" w:eastAsia="맑은 고딕" w:hAnsi="맑은 고딕" w:cs="맑은 고딕" w:hint="eastAsia"/>
-              </w:rPr>
-            </w:pPr>
-            <w:r>
-              <w:rPr>
-                <w:rFonts w:ascii="맑은 고딕" w:eastAsia="맑은 고딕" w:hAnsi="맑은 고딕" w:cs="맑은 고딕" w:hint="eastAsia"/>
-              </w:rPr>
-              <w:t xml:space="preserve">11kW </w:t>
-            </w:r>
-            <w:r>
-              <w:rPr>
-                <w:rFonts w:ascii="맑은 고딕" w:eastAsia="맑은 고딕" w:hAnsi="맑은 고딕" w:cs="맑은 고딕" w:hint="eastAsia"/>
-              </w:rPr>
-              <w:t>이상</w:t>
-            </w:r>
-            <w:r>
-              <w:rPr>
-                <w:rFonts w:ascii="맑은 고딕" w:eastAsia="맑은 고딕" w:hAnsi="맑은 고딕" w:cs="맑은 고딕" w:hint="eastAsia"/>
-              </w:rPr>
-              <w:t xml:space="preserve"> ~ 30kW </w:t>
-            </w:r>
-            <w:r>
-              <w:rPr>
-                <w:rFonts w:ascii="맑은 고딕" w:eastAsia="맑은 고딕" w:hAnsi="맑은 고딕" w:cs="맑은 고딕" w:hint="eastAsia"/>
-              </w:rPr>
-              <w:t>미만</w:t>
+            </w:pPr>
+            <w:r>
+              <w:rPr>
+                <w:rFonts w:hint="eastAsia"/>
+              </w:rPr>
+              <w:t>11kW 이상 ~ 30kW 미만</w:t>
             </w:r>
           </w:p>
         </w:tc>
@@ -15083,19 +14849,16 @@
           <w:p>
             <w:pPr>
               <w:jc w:val="center"/>
-              <w:rPr>
-                <w:rFonts w:ascii="맑은 고딕" w:eastAsia="맑은 고딕" w:hAnsi="맑은 고딕" w:cs="맑은 고딕" w:hint="eastAsia"/>
-              </w:rPr>
-            </w:pPr>
-            <w:r>
-              <w:rPr>
-                <w:rFonts w:ascii="맑은 고딕" w:eastAsia="맑은 고딕" w:hAnsi="맑은 고딕" w:cs="맑은 고딕" w:hint="eastAsia"/>
+            </w:pPr>
+            <w:r>
+              <w:rPr>
+                <w:rFonts w:hint="eastAsia"/>
               </w:rPr>
               <w:t>(</w:t>
             </w:r>
             <w:r>
               <w:rPr>
-                <w:rFonts w:ascii="맑은 고딕" w:eastAsia="맑은 고딕" w:hAnsi="맑은 고딕" w:cs="맑은 고딕" w:hint="eastAsia"/>
+                <w:rFonts w:hint="eastAsia"/>
               </w:rPr>
               <w:t xml:space="preserve">  </w:t>
             </w:r>
@@ -15103,7 +14866,7 @@
               <w:sdtPr>
                 <w:rPr>
                   <w:rStyle w:val="10pt"/>
-                  <w:rFonts w:ascii="맑은 고딕" w:eastAsia="맑은 고딕" w:hAnsi="맑은 고딕" w:cs="맑은 고딕" w:hint="eastAsia"/>
+                  <w:rFonts w:eastAsia="맑은 고딕" w:hint="eastAsia"/>
                 </w:rPr>
                 <w:id w:val="313466420"/>
                 <w:showingPlcHdr/>
@@ -15112,7 +14875,6 @@
               <w:sdtEndPr>
                 <w:rPr>
                   <w:rStyle w:val="a0"/>
-                  <w:rFonts w:ascii="맑은 고딕" w:eastAsia="맑은 고딕" w:hAnsi="맑은 고딕" w:cs="맑은 고딕" w:hint="eastAsia"/>
                   <w:b w:val="0"/>
                   <w:bCs/>
                   <w:i/>
@@ -15125,7 +14887,7 @@
                 <w:r>
                   <w:rPr>
                     <w:rStyle w:val="a6"/>
-                    <w:rFonts w:ascii="맑은 고딕" w:eastAsia="맑은 고딕" w:hAnsi="맑은 고딕" w:cs="맑은 고딕" w:hint="eastAsia"/>
+                    <w:rFonts w:hint="eastAsia"/>
                     <w:b/>
                     <w:bCs/>
                     <w:i/>
@@ -15139,21 +14901,15 @@
             </w:sdt>
             <w:r>
               <w:rPr>
-                <w:rFonts w:ascii="맑은 고딕" w:eastAsia="맑은 고딕" w:hAnsi="맑은 고딕" w:cs="맑은 고딕" w:hint="eastAsia"/>
-              </w:rPr>
-              <w:t xml:space="preserve"> </w:t>
-            </w:r>
-            <w:r>
-              <w:rPr>
-                <w:rFonts w:ascii="맑은 고딕" w:eastAsia="맑은 고딕" w:hAnsi="맑은 고딕" w:cs="맑은 고딕" w:hint="eastAsia"/>
-              </w:rPr>
-              <w:t>)</w:t>
-            </w:r>
-            <w:r>
-              <w:rPr>
-                <w:rFonts w:ascii="맑은 고딕" w:eastAsia="맑은 고딕" w:hAnsi="맑은 고딕" w:cs="맑은 고딕" w:hint="eastAsia"/>
-              </w:rPr>
-              <w:t>기</w:t>
+                <w:rFonts w:hint="eastAsia"/>
+              </w:rPr>
+              <w:t xml:space="preserve"> </w:t>
+            </w:r>
+            <w:r>
+              <w:rPr>
+                <w:rFonts w:hint="eastAsia"/>
+              </w:rPr>
+              <w:t>)기</w:t>
             </w:r>
           </w:p>
         </w:tc>
@@ -15173,27 +14929,12 @@
           <w:p>
             <w:pPr>
               <w:jc w:val="center"/>
-              <w:rPr>
-                <w:rFonts w:ascii="맑은 고딕" w:eastAsia="맑은 고딕" w:hAnsi="맑은 고딕" w:cs="맑은 고딕" w:hint="eastAsia"/>
-              </w:rPr>
-            </w:pPr>
-            <w:r>
-              <w:rPr>
-                <w:rFonts w:ascii="맑은 고딕" w:eastAsia="맑은 고딕" w:hAnsi="맑은 고딕" w:cs="맑은 고딕" w:hint="eastAsia"/>
-              </w:rPr>
-              <w:t>전력분배형</w:t>
-            </w:r>
-            <w:r>
-              <w:rPr>
-                <w:rFonts w:ascii="맑은 고딕" w:eastAsia="맑은 고딕" w:hAnsi="맑은 고딕" w:cs="맑은 고딕" w:hint="eastAsia"/>
-              </w:rPr>
-              <w:t xml:space="preserve"> </w:t>
-            </w:r>
-            <w:r>
-              <w:rPr>
-                <w:rFonts w:ascii="맑은 고딕" w:eastAsia="맑은 고딕" w:hAnsi="맑은 고딕" w:cs="맑은 고딕" w:hint="eastAsia"/>
-              </w:rPr>
-              <w:t>충전기</w:t>
+            </w:pPr>
+            <w:r>
+              <w:rPr>
+                <w:rFonts w:hint="eastAsia"/>
+              </w:rPr>
+              <w:t>전력분배형 충전기</w:t>
             </w:r>
           </w:p>
         </w:tc>
@@ -15208,45 +14949,12 @@
           <w:p>
             <w:pPr>
               <w:jc w:val="center"/>
-              <w:rPr>
-                <w:rFonts w:ascii="맑은 고딕" w:eastAsia="맑은 고딕" w:hAnsi="맑은 고딕" w:cs="맑은 고딕" w:hint="eastAsia"/>
-              </w:rPr>
-            </w:pPr>
-            <w:r>
-              <w:rPr>
-                <w:rFonts w:ascii="맑은 고딕" w:eastAsia="맑은 고딕" w:hAnsi="맑은 고딕" w:cs="맑은 고딕" w:hint="eastAsia"/>
-              </w:rPr>
-              <w:t>(    )kW  (    )</w:t>
-            </w:r>
-            <w:r>
-              <w:rPr>
-                <w:rFonts w:ascii="맑은 고딕" w:eastAsia="맑은 고딕" w:hAnsi="맑은 고딕" w:cs="맑은 고딕" w:hint="eastAsia"/>
-              </w:rPr>
-              <w:t>기</w:t>
-            </w:r>
-            <w:r>
-              <w:rPr>
-                <w:rFonts w:ascii="맑은 고딕" w:eastAsia="맑은 고딕" w:hAnsi="맑은 고딕" w:cs="맑은 고딕" w:hint="eastAsia"/>
-              </w:rPr>
-              <w:t xml:space="preserve">  </w:t>
-            </w:r>
-            <w:r>
-              <w:rPr>
-                <w:rFonts w:ascii="맑은 고딕" w:eastAsia="맑은 고딕" w:hAnsi="맑은 고딕" w:cs="맑은 고딕" w:hint="eastAsia"/>
-              </w:rPr>
-              <w:t>케이블</w:t>
-            </w:r>
-            <w:r>
-              <w:rPr>
-                <w:rFonts w:ascii="맑은 고딕" w:eastAsia="맑은 고딕" w:hAnsi="맑은 고딕" w:cs="맑은 고딕" w:hint="eastAsia"/>
-              </w:rPr>
-              <w:t xml:space="preserve"> (    )</w:t>
-            </w:r>
-            <w:r>
-              <w:rPr>
-                <w:rFonts w:ascii="맑은 고딕" w:eastAsia="맑은 고딕" w:hAnsi="맑은 고딕" w:cs="맑은 고딕" w:hint="eastAsia"/>
-              </w:rPr>
-              <w:t>개</w:t>
+            </w:pPr>
+            <w:r>
+              <w:rPr>
+                <w:rFonts w:hint="eastAsia"/>
+              </w:rPr>
+              <w:t>(    )kW  (    )기  케이블 (    )개</w:t>
             </w:r>
           </w:p>
         </w:tc>
@@ -15267,13 +14975,10 @@
           <w:p>
             <w:pPr>
               <w:jc w:val="both"/>
-              <w:rPr>
-                <w:rFonts w:ascii="맑은 고딕" w:eastAsia="맑은 고딕" w:hAnsi="맑은 고딕" w:cs="맑은 고딕" w:hint="eastAsia"/>
-              </w:rPr>
-            </w:pPr>
-            <w:r>
-              <w:rPr>
-                <w:rFonts w:ascii="맑은 고딕" w:eastAsia="맑은 고딕" w:hAnsi="맑은 고딕" w:cs="맑은 고딕" w:hint="eastAsia"/>
+            </w:pPr>
+            <w:r>
+              <w:rPr>
+                <w:rFonts w:hint="eastAsia"/>
                 <w:b/>
                 <w:bCs/>
                 <w:sz w:val="24"/>
@@ -15301,7 +15006,7 @@
             </w:pPr>
             <w:r>
               <w:rPr>
-                <w:rFonts w:ascii="맑은 고딕" w:eastAsia="맑은 고딕" w:hAnsi="맑은 고딕" w:cs="맑은 고딕" w:hint="eastAsia"/>
+                <w:rFonts w:hint="eastAsia"/>
               </w:rPr>
               <w:t>주차면 수</w:t>
             </w:r>
@@ -15316,15 +15021,12 @@
           <w:p>
             <w:pPr>
               <w:jc w:val="right"/>
-              <w:rPr>
-                <w:rFonts w:ascii="맑은 고딕" w:eastAsia="맑은 고딕" w:hAnsi="맑은 고딕" w:cs="맑은 고딕" w:hint="eastAsia"/>
-              </w:rPr>
             </w:pPr>
             <w:sdt>
               <w:sdtPr>
                 <w:rPr>
                   <w:rStyle w:val="10pt"/>
-                  <w:rFonts w:ascii="맑은 고딕" w:eastAsia="맑은 고딕" w:hAnsi="맑은 고딕" w:cs="맑은 고딕" w:hint="eastAsia"/>
+                  <w:rFonts w:eastAsia="맑은 고딕" w:hint="eastAsia"/>
                 </w:rPr>
                 <w:id w:val="350158903"/>
                 <w:placeholder>
@@ -15336,7 +15038,6 @@
               <w:sdtEndPr>
                 <w:rPr>
                   <w:rStyle w:val="a0"/>
-                  <w:rFonts w:ascii="맑은 고딕" w:eastAsia="맑은 고딕" w:hAnsi="맑은 고딕" w:cs="맑은 고딕" w:hint="eastAsia"/>
                   <w:b w:val="0"/>
                   <w:bCs/>
                   <w:i/>
@@ -15351,7 +15052,7 @@
                 <w:r>
                   <w:rPr>
                     <w:rStyle w:val="a6"/>
-                    <w:rFonts w:ascii="맑은 고딕" w:eastAsia="맑은 고딕" w:hAnsi="맑은 고딕" w:cs="맑은 고딕" w:hint="eastAsia"/>
+                    <w:rFonts w:hint="eastAsia"/>
                     <w:b/>
                     <w:bCs/>
                     <w:i/>
@@ -15365,7 +15066,7 @@
             </w:sdt>
             <w:r>
               <w:rPr>
-                <w:rFonts w:ascii="맑은 고딕" w:eastAsia="맑은 고딕" w:hAnsi="맑은 고딕" w:cs="맑은 고딕" w:hint="eastAsia"/>
+                <w:rFonts w:hint="eastAsia"/>
               </w:rPr>
               <w:t xml:space="preserve"> 대</w:t>
             </w:r>
@@ -15382,9 +15083,6 @@
           <w:p>
             <w:pPr>
               <w:jc w:val="both"/>
-              <w:rPr>
-                <w:rFonts w:ascii="맑은 고딕" w:eastAsia="맑은 고딕" w:hAnsi="맑은 고딕" w:cs="맑은 고딕" w:hint="eastAsia"/>
-              </w:rPr>
             </w:pPr>
           </w:p>
         </w:tc>
@@ -15405,13 +15103,10 @@
           <w:p>
             <w:pPr>
               <w:jc w:val="both"/>
-              <w:rPr>
-                <w:rFonts w:ascii="맑은 고딕" w:eastAsia="맑은 고딕" w:hAnsi="맑은 고딕" w:cs="맑은 고딕" w:hint="eastAsia"/>
-              </w:rPr>
-            </w:pPr>
-            <w:r>
-              <w:rPr>
-                <w:rFonts w:ascii="맑은 고딕" w:eastAsia="맑은 고딕" w:hAnsi="맑은 고딕" w:cs="맑은 고딕" w:hint="eastAsia"/>
+            </w:pPr>
+            <w:r>
+              <w:rPr>
+                <w:rFonts w:hint="eastAsia"/>
                 <w:b/>
                 <w:bCs/>
                 <w:sz w:val="24"/>
@@ -15439,7 +15134,7 @@
             </w:pPr>
             <w:r>
               <w:rPr>
-                <w:rFonts w:ascii="맑은 고딕" w:eastAsia="맑은 고딕" w:hAnsi="맑은 고딕" w:cs="맑은 고딕" w:hint="eastAsia"/>
+                <w:rFonts w:hint="eastAsia"/>
               </w:rPr>
               <w:t>장소</w:t>
             </w:r>
@@ -15459,14 +15154,11 @@
                 <w:tab w:val="left" w:pos="1963"/>
               </w:tabs>
               <w:jc w:val="center"/>
-              <w:rPr>
-                <w:rFonts w:ascii="맑은 고딕" w:eastAsia="맑은 고딕" w:hAnsi="맑은 고딕" w:cs="맑은 고딕" w:hint="eastAsia"/>
-              </w:rPr>
             </w:pPr>
             <w:sdt>
               <w:sdtPr>
                 <w:rPr>
-                  <w:rFonts w:ascii="맑은 고딕" w:eastAsia="맑은 고딕" w:hAnsi="맑은 고딕" w:cs="맑은 고딕" w:hint="eastAsia"/>
+                  <w:rFonts w:hint="eastAsia"/>
                 </w:rPr>
                 <w:id w:val="-322042069"/>
                 <w14:checkbox>
@@ -15478,7 +15170,7 @@
               <w:sdtContent>
                 <w:r>
                   <w:rPr>
-                    <w:rFonts w:ascii="맑은 고딕" w:eastAsia="맑은 고딕" w:hAnsi="맑은 고딕" w:cs="맑은 고딕" w:hint="eastAsia"/>
+                    <w:rFonts w:hint="eastAsia"/>
                   </w:rPr>
                   <w:t>☐</w:t>
                 </w:r>
@@ -15486,26 +15178,14 @@
             </w:sdt>
             <w:r>
               <w:rPr>
-                <w:rFonts w:ascii="맑은 고딕" w:eastAsia="맑은 고딕" w:hAnsi="맑은 고딕" w:cs="맑은 고딕" w:hint="eastAsia"/>
-              </w:rPr>
-              <w:t xml:space="preserve"> 공동주택</w:t>
-            </w:r>
-            <w:r>
-              <w:rPr>
-                <w:rFonts w:ascii="맑은 고딕" w:eastAsia="맑은 고딕" w:hAnsi="맑은 고딕" w:cs="맑은 고딕" w:hint="eastAsia"/>
-              </w:rPr>
-              <w:t xml:space="preserve">  </w:t>
-            </w:r>
-            <w:r>
-              <w:rPr>
-                <w:rFonts w:ascii="맑은 고딕" w:eastAsia="맑은 고딕" w:hAnsi="맑은 고딕" w:cs="맑은 고딕" w:hint="eastAsia"/>
-              </w:rPr>
-              <w:t xml:space="preserve"> </w:t>
+                <w:rFonts w:hint="eastAsia"/>
+              </w:rPr>
+              <w:t xml:space="preserve"> 공동주택   </w:t>
             </w:r>
             <w:sdt>
               <w:sdtPr>
                 <w:rPr>
-                  <w:rFonts w:ascii="맑은 고딕" w:eastAsia="맑은 고딕" w:hAnsi="맑은 고딕" w:cs="맑은 고딕" w:hint="eastAsia"/>
+                  <w:rFonts w:hint="eastAsia"/>
                 </w:rPr>
                 <w:id w:val="-629096557"/>
                 <w14:checkbox>
@@ -15517,7 +15197,7 @@
               <w:sdtContent>
                 <w:r>
                   <w:rPr>
-                    <w:rFonts w:ascii="맑은 고딕" w:eastAsia="맑은 고딕" w:hAnsi="맑은 고딕" w:cs="맑은 고딕" w:hint="eastAsia"/>
+                    <w:rFonts w:hint="eastAsia"/>
                   </w:rPr>
                   <w:t>☐</w:t>
                 </w:r>
@@ -15525,26 +15205,14 @@
             </w:sdt>
             <w:r>
               <w:rPr>
-                <w:rFonts w:ascii="맑은 고딕" w:eastAsia="맑은 고딕" w:hAnsi="맑은 고딕" w:cs="맑은 고딕" w:hint="eastAsia"/>
-              </w:rPr>
-              <w:t xml:space="preserve"> 사업장</w:t>
-            </w:r>
-            <w:r>
-              <w:rPr>
-                <w:rFonts w:ascii="맑은 고딕" w:eastAsia="맑은 고딕" w:hAnsi="맑은 고딕" w:cs="맑은 고딕" w:hint="eastAsia"/>
-              </w:rPr>
-              <w:t xml:space="preserve">  </w:t>
-            </w:r>
-            <w:r>
-              <w:rPr>
-                <w:rFonts w:ascii="맑은 고딕" w:eastAsia="맑은 고딕" w:hAnsi="맑은 고딕" w:cs="맑은 고딕" w:hint="eastAsia"/>
-              </w:rPr>
-              <w:t xml:space="preserve"> </w:t>
+                <w:rFonts w:hint="eastAsia"/>
+              </w:rPr>
+              <w:t xml:space="preserve"> 사업장   </w:t>
             </w:r>
             <w:sdt>
               <w:sdtPr>
                 <w:rPr>
-                  <w:rFonts w:ascii="맑은 고딕" w:eastAsia="맑은 고딕" w:hAnsi="맑은 고딕" w:cs="맑은 고딕" w:hint="eastAsia"/>
+                  <w:rFonts w:hint="eastAsia"/>
                 </w:rPr>
                 <w:id w:val="850464996"/>
                 <w14:checkbox>
@@ -15556,7 +15224,7 @@
               <w:sdtContent>
                 <w:r>
                   <w:rPr>
-                    <w:rFonts w:ascii="맑은 고딕" w:eastAsia="맑은 고딕" w:hAnsi="맑은 고딕" w:cs="맑은 고딕" w:hint="eastAsia"/>
+                    <w:rFonts w:hint="eastAsia"/>
                   </w:rPr>
                   <w:t>☐</w:t>
                 </w:r>
@@ -15564,26 +15232,14 @@
             </w:sdt>
             <w:r>
               <w:rPr>
-                <w:rFonts w:ascii="맑은 고딕" w:eastAsia="맑은 고딕" w:hAnsi="맑은 고딕" w:cs="맑은 고딕" w:hint="eastAsia"/>
-              </w:rPr>
-              <w:t xml:space="preserve"> 소상공인</w:t>
-            </w:r>
-            <w:r>
-              <w:rPr>
-                <w:rFonts w:ascii="맑은 고딕" w:eastAsia="맑은 고딕" w:hAnsi="맑은 고딕" w:cs="맑은 고딕" w:hint="eastAsia"/>
-              </w:rPr>
-              <w:t xml:space="preserve">  </w:t>
-            </w:r>
-            <w:r>
-              <w:rPr>
-                <w:rFonts w:ascii="맑은 고딕" w:eastAsia="맑은 고딕" w:hAnsi="맑은 고딕" w:cs="맑은 고딕" w:hint="eastAsia"/>
-              </w:rPr>
-              <w:t xml:space="preserve"> </w:t>
+                <w:rFonts w:hint="eastAsia"/>
+              </w:rPr>
+              <w:t xml:space="preserve"> 소상공인   </w:t>
             </w:r>
             <w:sdt>
               <w:sdtPr>
                 <w:rPr>
-                  <w:rFonts w:ascii="맑은 고딕" w:eastAsia="맑은 고딕" w:hAnsi="맑은 고딕" w:cs="맑은 고딕" w:hint="eastAsia"/>
+                  <w:rFonts w:hint="eastAsia"/>
                 </w:rPr>
                 <w:id w:val="-697774570"/>
                 <w14:checkbox>
@@ -15595,7 +15251,7 @@
               <w:sdtContent>
                 <w:r>
                   <w:rPr>
-                    <w:rFonts w:ascii="맑은 고딕" w:eastAsia="맑은 고딕" w:hAnsi="맑은 고딕" w:cs="맑은 고딕" w:hint="eastAsia"/>
+                    <w:rFonts w:hint="eastAsia"/>
                   </w:rPr>
                   <w:t>☐</w:t>
                 </w:r>
@@ -15603,7 +15259,7 @@
             </w:sdt>
             <w:r>
               <w:rPr>
-                <w:rFonts w:ascii="맑은 고딕" w:eastAsia="맑은 고딕" w:hAnsi="맑은 고딕" w:cs="맑은 고딕" w:hint="eastAsia"/>
+                <w:rFonts w:hint="eastAsia"/>
               </w:rPr>
               <w:t xml:space="preserve"> 기타 ( </w:t>
             </w:r>
@@ -15613,7 +15269,7 @@
               <w:sdtPr>
                 <w:rPr>
                   <w:rStyle w:val="10pt"/>
-                  <w:rFonts w:ascii="맑은 고딕" w:eastAsia="맑은 고딕" w:hAnsi="맑은 고딕" w:cs="맑은 고딕" w:hint="eastAsia"/>
+                  <w:rFonts w:eastAsia="맑은 고딕" w:hint="eastAsia"/>
                 </w:rPr>
                 <w:id w:val="-1480913900"/>
                 <w:placeholder>
@@ -15626,7 +15282,6 @@
               <w:sdtEndPr>
                 <w:rPr>
                   <w:rStyle w:val="a0"/>
-                  <w:rFonts w:ascii="맑은 고딕" w:eastAsia="맑은 고딕" w:hAnsi="맑은 고딕" w:cs="맑은 고딕" w:hint="eastAsia"/>
                   <w:b w:val="0"/>
                   <w:bCs/>
                   <w:i/>
@@ -15638,7 +15293,7 @@
               <w:sdtContent>
                 <w:r>
                   <w:rPr>
-                    <w:rFonts w:ascii="맑은 고딕" w:eastAsia="맑은 고딕" w:hAnsi="맑은 고딕" w:cs="맑은 고딕" w:hint="eastAsia"/>
+                    <w:rFonts w:hint="eastAsia"/>
                     <w:b/>
                     <w:bCs/>
                     <w:i/>
@@ -15646,61 +15301,13 @@
                     <w:color w:val="A6A6A6" w:themeColor="background1" w:themeShade="A6"/>
                     <w:u w:val="single"/>
                   </w:rPr>
-                  <w:t>시설명(</w:t>
-                </w:r>
-                <w:r>
-                  <w:rPr>
-                    <w:rFonts w:ascii="맑은 고딕" w:eastAsia="맑은 고딕" w:hAnsi="맑은 고딕" w:cs="맑은 고딕" w:hint="eastAsia"/>
-                    <w:b/>
-                    <w:bCs/>
-                    <w:i/>
-                    <w:iCs/>
-                    <w:color w:val="A6A6A6" w:themeColor="background1" w:themeShade="A6"/>
-                    <w:u w:val="single"/>
-                  </w:rPr>
-                  <w:t>“</w:t>
-                </w:r>
-                <w:r>
-                  <w:rPr>
-                    <w:rFonts w:ascii="맑은 고딕" w:eastAsia="맑은 고딕" w:hAnsi="맑은 고딕" w:cs="맑은 고딕" w:hint="eastAsia"/>
-                    <w:b/>
-                    <w:bCs/>
-                    <w:i/>
-                    <w:iCs/>
-                    <w:color w:val="A6A6A6" w:themeColor="background1" w:themeShade="A6"/>
-                    <w:u w:val="single"/>
-                  </w:rPr>
-                  <w:t>기타</w:t>
-                </w:r>
-                <w:r>
-                  <w:rPr>
-                    <w:rFonts w:ascii="맑은 고딕" w:eastAsia="맑은 고딕" w:hAnsi="맑은 고딕" w:cs="맑은 고딕" w:hint="eastAsia"/>
-                    <w:b/>
-                    <w:bCs/>
-                    <w:i/>
-                    <w:iCs/>
-                    <w:color w:val="A6A6A6" w:themeColor="background1" w:themeShade="A6"/>
-                    <w:u w:val="single"/>
-                  </w:rPr>
-                  <w:t>”</w:t>
-                </w:r>
-                <w:r>
-                  <w:rPr>
-                    <w:rFonts w:ascii="맑은 고딕" w:eastAsia="맑은 고딕" w:hAnsi="맑은 고딕" w:cs="맑은 고딕" w:hint="eastAsia"/>
-                    <w:b/>
-                    <w:bCs/>
-                    <w:i/>
-                    <w:iCs/>
-                    <w:color w:val="A6A6A6" w:themeColor="background1" w:themeShade="A6"/>
-                    <w:u w:val="single"/>
-                  </w:rPr>
-                  <w:t>가 아닌 경우 삭제)</w:t>
+                  <w:t>시설명(“기타”가 아닌 경우 삭제)</w:t>
                 </w:r>
               </w:sdtContent>
             </w:sdt>
             <w:r>
               <w:rPr>
-                <w:rFonts w:ascii="맑은 고딕" w:eastAsia="맑은 고딕" w:hAnsi="맑은 고딕" w:cs="맑은 고딕" w:hint="eastAsia"/>
+                <w:rFonts w:hint="eastAsia"/>
               </w:rPr>
               <w:t xml:space="preserve"> )</w:t>
             </w:r>
@@ -15726,7 +15333,7 @@
             </w:pPr>
             <w:r>
               <w:rPr>
-                <w:rFonts w:ascii="맑은 고딕" w:eastAsia="맑은 고딕" w:hAnsi="맑은 고딕" w:cs="맑은 고딕" w:hint="eastAsia"/>
+                <w:rFonts w:hint="eastAsia"/>
               </w:rPr>
               <w:t>주소</w:t>
             </w:r>
@@ -15738,7 +15345,7 @@
           <w:sdtPr>
             <w:rPr>
               <w:rStyle w:val="10pt"/>
-              <w:rFonts w:ascii="맑은 고딕" w:eastAsia="맑은 고딕" w:hAnsi="맑은 고딕" w:cs="맑은 고딕" w:hint="eastAsia"/>
+              <w:rFonts w:eastAsia="맑은 고딕" w:hint="eastAsia"/>
             </w:rPr>
             <w:id w:val="1954517277"/>
             <w:placeholder>
@@ -15750,7 +15357,6 @@
           <w:sdtEndPr>
             <w:rPr>
               <w:rStyle w:val="a0"/>
-              <w:rFonts w:ascii="맑은 고딕" w:eastAsia="맑은 고딕" w:hAnsi="맑은 고딕" w:cs="맑은 고딕" w:hint="eastAsia"/>
               <w:b w:val="0"/>
               <w:i/>
               <w:iCs/>
@@ -15773,14 +15379,11 @@
               <w:p>
                 <w:pPr>
                   <w:jc w:val="center"/>
-                  <w:rPr>
-                    <w:rFonts w:ascii="맑은 고딕" w:eastAsia="맑은 고딕" w:hAnsi="맑은 고딕" w:cs="맑은 고딕" w:hint="eastAsia"/>
-                  </w:rPr>
                 </w:pPr>
                 <w:r>
                   <w:rPr>
                     <w:rStyle w:val="a6"/>
-                    <w:rFonts w:ascii="맑은 고딕" w:eastAsia="맑은 고딕" w:hAnsi="맑은 고딕" w:cs="맑은 고딕" w:hint="eastAsia"/>
+                    <w:rFonts w:hint="eastAsia"/>
                     <w:b/>
                     <w:bCs/>
                     <w:i/>
@@ -15812,27 +15415,24 @@
           <w:p>
             <w:pPr>
               <w:jc w:val="center"/>
-              <w:rPr>
-                <w:rFonts w:ascii="맑은 고딕" w:eastAsia="맑은 고딕" w:hAnsi="맑은 고딕" w:cs="맑은 고딕" w:hint="eastAsia"/>
-              </w:rPr>
-            </w:pPr>
-            <w:r>
-              <w:rPr>
-                <w:rFonts w:ascii="맑은 고딕" w:eastAsia="맑은 고딕" w:hAnsi="맑은 고딕" w:cs="맑은 고딕" w:hint="eastAsia"/>
+            </w:pPr>
+            <w:r>
+              <w:rPr>
+                <w:rFonts w:hint="eastAsia"/>
               </w:rPr>
               <w:t xml:space="preserve">설치환경(확인 후 </w:t>
             </w:r>
             <w:proofErr w:type="spellStart"/>
             <w:r>
               <w:rPr>
-                <w:rFonts w:ascii="맑은 고딕" w:eastAsia="맑은 고딕" w:hAnsi="맑은 고딕" w:cs="맑은 고딕" w:hint="eastAsia"/>
+                <w:rFonts w:hint="eastAsia"/>
               </w:rPr>
               <w:t>해당란에</w:t>
             </w:r>
             <w:proofErr w:type="spellEnd"/>
             <w:r>
               <w:rPr>
-                <w:rFonts w:ascii="맑은 고딕" w:eastAsia="맑은 고딕" w:hAnsi="맑은 고딕" w:cs="맑은 고딕" w:hint="eastAsia"/>
+                <w:rFonts w:hint="eastAsia"/>
               </w:rPr>
               <w:t xml:space="preserve"> 체크)</w:t>
             </w:r>
@@ -15868,7 +15468,7 @@
             </w:pPr>
             <w:r>
               <w:rPr>
-                <w:rFonts w:ascii="맑은 고딕" w:eastAsia="맑은 고딕" w:hAnsi="맑은 고딕" w:cs="맑은 고딕" w:hint="eastAsia"/>
+                <w:rFonts w:hint="eastAsia"/>
               </w:rPr>
               <w:t>건물형태</w:t>
             </w:r>
@@ -15884,7 +15484,7 @@
             </w:pPr>
             <w:r>
               <w:rPr>
-                <w:rFonts w:ascii="맑은 고딕" w:eastAsia="맑은 고딕" w:hAnsi="맑은 고딕" w:cs="맑은 고딕" w:hint="eastAsia"/>
+                <w:rFonts w:hint="eastAsia"/>
               </w:rPr>
               <w:t>설치위치</w:t>
             </w:r>
@@ -15897,13 +15497,10 @@
           <w:p>
             <w:pPr>
               <w:jc w:val="center"/>
-              <w:rPr>
-                <w:rFonts w:ascii="맑은 고딕" w:eastAsia="맑은 고딕" w:hAnsi="맑은 고딕" w:cs="맑은 고딕" w:hint="eastAsia"/>
-              </w:rPr>
-            </w:pPr>
-            <w:r>
-              <w:rPr>
-                <w:rFonts w:ascii="맑은 고딕" w:eastAsia="맑은 고딕" w:hAnsi="맑은 고딕" w:cs="맑은 고딕" w:hint="eastAsia"/>
+            </w:pPr>
+            <w:r>
+              <w:rPr>
+                <w:rFonts w:hint="eastAsia"/>
               </w:rPr>
               <w:t>소유여부</w:t>
             </w:r>
@@ -15917,14 +15514,11 @@
           <w:p>
             <w:pPr>
               <w:jc w:val="center"/>
-              <w:rPr>
-                <w:rFonts w:ascii="맑은 고딕" w:eastAsia="맑은 고딕" w:hAnsi="맑은 고딕" w:cs="맑은 고딕" w:hint="eastAsia"/>
-              </w:rPr>
             </w:pPr>
             <w:proofErr w:type="spellStart"/>
             <w:r>
               <w:rPr>
-                <w:rFonts w:ascii="맑은 고딕" w:eastAsia="맑은 고딕" w:hAnsi="맑은 고딕" w:cs="맑은 고딕" w:hint="eastAsia"/>
+                <w:rFonts w:hint="eastAsia"/>
               </w:rPr>
               <w:t>소유주와의관계</w:t>
             </w:r>
@@ -15938,14 +15532,11 @@
           <w:p>
             <w:pPr>
               <w:jc w:val="center"/>
-              <w:rPr>
-                <w:rFonts w:ascii="맑은 고딕" w:eastAsia="맑은 고딕" w:hAnsi="맑은 고딕" w:cs="맑은 고딕" w:hint="eastAsia"/>
-              </w:rPr>
             </w:pPr>
             <w:proofErr w:type="spellStart"/>
             <w:r>
               <w:rPr>
-                <w:rFonts w:ascii="맑은 고딕" w:eastAsia="맑은 고딕" w:hAnsi="맑은 고딕" w:cs="맑은 고딕" w:hint="eastAsia"/>
+                <w:rFonts w:hint="eastAsia"/>
               </w:rPr>
               <w:t>전력인입</w:t>
             </w:r>
@@ -15959,13 +15550,10 @@
           <w:p>
             <w:pPr>
               <w:jc w:val="center"/>
-              <w:rPr>
-                <w:rFonts w:ascii="맑은 고딕" w:eastAsia="맑은 고딕" w:hAnsi="맑은 고딕" w:cs="맑은 고딕" w:hint="eastAsia"/>
-              </w:rPr>
-            </w:pPr>
-            <w:r>
-              <w:rPr>
-                <w:rFonts w:ascii="맑은 고딕" w:eastAsia="맑은 고딕" w:hAnsi="맑은 고딕" w:cs="맑은 고딕" w:hint="eastAsia"/>
+            </w:pPr>
+            <w:r>
+              <w:rPr>
+                <w:rFonts w:hint="eastAsia"/>
               </w:rPr>
               <w:t>설치타입</w:t>
             </w:r>
@@ -16017,7 +15605,7 @@
             <w:sdt>
               <w:sdtPr>
                 <w:rPr>
-                  <w:rFonts w:ascii="맑은 고딕" w:eastAsia="맑은 고딕" w:hAnsi="맑은 고딕" w:cs="맑은 고딕" w:hint="eastAsia"/>
+                  <w:rFonts w:hint="eastAsia"/>
                 </w:rPr>
                 <w:id w:val="-1430114800"/>
                 <w14:checkbox>
@@ -16029,7 +15617,7 @@
               <w:sdtContent>
                 <w:r>
                   <w:rPr>
-                    <w:rFonts w:ascii="맑은 고딕" w:eastAsia="맑은 고딕" w:hAnsi="맑은 고딕" w:cs="맑은 고딕" w:hint="eastAsia"/>
+                    <w:rFonts w:hint="eastAsia"/>
                   </w:rPr>
                   <w:t>☐</w:t>
                 </w:r>
@@ -16037,7 +15625,7 @@
             </w:sdt>
             <w:r>
               <w:rPr>
-                <w:rFonts w:ascii="맑은 고딕" w:eastAsia="맑은 고딕" w:hAnsi="맑은 고딕" w:cs="맑은 고딕" w:hint="eastAsia"/>
+                <w:rFonts w:hint="eastAsia"/>
               </w:rPr>
               <w:t>단독주택</w:t>
             </w:r>
@@ -16054,7 +15642,7 @@
             <w:sdt>
               <w:sdtPr>
                 <w:rPr>
-                  <w:rFonts w:ascii="맑은 고딕" w:eastAsia="맑은 고딕" w:hAnsi="맑은 고딕" w:cs="맑은 고딕" w:hint="eastAsia"/>
+                  <w:rFonts w:hint="eastAsia"/>
                 </w:rPr>
                 <w:id w:val="1703440318"/>
                 <w14:checkbox>
@@ -16066,7 +15654,7 @@
               <w:sdtContent>
                 <w:r>
                   <w:rPr>
-                    <w:rFonts w:ascii="맑은 고딕" w:eastAsia="맑은 고딕" w:hAnsi="맑은 고딕" w:cs="맑은 고딕" w:hint="eastAsia"/>
+                    <w:rFonts w:hint="eastAsia"/>
                   </w:rPr>
                   <w:t>☐</w:t>
                 </w:r>
@@ -16074,7 +15662,7 @@
             </w:sdt>
             <w:r>
               <w:rPr>
-                <w:rFonts w:ascii="맑은 고딕" w:eastAsia="맑은 고딕" w:hAnsi="맑은 고딕" w:cs="맑은 고딕" w:hint="eastAsia"/>
+                <w:rFonts w:hint="eastAsia"/>
               </w:rPr>
               <w:t>실내,지하</w:t>
             </w:r>
@@ -16087,14 +15675,11 @@
           <w:p>
             <w:pPr>
               <w:jc w:val="both"/>
-              <w:rPr>
-                <w:rFonts w:ascii="맑은 고딕" w:eastAsia="맑은 고딕" w:hAnsi="맑은 고딕" w:cs="맑은 고딕" w:hint="eastAsia"/>
-              </w:rPr>
             </w:pPr>
             <w:sdt>
               <w:sdtPr>
                 <w:rPr>
-                  <w:rFonts w:ascii="맑은 고딕" w:eastAsia="맑은 고딕" w:hAnsi="맑은 고딕" w:cs="맑은 고딕" w:hint="eastAsia"/>
+                  <w:rFonts w:hint="eastAsia"/>
                 </w:rPr>
                 <w:id w:val="1315296875"/>
                 <w14:checkbox>
@@ -16106,7 +15691,7 @@
               <w:sdtContent>
                 <w:r>
                   <w:rPr>
-                    <w:rFonts w:ascii="맑은 고딕" w:eastAsia="맑은 고딕" w:hAnsi="맑은 고딕" w:cs="맑은 고딕" w:hint="eastAsia"/>
+                    <w:rFonts w:hint="eastAsia"/>
                   </w:rPr>
                   <w:t>■</w:t>
                 </w:r>
@@ -16114,7 +15699,7 @@
             </w:sdt>
             <w:r>
               <w:rPr>
-                <w:rFonts w:ascii="맑은 고딕" w:eastAsia="맑은 고딕" w:hAnsi="맑은 고딕" w:cs="맑은 고딕" w:hint="eastAsia"/>
+                <w:rFonts w:hint="eastAsia"/>
               </w:rPr>
               <w:t>소유</w:t>
             </w:r>
@@ -16128,14 +15713,11 @@
           <w:p>
             <w:pPr>
               <w:jc w:val="both"/>
-              <w:rPr>
-                <w:rFonts w:ascii="맑은 고딕" w:eastAsia="맑은 고딕" w:hAnsi="맑은 고딕" w:cs="맑은 고딕" w:hint="eastAsia"/>
-              </w:rPr>
             </w:pPr>
             <w:sdt>
               <w:sdtPr>
                 <w:rPr>
-                  <w:rFonts w:ascii="맑은 고딕" w:eastAsia="맑은 고딕" w:hAnsi="맑은 고딕" w:cs="맑은 고딕" w:hint="eastAsia"/>
+                  <w:rFonts w:hint="eastAsia"/>
                 </w:rPr>
                 <w:id w:val="1173694114"/>
                 <w14:checkbox>
@@ -16147,7 +15729,7 @@
               <w:sdtContent>
                 <w:r>
                   <w:rPr>
-                    <w:rFonts w:ascii="맑은 고딕" w:eastAsia="맑은 고딕" w:hAnsi="맑은 고딕" w:cs="맑은 고딕" w:hint="eastAsia"/>
+                    <w:rFonts w:hint="eastAsia"/>
                   </w:rPr>
                   <w:t>■</w:t>
                 </w:r>
@@ -16155,7 +15737,7 @@
             </w:sdt>
             <w:r>
               <w:rPr>
-                <w:rFonts w:ascii="맑은 고딕" w:eastAsia="맑은 고딕" w:hAnsi="맑은 고딕" w:cs="맑은 고딕" w:hint="eastAsia"/>
+                <w:rFonts w:hint="eastAsia"/>
               </w:rPr>
               <w:t>본인</w:t>
             </w:r>
@@ -16168,14 +15750,11 @@
           <w:p>
             <w:pPr>
               <w:jc w:val="both"/>
-              <w:rPr>
-                <w:rFonts w:ascii="맑은 고딕" w:eastAsia="맑은 고딕" w:hAnsi="맑은 고딕" w:cs="맑은 고딕" w:hint="eastAsia"/>
-              </w:rPr>
             </w:pPr>
             <w:sdt>
               <w:sdtPr>
                 <w:rPr>
-                  <w:rFonts w:ascii="맑은 고딕" w:eastAsia="맑은 고딕" w:hAnsi="맑은 고딕" w:cs="맑은 고딕" w:hint="eastAsia"/>
+                  <w:rFonts w:hint="eastAsia"/>
                 </w:rPr>
                 <w:id w:val="-6213483"/>
                 <w14:checkbox>
@@ -16187,7 +15766,7 @@
               <w:sdtContent>
                 <w:r>
                   <w:rPr>
-                    <w:rFonts w:ascii="맑은 고딕" w:eastAsia="맑은 고딕" w:hAnsi="맑은 고딕" w:cs="맑은 고딕" w:hint="eastAsia"/>
+                    <w:rFonts w:hint="eastAsia"/>
                   </w:rPr>
                   <w:t>☐</w:t>
                 </w:r>
@@ -16195,7 +15774,7 @@
             </w:sdt>
             <w:r>
               <w:rPr>
-                <w:rFonts w:ascii="맑은 고딕" w:eastAsia="맑은 고딕" w:hAnsi="맑은 고딕" w:cs="맑은 고딕" w:hint="eastAsia"/>
+                <w:rFonts w:hint="eastAsia"/>
               </w:rPr>
               <w:t>모자분할</w:t>
             </w:r>
@@ -16208,14 +15787,11 @@
           <w:p>
             <w:pPr>
               <w:jc w:val="both"/>
-              <w:rPr>
-                <w:rFonts w:ascii="맑은 고딕" w:eastAsia="맑은 고딕" w:hAnsi="맑은 고딕" w:cs="맑은 고딕" w:hint="eastAsia"/>
-              </w:rPr>
             </w:pPr>
             <w:sdt>
               <w:sdtPr>
                 <w:rPr>
-                  <w:rFonts w:ascii="맑은 고딕" w:eastAsia="맑은 고딕" w:hAnsi="맑은 고딕" w:cs="맑은 고딕" w:hint="eastAsia"/>
+                  <w:rFonts w:hint="eastAsia"/>
                 </w:rPr>
                 <w:id w:val="1167367960"/>
                 <w14:checkbox>
@@ -16227,7 +15803,7 @@
               <w:sdtContent>
                 <w:r>
                   <w:rPr>
-                    <w:rFonts w:ascii="맑은 고딕" w:eastAsia="맑은 고딕" w:hAnsi="맑은 고딕" w:cs="맑은 고딕" w:hint="eastAsia"/>
+                    <w:rFonts w:hint="eastAsia"/>
                   </w:rPr>
                   <w:t>☐</w:t>
                 </w:r>
@@ -16236,7 +15812,7 @@
             <w:proofErr w:type="spellStart"/>
             <w:r>
               <w:rPr>
-                <w:rFonts w:ascii="맑은 고딕" w:eastAsia="맑은 고딕" w:hAnsi="맑은 고딕" w:cs="맑은 고딕" w:hint="eastAsia"/>
+                <w:rFonts w:hint="eastAsia"/>
               </w:rPr>
               <w:t>벽부형</w:t>
             </w:r>
@@ -16288,7 +15864,7 @@
             <w:sdt>
               <w:sdtPr>
                 <w:rPr>
-                  <w:rFonts w:ascii="맑은 고딕" w:eastAsia="맑은 고딕" w:hAnsi="맑은 고딕" w:cs="맑은 고딕" w:hint="eastAsia"/>
+                  <w:rFonts w:hint="eastAsia"/>
                 </w:rPr>
                 <w:id w:val="1613170918"/>
                 <w14:checkbox>
@@ -16300,7 +15876,7 @@
               <w:sdtContent>
                 <w:r>
                   <w:rPr>
-                    <w:rFonts w:ascii="맑은 고딕" w:eastAsia="맑은 고딕" w:hAnsi="맑은 고딕" w:cs="맑은 고딕" w:hint="eastAsia"/>
+                    <w:rFonts w:hint="eastAsia"/>
                   </w:rPr>
                   <w:t>■</w:t>
                 </w:r>
@@ -16308,7 +15884,7 @@
             </w:sdt>
             <w:r>
               <w:rPr>
-                <w:rFonts w:ascii="맑은 고딕" w:eastAsia="맑은 고딕" w:hAnsi="맑은 고딕" w:cs="맑은 고딕" w:hint="eastAsia"/>
+                <w:rFonts w:hint="eastAsia"/>
               </w:rPr>
               <w:t>아파트</w:t>
             </w:r>
@@ -16325,7 +15901,7 @@
             <w:sdt>
               <w:sdtPr>
                 <w:rPr>
-                  <w:rFonts w:ascii="맑은 고딕" w:eastAsia="맑은 고딕" w:hAnsi="맑은 고딕" w:cs="맑은 고딕" w:hint="eastAsia"/>
+                  <w:rFonts w:hint="eastAsia"/>
                 </w:rPr>
                 <w:id w:val="2078551633"/>
                 <w14:checkbox>
@@ -16337,7 +15913,7 @@
               <w:sdtContent>
                 <w:r>
                   <w:rPr>
-                    <w:rFonts w:ascii="맑은 고딕" w:eastAsia="맑은 고딕" w:hAnsi="맑은 고딕" w:cs="맑은 고딕" w:hint="eastAsia"/>
+                    <w:rFonts w:hint="eastAsia"/>
                   </w:rPr>
                   <w:t>☐</w:t>
                 </w:r>
@@ -16345,13 +15921,13 @@
             </w:sdt>
             <w:r>
               <w:rPr>
-                <w:rFonts w:ascii="맑은 고딕" w:eastAsia="맑은 고딕" w:hAnsi="맑은 고딕" w:cs="맑은 고딕" w:hint="eastAsia"/>
+                <w:rFonts w:hint="eastAsia"/>
               </w:rPr>
               <w:t>실외,</w:t>
             </w:r>
             <w:r>
               <w:rPr>
-                <w:rFonts w:ascii="맑은 고딕" w:eastAsia="맑은 고딕" w:hAnsi="맑은 고딕" w:cs="맑은 고딕" w:hint="eastAsia"/>
+                <w:rFonts w:hint="eastAsia"/>
               </w:rPr>
               <w:t>노상</w:t>
             </w:r>
@@ -16364,14 +15940,11 @@
           <w:p>
             <w:pPr>
               <w:jc w:val="both"/>
-              <w:rPr>
-                <w:rFonts w:ascii="맑은 고딕" w:eastAsia="맑은 고딕" w:hAnsi="맑은 고딕" w:cs="맑은 고딕" w:hint="eastAsia"/>
-              </w:rPr>
             </w:pPr>
             <w:sdt>
               <w:sdtPr>
                 <w:rPr>
-                  <w:rFonts w:ascii="맑은 고딕" w:eastAsia="맑은 고딕" w:hAnsi="맑은 고딕" w:cs="맑은 고딕" w:hint="eastAsia"/>
+                  <w:rFonts w:hint="eastAsia"/>
                 </w:rPr>
                 <w:id w:val="-94944360"/>
                 <w14:checkbox>
@@ -16383,7 +15956,7 @@
               <w:sdtContent>
                 <w:r>
                   <w:rPr>
-                    <w:rFonts w:ascii="맑은 고딕" w:eastAsia="맑은 고딕" w:hAnsi="맑은 고딕" w:cs="맑은 고딕" w:hint="eastAsia"/>
+                    <w:rFonts w:hint="eastAsia"/>
                   </w:rPr>
                   <w:t>☐</w:t>
                 </w:r>
@@ -16391,7 +15964,7 @@
             </w:sdt>
             <w:r>
               <w:rPr>
-                <w:rFonts w:ascii="맑은 고딕" w:eastAsia="맑은 고딕" w:hAnsi="맑은 고딕" w:cs="맑은 고딕" w:hint="eastAsia"/>
+                <w:rFonts w:hint="eastAsia"/>
               </w:rPr>
               <w:t>임대</w:t>
             </w:r>
@@ -16405,14 +15978,11 @@
           <w:p>
             <w:pPr>
               <w:jc w:val="both"/>
-              <w:rPr>
-                <w:rFonts w:ascii="맑은 고딕" w:eastAsia="맑은 고딕" w:hAnsi="맑은 고딕" w:cs="맑은 고딕" w:hint="eastAsia"/>
-              </w:rPr>
             </w:pPr>
             <w:sdt>
               <w:sdtPr>
                 <w:rPr>
-                  <w:rFonts w:ascii="맑은 고딕" w:eastAsia="맑은 고딕" w:hAnsi="맑은 고딕" w:cs="맑은 고딕" w:hint="eastAsia"/>
+                  <w:rFonts w:hint="eastAsia"/>
                 </w:rPr>
                 <w:id w:val="-1758897530"/>
                 <w14:checkbox>
@@ -16424,7 +15994,7 @@
               <w:sdtContent>
                 <w:r>
                   <w:rPr>
-                    <w:rFonts w:ascii="맑은 고딕" w:eastAsia="맑은 고딕" w:hAnsi="맑은 고딕" w:cs="맑은 고딕" w:hint="eastAsia"/>
+                    <w:rFonts w:hint="eastAsia"/>
                   </w:rPr>
                   <w:t>☐</w:t>
                 </w:r>
@@ -16432,7 +16002,7 @@
             </w:sdt>
             <w:r>
               <w:rPr>
-                <w:rFonts w:ascii="맑은 고딕" w:eastAsia="맑은 고딕" w:hAnsi="맑은 고딕" w:cs="맑은 고딕" w:hint="eastAsia"/>
+                <w:rFonts w:hint="eastAsia"/>
               </w:rPr>
               <w:t>가족</w:t>
             </w:r>
@@ -16445,14 +16015,11 @@
           <w:p>
             <w:pPr>
               <w:jc w:val="both"/>
-              <w:rPr>
-                <w:rFonts w:ascii="맑은 고딕" w:eastAsia="맑은 고딕" w:hAnsi="맑은 고딕" w:cs="맑은 고딕" w:hint="eastAsia"/>
-              </w:rPr>
             </w:pPr>
             <w:sdt>
               <w:sdtPr>
                 <w:rPr>
-                  <w:rFonts w:ascii="맑은 고딕" w:eastAsia="맑은 고딕" w:hAnsi="맑은 고딕" w:cs="맑은 고딕" w:hint="eastAsia"/>
+                  <w:rFonts w:hint="eastAsia"/>
                 </w:rPr>
                 <w:id w:val="1212161000"/>
                 <w14:checkbox>
@@ -16464,7 +16031,7 @@
               <w:sdtContent>
                 <w:r>
                   <w:rPr>
-                    <w:rFonts w:ascii="맑은 고딕" w:eastAsia="맑은 고딕" w:hAnsi="맑은 고딕" w:cs="맑은 고딕" w:hint="eastAsia"/>
+                    <w:rFonts w:hint="eastAsia"/>
                   </w:rPr>
                   <w:t>☐</w:t>
                 </w:r>
@@ -16473,7 +16040,7 @@
             <w:proofErr w:type="spellStart"/>
             <w:r>
               <w:rPr>
-                <w:rFonts w:ascii="맑은 고딕" w:eastAsia="맑은 고딕" w:hAnsi="맑은 고딕" w:cs="맑은 고딕" w:hint="eastAsia"/>
+                <w:rFonts w:hint="eastAsia"/>
               </w:rPr>
               <w:t>한전불입</w:t>
             </w:r>
@@ -16487,14 +16054,11 @@
           <w:p>
             <w:pPr>
               <w:jc w:val="both"/>
-              <w:rPr>
-                <w:rFonts w:ascii="맑은 고딕" w:eastAsia="맑은 고딕" w:hAnsi="맑은 고딕" w:cs="맑은 고딕" w:hint="eastAsia"/>
-              </w:rPr>
             </w:pPr>
             <w:sdt>
               <w:sdtPr>
                 <w:rPr>
-                  <w:rFonts w:ascii="맑은 고딕" w:eastAsia="맑은 고딕" w:hAnsi="맑은 고딕" w:cs="맑은 고딕" w:hint="eastAsia"/>
+                  <w:rFonts w:hint="eastAsia"/>
                 </w:rPr>
                 <w:id w:val="-176657065"/>
                 <w14:checkbox>
@@ -16506,7 +16070,7 @@
               <w:sdtContent>
                 <w:r>
                   <w:rPr>
-                    <w:rFonts w:ascii="맑은 고딕" w:eastAsia="맑은 고딕" w:hAnsi="맑은 고딕" w:cs="맑은 고딕" w:hint="eastAsia"/>
+                    <w:rFonts w:hint="eastAsia"/>
                   </w:rPr>
                   <w:t>☐</w:t>
                 </w:r>
@@ -16514,7 +16078,7 @@
             </w:sdt>
             <w:r>
               <w:rPr>
-                <w:rFonts w:ascii="맑은 고딕" w:eastAsia="맑은 고딕" w:hAnsi="맑은 고딕" w:cs="맑은 고딕" w:hint="eastAsia"/>
+                <w:rFonts w:hint="eastAsia"/>
               </w:rPr>
               <w:t>스탠드</w:t>
             </w:r>
@@ -16565,7 +16129,7 @@
             <w:sdt>
               <w:sdtPr>
                 <w:rPr>
-                  <w:rFonts w:ascii="맑은 고딕" w:eastAsia="맑은 고딕" w:hAnsi="맑은 고딕" w:cs="맑은 고딕" w:hint="eastAsia"/>
+                  <w:rFonts w:hint="eastAsia"/>
                 </w:rPr>
                 <w:id w:val="-2100858647"/>
                 <w14:checkbox>
@@ -16577,7 +16141,7 @@
               <w:sdtContent>
                 <w:r>
                   <w:rPr>
-                    <w:rFonts w:ascii="맑은 고딕" w:eastAsia="맑은 고딕" w:hAnsi="맑은 고딕" w:cs="맑은 고딕" w:hint="eastAsia"/>
+                    <w:rFonts w:hint="eastAsia"/>
                   </w:rPr>
                   <w:t>☐</w:t>
                 </w:r>
@@ -16585,7 +16149,7 @@
             </w:sdt>
             <w:r>
               <w:rPr>
-                <w:rFonts w:ascii="맑은 고딕" w:eastAsia="맑은 고딕" w:hAnsi="맑은 고딕" w:cs="맑은 고딕" w:hint="eastAsia"/>
+                <w:rFonts w:hint="eastAsia"/>
               </w:rPr>
               <w:t>연립주택</w:t>
             </w:r>
@@ -16608,9 +16172,6 @@
           <w:p>
             <w:pPr>
               <w:jc w:val="both"/>
-              <w:rPr>
-                <w:rFonts w:ascii="맑은 고딕" w:eastAsia="맑은 고딕" w:hAnsi="맑은 고딕" w:cs="맑은 고딕" w:hint="eastAsia"/>
-              </w:rPr>
             </w:pPr>
           </w:p>
         </w:tc>
@@ -16622,14 +16183,11 @@
           <w:p>
             <w:pPr>
               <w:jc w:val="both"/>
-              <w:rPr>
-                <w:rFonts w:ascii="맑은 고딕" w:eastAsia="맑은 고딕" w:hAnsi="맑은 고딕" w:cs="맑은 고딕" w:hint="eastAsia"/>
-              </w:rPr>
             </w:pPr>
             <w:sdt>
               <w:sdtPr>
                 <w:rPr>
-                  <w:rFonts w:ascii="맑은 고딕" w:eastAsia="맑은 고딕" w:hAnsi="맑은 고딕" w:cs="맑은 고딕" w:hint="eastAsia"/>
+                  <w:rFonts w:hint="eastAsia"/>
                 </w:rPr>
                 <w:id w:val="420457414"/>
                 <w14:checkbox>
@@ -16641,7 +16199,7 @@
               <w:sdtContent>
                 <w:r>
                   <w:rPr>
-                    <w:rFonts w:ascii="맑은 고딕" w:eastAsia="맑은 고딕" w:hAnsi="맑은 고딕" w:cs="맑은 고딕" w:hint="eastAsia"/>
+                    <w:rFonts w:hint="eastAsia"/>
                   </w:rPr>
                   <w:t>☐</w:t>
                 </w:r>
@@ -16649,7 +16207,7 @@
             </w:sdt>
             <w:r>
               <w:rPr>
-                <w:rFonts w:ascii="맑은 고딕" w:eastAsia="맑은 고딕" w:hAnsi="맑은 고딕" w:cs="맑은 고딕" w:hint="eastAsia"/>
+                <w:rFonts w:hint="eastAsia"/>
               </w:rPr>
               <w:t>지인</w:t>
             </w:r>
@@ -16662,9 +16220,6 @@
           <w:p>
             <w:pPr>
               <w:jc w:val="both"/>
-              <w:rPr>
-                <w:rFonts w:ascii="맑은 고딕" w:eastAsia="맑은 고딕" w:hAnsi="맑은 고딕" w:cs="맑은 고딕" w:hint="eastAsia"/>
-              </w:rPr>
             </w:pPr>
           </w:p>
         </w:tc>
@@ -16675,9 +16230,6 @@
           <w:p>
             <w:pPr>
               <w:jc w:val="both"/>
-              <w:rPr>
-                <w:rFonts w:ascii="맑은 고딕" w:eastAsia="맑은 고딕" w:hAnsi="맑은 고딕" w:cs="맑은 고딕" w:hint="eastAsia"/>
-              </w:rPr>
             </w:pPr>
           </w:p>
         </w:tc>
@@ -16726,7 +16278,7 @@
             <w:sdt>
               <w:sdtPr>
                 <w:rPr>
-                  <w:rFonts w:ascii="맑은 고딕" w:eastAsia="맑은 고딕" w:hAnsi="맑은 고딕" w:cs="맑은 고딕" w:hint="eastAsia"/>
+                  <w:rFonts w:hint="eastAsia"/>
                 </w:rPr>
                 <w:id w:val="575708064"/>
                 <w14:checkbox>
@@ -16738,7 +16290,7 @@
               <w:sdtContent>
                 <w:r>
                   <w:rPr>
-                    <w:rFonts w:ascii="맑은 고딕" w:eastAsia="맑은 고딕" w:hAnsi="맑은 고딕" w:cs="맑은 고딕" w:hint="eastAsia"/>
+                    <w:rFonts w:hint="eastAsia"/>
                   </w:rPr>
                   <w:t>☐</w:t>
                 </w:r>
@@ -16746,7 +16298,7 @@
             </w:sdt>
             <w:r>
               <w:rPr>
-                <w:rFonts w:ascii="맑은 고딕" w:eastAsia="맑은 고딕" w:hAnsi="맑은 고딕" w:cs="맑은 고딕" w:hint="eastAsia"/>
+                <w:rFonts w:hint="eastAsia"/>
               </w:rPr>
               <w:t>상가</w:t>
             </w:r>
@@ -16769,9 +16321,6 @@
           <w:p>
             <w:pPr>
               <w:jc w:val="both"/>
-              <w:rPr>
-                <w:rFonts w:ascii="맑은 고딕" w:eastAsia="맑은 고딕" w:hAnsi="맑은 고딕" w:cs="맑은 고딕" w:hint="eastAsia"/>
-              </w:rPr>
             </w:pPr>
           </w:p>
         </w:tc>
@@ -16783,14 +16332,11 @@
           <w:p>
             <w:pPr>
               <w:jc w:val="both"/>
-              <w:rPr>
-                <w:rFonts w:ascii="맑은 고딕" w:eastAsia="맑은 고딕" w:hAnsi="맑은 고딕" w:cs="맑은 고딕" w:hint="eastAsia"/>
-              </w:rPr>
             </w:pPr>
             <w:sdt>
               <w:sdtPr>
                 <w:rPr>
-                  <w:rFonts w:ascii="맑은 고딕" w:eastAsia="맑은 고딕" w:hAnsi="맑은 고딕" w:cs="맑은 고딕" w:hint="eastAsia"/>
+                  <w:rFonts w:hint="eastAsia"/>
                 </w:rPr>
                 <w:id w:val="-1654982638"/>
                 <w14:checkbox>
@@ -16802,7 +16348,7 @@
               <w:sdtContent>
                 <w:r>
                   <w:rPr>
-                    <w:rFonts w:ascii="맑은 고딕" w:eastAsia="맑은 고딕" w:hAnsi="맑은 고딕" w:cs="맑은 고딕" w:hint="eastAsia"/>
+                    <w:rFonts w:hint="eastAsia"/>
                   </w:rPr>
                   <w:t>☐</w:t>
                 </w:r>
@@ -16810,7 +16356,7 @@
             </w:sdt>
             <w:r>
               <w:rPr>
-                <w:rFonts w:ascii="맑은 고딕" w:eastAsia="맑은 고딕" w:hAnsi="맑은 고딕" w:cs="맑은 고딕" w:hint="eastAsia"/>
+                <w:rFonts w:hint="eastAsia"/>
               </w:rPr>
               <w:t>직원</w:t>
             </w:r>
@@ -16823,9 +16369,6 @@
           <w:p>
             <w:pPr>
               <w:jc w:val="both"/>
-              <w:rPr>
-                <w:rFonts w:ascii="맑은 고딕" w:eastAsia="맑은 고딕" w:hAnsi="맑은 고딕" w:cs="맑은 고딕" w:hint="eastAsia"/>
-              </w:rPr>
             </w:pPr>
           </w:p>
         </w:tc>
@@ -16836,9 +16379,6 @@
           <w:p>
             <w:pPr>
               <w:jc w:val="both"/>
-              <w:rPr>
-                <w:rFonts w:ascii="맑은 고딕" w:eastAsia="맑은 고딕" w:hAnsi="맑은 고딕" w:cs="맑은 고딕" w:hint="eastAsia"/>
-              </w:rPr>
             </w:pPr>
           </w:p>
         </w:tc>
@@ -16887,7 +16427,7 @@
             <w:sdt>
               <w:sdtPr>
                 <w:rPr>
-                  <w:rFonts w:ascii="맑은 고딕" w:eastAsia="맑은 고딕" w:hAnsi="맑은 고딕" w:cs="맑은 고딕" w:hint="eastAsia"/>
+                  <w:rFonts w:hint="eastAsia"/>
                 </w:rPr>
                 <w:id w:val="-1855254905"/>
                 <w14:checkbox>
@@ -16899,7 +16439,7 @@
               <w:sdtContent>
                 <w:r>
                   <w:rPr>
-                    <w:rFonts w:ascii="맑은 고딕" w:eastAsia="맑은 고딕" w:hAnsi="맑은 고딕" w:cs="맑은 고딕" w:hint="eastAsia"/>
+                    <w:rFonts w:hint="eastAsia"/>
                   </w:rPr>
                   <w:t>☐</w:t>
                 </w:r>
@@ -16907,7 +16447,7 @@
             </w:sdt>
             <w:r>
               <w:rPr>
-                <w:rFonts w:ascii="맑은 고딕" w:eastAsia="맑은 고딕" w:hAnsi="맑은 고딕" w:cs="맑은 고딕" w:hint="eastAsia"/>
+                <w:rFonts w:hint="eastAsia"/>
               </w:rPr>
               <w:t>기타</w:t>
             </w:r>
@@ -16930,9 +16470,6 @@
           <w:p>
             <w:pPr>
               <w:jc w:val="both"/>
-              <w:rPr>
-                <w:rFonts w:ascii="맑은 고딕" w:eastAsia="맑은 고딕" w:hAnsi="맑은 고딕" w:cs="맑은 고딕" w:hint="eastAsia"/>
-              </w:rPr>
             </w:pPr>
           </w:p>
         </w:tc>
@@ -16944,14 +16481,11 @@
           <w:p>
             <w:pPr>
               <w:jc w:val="both"/>
-              <w:rPr>
-                <w:rFonts w:ascii="맑은 고딕" w:eastAsia="맑은 고딕" w:hAnsi="맑은 고딕" w:cs="맑은 고딕" w:hint="eastAsia"/>
-              </w:rPr>
             </w:pPr>
             <w:sdt>
               <w:sdtPr>
                 <w:rPr>
-                  <w:rFonts w:ascii="맑은 고딕" w:eastAsia="맑은 고딕" w:hAnsi="맑은 고딕" w:cs="맑은 고딕" w:hint="eastAsia"/>
+                  <w:rFonts w:hint="eastAsia"/>
                 </w:rPr>
                 <w:id w:val="-1730915888"/>
                 <w14:checkbox>
@@ -16963,7 +16497,7 @@
               <w:sdtContent>
                 <w:r>
                   <w:rPr>
-                    <w:rFonts w:ascii="맑은 고딕" w:eastAsia="맑은 고딕" w:hAnsi="맑은 고딕" w:cs="맑은 고딕" w:hint="eastAsia"/>
+                    <w:rFonts w:hint="eastAsia"/>
                   </w:rPr>
                   <w:t>☐</w:t>
                 </w:r>
@@ -16971,7 +16505,7 @@
             </w:sdt>
             <w:r>
               <w:rPr>
-                <w:rFonts w:ascii="맑은 고딕" w:eastAsia="맑은 고딕" w:hAnsi="맑은 고딕" w:cs="맑은 고딕" w:hint="eastAsia"/>
+                <w:rFonts w:hint="eastAsia"/>
               </w:rPr>
               <w:t>무관</w:t>
             </w:r>
@@ -16984,9 +16518,6 @@
           <w:p>
             <w:pPr>
               <w:jc w:val="both"/>
-              <w:rPr>
-                <w:rFonts w:ascii="맑은 고딕" w:eastAsia="맑은 고딕" w:hAnsi="맑은 고딕" w:cs="맑은 고딕" w:hint="eastAsia"/>
-              </w:rPr>
             </w:pPr>
           </w:p>
         </w:tc>
@@ -16997,9 +16528,6 @@
           <w:p>
             <w:pPr>
               <w:jc w:val="both"/>
-              <w:rPr>
-                <w:rFonts w:ascii="맑은 고딕" w:eastAsia="맑은 고딕" w:hAnsi="맑은 고딕" w:cs="맑은 고딕" w:hint="eastAsia"/>
-              </w:rPr>
             </w:pPr>
           </w:p>
         </w:tc>
@@ -17047,7 +16575,7 @@
             </w:pPr>
             <w:r>
               <w:rPr>
-                <w:rFonts w:ascii="맑은 고딕" w:eastAsia="맑은 고딕" w:hAnsi="맑은 고딕" w:cs="맑은 고딕" w:hint="eastAsia"/>
+                <w:rFonts w:hint="eastAsia"/>
               </w:rPr>
               <w:t>기타사항</w:t>
             </w:r>
@@ -17062,7 +16590,6 @@
             <w:pPr>
               <w:jc w:val="both"/>
               <w:rPr>
-                <w:rFonts w:ascii="맑은 고딕" w:eastAsia="맑은 고딕" w:hAnsi="맑은 고딕" w:cs="맑은 고딕" w:hint="eastAsia"/>
                 <w:b/>
                 <w:bCs/>
                 <w:i/>
@@ -17092,14 +16619,14 @@
               <w:sdtEndPr>
                 <w:rPr>
                   <w:rStyle w:val="a0"/>
-                  <w:rFonts w:ascii="맑은 고딕" w:eastAsia="맑은 고딕" w:hAnsi="맑은 고딕" w:cs="맑은 고딕" w:hint="eastAsia"/>
+                  <w:rFonts w:eastAsia="맑은 고딕" w:hint="eastAsia"/>
                   <w:b/>
                 </w:rPr>
               </w:sdtEndPr>
               <w:sdtContent>
                 <w:r>
                   <w:rPr>
-                    <w:rFonts w:ascii="맑은 고딕" w:eastAsia="맑은 고딕" w:hAnsi="맑은 고딕" w:cs="맑은 고딕" w:hint="eastAsia"/>
+                    <w:rFonts w:hint="eastAsia"/>
                     <w:b/>
                     <w:bCs/>
                     <w:i/>
@@ -17107,55 +16634,7 @@
                     <w:color w:val="A6A6A6" w:themeColor="background1" w:themeShade="A6"/>
                     <w:u w:val="single"/>
                   </w:rPr>
-                  <w:t>시설명 (</w:t>
-                </w:r>
-                <w:r>
-                  <w:rPr>
-                    <w:rFonts w:ascii="맑은 고딕" w:eastAsia="맑은 고딕" w:hAnsi="맑은 고딕" w:cs="맑은 고딕" w:hint="eastAsia"/>
-                    <w:b/>
-                    <w:bCs/>
-                    <w:i/>
-                    <w:iCs/>
-                    <w:color w:val="A6A6A6" w:themeColor="background1" w:themeShade="A6"/>
-                    <w:u w:val="single"/>
-                  </w:rPr>
-                  <w:t>“</w:t>
-                </w:r>
-                <w:r>
-                  <w:rPr>
-                    <w:rFonts w:ascii="맑은 고딕" w:eastAsia="맑은 고딕" w:hAnsi="맑은 고딕" w:cs="맑은 고딕" w:hint="eastAsia"/>
-                    <w:b/>
-                    <w:bCs/>
-                    <w:i/>
-                    <w:iCs/>
-                    <w:color w:val="A6A6A6" w:themeColor="background1" w:themeShade="A6"/>
-                    <w:u w:val="single"/>
-                  </w:rPr>
-                  <w:t>기타</w:t>
-                </w:r>
-                <w:r>
-                  <w:rPr>
-                    <w:rFonts w:ascii="맑은 고딕" w:eastAsia="맑은 고딕" w:hAnsi="맑은 고딕" w:cs="맑은 고딕" w:hint="eastAsia"/>
-                    <w:b/>
-                    <w:bCs/>
-                    <w:i/>
-                    <w:iCs/>
-                    <w:color w:val="A6A6A6" w:themeColor="background1" w:themeShade="A6"/>
-                    <w:u w:val="single"/>
-                  </w:rPr>
-                  <w:t>”</w:t>
-                </w:r>
-                <w:r>
-                  <w:rPr>
-                    <w:rFonts w:ascii="맑은 고딕" w:eastAsia="맑은 고딕" w:hAnsi="맑은 고딕" w:cs="맑은 고딕" w:hint="eastAsia"/>
-                    <w:b/>
-                    <w:bCs/>
-                    <w:i/>
-                    <w:iCs/>
-                    <w:color w:val="A6A6A6" w:themeColor="background1" w:themeShade="A6"/>
-                    <w:u w:val="single"/>
-                  </w:rPr>
-                  <w:t>가 아닌 경우 삭제)</w:t>
+                  <w:t>시설명 (“기타”가 아닌 경우 삭제)</w:t>
                 </w:r>
               </w:sdtContent>
             </w:sdt>
@@ -17169,20 +16648,17 @@
           <w:p>
             <w:pPr>
               <w:jc w:val="both"/>
-              <w:rPr>
-                <w:rFonts w:ascii="맑은 고딕" w:eastAsia="맑은 고딕" w:hAnsi="맑은 고딕" w:cs="맑은 고딕" w:hint="eastAsia"/>
-              </w:rPr>
-            </w:pPr>
-            <w:r>
-              <w:rPr>
-                <w:rFonts w:ascii="맑은 고딕" w:eastAsia="맑은 고딕" w:hAnsi="맑은 고딕" w:cs="맑은 고딕" w:hint="eastAsia"/>
+            </w:pPr>
+            <w:r>
+              <w:rPr>
+                <w:rFonts w:hint="eastAsia"/>
               </w:rPr>
               <w:t xml:space="preserve">주차공간 확보 </w:t>
             </w:r>
             <w:sdt>
               <w:sdtPr>
                 <w:rPr>
-                  <w:rFonts w:ascii="맑은 고딕" w:eastAsia="맑은 고딕" w:hAnsi="맑은 고딕" w:cs="맑은 고딕" w:hint="eastAsia"/>
+                  <w:rFonts w:hint="eastAsia"/>
                 </w:rPr>
                 <w:id w:val="1944100893"/>
                 <w14:checkbox>
@@ -17194,7 +16670,7 @@
               <w:sdtContent>
                 <w:r>
                   <w:rPr>
-                    <w:rFonts w:ascii="맑은 고딕" w:eastAsia="맑은 고딕" w:hAnsi="맑은 고딕" w:cs="맑은 고딕" w:hint="eastAsia"/>
+                    <w:rFonts w:hint="eastAsia"/>
                   </w:rPr>
                   <w:t>■</w:t>
                 </w:r>
@@ -17202,7 +16678,7 @@
             </w:sdt>
             <w:r>
               <w:rPr>
-                <w:rFonts w:ascii="맑은 고딕" w:eastAsia="맑은 고딕" w:hAnsi="맑은 고딕" w:cs="맑은 고딕" w:hint="eastAsia"/>
+                <w:rFonts w:hint="eastAsia"/>
               </w:rPr>
               <w:t>(필수항목)</w:t>
             </w:r>
@@ -17242,13 +16718,10 @@
           <w:p>
             <w:pPr>
               <w:jc w:val="both"/>
-              <w:rPr>
-                <w:rFonts w:ascii="맑은 고딕" w:eastAsia="맑은 고딕" w:hAnsi="맑은 고딕" w:cs="맑은 고딕" w:hint="eastAsia"/>
-              </w:rPr>
-            </w:pPr>
-            <w:r>
-              <w:rPr>
-                <w:rFonts w:ascii="맑은 고딕" w:eastAsia="맑은 고딕" w:hAnsi="맑은 고딕" w:cs="맑은 고딕" w:hint="eastAsia"/>
+            </w:pPr>
+            <w:r>
+              <w:rPr>
+                <w:rFonts w:hint="eastAsia"/>
                 <w:b/>
                 <w:bCs/>
                 <w:sz w:val="24"/>
@@ -17299,21 +16772,18 @@
               <w:wordWrap w:val="0"/>
               <w:contextualSpacing/>
               <w:jc w:val="both"/>
-              <w:rPr>
-                <w:rFonts w:ascii="맑은 고딕" w:eastAsia="맑은 고딕" w:hAnsi="맑은 고딕" w:cs="맑은 고딕" w:hint="eastAsia"/>
-              </w:rPr>
             </w:pPr>
             <w:proofErr w:type="spellStart"/>
             <w:r>
               <w:rPr>
-                <w:rFonts w:ascii="맑은 고딕" w:eastAsia="맑은 고딕" w:hAnsi="맑은 고딕" w:cs="맑은 고딕" w:hint="eastAsia"/>
+                <w:rFonts w:hint="eastAsia"/>
               </w:rPr>
               <w:t>고압시</w:t>
             </w:r>
             <w:proofErr w:type="spellEnd"/>
             <w:r>
               <w:rPr>
-                <w:rFonts w:ascii="맑은 고딕" w:eastAsia="맑은 고딕" w:hAnsi="맑은 고딕" w:cs="맑은 고딕" w:hint="eastAsia"/>
+                <w:rFonts w:hint="eastAsia"/>
               </w:rPr>
               <w:t xml:space="preserve"> 변압기 용량 확인</w:t>
             </w:r>
@@ -17332,20 +16802,17 @@
           <w:p>
             <w:pPr>
               <w:jc w:val="both"/>
-              <w:rPr>
-                <w:rFonts w:ascii="맑은 고딕" w:eastAsia="맑은 고딕" w:hAnsi="맑은 고딕" w:cs="맑은 고딕" w:hint="eastAsia"/>
-              </w:rPr>
-            </w:pPr>
-            <w:r>
-              <w:rPr>
-                <w:rFonts w:ascii="맑은 고딕" w:eastAsia="맑은 고딕" w:hAnsi="맑은 고딕" w:cs="맑은 고딕" w:hint="eastAsia"/>
+            </w:pPr>
+            <w:r>
+              <w:rPr>
+                <w:rFonts w:hint="eastAsia"/>
               </w:rPr>
               <w:t xml:space="preserve"> </w:t>
             </w:r>
             <w:sdt>
               <w:sdtPr>
                 <w:rPr>
-                  <w:rFonts w:ascii="맑은 고딕" w:eastAsia="맑은 고딕" w:hAnsi="맑은 고딕" w:cs="맑은 고딕" w:hint="eastAsia"/>
+                  <w:rFonts w:hint="eastAsia"/>
                 </w:rPr>
                 <w:id w:val="-980231648"/>
                 <w14:checkbox>
@@ -17357,7 +16824,7 @@
               <w:sdtContent>
                 <w:r>
                   <w:rPr>
-                    <w:rFonts w:ascii="맑은 고딕" w:eastAsia="맑은 고딕" w:hAnsi="맑은 고딕" w:cs="맑은 고딕" w:hint="eastAsia"/>
+                    <w:rFonts w:hint="eastAsia"/>
                   </w:rPr>
                   <w:t>☐</w:t>
                 </w:r>
@@ -17365,7 +16832,7 @@
             </w:sdt>
             <w:r>
               <w:rPr>
-                <w:rFonts w:ascii="맑은 고딕" w:eastAsia="맑은 고딕" w:hAnsi="맑은 고딕" w:cs="맑은 고딕" w:hint="eastAsia"/>
+                <w:rFonts w:hint="eastAsia"/>
               </w:rPr>
               <w:t>확인</w:t>
             </w:r>
@@ -17429,13 +16896,10 @@
               <w:wordWrap w:val="0"/>
               <w:contextualSpacing/>
               <w:jc w:val="both"/>
-              <w:rPr>
-                <w:rFonts w:ascii="맑은 고딕" w:eastAsia="맑은 고딕" w:hAnsi="맑은 고딕" w:cs="맑은 고딕" w:hint="eastAsia"/>
-              </w:rPr>
-            </w:pPr>
-            <w:r>
-              <w:rPr>
-                <w:rFonts w:ascii="맑은 고딕" w:eastAsia="맑은 고딕" w:hAnsi="맑은 고딕" w:cs="맑은 고딕" w:hint="eastAsia"/>
+            </w:pPr>
+            <w:r>
+              <w:rPr>
+                <w:rFonts w:hint="eastAsia"/>
               </w:rPr>
               <w:t>저압 경우 계약전력 확인</w:t>
             </w:r>
@@ -17454,20 +16918,17 @@
           <w:p>
             <w:pPr>
               <w:jc w:val="both"/>
-              <w:rPr>
-                <w:rFonts w:ascii="맑은 고딕" w:eastAsia="맑은 고딕" w:hAnsi="맑은 고딕" w:cs="맑은 고딕" w:hint="eastAsia"/>
-              </w:rPr>
-            </w:pPr>
-            <w:r>
-              <w:rPr>
-                <w:rFonts w:ascii="맑은 고딕" w:eastAsia="맑은 고딕" w:hAnsi="맑은 고딕" w:cs="맑은 고딕" w:hint="eastAsia"/>
+            </w:pPr>
+            <w:r>
+              <w:rPr>
+                <w:rFonts w:hint="eastAsia"/>
               </w:rPr>
               <w:t xml:space="preserve"> </w:t>
             </w:r>
             <w:sdt>
               <w:sdtPr>
                 <w:rPr>
-                  <w:rFonts w:ascii="맑은 고딕" w:eastAsia="맑은 고딕" w:hAnsi="맑은 고딕" w:cs="맑은 고딕" w:hint="eastAsia"/>
+                  <w:rFonts w:hint="eastAsia"/>
                 </w:rPr>
                 <w:id w:val="-1940137475"/>
                 <w14:checkbox>
@@ -17479,7 +16940,7 @@
               <w:sdtContent>
                 <w:r>
                   <w:rPr>
-                    <w:rFonts w:ascii="맑은 고딕" w:eastAsia="맑은 고딕" w:hAnsi="맑은 고딕" w:cs="맑은 고딕" w:hint="eastAsia"/>
+                    <w:rFonts w:hint="eastAsia"/>
                   </w:rPr>
                   <w:t>☐</w:t>
                 </w:r>
@@ -17487,7 +16948,7 @@
             </w:sdt>
             <w:r>
               <w:rPr>
-                <w:rFonts w:ascii="맑은 고딕" w:eastAsia="맑은 고딕" w:hAnsi="맑은 고딕" w:cs="맑은 고딕" w:hint="eastAsia"/>
+                <w:rFonts w:hint="eastAsia"/>
               </w:rPr>
               <w:t>확인</w:t>
             </w:r>
@@ -17528,13 +16989,10 @@
           <w:p>
             <w:pPr>
               <w:jc w:val="both"/>
-              <w:rPr>
-                <w:rFonts w:ascii="맑은 고딕" w:eastAsia="맑은 고딕" w:hAnsi="맑은 고딕" w:cs="맑은 고딕" w:hint="eastAsia"/>
-              </w:rPr>
-            </w:pPr>
-            <w:r>
-              <w:rPr>
-                <w:rFonts w:ascii="맑은 고딕" w:eastAsia="맑은 고딕" w:hAnsi="맑은 고딕" w:cs="맑은 고딕" w:hint="eastAsia"/>
+            </w:pPr>
+            <w:r>
+              <w:rPr>
+                <w:rFonts w:hint="eastAsia"/>
                 <w:b/>
                 <w:bCs/>
                 <w:sz w:val="24"/>
@@ -17576,14 +17034,14 @@
             <w:proofErr w:type="spellStart"/>
             <w:r>
               <w:rPr>
-                <w:rFonts w:ascii="맑은 고딕" w:eastAsia="맑은 고딕" w:hAnsi="맑은 고딕" w:cs="맑은 고딕" w:hint="eastAsia"/>
+                <w:rFonts w:hint="eastAsia"/>
               </w:rPr>
               <w:t>운영중</w:t>
             </w:r>
             <w:proofErr w:type="spellEnd"/>
             <w:r>
               <w:rPr>
-                <w:rFonts w:ascii="맑은 고딕" w:eastAsia="맑은 고딕" w:hAnsi="맑은 고딕" w:cs="맑은 고딕" w:hint="eastAsia"/>
+                <w:rFonts w:hint="eastAsia"/>
               </w:rPr>
               <w:t xml:space="preserve"> 또는</w:t>
             </w:r>
@@ -17594,7 +17052,7 @@
             </w:pPr>
             <w:r>
               <w:rPr>
-                <w:rFonts w:ascii="맑은 고딕" w:eastAsia="맑은 고딕" w:hAnsi="맑은 고딕" w:cs="맑은 고딕" w:hint="eastAsia"/>
+                <w:rFonts w:hint="eastAsia"/>
               </w:rPr>
               <w:t>설치예정</w:t>
             </w:r>
@@ -17612,14 +17070,11 @@
           <w:p>
             <w:pPr>
               <w:jc w:val="both"/>
-              <w:rPr>
-                <w:rFonts w:ascii="맑은 고딕" w:eastAsia="맑은 고딕" w:hAnsi="맑은 고딕" w:cs="맑은 고딕" w:hint="eastAsia"/>
-              </w:rPr>
             </w:pPr>
             <w:sdt>
               <w:sdtPr>
                 <w:rPr>
-                  <w:rFonts w:ascii="맑은 고딕" w:eastAsia="맑은 고딕" w:hAnsi="맑은 고딕" w:cs="맑은 고딕" w:hint="eastAsia"/>
+                  <w:rFonts w:hint="eastAsia"/>
                 </w:rPr>
                 <w:id w:val="-251354294"/>
                 <w14:checkbox>
@@ -17631,7 +17086,7 @@
               <w:sdtContent>
                 <w:r>
                   <w:rPr>
-                    <w:rFonts w:ascii="맑은 고딕" w:eastAsia="맑은 고딕" w:hAnsi="맑은 고딕" w:cs="맑은 고딕" w:hint="eastAsia"/>
+                    <w:rFonts w:hint="eastAsia"/>
                   </w:rPr>
                   <w:t>☐</w:t>
                 </w:r>
@@ -17639,7 +17094,7 @@
             </w:sdt>
             <w:r>
               <w:rPr>
-                <w:rFonts w:ascii="맑은 고딕" w:eastAsia="맑은 고딕" w:hAnsi="맑은 고딕" w:cs="맑은 고딕" w:hint="eastAsia"/>
+                <w:rFonts w:hint="eastAsia"/>
               </w:rPr>
               <w:t xml:space="preserve"> 급속충전기(    </w:t>
             </w:r>
@@ -17647,7 +17102,7 @@
               <w:sdtPr>
                 <w:rPr>
                   <w:rStyle w:val="10pt"/>
-                  <w:rFonts w:ascii="맑은 고딕" w:eastAsia="맑은 고딕" w:hAnsi="맑은 고딕" w:cs="맑은 고딕" w:hint="eastAsia"/>
+                  <w:rFonts w:eastAsia="맑은 고딕" w:hint="eastAsia"/>
                 </w:rPr>
                 <w:id w:val="2064678604"/>
                 <w:placeholder>
@@ -17660,7 +17115,6 @@
               <w:sdtEndPr>
                 <w:rPr>
                   <w:rStyle w:val="a0"/>
-                  <w:rFonts w:ascii="맑은 고딕" w:eastAsia="맑은 고딕" w:hAnsi="맑은 고딕" w:cs="맑은 고딕" w:hint="eastAsia"/>
                   <w:b w:val="0"/>
                   <w:bCs/>
                   <w:i/>
@@ -17675,7 +17129,7 @@
                 <w:r>
                   <w:rPr>
                     <w:rStyle w:val="a6"/>
-                    <w:rFonts w:ascii="맑은 고딕" w:eastAsia="맑은 고딕" w:hAnsi="맑은 고딕" w:cs="맑은 고딕" w:hint="eastAsia"/>
+                    <w:rFonts w:hint="eastAsia"/>
                     <w:b/>
                     <w:bCs/>
                     <w:i/>
@@ -17689,7 +17143,7 @@
             </w:sdt>
             <w:r>
               <w:rPr>
-                <w:rFonts w:ascii="맑은 고딕" w:eastAsia="맑은 고딕" w:hAnsi="맑은 고딕" w:cs="맑은 고딕" w:hint="eastAsia"/>
+                <w:rFonts w:hint="eastAsia"/>
               </w:rPr>
               <w:t xml:space="preserve"> </w:t>
             </w:r>
@@ -17697,15 +17151,9 @@
             <w:bookmarkEnd w:id="20"/>
             <w:r>
               <w:rPr>
-                <w:rFonts w:ascii="맑은 고딕" w:eastAsia="맑은 고딕" w:hAnsi="맑은 고딕" w:cs="맑은 고딕" w:hint="eastAsia"/>
-              </w:rPr>
-              <w:t>기</w:t>
-            </w:r>
-            <w:r>
-              <w:rPr>
-                <w:rFonts w:ascii="맑은 고딕" w:eastAsia="맑은 고딕" w:hAnsi="맑은 고딕" w:cs="맑은 고딕" w:hint="eastAsia"/>
-              </w:rPr>
-              <w:t>)</w:t>
+                <w:rFonts w:hint="eastAsia"/>
+              </w:rPr>
+              <w:t>기)</w:t>
             </w:r>
           </w:p>
         </w:tc>
@@ -17721,20 +17169,17 @@
           <w:p>
             <w:pPr>
               <w:jc w:val="both"/>
-              <w:rPr>
-                <w:rFonts w:ascii="맑은 고딕" w:eastAsia="맑은 고딕" w:hAnsi="맑은 고딕" w:cs="맑은 고딕" w:hint="eastAsia"/>
-              </w:rPr>
-            </w:pPr>
-            <w:r>
-              <w:rPr>
-                <w:rFonts w:ascii="맑은 고딕" w:eastAsia="맑은 고딕" w:hAnsi="맑은 고딕" w:cs="맑은 고딕" w:hint="eastAsia"/>
+            </w:pPr>
+            <w:r>
+              <w:rPr>
+                <w:rFonts w:hint="eastAsia"/>
               </w:rPr>
               <w:t xml:space="preserve"> </w:t>
             </w:r>
             <w:sdt>
               <w:sdtPr>
                 <w:rPr>
-                  <w:rFonts w:ascii="맑은 고딕" w:eastAsia="맑은 고딕" w:hAnsi="맑은 고딕" w:cs="맑은 고딕" w:hint="eastAsia"/>
+                  <w:rFonts w:hint="eastAsia"/>
                 </w:rPr>
                 <w:id w:val="-1361963411"/>
                 <w14:checkbox>
@@ -17746,7 +17191,7 @@
               <w:sdtContent>
                 <w:r>
                   <w:rPr>
-                    <w:rFonts w:ascii="맑은 고딕" w:eastAsia="맑은 고딕" w:hAnsi="맑은 고딕" w:cs="맑은 고딕" w:hint="eastAsia"/>
+                    <w:rFonts w:hint="eastAsia"/>
                   </w:rPr>
                   <w:t>☐</w:t>
                 </w:r>
@@ -17755,20 +17200,20 @@
             <w:proofErr w:type="spellStart"/>
             <w:r>
               <w:rPr>
-                <w:rFonts w:ascii="맑은 고딕" w:eastAsia="맑은 고딕" w:hAnsi="맑은 고딕" w:cs="맑은 고딕" w:hint="eastAsia"/>
+                <w:rFonts w:hint="eastAsia"/>
               </w:rPr>
               <w:t>완속충전기</w:t>
             </w:r>
             <w:proofErr w:type="spellEnd"/>
             <w:r>
               <w:rPr>
-                <w:rFonts w:ascii="맑은 고딕" w:eastAsia="맑은 고딕" w:hAnsi="맑은 고딕" w:cs="맑은 고딕" w:hint="eastAsia"/>
+                <w:rFonts w:hint="eastAsia"/>
               </w:rPr>
               <w:t>(</w:t>
             </w:r>
             <w:r>
               <w:rPr>
-                <w:rFonts w:ascii="맑은 고딕" w:eastAsia="맑은 고딕" w:hAnsi="맑은 고딕" w:cs="맑은 고딕" w:hint="eastAsia"/>
+                <w:rFonts w:hint="eastAsia"/>
               </w:rPr>
               <w:t xml:space="preserve">    </w:t>
             </w:r>
@@ -17776,7 +17221,7 @@
               <w:sdtPr>
                 <w:rPr>
                   <w:rStyle w:val="10pt"/>
-                  <w:rFonts w:ascii="맑은 고딕" w:eastAsia="맑은 고딕" w:hAnsi="맑은 고딕" w:cs="맑은 고딕" w:hint="eastAsia"/>
+                  <w:rFonts w:eastAsia="맑은 고딕" w:hint="eastAsia"/>
                 </w:rPr>
                 <w:id w:val="1393619667"/>
                 <w:lock w:val="contentLocked"/>
@@ -17789,7 +17234,6 @@
               <w:sdtEndPr>
                 <w:rPr>
                   <w:rStyle w:val="a0"/>
-                  <w:rFonts w:ascii="맑은 고딕" w:eastAsia="맑은 고딕" w:hAnsi="맑은 고딕" w:cs="맑은 고딕" w:hint="eastAsia"/>
                   <w:b w:val="0"/>
                   <w:bCs/>
                   <w:i/>
@@ -17804,7 +17248,7 @@
                 <w:r>
                   <w:rPr>
                     <w:rStyle w:val="a6"/>
-                    <w:rFonts w:ascii="맑은 고딕" w:eastAsia="맑은 고딕" w:hAnsi="맑은 고딕" w:cs="맑은 고딕" w:hint="eastAsia"/>
+                    <w:rFonts w:hint="eastAsia"/>
                     <w:b/>
                     <w:bCs/>
                     <w:i/>
@@ -17818,7 +17262,7 @@
             </w:sdt>
             <w:r>
               <w:rPr>
-                <w:rFonts w:ascii="맑은 고딕" w:eastAsia="맑은 고딕" w:hAnsi="맑은 고딕" w:cs="맑은 고딕" w:hint="eastAsia"/>
+                <w:rFonts w:hint="eastAsia"/>
               </w:rPr>
               <w:t xml:space="preserve"> </w:t>
             </w:r>
@@ -17826,15 +17270,9 @@
             <w:bookmarkEnd w:id="21"/>
             <w:r>
               <w:rPr>
-                <w:rFonts w:ascii="맑은 고딕" w:eastAsia="맑은 고딕" w:hAnsi="맑은 고딕" w:cs="맑은 고딕" w:hint="eastAsia"/>
-              </w:rPr>
-              <w:t>기</w:t>
-            </w:r>
-            <w:r>
-              <w:rPr>
-                <w:rFonts w:ascii="맑은 고딕" w:eastAsia="맑은 고딕" w:hAnsi="맑은 고딕" w:cs="맑은 고딕" w:hint="eastAsia"/>
-              </w:rPr>
-              <w:t>)</w:t>
+                <w:rFonts w:hint="eastAsia"/>
+              </w:rPr>
+              <w:t>기)</w:t>
             </w:r>
           </w:p>
         </w:tc>
@@ -17897,14 +17335,11 @@
           <w:p>
             <w:pPr>
               <w:jc w:val="both"/>
-              <w:rPr>
-                <w:rFonts w:ascii="맑은 고딕" w:eastAsia="맑은 고딕" w:hAnsi="맑은 고딕" w:cs="맑은 고딕" w:hint="eastAsia"/>
-              </w:rPr>
             </w:pPr>
             <w:sdt>
               <w:sdtPr>
                 <w:rPr>
-                  <w:rFonts w:ascii="맑은 고딕" w:eastAsia="맑은 고딕" w:hAnsi="맑은 고딕" w:cs="맑은 고딕" w:hint="eastAsia"/>
+                  <w:rFonts w:hint="eastAsia"/>
                 </w:rPr>
                 <w:id w:val="731112624"/>
                 <w14:checkbox>
@@ -17916,7 +17351,7 @@
               <w:sdtContent>
                 <w:r>
                   <w:rPr>
-                    <w:rFonts w:ascii="맑은 고딕" w:eastAsia="맑은 고딕" w:hAnsi="맑은 고딕" w:cs="맑은 고딕" w:hint="eastAsia"/>
+                    <w:rFonts w:hint="eastAsia"/>
                   </w:rPr>
                   <w:t>☐</w:t>
                 </w:r>
@@ -17924,7 +17359,7 @@
             </w:sdt>
             <w:r>
               <w:rPr>
-                <w:rFonts w:ascii="맑은 고딕" w:eastAsia="맑은 고딕" w:hAnsi="맑은 고딕" w:cs="맑은 고딕" w:hint="eastAsia"/>
+                <w:rFonts w:hint="eastAsia"/>
               </w:rPr>
               <w:t xml:space="preserve"> 전력분배형 충전기(    </w:t>
             </w:r>
@@ -17932,7 +17367,7 @@
               <w:sdtPr>
                 <w:rPr>
                   <w:rStyle w:val="10pt"/>
-                  <w:rFonts w:ascii="맑은 고딕" w:eastAsia="맑은 고딕" w:hAnsi="맑은 고딕" w:cs="맑은 고딕" w:hint="eastAsia"/>
+                  <w:rFonts w:eastAsia="맑은 고딕" w:hint="eastAsia"/>
                 </w:rPr>
                 <w:id w:val="-602881735"/>
                 <w:placeholder>
@@ -17945,7 +17380,6 @@
               <w:sdtEndPr>
                 <w:rPr>
                   <w:rStyle w:val="a0"/>
-                  <w:rFonts w:ascii="맑은 고딕" w:eastAsia="맑은 고딕" w:hAnsi="맑은 고딕" w:cs="맑은 고딕" w:hint="eastAsia"/>
                   <w:b w:val="0"/>
                   <w:bCs/>
                   <w:i/>
@@ -17960,7 +17394,7 @@
                 <w:r>
                   <w:rPr>
                     <w:rStyle w:val="a6"/>
-                    <w:rFonts w:ascii="맑은 고딕" w:eastAsia="맑은 고딕" w:hAnsi="맑은 고딕" w:cs="맑은 고딕" w:hint="eastAsia"/>
+                    <w:rFonts w:hint="eastAsia"/>
                     <w:b/>
                     <w:bCs/>
                     <w:i/>
@@ -17974,21 +17408,9 @@
             </w:sdt>
             <w:r>
               <w:rPr>
-                <w:rFonts w:ascii="맑은 고딕" w:eastAsia="맑은 고딕" w:hAnsi="맑은 고딕" w:cs="맑은 고딕" w:hint="eastAsia"/>
-              </w:rPr>
-              <w:t xml:space="preserve"> </w:t>
-            </w:r>
-            <w:r>
-              <w:rPr>
-                <w:rFonts w:ascii="맑은 고딕" w:eastAsia="맑은 고딕" w:hAnsi="맑은 고딕" w:cs="맑은 고딕" w:hint="eastAsia"/>
-              </w:rPr>
-              <w:t>기</w:t>
-            </w:r>
-            <w:r>
-              <w:rPr>
-                <w:rFonts w:ascii="맑은 고딕" w:eastAsia="맑은 고딕" w:hAnsi="맑은 고딕" w:cs="맑은 고딕" w:hint="eastAsia"/>
-              </w:rPr>
-              <w:t>)</w:t>
+                <w:rFonts w:hint="eastAsia"/>
+              </w:rPr>
+              <w:t xml:space="preserve"> 기)</w:t>
             </w:r>
           </w:p>
         </w:tc>
@@ -18005,20 +17427,17 @@
           <w:p>
             <w:pPr>
               <w:jc w:val="both"/>
-              <w:rPr>
-                <w:rFonts w:ascii="맑은 고딕" w:eastAsia="맑은 고딕" w:hAnsi="맑은 고딕" w:cs="맑은 고딕" w:hint="eastAsia"/>
-              </w:rPr>
-            </w:pPr>
-            <w:r>
-              <w:rPr>
-                <w:rFonts w:ascii="맑은 고딕" w:eastAsia="맑은 고딕" w:hAnsi="맑은 고딕" w:cs="맑은 고딕" w:hint="eastAsia"/>
+            </w:pPr>
+            <w:r>
+              <w:rPr>
+                <w:rFonts w:hint="eastAsia"/>
               </w:rPr>
               <w:t xml:space="preserve"> </w:t>
             </w:r>
             <w:sdt>
               <w:sdtPr>
                 <w:rPr>
-                  <w:rFonts w:ascii="맑은 고딕" w:eastAsia="맑은 고딕" w:hAnsi="맑은 고딕" w:cs="맑은 고딕" w:hint="eastAsia"/>
+                  <w:rFonts w:hint="eastAsia"/>
                 </w:rPr>
                 <w:id w:val="940579513"/>
                 <w14:checkbox>
@@ -18030,7 +17449,7 @@
               <w:sdtContent>
                 <w:r>
                   <w:rPr>
-                    <w:rFonts w:ascii="맑은 고딕" w:eastAsia="맑은 고딕" w:hAnsi="맑은 고딕" w:cs="맑은 고딕" w:hint="eastAsia"/>
+                    <w:rFonts w:hint="eastAsia"/>
                   </w:rPr>
                   <w:t>☐</w:t>
                 </w:r>
@@ -18039,14 +17458,14 @@
             <w:proofErr w:type="spellStart"/>
             <w:r>
               <w:rPr>
-                <w:rFonts w:ascii="맑은 고딕" w:eastAsia="맑은 고딕" w:hAnsi="맑은 고딕" w:cs="맑은 고딕" w:hint="eastAsia"/>
+                <w:rFonts w:hint="eastAsia"/>
               </w:rPr>
               <w:t>과금형콘센트</w:t>
             </w:r>
             <w:proofErr w:type="spellEnd"/>
             <w:r>
               <w:rPr>
-                <w:rFonts w:ascii="맑은 고딕" w:eastAsia="맑은 고딕" w:hAnsi="맑은 고딕" w:cs="맑은 고딕" w:hint="eastAsia"/>
+                <w:rFonts w:hint="eastAsia"/>
               </w:rPr>
               <w:t xml:space="preserve">(    </w:t>
             </w:r>
@@ -18054,7 +17473,7 @@
               <w:sdtPr>
                 <w:rPr>
                   <w:rStyle w:val="10pt"/>
-                  <w:rFonts w:ascii="맑은 고딕" w:eastAsia="맑은 고딕" w:hAnsi="맑은 고딕" w:cs="맑은 고딕" w:hint="eastAsia"/>
+                  <w:rFonts w:eastAsia="맑은 고딕" w:hint="eastAsia"/>
                 </w:rPr>
                 <w:id w:val="1226803090"/>
                 <w:placeholder>
@@ -18067,7 +17486,6 @@
               <w:sdtEndPr>
                 <w:rPr>
                   <w:rStyle w:val="a0"/>
-                  <w:rFonts w:ascii="맑은 고딕" w:eastAsia="맑은 고딕" w:hAnsi="맑은 고딕" w:cs="맑은 고딕" w:hint="eastAsia"/>
                   <w:b w:val="0"/>
                   <w:bCs/>
                   <w:i/>
@@ -18082,7 +17500,7 @@
                 <w:r>
                   <w:rPr>
                     <w:rStyle w:val="a6"/>
-                    <w:rFonts w:ascii="맑은 고딕" w:eastAsia="맑은 고딕" w:hAnsi="맑은 고딕" w:cs="맑은 고딕" w:hint="eastAsia"/>
+                    <w:rFonts w:hint="eastAsia"/>
                     <w:b/>
                     <w:bCs/>
                     <w:i/>
@@ -18096,7 +17514,7 @@
             </w:sdt>
             <w:r>
               <w:rPr>
-                <w:rFonts w:ascii="맑은 고딕" w:eastAsia="맑은 고딕" w:hAnsi="맑은 고딕" w:cs="맑은 고딕" w:hint="eastAsia"/>
+                <w:rFonts w:hint="eastAsia"/>
               </w:rPr>
               <w:t xml:space="preserve"> </w:t>
             </w:r>
@@ -18104,15 +17522,9 @@
             <w:bookmarkEnd w:id="22"/>
             <w:r>
               <w:rPr>
-                <w:rFonts w:ascii="맑은 고딕" w:eastAsia="맑은 고딕" w:hAnsi="맑은 고딕" w:cs="맑은 고딕" w:hint="eastAsia"/>
-              </w:rPr>
-              <w:t>기</w:t>
-            </w:r>
-            <w:r>
-              <w:rPr>
-                <w:rFonts w:ascii="맑은 고딕" w:eastAsia="맑은 고딕" w:hAnsi="맑은 고딕" w:cs="맑은 고딕" w:hint="eastAsia"/>
-              </w:rPr>
-              <w:t>)</w:t>
+                <w:rFonts w:hint="eastAsia"/>
+              </w:rPr>
+              <w:t>기)</w:t>
             </w:r>
           </w:p>
         </w:tc>
@@ -18174,14 +17586,11 @@
           <w:p>
             <w:pPr>
               <w:jc w:val="both"/>
-              <w:rPr>
-                <w:rFonts w:ascii="맑은 고딕" w:eastAsia="맑은 고딕" w:hAnsi="맑은 고딕" w:cs="맑은 고딕" w:hint="eastAsia"/>
-              </w:rPr>
             </w:pPr>
             <w:sdt>
               <w:sdtPr>
                 <w:rPr>
-                  <w:rFonts w:ascii="맑은 고딕" w:eastAsia="맑은 고딕" w:hAnsi="맑은 고딕" w:cs="맑은 고딕" w:hint="eastAsia"/>
+                  <w:rFonts w:hint="eastAsia"/>
                 </w:rPr>
                 <w:id w:val="2136826911"/>
                 <w14:checkbox>
@@ -18193,7 +17602,7 @@
               <w:sdtContent>
                 <w:r>
                   <w:rPr>
-                    <w:rFonts w:ascii="맑은 고딕" w:eastAsia="맑은 고딕" w:hAnsi="맑은 고딕" w:cs="맑은 고딕" w:hint="eastAsia"/>
+                    <w:rFonts w:hint="eastAsia"/>
                   </w:rPr>
                   <w:t>☐</w:t>
                 </w:r>
@@ -18201,21 +17610,9 @@
             </w:sdt>
             <w:r>
               <w:rPr>
-                <w:rFonts w:ascii="맑은 고딕" w:eastAsia="맑은 고딕" w:hAnsi="맑은 고딕" w:cs="맑은 고딕" w:hint="eastAsia"/>
-              </w:rPr>
-              <w:t xml:space="preserve"> 키오스크(        </w:t>
-            </w:r>
-            <w:r>
-              <w:rPr>
-                <w:rFonts w:ascii="맑은 고딕" w:eastAsia="맑은 고딕" w:hAnsi="맑은 고딕" w:cs="맑은 고딕" w:hint="eastAsia"/>
-              </w:rPr>
-              <w:t>기</w:t>
-            </w:r>
-            <w:r>
-              <w:rPr>
-                <w:rFonts w:ascii="맑은 고딕" w:eastAsia="맑은 고딕" w:hAnsi="맑은 고딕" w:cs="맑은 고딕" w:hint="eastAsia"/>
-              </w:rPr>
-              <w:t>)</w:t>
+                <w:rFonts w:hint="eastAsia"/>
+              </w:rPr>
+              <w:t xml:space="preserve"> 키오스크(        기)</w:t>
             </w:r>
           </w:p>
         </w:tc>
@@ -18231,20 +17628,17 @@
           <w:p>
             <w:pPr>
               <w:jc w:val="both"/>
-              <w:rPr>
-                <w:rFonts w:ascii="맑은 고딕" w:eastAsia="맑은 고딕" w:hAnsi="맑은 고딕" w:cs="맑은 고딕" w:hint="eastAsia"/>
-              </w:rPr>
-            </w:pPr>
-            <w:r>
-              <w:rPr>
-                <w:rFonts w:ascii="맑은 고딕" w:eastAsia="맑은 고딕" w:hAnsi="맑은 고딕" w:cs="맑은 고딕" w:hint="eastAsia"/>
+            </w:pPr>
+            <w:r>
+              <w:rPr>
+                <w:rFonts w:hint="eastAsia"/>
               </w:rPr>
               <w:t xml:space="preserve"> </w:t>
             </w:r>
             <w:sdt>
               <w:sdtPr>
                 <w:rPr>
-                  <w:rFonts w:ascii="맑은 고딕" w:eastAsia="맑은 고딕" w:hAnsi="맑은 고딕" w:cs="맑은 고딕" w:hint="eastAsia"/>
+                  <w:rFonts w:hint="eastAsia"/>
                 </w:rPr>
                 <w:id w:val="-1538116413"/>
                 <w14:checkbox>
@@ -18256,7 +17650,7 @@
               <w:sdtContent>
                 <w:r>
                   <w:rPr>
-                    <w:rFonts w:ascii="맑은 고딕" w:eastAsia="맑은 고딕" w:hAnsi="맑은 고딕" w:cs="맑은 고딕" w:hint="eastAsia"/>
+                    <w:rFonts w:hint="eastAsia"/>
                   </w:rPr>
                   <w:t>■</w:t>
                 </w:r>
@@ -18264,7 +17658,7 @@
             </w:sdt>
             <w:r>
               <w:rPr>
-                <w:rFonts w:ascii="맑은 고딕" w:eastAsia="맑은 고딕" w:hAnsi="맑은 고딕" w:cs="맑은 고딕" w:hint="eastAsia"/>
+                <w:rFonts w:hint="eastAsia"/>
               </w:rPr>
               <w:t>해당사항 없음</w:t>
             </w:r>
@@ -18304,13 +17698,10 @@
           <w:p>
             <w:pPr>
               <w:jc w:val="both"/>
-              <w:rPr>
-                <w:rFonts w:ascii="맑은 고딕" w:eastAsia="맑은 고딕" w:hAnsi="맑은 고딕" w:cs="맑은 고딕" w:hint="eastAsia"/>
-              </w:rPr>
-            </w:pPr>
-            <w:r>
-              <w:rPr>
-                <w:rFonts w:ascii="맑은 고딕" w:eastAsia="맑은 고딕" w:hAnsi="맑은 고딕" w:cs="맑은 고딕" w:hint="eastAsia"/>
+            </w:pPr>
+            <w:r>
+              <w:rPr>
+                <w:rFonts w:hint="eastAsia"/>
                 <w:b/>
                 <w:bCs/>
                 <w:sz w:val="24"/>
@@ -18349,7 +17740,7 @@
             </w:pPr>
             <w:r>
               <w:rPr>
-                <w:rFonts w:ascii="맑은 고딕" w:eastAsia="맑은 고딕" w:hAnsi="맑은 고딕" w:cs="맑은 고딕" w:hint="eastAsia"/>
+                <w:rFonts w:hint="eastAsia"/>
               </w:rPr>
               <w:t>상호</w:t>
             </w:r>
@@ -18365,15 +17756,12 @@
           <w:p>
             <w:pPr>
               <w:jc w:val="center"/>
-              <w:rPr>
-                <w:rFonts w:ascii="맑은 고딕" w:eastAsia="맑은 고딕" w:hAnsi="맑은 고딕" w:cs="맑은 고딕" w:hint="eastAsia"/>
-              </w:rPr>
             </w:pPr>
             <w:sdt>
               <w:sdtPr>
                 <w:rPr>
                   <w:rStyle w:val="10pt"/>
-                  <w:rFonts w:ascii="맑은 고딕" w:eastAsia="맑은 고딕" w:hAnsi="맑은 고딕" w:cs="맑은 고딕" w:hint="eastAsia"/>
+                  <w:rFonts w:eastAsia="맑은 고딕" w:hint="eastAsia"/>
                 </w:rPr>
                 <w:id w:val="1414659046"/>
                 <w:placeholder>
@@ -18392,7 +17780,7 @@
                 <w:r>
                   <w:rPr>
                     <w:rStyle w:val="10pt"/>
-                    <w:rFonts w:ascii="맑은 고딕" w:eastAsia="맑은 고딕" w:hAnsi="맑은 고딕" w:cs="맑은 고딕" w:hint="eastAsia"/>
+                    <w:rFonts w:eastAsia="맑은 고딕" w:hint="eastAsia"/>
                     <w:i/>
                     <w:iCs/>
                     <w:color w:val="A6A6A6" w:themeColor="background1" w:themeShade="A6"/>
@@ -18402,7 +17790,7 @@
                 </w:r>
                 <w:r>
                   <w:rPr>
-                    <w:rFonts w:ascii="맑은 고딕" w:eastAsia="맑은 고딕" w:hAnsi="맑은 고딕" w:cs="맑은 고딕" w:hint="eastAsia"/>
+                    <w:rFonts w:hint="eastAsia"/>
                     <w:b/>
                     <w:bCs/>
                     <w:i/>
@@ -18424,13 +17812,10 @@
           <w:p>
             <w:pPr>
               <w:jc w:val="center"/>
-              <w:rPr>
-                <w:rFonts w:ascii="맑은 고딕" w:eastAsia="맑은 고딕" w:hAnsi="맑은 고딕" w:cs="맑은 고딕" w:hint="eastAsia"/>
-              </w:rPr>
-            </w:pPr>
-            <w:r>
-              <w:rPr>
-                <w:rFonts w:ascii="맑은 고딕" w:eastAsia="맑은 고딕" w:hAnsi="맑은 고딕" w:cs="맑은 고딕" w:hint="eastAsia"/>
+            </w:pPr>
+            <w:r>
+              <w:rPr>
+                <w:rFonts w:hint="eastAsia"/>
               </w:rPr>
               <w:t>연락처</w:t>
             </w:r>
@@ -18446,15 +17831,12 @@
           <w:p>
             <w:pPr>
               <w:jc w:val="center"/>
-              <w:rPr>
-                <w:rFonts w:ascii="맑은 고딕" w:eastAsia="맑은 고딕" w:hAnsi="맑은 고딕" w:cs="맑은 고딕" w:hint="eastAsia"/>
-              </w:rPr>
             </w:pPr>
             <w:sdt>
               <w:sdtPr>
                 <w:rPr>
                   <w:rStyle w:val="10pt"/>
-                  <w:rFonts w:ascii="맑은 고딕" w:eastAsia="맑은 고딕" w:hAnsi="맑은 고딕" w:cs="맑은 고딕" w:hint="eastAsia"/>
+                  <w:rFonts w:eastAsia="맑은 고딕" w:hint="eastAsia"/>
                 </w:rPr>
                 <w:id w:val="-632096669"/>
                 <w:placeholder>
@@ -18473,7 +17855,7 @@
                 <w:r>
                   <w:rPr>
                     <w:rStyle w:val="10pt"/>
-                    <w:rFonts w:ascii="맑은 고딕" w:eastAsia="맑은 고딕" w:hAnsi="맑은 고딕" w:cs="맑은 고딕" w:hint="eastAsia"/>
+                    <w:rFonts w:eastAsia="맑은 고딕" w:hint="eastAsia"/>
                     <w:i/>
                     <w:iCs/>
                     <w:color w:val="A6A6A6" w:themeColor="background1" w:themeShade="A6"/>
@@ -18483,7 +17865,7 @@
                 </w:r>
                 <w:r>
                   <w:rPr>
-                    <w:rFonts w:ascii="맑은 고딕" w:eastAsia="맑은 고딕" w:hAnsi="맑은 고딕" w:cs="맑은 고딕" w:hint="eastAsia"/>
+                    <w:rFonts w:hint="eastAsia"/>
                     <w:b/>
                     <w:bCs/>
                     <w:i/>
@@ -18542,7 +17924,7 @@
             </w:pPr>
             <w:r>
               <w:rPr>
-                <w:rFonts w:ascii="맑은 고딕" w:eastAsia="맑은 고딕" w:hAnsi="맑은 고딕" w:cs="맑은 고딕" w:hint="eastAsia"/>
+                <w:rFonts w:hint="eastAsia"/>
               </w:rPr>
               <w:t>성명</w:t>
             </w:r>
@@ -18557,15 +17939,12 @@
           <w:p>
             <w:pPr>
               <w:jc w:val="center"/>
-              <w:rPr>
-                <w:rFonts w:ascii="맑은 고딕" w:eastAsia="맑은 고딕" w:hAnsi="맑은 고딕" w:cs="맑은 고딕" w:hint="eastAsia"/>
-              </w:rPr>
             </w:pPr>
             <w:sdt>
               <w:sdtPr>
                 <w:rPr>
                   <w:rStyle w:val="10pt"/>
-                  <w:rFonts w:ascii="맑은 고딕" w:eastAsia="맑은 고딕" w:hAnsi="맑은 고딕" w:cs="맑은 고딕" w:hint="eastAsia"/>
+                  <w:rFonts w:eastAsia="맑은 고딕" w:hint="eastAsia"/>
                 </w:rPr>
                 <w:id w:val="140012807"/>
                 <w:placeholder>
@@ -18584,7 +17963,7 @@
                 <w:r>
                   <w:rPr>
                     <w:rStyle w:val="10pt"/>
-                    <w:rFonts w:ascii="맑은 고딕" w:eastAsia="맑은 고딕" w:hAnsi="맑은 고딕" w:cs="맑은 고딕" w:hint="eastAsia"/>
+                    <w:rFonts w:eastAsia="맑은 고딕" w:hint="eastAsia"/>
                     <w:i/>
                     <w:iCs/>
                     <w:color w:val="A6A6A6" w:themeColor="background1" w:themeShade="A6"/>
@@ -18596,7 +17975,7 @@
             </w:sdt>
             <w:r>
               <w:rPr>
-                <w:rFonts w:ascii="맑은 고딕" w:eastAsia="맑은 고딕" w:hAnsi="맑은 고딕" w:cs="맑은 고딕" w:hint="eastAsia"/>
+                <w:rFonts w:hint="eastAsia"/>
               </w:rPr>
               <w:t xml:space="preserve"> (인)</w:t>
             </w:r>
@@ -18611,13 +17990,10 @@
           <w:p>
             <w:pPr>
               <w:jc w:val="center"/>
-              <w:rPr>
-                <w:rFonts w:ascii="맑은 고딕" w:eastAsia="맑은 고딕" w:hAnsi="맑은 고딕" w:cs="맑은 고딕" w:hint="eastAsia"/>
-              </w:rPr>
-            </w:pPr>
-            <w:r>
-              <w:rPr>
-                <w:rFonts w:ascii="맑은 고딕" w:eastAsia="맑은 고딕" w:hAnsi="맑은 고딕" w:cs="맑은 고딕" w:hint="eastAsia"/>
+            </w:pPr>
+            <w:r>
+              <w:rPr>
+                <w:rFonts w:hint="eastAsia"/>
               </w:rPr>
               <w:t>조사일</w:t>
             </w:r>
@@ -18633,15 +18009,12 @@
           <w:p>
             <w:pPr>
               <w:jc w:val="center"/>
-              <w:rPr>
-                <w:rFonts w:ascii="맑은 고딕" w:eastAsia="맑은 고딕" w:hAnsi="맑은 고딕" w:cs="맑은 고딕" w:hint="eastAsia"/>
-              </w:rPr>
             </w:pPr>
             <w:sdt>
               <w:sdtPr>
                 <w:rPr>
                   <w:rStyle w:val="10pt"/>
-                  <w:rFonts w:ascii="맑은 고딕" w:eastAsia="맑은 고딕" w:hAnsi="맑은 고딕" w:cs="맑은 고딕" w:hint="eastAsia"/>
+                  <w:rFonts w:eastAsia="맑은 고딕" w:hint="eastAsia"/>
                 </w:rPr>
                 <w:id w:val="-501512409"/>
                 <w:placeholder>
@@ -18660,7 +18033,7 @@
                 <w:r>
                   <w:rPr>
                     <w:rStyle w:val="10pt"/>
-                    <w:rFonts w:ascii="맑은 고딕" w:eastAsia="맑은 고딕" w:hAnsi="맑은 고딕" w:cs="맑은 고딕" w:hint="eastAsia"/>
+                    <w:rFonts w:eastAsia="맑은 고딕" w:hint="eastAsia"/>
                     <w:i/>
                     <w:iCs/>
                     <w:color w:val="A6A6A6" w:themeColor="background1" w:themeShade="A6"/>
@@ -18706,17 +18079,14 @@
           <w:p>
             <w:pPr>
               <w:jc w:val="both"/>
-              <w:rPr>
-                <w:rFonts w:ascii="맑은 고딕" w:eastAsia="맑은 고딕" w:hAnsi="맑은 고딕" w:cs="맑은 고딕" w:hint="eastAsia"/>
-              </w:rPr>
-            </w:pPr>
-            <w:r>
-              <w:rPr>
-                <w:rFonts w:ascii="맑은 고딕" w:eastAsia="맑은 고딕" w:hAnsi="맑은 고딕" w:cs="맑은 고딕" w:hint="eastAsia"/>
+            </w:pPr>
+            <w:r>
+              <w:rPr>
+                <w:rFonts w:hint="eastAsia"/>
                 <w:noProof/>
               </w:rPr>
               <w:drawing>
-                <wp:anchor distT="0" distB="0" distL="114300" distR="114300" simplePos="0" relativeHeight="487591424" behindDoc="0" locked="0" layoutInCell="1" allowOverlap="1" wp14:anchorId="3764800F" wp14:editId="77DC0C68">
+                <wp:anchor distT="0" distB="0" distL="114300" distR="114300" simplePos="0" relativeHeight="487591424" behindDoc="0" locked="0" layoutInCell="1" allowOverlap="1" wp14:anchorId="3764800F" wp14:editId="5319757B">
                   <wp:simplePos x="0" y="0"/>
                   <wp:positionH relativeFrom="column">
                     <wp:posOffset>2245617</wp:posOffset>
@@ -18739,7 +18109,7 @@
                           <pic:cNvPicPr/>
                         </pic:nvPicPr>
                         <pic:blipFill>
-                          <a:blip r:embed="rId11" cstate="print">
+                          <a:blip r:embed="rId12" cstate="print">
                             <a:extLst>
                               <a:ext uri="{28A0092B-C50C-407E-A947-70E740481C1C}">
                                 <a14:useLocalDpi xmlns:a14="http://schemas.microsoft.com/office/drawing/2010/main" val="0"/>
@@ -21355,8 +20725,8 @@
     <w:pitch w:val="fixed"/>
     <w:sig w:usb0="E00002FF" w:usb1="6AC7FDFB" w:usb2="08000012" w:usb3="00000000" w:csb0="0002009F" w:csb1="00000000"/>
   </w:font>
-  <w:font w:name="Gulim">
-    <w:altName w:val="굴림"/>
+  <w:font w:name="굴림">
+    <w:altName w:val="Gulim"/>
     <w:panose1 w:val="020B0600000101010101"/>
     <w:charset w:val="81"/>
     <w:family w:val="swiss"/>
@@ -21403,8 +20773,10 @@
     <w:rsid w:val="00077623"/>
     <w:rsid w:val="00201A80"/>
     <w:rsid w:val="00384E88"/>
+    <w:rsid w:val="004C4BDC"/>
     <w:rsid w:val="00866FBF"/>
     <w:rsid w:val="009D18C7"/>
+    <w:rsid w:val="00A03A15"/>
     <w:rsid w:val="00BB19AB"/>
     <w:rsid w:val="00D94644"/>
   </w:rsids>
@@ -22063,16 +21435,6 @@
       <w:autoSpaceDN w:val="0"/>
     </w:pPr>
   </w:style>
-  <w:style w:type="paragraph" w:customStyle="1" w:styleId="3E5B4AC00DD55949B06608876698257B">
-    <w:name w:val="3E5B4AC00DD55949B06608876698257B"/>
-    <w:rsid w:val="00D94644"/>
-    <w:pPr>
-      <w:widowControl w:val="0"/>
-      <w:wordWrap w:val="0"/>
-      <w:autoSpaceDE w:val="0"/>
-      <w:autoSpaceDN w:val="0"/>
-    </w:pPr>
-  </w:style>
   <w:style w:type="paragraph" w:customStyle="1" w:styleId="BC8DFB3831FEFD4D86E41F7BAADCA7E5">
     <w:name w:val="BC8DFB3831FEFD4D86E41F7BAADCA7E5"/>
     <w:rsid w:val="00D94644"/>

--- a/public/nice/template.docx
+++ b/public/nice/template.docx
@@ -20,7 +20,7 @@
         <mc:AlternateContent>
           <mc:Choice Requires="wpg">
             <w:drawing>
-              <wp:inline distT="0" distB="0" distL="0" distR="0" wp14:anchorId="40A7AE25" wp14:editId="5797814A">
+              <wp:inline distT="0" distB="0" distL="0" distR="0" wp14:anchorId="40A7AE25" wp14:editId="4EA68A42">
                 <wp:extent cx="6861175" cy="338455"/>
                 <wp:effectExtent l="0" t="0" r="0" b="4445"/>
                 <wp:docPr id="925036097" name="docshapegroup1"/>
@@ -7161,7 +7161,7 @@
       <w:pPr>
         <w:pStyle w:val="a3"/>
         <w:rPr>
-          <w:rFonts w:ascii="Times New Roman"/>
+          <w:rFonts w:ascii="Times New Roman" w:hint="eastAsia"/>
           <w:sz w:val="20"/>
         </w:rPr>
       </w:pPr>
@@ -7173,7 +7173,7 @@
         <mc:AlternateContent>
           <mc:Choice Requires="wpg">
             <w:drawing>
-              <wp:anchor distT="0" distB="0" distL="114300" distR="114300" simplePos="0" relativeHeight="487435264" behindDoc="1" locked="0" layoutInCell="1" allowOverlap="1" wp14:anchorId="5105B7D7" wp14:editId="12BCCB19">
+              <wp:anchor distT="0" distB="0" distL="114300" distR="114300" simplePos="0" relativeHeight="487435264" behindDoc="1" locked="0" layoutInCell="1" allowOverlap="1" wp14:anchorId="5105B7D7" wp14:editId="7A3B2762">
                 <wp:simplePos x="0" y="0"/>
                 <wp:positionH relativeFrom="page">
                   <wp:posOffset>350520</wp:posOffset>
@@ -8629,91 +8629,102 @@
     <w:p>
       <w:pPr>
         <w:pStyle w:val="a3"/>
-        <w:spacing w:before="215"/>
-        <w:ind w:left="226"/>
-        <w:jc w:val="both"/>
-      </w:pPr>
-      <w:r>
-        <w:t>1.</w:t>
-      </w:r>
-      <w:r>
-        <w:rPr>
-          <w:spacing w:val="71"/>
-        </w:rPr>
-        <w:t xml:space="preserve">  </w:t>
-      </w:r>
-      <w:r>
-        <w:t>특별</w:t>
-      </w:r>
-      <w:r>
-        <w:rPr>
-          <w:spacing w:val="-2"/>
-        </w:rPr>
-        <w:t xml:space="preserve"> </w:t>
-      </w:r>
-      <w:r>
-        <w:t>프로모션</w:t>
-      </w:r>
-      <w:r>
-        <w:rPr>
-          <w:spacing w:val="2"/>
-        </w:rPr>
-        <w:t xml:space="preserve"> </w:t>
-      </w:r>
-      <w:r>
-        <w:rPr>
-          <w:spacing w:val="-5"/>
-        </w:rPr>
-        <w:t>제공</w:t>
-      </w:r>
-    </w:p>
-    <w:p>
-      <w:pPr>
-        <w:pStyle w:val="a3"/>
         <w:spacing w:before="153" w:line="316" w:lineRule="auto"/>
         <w:ind w:left="226" w:right="277"/>
         <w:jc w:val="both"/>
         <w:rPr>
-          <w:sz w:val="24"/>
-          <w:szCs w:val="24"/>
+          <w:rFonts w:hint="eastAsia"/>
+          <w:sz w:val="44"/>
+          <w:szCs w:val="44"/>
         </w:rPr>
       </w:pPr>
     </w:p>
     <w:p>
       <w:pPr>
         <w:pStyle w:val="a3"/>
-        <w:spacing w:before="153" w:line="316" w:lineRule="auto"/>
-        <w:ind w:left="226" w:right="277"/>
-        <w:jc w:val="both"/>
         <w:rPr>
-          <w:sz w:val="24"/>
-          <w:szCs w:val="24"/>
+          <w:sz w:val="28"/>
+          <w:szCs w:val="28"/>
+        </w:rPr>
+      </w:pPr>
+      <w:r>
+        <w:rPr>
+          <w:sz w:val="28"/>
+          <w:szCs w:val="28"/>
+        </w:rPr>
+        <w:t>[프로모션]</w:t>
+      </w:r>
+    </w:p>
+    <w:p>
+      <w:pPr>
+        <w:pStyle w:val="a3"/>
+        <w:rPr>
+          <w:sz w:val="28"/>
+          <w:szCs w:val="28"/>
+        </w:rPr>
+      </w:pPr>
+      <w:r>
+        <w:rPr>
+          <w:sz w:val="28"/>
+          <w:szCs w:val="28"/>
+        </w:rPr>
+        <w:t>“공급자”는 “신청자”와 본 계약이 정상적으로 체결 · 운영될 시 프로모션을 제공한다.</w:t>
+      </w:r>
+    </w:p>
+    <w:p>
+      <w:pPr>
+        <w:pStyle w:val="a3"/>
+        <w:rPr>
+          <w:sz w:val="28"/>
+          <w:szCs w:val="28"/>
         </w:rPr>
       </w:pPr>
     </w:p>
     <w:p>
       <w:pPr>
         <w:pStyle w:val="a3"/>
-        <w:spacing w:before="153" w:line="316" w:lineRule="auto"/>
-        <w:ind w:left="226" w:right="277"/>
-        <w:jc w:val="both"/>
         <w:rPr>
-          <w:sz w:val="24"/>
-          <w:szCs w:val="24"/>
+          <w:sz w:val="28"/>
+          <w:szCs w:val="28"/>
         </w:rPr>
       </w:pPr>
       <w:r>
         <w:rPr>
-          <w:sz w:val="24"/>
-          <w:szCs w:val="24"/>
+          <w:sz w:val="28"/>
+          <w:szCs w:val="28"/>
         </w:rPr>
-        <w:t xml:space="preserve">“공급자”는 “신청자”와 본 계약을 체결함에 있어 감사의 표시로 특별 프로모션을 제공한다. </w:t>
+        <w:t xml:space="preserve">▶ 제공 기간 / 단가 (kwh, vat포함, 당사 회원 기준) </w:t>
       </w:r>
+    </w:p>
+    <w:p>
+      <w:pPr>
+        <w:pStyle w:val="a3"/>
+        <w:rPr>
+          <w:sz w:val="28"/>
+          <w:szCs w:val="28"/>
+        </w:rPr>
+      </w:pPr>
+      <w:r>
+        <w:rPr>
+          <w:sz w:val="28"/>
+          <w:szCs w:val="28"/>
+        </w:rPr>
+        <w:t>① 정식 사용 개시일로부터 180일 / 149원 적용</w:t>
+      </w:r>
+    </w:p>
+    <w:p>
+      <w:pPr>
+        <w:pStyle w:val="a3"/>
+        <w:rPr>
+          <w:sz w:val="28"/>
+          <w:szCs w:val="28"/>
+        </w:rPr>
+      </w:pPr>
       <w:sdt>
         <w:sdtPr>
           <w:rPr>
-            <w:sz w:val="24"/>
-            <w:szCs w:val="24"/>
+            <w:sz w:val="28"/>
+            <w:szCs w:val="28"/>
           </w:rPr>
           <w:alias w:val="프로모션-조건"/>
           <w:tag w:val="nicePromo"/>
@@ -8723,191 +8734,86 @@
         <w:sdtContent>
           <w:r>
             <w:rPr>
-              <w:sz w:val="24"/>
-              <w:szCs w:val="24"/>
+              <w:sz w:val="28"/>
+              <w:szCs w:val="28"/>
             </w:rPr>
-            <w:t>제공 기간은 제3조에 따라 사용 개시일로부터 90일 동안이며 제공 단가는 220원/kwh(VAT 포함)</w:t>
+            <w:t>② ①번 적용 종료일 다음날부터 180일 / 220원 추가 적용</w:t>
           </w:r>
         </w:sdtContent>
       </w:sdt>
+    </w:p>
+    <w:p>
+      <w:pPr>
+        <w:pStyle w:val="a3"/>
+        <w:rPr>
+          <w:sz w:val="28"/>
+          <w:szCs w:val="28"/>
+        </w:rPr>
+      </w:pPr>
+    </w:p>
+    <w:p>
+      <w:pPr>
+        <w:pStyle w:val="a3"/>
+        <w:rPr>
+          <w:sz w:val="28"/>
+          <w:szCs w:val="28"/>
+        </w:rPr>
+      </w:pPr>
       <w:r>
         <w:rPr>
-          <w:spacing w:val="-5"/>
-          <w:sz w:val="24"/>
-          <w:szCs w:val="24"/>
+          <w:sz w:val="28"/>
+          <w:szCs w:val="28"/>
         </w:rPr>
-        <w:t xml:space="preserve"> </w:t>
+        <w:t xml:space="preserve">※ 종료 후 </w:t>
       </w:r>
       <w:proofErr w:type="spellStart"/>
       <w:r>
         <w:rPr>
-          <w:sz w:val="24"/>
-          <w:szCs w:val="24"/>
-        </w:rPr>
-        <w:t>으로</w:t>
-      </w:r>
-      <w:proofErr w:type="spellEnd"/>
-      <w:r>
-        <w:rPr>
-          <w:spacing w:val="-5"/>
-          <w:sz w:val="24"/>
-          <w:szCs w:val="24"/>
-        </w:rPr>
-        <w:t xml:space="preserve"> </w:t>
-      </w:r>
-      <w:r>
-        <w:rPr>
-          <w:sz w:val="24"/>
-          <w:szCs w:val="24"/>
-        </w:rPr>
-        <w:t>진행하고</w:t>
-      </w:r>
-      <w:r>
-        <w:rPr>
-          <w:spacing w:val="-2"/>
-          <w:sz w:val="24"/>
-          <w:szCs w:val="24"/>
-        </w:rPr>
-        <w:t xml:space="preserve"> </w:t>
-      </w:r>
-      <w:r>
-        <w:rPr>
-          <w:sz w:val="24"/>
-          <w:szCs w:val="24"/>
-        </w:rPr>
-        <w:t>종료</w:t>
-      </w:r>
-      <w:r>
-        <w:rPr>
-          <w:spacing w:val="-4"/>
-          <w:sz w:val="24"/>
-          <w:szCs w:val="24"/>
-        </w:rPr>
-        <w:t xml:space="preserve"> </w:t>
-      </w:r>
-      <w:r>
-        <w:rPr>
-          <w:sz w:val="24"/>
-          <w:szCs w:val="24"/>
-        </w:rPr>
-        <w:t>후</w:t>
-      </w:r>
-      <w:r>
-        <w:rPr>
-          <w:spacing w:val="-8"/>
-          <w:sz w:val="24"/>
-          <w:szCs w:val="24"/>
-        </w:rPr>
-        <w:t xml:space="preserve"> </w:t>
-      </w:r>
-      <w:r>
-        <w:rPr>
-          <w:sz w:val="24"/>
-          <w:szCs w:val="24"/>
-        </w:rPr>
-        <w:t>요금은</w:t>
-      </w:r>
-      <w:r>
-        <w:rPr>
-          <w:spacing w:val="-3"/>
-          <w:sz w:val="24"/>
-          <w:szCs w:val="24"/>
-        </w:rPr>
-        <w:t xml:space="preserve"> </w:t>
-      </w:r>
-      <w:proofErr w:type="spellStart"/>
-      <w:r>
-        <w:rPr>
-          <w:sz w:val="24"/>
-          <w:szCs w:val="24"/>
+          <w:sz w:val="28"/>
+          <w:szCs w:val="28"/>
         </w:rPr>
         <w:t>나이스차저</w:t>
       </w:r>
       <w:proofErr w:type="spellEnd"/>
       <w:r>
         <w:rPr>
-          <w:spacing w:val="-5"/>
-          <w:sz w:val="24"/>
-          <w:szCs w:val="24"/>
+          <w:sz w:val="28"/>
+          <w:szCs w:val="28"/>
         </w:rPr>
-        <w:t xml:space="preserve"> </w:t>
-      </w:r>
-      <w:r>
-        <w:rPr>
-          <w:sz w:val="24"/>
-          <w:szCs w:val="24"/>
-        </w:rPr>
-        <w:t>홈페이지에</w:t>
-      </w:r>
-      <w:r>
-        <w:rPr>
-          <w:spacing w:val="-2"/>
-          <w:sz w:val="24"/>
-          <w:szCs w:val="24"/>
-        </w:rPr>
-        <w:t xml:space="preserve"> </w:t>
-      </w:r>
-      <w:r>
-        <w:rPr>
-          <w:sz w:val="24"/>
-          <w:szCs w:val="24"/>
-        </w:rPr>
-        <w:t>고지된</w:t>
-      </w:r>
-      <w:r>
-        <w:rPr>
-          <w:spacing w:val="-4"/>
-          <w:sz w:val="24"/>
-          <w:szCs w:val="24"/>
-        </w:rPr>
-        <w:t xml:space="preserve"> </w:t>
-      </w:r>
-      <w:r>
-        <w:rPr>
-          <w:sz w:val="24"/>
-          <w:szCs w:val="24"/>
-        </w:rPr>
-        <w:t>공시</w:t>
-      </w:r>
-      <w:r>
-        <w:rPr>
-          <w:spacing w:val="-5"/>
-          <w:sz w:val="24"/>
-          <w:szCs w:val="24"/>
-        </w:rPr>
-        <w:t xml:space="preserve"> </w:t>
-      </w:r>
-      <w:r>
-        <w:rPr>
-          <w:sz w:val="24"/>
-          <w:szCs w:val="24"/>
-        </w:rPr>
-        <w:t>요금을</w:t>
-      </w:r>
-      <w:r>
-        <w:rPr>
-          <w:spacing w:val="-4"/>
-          <w:sz w:val="24"/>
-          <w:szCs w:val="24"/>
-        </w:rPr>
-        <w:t xml:space="preserve"> </w:t>
-      </w:r>
-      <w:r>
-        <w:rPr>
-          <w:spacing w:val="-2"/>
-          <w:sz w:val="24"/>
-          <w:szCs w:val="24"/>
-        </w:rPr>
-        <w:t>적용한다.</w:t>
+        <w:t xml:space="preserve"> 홈페이지에 게시된 공시요금 적용</w:t>
       </w:r>
     </w:p>
     <w:p>
       <w:pPr>
         <w:pStyle w:val="a3"/>
         <w:rPr>
-          <w:sz w:val="20"/>
+          <w:sz w:val="28"/>
+          <w:szCs w:val="28"/>
         </w:rPr>
       </w:pPr>
+      <w:r>
+        <w:rPr>
+          <w:sz w:val="28"/>
+          <w:szCs w:val="28"/>
+        </w:rPr>
+        <w:t xml:space="preserve">(공시 요금은 한전 전기료 및 </w:t>
+      </w:r>
+      <w:proofErr w:type="spellStart"/>
+      <w:r>
+        <w:rPr>
+          <w:sz w:val="28"/>
+          <w:szCs w:val="28"/>
+        </w:rPr>
+        <w:t>기후부</w:t>
+      </w:r>
+      <w:proofErr w:type="spellEnd"/>
+      <w:r>
+        <w:rPr>
+          <w:sz w:val="28"/>
+          <w:szCs w:val="28"/>
+        </w:rPr>
+        <w:t xml:space="preserve"> 공공요금 인상 등 사정에 따라 변동될 수 있음)</w:t>
+      </w:r>
     </w:p>
     <w:p>
       <w:pPr>
@@ -9262,6 +9168,7 @@
           <w:w w:val="105"/>
           <w:sz w:val="23"/>
         </w:rPr>
+        <w:lastRenderedPageBreak/>
         <w:br w:type="page"/>
       </w:r>
     </w:p>
@@ -18086,7 +17993,7 @@
                 <w:noProof/>
               </w:rPr>
               <w:drawing>
-                <wp:anchor distT="0" distB="0" distL="114300" distR="114300" simplePos="0" relativeHeight="487591424" behindDoc="0" locked="0" layoutInCell="1" allowOverlap="1" wp14:anchorId="3764800F" wp14:editId="5319757B">
+                <wp:anchor distT="0" distB="0" distL="114300" distR="114300" simplePos="0" relativeHeight="487591424" behindDoc="0" locked="0" layoutInCell="1" allowOverlap="1" wp14:anchorId="3764800F" wp14:editId="05666E72">
                   <wp:simplePos x="0" y="0"/>
                   <wp:positionH relativeFrom="column">
                     <wp:posOffset>2245617</wp:posOffset>
@@ -18186,7 +18093,6 @@
       <w:lvlJc w:val="left"/>
       <w:pPr>
         <w:ind w:left="145" w:hanging="159"/>
-        <w:jc w:val="left"/>
       </w:pPr>
       <w:rPr>
         <w:rFonts w:ascii="맑은 고딕" w:eastAsia="맑은 고딕" w:hAnsi="맑은 고딕" w:cs="맑은 고딕" w:hint="default"/>
@@ -19178,7 +19084,6 @@
   <w:style w:type="character" w:default="1" w:styleId="a0">
     <w:name w:val="Default Paragraph Font"/>
     <w:uiPriority w:val="1"/>
-    <w:semiHidden/>
     <w:unhideWhenUsed/>
   </w:style>
   <w:style w:type="table" w:default="1" w:styleId="a1">
@@ -20775,6 +20680,7 @@
     <w:rsid w:val="00384E88"/>
     <w:rsid w:val="004C4BDC"/>
     <w:rsid w:val="00866FBF"/>
+    <w:rsid w:val="0089612E"/>
     <w:rsid w:val="009D18C7"/>
     <w:rsid w:val="00A03A15"/>
     <w:rsid w:val="00BB19AB"/>

--- a/public/nice/template.docx
+++ b/public/nice/template.docx
@@ -20,7 +20,7 @@
         <mc:AlternateContent>
           <mc:Choice Requires="wpg">
             <w:drawing>
-              <wp:inline distT="0" distB="0" distL="0" distR="0" wp14:anchorId="40A7AE25" wp14:editId="4EA68A42">
+              <wp:inline distT="0" distB="0" distL="0" distR="0" wp14:anchorId="40A7AE25" wp14:editId="0293D544">
                 <wp:extent cx="6861175" cy="338455"/>
                 <wp:effectExtent l="0" t="0" r="0" b="4445"/>
                 <wp:docPr id="925036097" name="docshapegroup1"/>
@@ -916,7 +916,6 @@
                 <w:sz w:val="16"/>
               </w:rPr>
             </w:pPr>
-            <w:proofErr w:type="spellStart"/>
             <w:r>
               <w:rPr>
                 <w:spacing w:val="-2"/>
@@ -924,7 +923,6 @@
               </w:rPr>
               <w:t>이메일주소</w:t>
             </w:r>
-            <w:proofErr w:type="spellEnd"/>
           </w:p>
         </w:tc>
         <w:tc>
@@ -1185,14 +1183,12 @@
               </w:rPr>
               <w:t xml:space="preserve"> </w:t>
             </w:r>
-            <w:proofErr w:type="spellStart"/>
             <w:r>
               <w:rPr>
                 <w:sz w:val="16"/>
               </w:rPr>
               <w:t>새창로</w:t>
             </w:r>
-            <w:proofErr w:type="spellEnd"/>
             <w:r>
               <w:rPr>
                 <w:spacing w:val="-2"/>
@@ -2607,19 +2603,11 @@
                 <w:sz w:val="14"/>
               </w:rPr>
             </w:pPr>
-            <w:proofErr w:type="spellStart"/>
-            <w:r>
-              <w:rPr>
-                <w:sz w:val="14"/>
-              </w:rPr>
-              <w:t>급시설</w:t>
-            </w:r>
-            <w:proofErr w:type="spellEnd"/>
-            <w:r>
-              <w:rPr>
-                <w:sz w:val="14"/>
-              </w:rPr>
-              <w:t>)(이하</w:t>
+            <w:r>
+              <w:rPr>
+                <w:sz w:val="14"/>
+              </w:rPr>
+              <w:t>급시설)(이하</w:t>
             </w:r>
             <w:r>
               <w:rPr>
@@ -2632,21 +2620,7 @@
               <w:rPr>
                 <w:sz w:val="14"/>
               </w:rPr>
-              <w:t>‘충전시설‘)’</w:t>
-            </w:r>
-            <w:proofErr w:type="spellStart"/>
-            <w:r>
-              <w:rPr>
-                <w:sz w:val="14"/>
-              </w:rPr>
-              <w:t>에</w:t>
-            </w:r>
-            <w:proofErr w:type="spellEnd"/>
-            <w:r>
-              <w:rPr>
-                <w:sz w:val="14"/>
-              </w:rPr>
-              <w:t xml:space="preserve"> 대한</w:t>
+              <w:t>‘충전시설‘)’에 대한</w:t>
             </w:r>
             <w:r>
               <w:rPr>
@@ -2672,16 +2646,8 @@
               <w:rPr>
                 <w:sz w:val="14"/>
               </w:rPr>
-              <w:t>“공급자”</w:t>
-            </w:r>
-            <w:proofErr w:type="spellStart"/>
-            <w:r>
-              <w:rPr>
-                <w:sz w:val="14"/>
-              </w:rPr>
-              <w:t>에</w:t>
-            </w:r>
-            <w:proofErr w:type="spellEnd"/>
+              <w:t>“공급자”에</w:t>
+            </w:r>
             <w:r>
               <w:rPr>
                 <w:spacing w:val="-4"/>
@@ -2711,35 +2677,7 @@
               <w:rPr>
                 <w:sz w:val="14"/>
               </w:rPr>
-              <w:t xml:space="preserve">② “신청자”는 충전시설 설치장소를 무상제공하고, “공급자”는 자신의 투자 및 환 경부 보조로 충전시설을 설치하고 계약기간 동안 충전시설을 운영하며 충전 </w:t>
-            </w:r>
-            <w:proofErr w:type="spellStart"/>
-            <w:r>
-              <w:rPr>
-                <w:sz w:val="14"/>
-              </w:rPr>
-              <w:t>서비</w:t>
-            </w:r>
-            <w:proofErr w:type="spellEnd"/>
-            <w:r>
-              <w:rPr>
-                <w:sz w:val="14"/>
-              </w:rPr>
-              <w:t xml:space="preserve"> </w:t>
-            </w:r>
-            <w:proofErr w:type="spellStart"/>
-            <w:r>
-              <w:rPr>
-                <w:sz w:val="14"/>
-              </w:rPr>
-              <w:t>스를</w:t>
-            </w:r>
-            <w:proofErr w:type="spellEnd"/>
-            <w:r>
-              <w:rPr>
-                <w:sz w:val="14"/>
-              </w:rPr>
-              <w:t xml:space="preserve"> 제공한다.</w:t>
+              <w:t>② “신청자”는 충전시설 설치장소를 무상제공하고, “공급자”는 자신의 투자 및 환 경부 보조로 충전시설을 설치하고 계약기간 동안 충전시설을 운영하며 충전 서비 스를 제공한다.</w:t>
             </w:r>
           </w:p>
           <w:p>
@@ -2756,21 +2694,7 @@
               <w:rPr>
                 <w:sz w:val="14"/>
               </w:rPr>
-              <w:t xml:space="preserve">③ “신청자”는 제3조의 계약기간 동안 “공급자”의 충전기가 정상 운영될 수 </w:t>
-            </w:r>
-            <w:proofErr w:type="spellStart"/>
-            <w:r>
-              <w:rPr>
-                <w:sz w:val="14"/>
-              </w:rPr>
-              <w:t>있도</w:t>
-            </w:r>
-            <w:proofErr w:type="spellEnd"/>
-            <w:r>
-              <w:rPr>
-                <w:sz w:val="14"/>
-              </w:rPr>
-              <w:t xml:space="preserve"> 록 지원하고 운영을 방해하지 않아야 한다.</w:t>
+              <w:t>③ “신청자”는 제3조의 계약기간 동안 “공급자”의 충전기가 정상 운영될 수 있도 록 지원하고 운영을 방해하지 않아야 한다.</w:t>
             </w:r>
           </w:p>
           <w:p>
@@ -2852,21 +2776,7 @@
               <w:rPr>
                 <w:sz w:val="14"/>
               </w:rPr>
-              <w:t xml:space="preserve">제3 자에게 이전 또는 제3자가 이용하게 되는 경우 “신청자＂의 의무는 해당 제3자에 게 승계 </w:t>
-            </w:r>
-            <w:proofErr w:type="spellStart"/>
-            <w:r>
-              <w:rPr>
-                <w:sz w:val="14"/>
-              </w:rPr>
-              <w:t>되어야하며</w:t>
-            </w:r>
-            <w:proofErr w:type="spellEnd"/>
-            <w:r>
-              <w:rPr>
-                <w:sz w:val="14"/>
-              </w:rPr>
-              <w:t xml:space="preserve"> “공급자”의 충전기 운영에 지장이 없도록 하여야 한다.</w:t>
+              <w:t>제3 자에게 이전 또는 제3자가 이용하게 되는 경우 “신청자＂의 의무는 해당 제3자에 게 승계 되어야하며 “공급자”의 충전기 운영에 지장이 없도록 하여야 한다.</w:t>
             </w:r>
           </w:p>
           <w:p>
@@ -3077,21 +2987,7 @@
               <w:rPr>
                 <w:sz w:val="14"/>
               </w:rPr>
-              <w:t xml:space="preserve">확 </w:t>
-            </w:r>
-            <w:proofErr w:type="spellStart"/>
-            <w:r>
-              <w:rPr>
-                <w:sz w:val="14"/>
-              </w:rPr>
-              <w:t>정된</w:t>
-            </w:r>
-            <w:proofErr w:type="spellEnd"/>
-            <w:r>
-              <w:rPr>
-                <w:sz w:val="14"/>
-              </w:rPr>
-              <w:t xml:space="preserve"> 장소에 전기차 충전 시설을 설치하는 것으로 한다.</w:t>
+              <w:t>확 정된 장소에 전기차 충전 시설을 설치하는 것으로 한다.</w:t>
             </w:r>
           </w:p>
           <w:p>
@@ -3229,21 +3125,7 @@
               <w:rPr>
                 <w:sz w:val="14"/>
               </w:rPr>
-              <w:t>③ “공급자”는 전기차 충전 시설의 설치가 완료되면 “신청자”에게 안내하고 “신청 자”는 서비스 이용자가 즉시 사용할 수 있도록 “공급자”</w:t>
-            </w:r>
-            <w:proofErr w:type="spellStart"/>
-            <w:r>
-              <w:rPr>
-                <w:sz w:val="14"/>
-              </w:rPr>
-              <w:t>를</w:t>
-            </w:r>
-            <w:proofErr w:type="spellEnd"/>
-            <w:r>
-              <w:rPr>
-                <w:sz w:val="14"/>
-              </w:rPr>
-              <w:t xml:space="preserve"> 지원하여야 한다.</w:t>
+              <w:t>③ “공급자”는 전기차 충전 시설의 설치가 완료되면 “신청자”에게 안내하고 “신청 자”는 서비스 이용자가 즉시 사용할 수 있도록 “공급자”를 지원하여야 한다.</w:t>
             </w:r>
           </w:p>
           <w:p>
@@ -3439,21 +3321,7 @@
               <w:rPr>
                 <w:sz w:val="14"/>
               </w:rPr>
-              <w:t xml:space="preserve">전기 차 충전 시설의 관리, 하자보수, 부품교환 등 유지보수 및 관리 업무를 “공급자＂ 의 비용으로 수행해야 한다. 다만, “신청자“ 또는 사용자의 책임 있는 사유로 전기 차 충전 시설이 파손 ∙ </w:t>
-            </w:r>
-            <w:proofErr w:type="spellStart"/>
-            <w:r>
-              <w:rPr>
-                <w:sz w:val="14"/>
-              </w:rPr>
-              <w:t>멸실</w:t>
-            </w:r>
-            <w:proofErr w:type="spellEnd"/>
-            <w:r>
-              <w:rPr>
-                <w:sz w:val="14"/>
-              </w:rPr>
-              <w:t xml:space="preserve"> ∙</w:t>
+              <w:t>전기 차 충전 시설의 관리, 하자보수, 부품교환 등 유지보수 및 관리 업무를 “공급자＂ 의 비용으로 수행해야 한다. 다만, “신청자“ 또는 사용자의 책임 있는 사유로 전기 차 충전 시설이 파손 ∙ 멸실 ∙</w:t>
             </w:r>
             <w:r>
               <w:rPr>
@@ -3665,21 +3533,7 @@
               <w:rPr>
                 <w:sz w:val="14"/>
               </w:rPr>
-              <w:t xml:space="preserve">통행 </w:t>
-            </w:r>
-            <w:proofErr w:type="spellStart"/>
-            <w:r>
-              <w:rPr>
-                <w:sz w:val="14"/>
-              </w:rPr>
-              <w:t>에</w:t>
-            </w:r>
-            <w:proofErr w:type="spellEnd"/>
-            <w:r>
-              <w:rPr>
-                <w:sz w:val="14"/>
-              </w:rPr>
-              <w:t xml:space="preserve"> 협조하여야 한다.</w:t>
+              <w:t>통행 에 협조하여야 한다.</w:t>
             </w:r>
           </w:p>
           <w:p>
@@ -3826,35 +3680,7 @@
               <w:rPr>
                 <w:sz w:val="14"/>
               </w:rPr>
-              <w:t xml:space="preserve">구역(충 전기 설치 및 주차 </w:t>
-            </w:r>
-            <w:proofErr w:type="spellStart"/>
-            <w:r>
-              <w:rPr>
-                <w:sz w:val="14"/>
-              </w:rPr>
-              <w:t>바닥면</w:t>
-            </w:r>
-            <w:proofErr w:type="spellEnd"/>
-            <w:r>
-              <w:rPr>
-                <w:sz w:val="14"/>
-              </w:rPr>
-              <w:t xml:space="preserve"> 전용 구역 </w:t>
-            </w:r>
-            <w:proofErr w:type="spellStart"/>
-            <w:r>
-              <w:rPr>
-                <w:sz w:val="14"/>
-              </w:rPr>
-              <w:t>레터링</w:t>
-            </w:r>
-            <w:proofErr w:type="spellEnd"/>
-            <w:r>
-              <w:rPr>
-                <w:sz w:val="14"/>
-              </w:rPr>
-              <w:t xml:space="preserve"> 도색)을 설정한다.</w:t>
+              <w:t>구역(충 전기 설치 및 주차 바닥면 전용 구역 레터링 도색)을 설정한다.</w:t>
             </w:r>
           </w:p>
           <w:p>
@@ -3871,21 +3697,7 @@
               <w:rPr>
                 <w:sz w:val="14"/>
               </w:rPr>
-              <w:t xml:space="preserve">④ “신청자＂는 “공급자”의 </w:t>
-            </w:r>
-            <w:proofErr w:type="spellStart"/>
-            <w:r>
-              <w:rPr>
-                <w:sz w:val="14"/>
-              </w:rPr>
-              <w:t>동의없이</w:t>
-            </w:r>
-            <w:proofErr w:type="spellEnd"/>
-            <w:r>
-              <w:rPr>
-                <w:sz w:val="14"/>
-              </w:rPr>
-              <w:t xml:space="preserve"> 전기차 전용 구역을 변경할 수 없으며, 임의 로 변경 할 경우, “공급자”는 “신청자＂에게 이에 대한 시정을 요구할 수 있다. ＂ 신청자”가 “공급자＂의 시정요구에 대해 즉시 이를 시정하지 아니할 경우, “신청 자”의 책임 있는 사유에 의한 계약 해지로 간주하고, “신청자＂는 본 계약에서 정 한 바에 따라 책임을 부담한다.</w:t>
+              <w:t>④ “신청자＂는 “공급자”의 동의없이 전기차 전용 구역을 변경할 수 없으며, 임의 로 변경 할 경우, “공급자”는 “신청자＂에게 이에 대한 시정을 요구할 수 있다. ＂ 신청자”가 “공급자＂의 시정요구에 대해 즉시 이를 시정하지 아니할 경우, “신청 자”의 책임 있는 사유에 의한 계약 해지로 간주하고, “신청자＂는 본 계약에서 정 한 바에 따라 책임을 부담한다.</w:t>
             </w:r>
           </w:p>
           <w:p>
@@ -5083,14 +4895,12 @@
               </w:rPr>
               <w:t xml:space="preserve"> </w:t>
             </w:r>
-            <w:proofErr w:type="spellStart"/>
             <w:r>
               <w:rPr>
                 <w:sz w:val="14"/>
               </w:rPr>
               <w:t>의무을</w:t>
             </w:r>
-            <w:proofErr w:type="spellEnd"/>
             <w:r>
               <w:rPr>
                 <w:spacing w:val="-2"/>
@@ -5146,21 +4956,7 @@
               <w:rPr>
                 <w:sz w:val="14"/>
               </w:rPr>
-              <w:t xml:space="preserve">② “신청자”의 책임 있는 사유(제 ①항 각 호의 사유를 포함함)로 본 계약이 해지 될 경우 “신청자”는 계약해지일로부터 30일 이내에 제 2조 계약금액 전액과 철거 비용 전액을 “공급자”에게 </w:t>
-            </w:r>
-            <w:proofErr w:type="spellStart"/>
-            <w:r>
-              <w:rPr>
-                <w:sz w:val="14"/>
-              </w:rPr>
-              <w:t>배상해야한다</w:t>
-            </w:r>
-            <w:proofErr w:type="spellEnd"/>
-            <w:r>
-              <w:rPr>
-                <w:sz w:val="14"/>
-              </w:rPr>
-              <w:t>.</w:t>
+              <w:t>② “신청자”의 책임 있는 사유(제 ①항 각 호의 사유를 포함함)로 본 계약이 해지 될 경우 “신청자”는 계약해지일로부터 30일 이내에 제 2조 계약금액 전액과 철거 비용 전액을 “공급자”에게 배상해야한다.</w:t>
             </w:r>
           </w:p>
           <w:p>
@@ -5548,21 +5344,7 @@
               <w:rPr>
                 <w:sz w:val="14"/>
               </w:rPr>
-              <w:t xml:space="preserve">② 본 계약의 종료 후 “신청자”는 다른 회사와 계약을 통해 “공급자”의 설비를 임 의로 사용할 수 없으며, 이 경우 “공급자”가 해당 회사와 소유권 이전에 대한 협의 </w:t>
-            </w:r>
-            <w:proofErr w:type="spellStart"/>
-            <w:r>
-              <w:rPr>
-                <w:sz w:val="14"/>
-              </w:rPr>
-              <w:t>를</w:t>
-            </w:r>
-            <w:proofErr w:type="spellEnd"/>
-            <w:r>
-              <w:rPr>
-                <w:sz w:val="14"/>
-              </w:rPr>
-              <w:t xml:space="preserve"> 할 수 있도록 협조하여야 하며, “신청자”가 무단으로 사용할 경우 “신청자”는 “공급자”에게 전기차 충전시설 구축에 소요된 투자비 전액을 지급하여야 한다.</w:t>
+              <w:t>② 본 계약의 종료 후 “신청자”는 다른 회사와 계약을 통해 “공급자”의 설비를 임 의로 사용할 수 없으며, 이 경우 “공급자”가 해당 회사와 소유권 이전에 대한 협의 를 할 수 있도록 협조하여야 하며, “신청자”가 무단으로 사용할 경우 “신청자”는 “공급자”에게 전기차 충전시설 구축에 소요된 투자비 전액을 지급하여야 한다.</w:t>
             </w:r>
           </w:p>
           <w:p>
@@ -5706,35 +5488,7 @@
               <w:rPr>
                 <w:sz w:val="14"/>
               </w:rPr>
-              <w:t xml:space="preserve">① 본 계약에 규정되지 아니한 사항 및 계약 해석에 대한 이견은 당사자 간 협의 </w:t>
-            </w:r>
-            <w:proofErr w:type="spellStart"/>
-            <w:r>
-              <w:rPr>
-                <w:sz w:val="14"/>
-              </w:rPr>
-              <w:t>에</w:t>
-            </w:r>
-            <w:proofErr w:type="spellEnd"/>
-            <w:r>
-              <w:rPr>
-                <w:sz w:val="14"/>
-              </w:rPr>
-              <w:t xml:space="preserve"> 의하여 해소하고, 협의로 해소되지 않는 경우에는 일반적으로 인정되는 상 관 </w:t>
-            </w:r>
-            <w:proofErr w:type="spellStart"/>
-            <w:r>
-              <w:rPr>
-                <w:sz w:val="14"/>
-              </w:rPr>
-              <w:t>례에</w:t>
-            </w:r>
-            <w:proofErr w:type="spellEnd"/>
-            <w:r>
-              <w:rPr>
-                <w:sz w:val="14"/>
-              </w:rPr>
-              <w:t xml:space="preserve"> 따른다.</w:t>
+              <w:t>① 본 계약에 규정되지 아니한 사항 및 계약 해석에 대한 이견은 당사자 간 협의 에 의하여 해소하고, 협의로 해소되지 않는 경우에는 일반적으로 인정되는 상 관 례에 따른다.</w:t>
             </w:r>
           </w:p>
           <w:p>
@@ -7161,7 +6915,7 @@
       <w:pPr>
         <w:pStyle w:val="a3"/>
         <w:rPr>
-          <w:rFonts w:ascii="Times New Roman" w:hint="eastAsia"/>
+          <w:rFonts w:ascii="Times New Roman"/>
           <w:sz w:val="20"/>
         </w:rPr>
       </w:pPr>
@@ -7173,7 +6927,7 @@
         <mc:AlternateContent>
           <mc:Choice Requires="wpg">
             <w:drawing>
-              <wp:anchor distT="0" distB="0" distL="114300" distR="114300" simplePos="0" relativeHeight="487435264" behindDoc="1" locked="0" layoutInCell="1" allowOverlap="1" wp14:anchorId="5105B7D7" wp14:editId="7A3B2762">
+              <wp:anchor distT="0" distB="0" distL="114300" distR="114300" simplePos="0" relativeHeight="487435264" behindDoc="1" locked="0" layoutInCell="1" allowOverlap="1" wp14:anchorId="5105B7D7" wp14:editId="4317C957">
                 <wp:simplePos x="0" y="0"/>
                 <wp:positionH relativeFrom="page">
                   <wp:posOffset>350520</wp:posOffset>
@@ -8633,7 +8387,6 @@
         <w:ind w:left="226" w:right="277"/>
         <w:jc w:val="both"/>
         <w:rPr>
-          <w:rFonts w:hint="eastAsia"/>
           <w:sz w:val="44"/>
           <w:szCs w:val="44"/>
         </w:rPr>
@@ -8764,23 +8517,7 @@
           <w:sz w:val="28"/>
           <w:szCs w:val="28"/>
         </w:rPr>
-        <w:t xml:space="preserve">※ 종료 후 </w:t>
-      </w:r>
-      <w:proofErr w:type="spellStart"/>
-      <w:r>
-        <w:rPr>
-          <w:sz w:val="28"/>
-          <w:szCs w:val="28"/>
-        </w:rPr>
-        <w:t>나이스차저</w:t>
-      </w:r>
-      <w:proofErr w:type="spellEnd"/>
-      <w:r>
-        <w:rPr>
-          <w:sz w:val="28"/>
-          <w:szCs w:val="28"/>
-        </w:rPr>
-        <w:t xml:space="preserve"> 홈페이지에 게시된 공시요금 적용</w:t>
+        <w:t>※ 종료 후 나이스차저 홈페이지에 게시된 공시요금 적용</w:t>
       </w:r>
     </w:p>
     <w:p>
@@ -8796,23 +8533,7 @@
           <w:sz w:val="28"/>
           <w:szCs w:val="28"/>
         </w:rPr>
-        <w:t xml:space="preserve">(공시 요금은 한전 전기료 및 </w:t>
-      </w:r>
-      <w:proofErr w:type="spellStart"/>
-      <w:r>
-        <w:rPr>
-          <w:sz w:val="28"/>
-          <w:szCs w:val="28"/>
-        </w:rPr>
-        <w:t>기후부</w:t>
-      </w:r>
-      <w:proofErr w:type="spellEnd"/>
-      <w:r>
-        <w:rPr>
-          <w:sz w:val="28"/>
-          <w:szCs w:val="28"/>
-        </w:rPr>
-        <w:t xml:space="preserve"> 공공요금 인상 등 사정에 따라 변동될 수 있음)</w:t>
+        <w:t>(공시 요금은 한전 전기료 및 기후부 공공요금 인상 등 사정에 따라 변동될 수 있음)</w:t>
       </w:r>
     </w:p>
     <w:p>
@@ -8907,46 +8628,7 @@
       <w:pPr>
         <w:pStyle w:val="a3"/>
         <w:rPr>
-          <w:sz w:val="20"/>
-        </w:rPr>
-      </w:pPr>
-    </w:p>
-    <w:p>
-      <w:pPr>
-        <w:pStyle w:val="a3"/>
-        <w:rPr>
-          <w:sz w:val="20"/>
-        </w:rPr>
-      </w:pPr>
-    </w:p>
-    <w:p>
-      <w:pPr>
-        <w:pStyle w:val="a3"/>
-        <w:rPr>
-          <w:sz w:val="20"/>
-        </w:rPr>
-      </w:pPr>
-    </w:p>
-    <w:p>
-      <w:pPr>
-        <w:pStyle w:val="a3"/>
-        <w:rPr>
-          <w:sz w:val="20"/>
-        </w:rPr>
-      </w:pPr>
-    </w:p>
-    <w:p>
-      <w:pPr>
-        <w:pStyle w:val="a3"/>
-        <w:rPr>
-          <w:sz w:val="20"/>
-        </w:rPr>
-      </w:pPr>
-    </w:p>
-    <w:p>
-      <w:pPr>
-        <w:pStyle w:val="a3"/>
-        <w:rPr>
+          <w:rFonts w:hint="eastAsia"/>
           <w:sz w:val="20"/>
         </w:rPr>
       </w:pPr>
@@ -9168,7 +8850,6 @@
           <w:w w:val="105"/>
           <w:sz w:val="23"/>
         </w:rPr>
-        <w:lastRenderedPageBreak/>
         <w:br w:type="page"/>
       </w:r>
     </w:p>
@@ -9224,31 +8905,7 @@
           <w:szCs w:val="32"/>
           <w:u w:val="single"/>
         </w:rPr>
-        <w:t xml:space="preserve">전기자동차 </w:t>
-      </w:r>
-      <w:proofErr w:type="spellStart"/>
-      <w:r>
-        <w:rPr>
-          <w:rFonts w:hint="eastAsia"/>
-          <w:b/>
-          <w:bCs/>
-          <w:sz w:val="32"/>
-          <w:szCs w:val="32"/>
-          <w:u w:val="single"/>
-        </w:rPr>
-        <w:t>완속충전시설</w:t>
-      </w:r>
-      <w:proofErr w:type="spellEnd"/>
-      <w:r>
-        <w:rPr>
-          <w:rFonts w:hint="eastAsia"/>
-          <w:b/>
-          <w:bCs/>
-          <w:sz w:val="32"/>
-          <w:szCs w:val="32"/>
-          <w:u w:val="single"/>
-        </w:rPr>
-        <w:t xml:space="preserve"> 설치 신청서</w:t>
+        <w:t>전기자동차 완속충전시설 설치 신청서</w:t>
       </w:r>
     </w:p>
     <w:tbl>
@@ -9371,18 +9028,8 @@
                 <w:sz w:val="18"/>
                 <w:szCs w:val="18"/>
               </w:rPr>
-              <w:t xml:space="preserve">보유 </w:t>
-            </w:r>
-            <w:proofErr w:type="spellStart"/>
-            <w:r>
-              <w:rPr>
-                <w:rFonts w:hint="eastAsia"/>
-                <w:sz w:val="18"/>
-                <w:szCs w:val="18"/>
-              </w:rPr>
-              <w:t>주차면수</w:t>
-            </w:r>
-            <w:proofErr w:type="spellEnd"/>
+              <w:t>보유 주차면수</w:t>
+            </w:r>
           </w:p>
         </w:tc>
         <w:bookmarkStart w:id="1" w:name="Parkinglot"/>
@@ -10172,21 +9819,12 @@
                 <w:szCs w:val="18"/>
               </w:rPr>
             </w:pPr>
-            <w:proofErr w:type="spellStart"/>
-            <w:r>
-              <w:rPr>
-                <w:sz w:val="18"/>
-                <w:szCs w:val="18"/>
-              </w:rPr>
-              <w:t>나이스인프라</w:t>
-            </w:r>
-            <w:proofErr w:type="spellEnd"/>
-            <w:r>
-              <w:rPr>
-                <w:sz w:val="18"/>
-                <w:szCs w:val="18"/>
-              </w:rPr>
-              <w:t>(주)</w:t>
+            <w:r>
+              <w:rPr>
+                <w:sz w:val="18"/>
+                <w:szCs w:val="18"/>
+              </w:rPr>
+              <w:t>나이스인프라(주)</w:t>
             </w:r>
           </w:p>
         </w:tc>
@@ -10726,21 +10364,12 @@
                 <w:szCs w:val="18"/>
               </w:rPr>
             </w:pPr>
-            <w:proofErr w:type="spellStart"/>
-            <w:r>
-              <w:rPr>
-                <w:sz w:val="18"/>
-                <w:szCs w:val="18"/>
-              </w:rPr>
-              <w:t>가능하오니</w:t>
-            </w:r>
-            <w:proofErr w:type="spellEnd"/>
-            <w:r>
-              <w:rPr>
-                <w:sz w:val="18"/>
-                <w:szCs w:val="18"/>
-              </w:rPr>
-              <w:t xml:space="preserve"> 사업수행기관에 필히 확인 후 진행하여 주시기 바랍니다.</w:t>
+            <w:r>
+              <w:rPr>
+                <w:sz w:val="18"/>
+                <w:szCs w:val="18"/>
+              </w:rPr>
+              <w:t>가능하오니 사업수행기관에 필히 확인 후 진행하여 주시기 바랍니다.</w:t>
             </w:r>
           </w:p>
         </w:tc>
@@ -11008,23 +10637,7 @@
                 <w:sz w:val="18"/>
                 <w:szCs w:val="18"/>
               </w:rPr>
-              <w:t>『지방세법』,</w:t>
-            </w:r>
-            <w:proofErr w:type="spellStart"/>
-            <w:r>
-              <w:rPr>
-                <w:sz w:val="18"/>
-                <w:szCs w:val="18"/>
-              </w:rPr>
-              <w:t>에</w:t>
-            </w:r>
-            <w:proofErr w:type="spellEnd"/>
-            <w:r>
-              <w:rPr>
-                <w:sz w:val="18"/>
-                <w:szCs w:val="18"/>
-              </w:rPr>
-              <w:t xml:space="preserve"> 따라 충전시설 설치 시에 취득세, 재산세를 납부하여야 함</w:t>
+              <w:t>『지방세법』,에 따라 충전시설 설치 시에 취득세, 재산세를 납부하여야 함</w:t>
             </w:r>
           </w:p>
         </w:tc>
@@ -11245,23 +10858,7 @@
                 <w:sz w:val="18"/>
                 <w:szCs w:val="18"/>
               </w:rPr>
-              <w:t xml:space="preserve">무공해차 </w:t>
-            </w:r>
-            <w:proofErr w:type="spellStart"/>
-            <w:r>
-              <w:rPr>
-                <w:sz w:val="18"/>
-                <w:szCs w:val="18"/>
-              </w:rPr>
-              <w:t>통합누리집에</w:t>
-            </w:r>
-            <w:proofErr w:type="spellEnd"/>
-            <w:r>
-              <w:rPr>
-                <w:sz w:val="18"/>
-                <w:szCs w:val="18"/>
-              </w:rPr>
-              <w:t xml:space="preserve"> 위치, 상태정보 표시</w:t>
+              <w:t>무공해차 통합누리집에 위치, 상태정보 표시</w:t>
             </w:r>
           </w:p>
           <w:p>
@@ -11285,23 +10882,7 @@
                 <w:sz w:val="18"/>
                 <w:szCs w:val="18"/>
               </w:rPr>
-              <w:t xml:space="preserve">외부인의 출입을 제한하더라도 무공해차 </w:t>
-            </w:r>
-            <w:proofErr w:type="spellStart"/>
-            <w:r>
-              <w:rPr>
-                <w:sz w:val="18"/>
-                <w:szCs w:val="18"/>
-              </w:rPr>
-              <w:t>통합누리집에</w:t>
-            </w:r>
-            <w:proofErr w:type="spellEnd"/>
-            <w:r>
-              <w:rPr>
-                <w:sz w:val="18"/>
-                <w:szCs w:val="18"/>
-              </w:rPr>
-              <w:t xml:space="preserve"> 충전시설 위치, </w:t>
+              <w:t xml:space="preserve">외부인의 출입을 제한하더라도 무공해차 통합누리집에 충전시설 위치, </w:t>
             </w:r>
             <w:r>
               <w:rPr>
@@ -11852,21 +11433,7 @@
               <w:rPr>
                 <w:sz w:val="24"/>
               </w:rPr>
-              <w:t xml:space="preserve">2026년도 전기차 공용 </w:t>
-            </w:r>
-            <w:proofErr w:type="spellStart"/>
-            <w:r>
-              <w:rPr>
-                <w:sz w:val="24"/>
-              </w:rPr>
-              <w:t>완속충전시설</w:t>
-            </w:r>
-            <w:proofErr w:type="spellEnd"/>
-            <w:r>
-              <w:rPr>
-                <w:sz w:val="24"/>
-              </w:rPr>
-              <w:t xml:space="preserve"> 설치 보조사업과 관련하여 신청서에 기입한 사항이 틀림</w:t>
+              <w:t>2026년도 전기차 공용 완속충전시설 설치 보조사업과 관련하여 신청서에 기입한 사항이 틀림</w:t>
             </w:r>
             <w:r>
               <w:rPr>
@@ -12319,19 +11886,11 @@
           <w:text/>
         </w:sdtPr>
         <w:sdtContent>
-          <w:proofErr w:type="spellStart"/>
           <w:r>
             <w:rPr>
               <w:rFonts w:hint="eastAsia"/>
             </w:rPr>
-            <w:t>운암포레스힐</w:t>
-          </w:r>
-          <w:proofErr w:type="spellEnd"/>
-          <w:r>
-            <w:rPr>
-              <w:rFonts w:hint="eastAsia"/>
-            </w:rPr>
-            <w:t>2 관리사무소</w:t>
+            <w:t>운암포레스힐2 관리사무소</w:t>
           </w:r>
         </w:sdtContent>
       </w:sdt>
@@ -12876,7 +12435,6 @@
                 <w:bCs/>
                 <w:szCs w:val="22"/>
               </w:rPr>
-              <w:lastRenderedPageBreak/>
               <w:t>개인정보</w:t>
             </w:r>
             <w:r>
@@ -12886,9 +12444,26 @@
                 <w:bCs/>
                 <w:szCs w:val="22"/>
               </w:rPr>
-              <w:t xml:space="preserve"> </w:t>
-            </w:r>
-            <w:proofErr w:type="spellStart"/>
+              <w:t xml:space="preserve"> 수집</w:t>
+            </w:r>
+            <w:r>
+              <w:rPr>
+                <w:rFonts w:ascii="Apple SD Gothic Neo" w:eastAsia="Apple SD Gothic Neo" w:hAnsi="Apple SD Gothic Neo" w:cs="Apple SD Gothic Neo" w:hint="eastAsia"/>
+                <w:b/>
+                <w:bCs/>
+                <w:szCs w:val="22"/>
+              </w:rPr>
+              <w:t>・</w:t>
+            </w:r>
+            <w:r>
+              <w:rPr>
+                <w:rFonts w:hAnsiTheme="minorEastAsia" w:hint="eastAsia"/>
+                <w:b/>
+                <w:bCs/>
+                <w:szCs w:val="22"/>
+              </w:rPr>
+              <w:t>이용</w:t>
+            </w:r>
             <w:r>
               <w:rPr>
                 <w:rFonts w:hAnsiTheme="minorEastAsia"/>
@@ -12896,14 +12471,172 @@
                 <w:bCs/>
                 <w:szCs w:val="22"/>
               </w:rPr>
-              <w:t>수집</w:t>
+              <w:t xml:space="preserve"> 및 제3자 위탁·제공 동의서</w:t>
+            </w:r>
+          </w:p>
+          <w:p>
+            <w:pPr>
+              <w:jc w:val="both"/>
+              <w:rPr>
+                <w:rFonts w:hAnsiTheme="minorEastAsia"/>
+                <w:sz w:val="18"/>
+                <w:szCs w:val="18"/>
+              </w:rPr>
+            </w:pPr>
+          </w:p>
+          <w:p>
+            <w:pPr>
+              <w:jc w:val="both"/>
+              <w:rPr>
+                <w:rFonts w:hAnsiTheme="minorEastAsia"/>
+                <w:sz w:val="18"/>
+                <w:szCs w:val="18"/>
+              </w:rPr>
+            </w:pPr>
+            <w:r>
+              <w:rPr>
+                <w:rFonts w:hAnsiTheme="minorEastAsia"/>
+                <w:sz w:val="18"/>
+                <w:szCs w:val="18"/>
+              </w:rPr>
+              <w:t>충전인프라 설치 지원과 관련하여 「개인정보보호법」제15조(개인정보의 수집ㆍ이용) 및 제22조에 따라 귀하의 개인정보를 아래와 같이 수집</w:t>
+            </w:r>
+            <w:r>
+              <w:rPr>
+                <w:rFonts w:ascii="Apple SD Gothic Neo" w:eastAsia="Apple SD Gothic Neo" w:hAnsi="Apple SD Gothic Neo" w:cs="Apple SD Gothic Neo" w:hint="eastAsia"/>
+                <w:sz w:val="18"/>
+                <w:szCs w:val="18"/>
+              </w:rPr>
+              <w:t>・</w:t>
+            </w:r>
+            <w:r>
+              <w:rPr>
+                <w:rFonts w:hAnsiTheme="minorEastAsia" w:hint="eastAsia"/>
+                <w:sz w:val="18"/>
+                <w:szCs w:val="18"/>
+              </w:rPr>
+              <w:t>이용</w:t>
+            </w:r>
+            <w:r>
+              <w:rPr>
+                <w:rFonts w:hAnsiTheme="minorEastAsia"/>
+                <w:sz w:val="18"/>
+                <w:szCs w:val="18"/>
+              </w:rPr>
+              <w:t xml:space="preserve"> 및 제3자 위탁·제공을 하고자 합니다.</w:t>
+            </w:r>
+          </w:p>
+          <w:p>
+            <w:pPr>
+              <w:jc w:val="both"/>
+              <w:rPr>
+                <w:rFonts w:hAnsiTheme="minorEastAsia"/>
+                <w:sz w:val="18"/>
+                <w:szCs w:val="18"/>
+              </w:rPr>
+            </w:pPr>
+            <w:r>
+              <w:rPr>
+                <w:rFonts w:hAnsiTheme="minorEastAsia"/>
+                <w:sz w:val="18"/>
+                <w:szCs w:val="18"/>
+              </w:rPr>
+              <w:t>다음의 사항에 대해 충분히 읽어보신 후, 동의 여부를 체크, 서명하여 주시기 바랍니다.</w:t>
+            </w:r>
+          </w:p>
+          <w:p>
+            <w:pPr>
+              <w:jc w:val="both"/>
+              <w:rPr>
+                <w:rFonts w:hAnsiTheme="minorEastAsia"/>
+                <w:sz w:val="18"/>
+                <w:szCs w:val="18"/>
+              </w:rPr>
+            </w:pPr>
+            <w:r>
+              <w:rPr>
+                <w:rFonts w:hAnsiTheme="minorEastAsia"/>
+                <w:sz w:val="18"/>
+                <w:szCs w:val="18"/>
+              </w:rPr>
+              <w:t>※ 귀하께서는 개인정보 제공 및 활용을 거부할 권리가 있으며, 제공사항은 구입을 위해 반드시 필요한 사항으로 거부하실 경우 보조금 지급이 어려움을 알려드립니다.</w:t>
+            </w:r>
+          </w:p>
+          <w:p>
+            <w:pPr>
+              <w:jc w:val="both"/>
+              <w:rPr>
+                <w:rFonts w:hAnsiTheme="minorEastAsia"/>
+                <w:sz w:val="18"/>
+                <w:szCs w:val="18"/>
+              </w:rPr>
+            </w:pPr>
+          </w:p>
+          <w:p>
+            <w:pPr>
+              <w:jc w:val="both"/>
+              <w:rPr>
+                <w:rFonts w:hAnsiTheme="minorEastAsia"/>
+                <w:sz w:val="18"/>
+                <w:szCs w:val="18"/>
+              </w:rPr>
+            </w:pPr>
+            <w:r>
+              <w:rPr>
+                <w:rFonts w:hAnsiTheme="minorEastAsia"/>
+                <w:b/>
+                <w:bCs/>
+                <w:sz w:val="18"/>
+                <w:szCs w:val="18"/>
+              </w:rPr>
+              <w:t>1. 개인정보 수집 및 이용 동의[필수]</w:t>
+            </w:r>
+          </w:p>
+          <w:p>
+            <w:pPr>
+              <w:jc w:val="both"/>
+              <w:rPr>
+                <w:rFonts w:hAnsiTheme="minorEastAsia"/>
+                <w:sz w:val="18"/>
+                <w:szCs w:val="18"/>
+              </w:rPr>
+            </w:pPr>
+          </w:p>
+        </w:tc>
+      </w:tr>
+      <w:tr>
+        <w:tc>
+          <w:tcPr>
+            <w:tcW w:w="9933" w:type="dxa"/>
+          </w:tcPr>
+          <w:p>
+            <w:pPr>
+              <w:jc w:val="both"/>
+              <w:rPr>
+                <w:rFonts w:hAnsiTheme="minorEastAsia"/>
+                <w:b/>
+                <w:bCs/>
+                <w:sz w:val="18"/>
+                <w:szCs w:val="18"/>
+              </w:rPr>
+            </w:pPr>
+            <w:r>
+              <w:rPr>
+                <w:rFonts w:hAnsiTheme="minorEastAsia"/>
+                <w:b/>
+                <w:bCs/>
+                <w:sz w:val="18"/>
+                <w:szCs w:val="18"/>
+              </w:rPr>
+              <w:t>[수집</w:t>
             </w:r>
             <w:r>
               <w:rPr>
                 <w:rFonts w:ascii="Apple SD Gothic Neo" w:eastAsia="Apple SD Gothic Neo" w:hAnsi="Apple SD Gothic Neo" w:cs="Apple SD Gothic Neo" w:hint="eastAsia"/>
                 <w:b/>
                 <w:bCs/>
-                <w:szCs w:val="22"/>
+                <w:sz w:val="18"/>
+                <w:szCs w:val="18"/>
               </w:rPr>
               <w:t>・</w:t>
             </w:r>
@@ -12912,19 +12645,20 @@
                 <w:rFonts w:hAnsiTheme="minorEastAsia" w:hint="eastAsia"/>
                 <w:b/>
                 <w:bCs/>
-                <w:szCs w:val="22"/>
-              </w:rPr>
-              <w:t>이용</w:t>
-            </w:r>
-            <w:proofErr w:type="spellEnd"/>
+                <w:sz w:val="18"/>
+                <w:szCs w:val="18"/>
+              </w:rPr>
+              <w:t>이용하려는</w:t>
+            </w:r>
             <w:r>
               <w:rPr>
                 <w:rFonts w:hAnsiTheme="minorEastAsia"/>
                 <w:b/>
                 <w:bCs/>
-                <w:szCs w:val="22"/>
-              </w:rPr>
-              <w:t xml:space="preserve"> 및 제3자 위탁·제공 동의서</w:t>
+                <w:sz w:val="18"/>
+                <w:szCs w:val="18"/>
+              </w:rPr>
+              <w:t xml:space="preserve"> 개인정보의 항목]</w:t>
             </w:r>
           </w:p>
           <w:p>
@@ -12936,169 +12670,34 @@
                 <w:szCs w:val="18"/>
               </w:rPr>
             </w:pPr>
+            <w:r>
+              <w:rPr>
+                <w:rFonts w:ascii="Apple SD Gothic Neo" w:eastAsia="Apple SD Gothic Neo" w:hAnsi="Apple SD Gothic Neo" w:cs="Apple SD Gothic Neo" w:hint="eastAsia"/>
+                <w:sz w:val="18"/>
+                <w:szCs w:val="18"/>
+              </w:rPr>
+              <w:t>・</w:t>
+            </w:r>
+            <w:r>
+              <w:rPr>
+                <w:rFonts w:hAnsiTheme="minorEastAsia" w:hint="eastAsia"/>
+                <w:sz w:val="18"/>
+                <w:szCs w:val="18"/>
+              </w:rPr>
+              <w:t>개인식별정보</w:t>
+            </w:r>
+            <w:r>
+              <w:rPr>
+                <w:rFonts w:hAnsiTheme="minorEastAsia"/>
+                <w:sz w:val="18"/>
+                <w:szCs w:val="18"/>
+              </w:rPr>
+              <w:t>(성명, 연락처, 주소, 신상사항 등) 및 보조금 신청에 관한 사항</w:t>
+            </w:r>
           </w:p>
           <w:p>
             <w:pPr>
               <w:jc w:val="both"/>
-              <w:rPr>
-                <w:rFonts w:hAnsiTheme="minorEastAsia"/>
-                <w:sz w:val="18"/>
-                <w:szCs w:val="18"/>
-              </w:rPr>
-            </w:pPr>
-            <w:r>
-              <w:rPr>
-                <w:rFonts w:hAnsiTheme="minorEastAsia"/>
-                <w:sz w:val="18"/>
-                <w:szCs w:val="18"/>
-              </w:rPr>
-              <w:t>충전인프라 설치 지원과 관련하여 「</w:t>
-            </w:r>
-            <w:proofErr w:type="spellStart"/>
-            <w:r>
-              <w:rPr>
-                <w:rFonts w:hAnsiTheme="minorEastAsia"/>
-                <w:sz w:val="18"/>
-                <w:szCs w:val="18"/>
-              </w:rPr>
-              <w:t>개인정보보호법」제</w:t>
-            </w:r>
-            <w:proofErr w:type="spellEnd"/>
-            <w:r>
-              <w:rPr>
-                <w:rFonts w:hAnsiTheme="minorEastAsia"/>
-                <w:sz w:val="18"/>
-                <w:szCs w:val="18"/>
-              </w:rPr>
-              <w:t xml:space="preserve">15조(개인정보의 </w:t>
-            </w:r>
-            <w:proofErr w:type="spellStart"/>
-            <w:r>
-              <w:rPr>
-                <w:rFonts w:hAnsiTheme="minorEastAsia"/>
-                <w:sz w:val="18"/>
-                <w:szCs w:val="18"/>
-              </w:rPr>
-              <w:t>수집ㆍ이용</w:t>
-            </w:r>
-            <w:proofErr w:type="spellEnd"/>
-            <w:r>
-              <w:rPr>
-                <w:rFonts w:hAnsiTheme="minorEastAsia"/>
-                <w:sz w:val="18"/>
-                <w:szCs w:val="18"/>
-              </w:rPr>
-              <w:t xml:space="preserve">) 및 제22조에 따라 귀하의 개인정보를 아래와 같이 </w:t>
-            </w:r>
-            <w:proofErr w:type="spellStart"/>
-            <w:r>
-              <w:rPr>
-                <w:rFonts w:hAnsiTheme="minorEastAsia"/>
-                <w:sz w:val="18"/>
-                <w:szCs w:val="18"/>
-              </w:rPr>
-              <w:t>수집</w:t>
-            </w:r>
-            <w:r>
-              <w:rPr>
-                <w:rFonts w:ascii="Apple SD Gothic Neo" w:eastAsia="Apple SD Gothic Neo" w:hAnsi="Apple SD Gothic Neo" w:cs="Apple SD Gothic Neo" w:hint="eastAsia"/>
-                <w:sz w:val="18"/>
-                <w:szCs w:val="18"/>
-              </w:rPr>
-              <w:t>・</w:t>
-            </w:r>
-            <w:r>
-              <w:rPr>
-                <w:rFonts w:hAnsiTheme="minorEastAsia" w:hint="eastAsia"/>
-                <w:sz w:val="18"/>
-                <w:szCs w:val="18"/>
-              </w:rPr>
-              <w:t>이용</w:t>
-            </w:r>
-            <w:proofErr w:type="spellEnd"/>
-            <w:r>
-              <w:rPr>
-                <w:rFonts w:hAnsiTheme="minorEastAsia"/>
-                <w:sz w:val="18"/>
-                <w:szCs w:val="18"/>
-              </w:rPr>
-              <w:t xml:space="preserve"> 및 제3자 위탁·제공을 하고자 합니다.</w:t>
-            </w:r>
-          </w:p>
-          <w:p>
-            <w:pPr>
-              <w:jc w:val="both"/>
-              <w:rPr>
-                <w:rFonts w:hAnsiTheme="minorEastAsia"/>
-                <w:sz w:val="18"/>
-                <w:szCs w:val="18"/>
-              </w:rPr>
-            </w:pPr>
-            <w:r>
-              <w:rPr>
-                <w:rFonts w:hAnsiTheme="minorEastAsia"/>
-                <w:sz w:val="18"/>
-                <w:szCs w:val="18"/>
-              </w:rPr>
-              <w:t xml:space="preserve">다음의 사항에 대해 충분히 </w:t>
-            </w:r>
-            <w:proofErr w:type="spellStart"/>
-            <w:r>
-              <w:rPr>
-                <w:rFonts w:hAnsiTheme="minorEastAsia"/>
-                <w:sz w:val="18"/>
-                <w:szCs w:val="18"/>
-              </w:rPr>
-              <w:t>읽어보신</w:t>
-            </w:r>
-            <w:proofErr w:type="spellEnd"/>
-            <w:r>
-              <w:rPr>
-                <w:rFonts w:hAnsiTheme="minorEastAsia"/>
-                <w:sz w:val="18"/>
-                <w:szCs w:val="18"/>
-              </w:rPr>
-              <w:t xml:space="preserve"> 후, 동의 여부를 체크, 서명하여 주시기 바랍니다.</w:t>
-            </w:r>
-          </w:p>
-          <w:p>
-            <w:pPr>
-              <w:jc w:val="both"/>
-              <w:rPr>
-                <w:rFonts w:hAnsiTheme="minorEastAsia"/>
-                <w:sz w:val="18"/>
-                <w:szCs w:val="18"/>
-              </w:rPr>
-            </w:pPr>
-            <w:r>
-              <w:rPr>
-                <w:rFonts w:hAnsiTheme="minorEastAsia"/>
-                <w:sz w:val="18"/>
-                <w:szCs w:val="18"/>
-              </w:rPr>
-              <w:t>※ 귀하께서는 개인정보 제공 및 활용을 거부할 권리가 있으며, 제공사항은 구입을 위해 반드시 필요한 사항으로 거부하실 경우 보조금 지급이 어려움을 알려드립니다.</w:t>
-            </w:r>
-          </w:p>
-          <w:p>
-            <w:pPr>
-              <w:jc w:val="both"/>
-              <w:rPr>
-                <w:rFonts w:hAnsiTheme="minorEastAsia"/>
-                <w:sz w:val="18"/>
-                <w:szCs w:val="18"/>
-              </w:rPr>
-            </w:pPr>
-          </w:p>
-          <w:p>
-            <w:pPr>
-              <w:jc w:val="both"/>
-              <w:rPr>
-                <w:rFonts w:hAnsiTheme="minorEastAsia"/>
-                <w:sz w:val="18"/>
-                <w:szCs w:val="18"/>
-              </w:rPr>
-            </w:pPr>
-            <w:r>
               <w:rPr>
                 <w:rFonts w:hAnsiTheme="minorEastAsia"/>
                 <w:b/>
@@ -13106,29 +12705,8 @@
                 <w:sz w:val="18"/>
                 <w:szCs w:val="18"/>
               </w:rPr>
-              <w:t>1. 개인정보 수집 및 이용 동의[필수]</w:t>
-            </w:r>
-          </w:p>
-          <w:p>
-            <w:pPr>
-              <w:jc w:val="both"/>
-              <w:rPr>
-                <w:rFonts w:hAnsiTheme="minorEastAsia"/>
-                <w:sz w:val="18"/>
-                <w:szCs w:val="18"/>
-              </w:rPr>
-            </w:pPr>
-          </w:p>
-        </w:tc>
-      </w:tr>
-      <w:tr>
-        <w:tc>
-          <w:tcPr>
-            <w:tcW w:w="9933" w:type="dxa"/>
-          </w:tcPr>
-          <w:p>
-            <w:pPr>
-              <w:jc w:val="both"/>
+            </w:pPr>
+            <w:r>
               <w:rPr>
                 <w:rFonts w:hAnsiTheme="minorEastAsia"/>
                 <w:b/>
@@ -13136,7 +12714,28 @@
                 <w:sz w:val="18"/>
                 <w:szCs w:val="18"/>
               </w:rPr>
-            </w:pPr>
+              <w:t>[개인정보의 수집</w:t>
+            </w:r>
+            <w:r>
+              <w:rPr>
+                <w:rFonts w:ascii="Apple SD Gothic Neo" w:eastAsia="Apple SD Gothic Neo" w:hAnsi="Apple SD Gothic Neo" w:cs="Apple SD Gothic Neo" w:hint="eastAsia"/>
+                <w:b/>
+                <w:bCs/>
+                <w:sz w:val="18"/>
+                <w:szCs w:val="18"/>
+              </w:rPr>
+              <w:t>・</w:t>
+            </w:r>
+            <w:r>
+              <w:rPr>
+                <w:rFonts w:hAnsiTheme="minorEastAsia" w:hint="eastAsia"/>
+                <w:b/>
+                <w:bCs/>
+                <w:sz w:val="18"/>
+                <w:szCs w:val="18"/>
+              </w:rPr>
+              <w:t>이용</w:t>
+            </w:r>
             <w:r>
               <w:rPr>
                 <w:rFonts w:hAnsiTheme="minorEastAsia"/>
@@ -13145,10 +12744,46 @@
                 <w:sz w:val="18"/>
                 <w:szCs w:val="18"/>
               </w:rPr>
-              <w:t>[</w:t>
-            </w:r>
-            <w:proofErr w:type="spellStart"/>
-            <w:r>
+              <w:t xml:space="preserve"> 목적]</w:t>
+            </w:r>
+          </w:p>
+          <w:p>
+            <w:pPr>
+              <w:jc w:val="both"/>
+              <w:rPr>
+                <w:rFonts w:hAnsiTheme="minorEastAsia"/>
+                <w:sz w:val="18"/>
+                <w:szCs w:val="18"/>
+              </w:rPr>
+            </w:pPr>
+            <w:r>
+              <w:rPr>
+                <w:rFonts w:ascii="Apple SD Gothic Neo" w:eastAsia="Apple SD Gothic Neo" w:hAnsi="Apple SD Gothic Neo" w:cs="Apple SD Gothic Neo" w:hint="eastAsia"/>
+                <w:sz w:val="18"/>
+                <w:szCs w:val="18"/>
+              </w:rPr>
+              <w:t>・</w:t>
+            </w:r>
+            <w:r>
+              <w:rPr>
+                <w:rFonts w:hAnsiTheme="minorEastAsia" w:hint="eastAsia"/>
+                <w:sz w:val="18"/>
+                <w:szCs w:val="18"/>
+              </w:rPr>
+              <w:t>전기차</w:t>
+            </w:r>
+            <w:r>
+              <w:rPr>
+                <w:rFonts w:hAnsiTheme="minorEastAsia"/>
+                <w:sz w:val="18"/>
+                <w:szCs w:val="18"/>
+              </w:rPr>
+              <w:t xml:space="preserve"> 충전기 보조금 지급 절차에 이용</w:t>
+            </w:r>
+          </w:p>
+          <w:p>
+            <w:pPr>
+              <w:jc w:val="both"/>
               <w:rPr>
                 <w:rFonts w:hAnsiTheme="minorEastAsia"/>
                 <w:b/>
@@ -13156,29 +12791,7 @@
                 <w:sz w:val="18"/>
                 <w:szCs w:val="18"/>
               </w:rPr>
-              <w:t>수집</w:t>
-            </w:r>
-            <w:r>
-              <w:rPr>
-                <w:rFonts w:ascii="Apple SD Gothic Neo" w:eastAsia="Apple SD Gothic Neo" w:hAnsi="Apple SD Gothic Neo" w:cs="Apple SD Gothic Neo" w:hint="eastAsia"/>
-                <w:b/>
-                <w:bCs/>
-                <w:sz w:val="18"/>
-                <w:szCs w:val="18"/>
-              </w:rPr>
-              <w:t>・</w:t>
-            </w:r>
-            <w:r>
-              <w:rPr>
-                <w:rFonts w:hAnsiTheme="minorEastAsia" w:hint="eastAsia"/>
-                <w:b/>
-                <w:bCs/>
-                <w:sz w:val="18"/>
-                <w:szCs w:val="18"/>
-              </w:rPr>
-              <w:t>이용하려는</w:t>
-            </w:r>
-            <w:proofErr w:type="spellEnd"/>
+            </w:pPr>
             <w:r>
               <w:rPr>
                 <w:rFonts w:hAnsiTheme="minorEastAsia"/>
@@ -13187,7 +12800,7 @@
                 <w:sz w:val="18"/>
                 <w:szCs w:val="18"/>
               </w:rPr>
-              <w:t xml:space="preserve"> 개인정보의 항목]</w:t>
+              <w:t>[개인정보 이용 및 보유기간]</w:t>
             </w:r>
           </w:p>
           <w:p>
@@ -13213,7 +12826,7 @@
                 <w:sz w:val="18"/>
                 <w:szCs w:val="18"/>
               </w:rPr>
-              <w:t>개인식별정보</w:t>
+              <w:t>전기차</w:t>
             </w:r>
             <w:r>
               <w:rPr>
@@ -13221,9 +12834,67 @@
                 <w:sz w:val="18"/>
                 <w:szCs w:val="18"/>
               </w:rPr>
-              <w:t>(성명, 연락처, 주소, 신상사항 등) 및 보조금 신청에 관한 사항</w:t>
-            </w:r>
-          </w:p>
+              <w:t xml:space="preserve"> 충전기 보조금 지급 완료 시까지 활용, 사업 종료 후 5년간 보유</w:t>
+            </w:r>
+          </w:p>
+          <w:p>
+            <w:pPr>
+              <w:jc w:val="center"/>
+              <w:rPr>
+                <w:rFonts w:hAnsiTheme="minorEastAsia"/>
+                <w:sz w:val="18"/>
+                <w:szCs w:val="18"/>
+              </w:rPr>
+            </w:pPr>
+            <w:r>
+              <w:rPr>
+                <w:rFonts w:hAnsiTheme="minorEastAsia" w:hint="eastAsia"/>
+                <w:sz w:val="18"/>
+                <w:szCs w:val="18"/>
+              </w:rPr>
+              <w:t>■</w:t>
+            </w:r>
+            <w:r>
+              <w:rPr>
+                <w:rFonts w:hAnsiTheme="minorEastAsia"/>
+                <w:sz w:val="18"/>
+                <w:szCs w:val="18"/>
+              </w:rPr>
+              <w:t xml:space="preserve"> 동의함 </w:t>
+            </w:r>
+            <w:r>
+              <w:rPr>
+                <w:rFonts w:hAnsiTheme="minorEastAsia"/>
+                <w:sz w:val="18"/>
+                <w:szCs w:val="18"/>
+              </w:rPr>
+              <w:tab/>
+            </w:r>
+            <w:r>
+              <w:rPr>
+                <w:rFonts w:hAnsiTheme="minorEastAsia"/>
+                <w:sz w:val="18"/>
+                <w:szCs w:val="18"/>
+              </w:rPr>
+              <w:tab/>
+            </w:r>
+            <w:r>
+              <w:rPr>
+                <w:rFonts w:hAnsiTheme="minorEastAsia"/>
+                <w:sz w:val="18"/>
+                <w:szCs w:val="18"/>
+              </w:rPr>
+              <w:tab/>
+              <w:t>□ 동의하지 않음</w:t>
+            </w:r>
+          </w:p>
+        </w:tc>
+      </w:tr>
+      <w:tr>
+        <w:tc>
+          <w:tcPr>
+            <w:tcW w:w="9933" w:type="dxa"/>
+          </w:tcPr>
           <w:p>
             <w:pPr>
               <w:jc w:val="both"/>
@@ -13235,6 +12906,16 @@
                 <w:szCs w:val="18"/>
               </w:rPr>
             </w:pPr>
+          </w:p>
+          <w:p>
+            <w:pPr>
+              <w:jc w:val="both"/>
+              <w:rPr>
+                <w:rFonts w:hAnsiTheme="minorEastAsia"/>
+                <w:sz w:val="18"/>
+                <w:szCs w:val="18"/>
+              </w:rPr>
+            </w:pPr>
             <w:r>
               <w:rPr>
                 <w:rFonts w:hAnsiTheme="minorEastAsia"/>
@@ -13243,10 +12924,12 @@
                 <w:sz w:val="18"/>
                 <w:szCs w:val="18"/>
               </w:rPr>
-              <w:t xml:space="preserve">[개인정보의 </w:t>
-            </w:r>
-            <w:proofErr w:type="spellStart"/>
-            <w:r>
+              <w:t>2. 개인정보의 제3자 위탁·제공 동의[필수]</w:t>
+            </w:r>
+          </w:p>
+          <w:p>
+            <w:pPr>
+              <w:jc w:val="both"/>
               <w:rPr>
                 <w:rFonts w:hAnsiTheme="minorEastAsia"/>
                 <w:b/>
@@ -13254,30 +12937,18 @@
                 <w:sz w:val="18"/>
                 <w:szCs w:val="18"/>
               </w:rPr>
-              <w:t>수집</w:t>
-            </w:r>
-            <w:r>
-              <w:rPr>
-                <w:rFonts w:ascii="Apple SD Gothic Neo" w:eastAsia="Apple SD Gothic Neo" w:hAnsi="Apple SD Gothic Neo" w:cs="Apple SD Gothic Neo" w:hint="eastAsia"/>
-                <w:b/>
-                <w:bCs/>
-                <w:sz w:val="18"/>
-                <w:szCs w:val="18"/>
-              </w:rPr>
-              <w:t>・</w:t>
-            </w:r>
-            <w:r>
-              <w:rPr>
-                <w:rFonts w:hAnsiTheme="minorEastAsia" w:hint="eastAsia"/>
-                <w:b/>
-                <w:bCs/>
-                <w:sz w:val="18"/>
-                <w:szCs w:val="18"/>
-              </w:rPr>
-              <w:t>이용</w:t>
-            </w:r>
-            <w:proofErr w:type="spellEnd"/>
-            <w:r>
+            </w:pPr>
+          </w:p>
+        </w:tc>
+      </w:tr>
+      <w:tr>
+        <w:tc>
+          <w:tcPr>
+            <w:tcW w:w="9933" w:type="dxa"/>
+          </w:tcPr>
+          <w:p>
+            <w:pPr>
+              <w:jc w:val="both"/>
               <w:rPr>
                 <w:rFonts w:hAnsiTheme="minorEastAsia"/>
                 <w:b/>
@@ -13285,46 +12956,8 @@
                 <w:sz w:val="18"/>
                 <w:szCs w:val="18"/>
               </w:rPr>
-              <w:t xml:space="preserve"> 목적]</w:t>
-            </w:r>
-          </w:p>
-          <w:p>
-            <w:pPr>
-              <w:jc w:val="both"/>
-              <w:rPr>
-                <w:rFonts w:hAnsiTheme="minorEastAsia"/>
-                <w:sz w:val="18"/>
-                <w:szCs w:val="18"/>
-              </w:rPr>
-            </w:pPr>
-            <w:r>
-              <w:rPr>
-                <w:rFonts w:ascii="Apple SD Gothic Neo" w:eastAsia="Apple SD Gothic Neo" w:hAnsi="Apple SD Gothic Neo" w:cs="Apple SD Gothic Neo" w:hint="eastAsia"/>
-                <w:sz w:val="18"/>
-                <w:szCs w:val="18"/>
-              </w:rPr>
-              <w:t>・</w:t>
-            </w:r>
-            <w:r>
-              <w:rPr>
-                <w:rFonts w:hAnsiTheme="minorEastAsia" w:hint="eastAsia"/>
-                <w:sz w:val="18"/>
-                <w:szCs w:val="18"/>
-              </w:rPr>
-              <w:t>전기차</w:t>
-            </w:r>
-            <w:r>
-              <w:rPr>
-                <w:rFonts w:hAnsiTheme="minorEastAsia"/>
-                <w:sz w:val="18"/>
-                <w:szCs w:val="18"/>
-              </w:rPr>
-              <w:t xml:space="preserve"> 충전기 보조금 지급 절차에 이용</w:t>
-            </w:r>
-          </w:p>
-          <w:p>
-            <w:pPr>
-              <w:jc w:val="both"/>
+            </w:pPr>
+            <w:r>
               <w:rPr>
                 <w:rFonts w:hAnsiTheme="minorEastAsia"/>
                 <w:b/>
@@ -13332,8 +12965,46 @@
                 <w:sz w:val="18"/>
                 <w:szCs w:val="18"/>
               </w:rPr>
-            </w:pPr>
-            <w:r>
+              <w:t>[위탁·제공되는 개인정보 항목]</w:t>
+            </w:r>
+          </w:p>
+          <w:p>
+            <w:pPr>
+              <w:jc w:val="both"/>
+              <w:rPr>
+                <w:rFonts w:hAnsiTheme="minorEastAsia"/>
+                <w:sz w:val="18"/>
+                <w:szCs w:val="18"/>
+              </w:rPr>
+            </w:pPr>
+            <w:r>
+              <w:rPr>
+                <w:rFonts w:ascii="Apple SD Gothic Neo" w:eastAsia="Apple SD Gothic Neo" w:hAnsi="Apple SD Gothic Neo" w:cs="Apple SD Gothic Neo" w:hint="eastAsia"/>
+                <w:sz w:val="18"/>
+                <w:szCs w:val="18"/>
+              </w:rPr>
+              <w:t>・</w:t>
+            </w:r>
+            <w:r>
+              <w:rPr>
+                <w:rFonts w:hAnsiTheme="minorEastAsia" w:hint="eastAsia"/>
+                <w:sz w:val="18"/>
+                <w:szCs w:val="18"/>
+              </w:rPr>
+              <w:t>개인식별정보</w:t>
+            </w:r>
+            <w:r>
+              <w:rPr>
+                <w:rFonts w:hAnsiTheme="minorEastAsia"/>
+                <w:sz w:val="18"/>
+                <w:szCs w:val="18"/>
+              </w:rPr>
+              <w:t>(성명, 연락처, 주소, 신상사항 등) 및 보조금 신청에 관한 사항</w:t>
+            </w:r>
+          </w:p>
+          <w:p>
+            <w:pPr>
+              <w:jc w:val="both"/>
               <w:rPr>
                 <w:rFonts w:hAnsiTheme="minorEastAsia"/>
                 <w:b/>
@@ -13341,104 +13012,8 @@
                 <w:sz w:val="18"/>
                 <w:szCs w:val="18"/>
               </w:rPr>
-              <w:t>[개인정보 이용 및 보유기간]</w:t>
-            </w:r>
-          </w:p>
-          <w:p>
-            <w:pPr>
-              <w:jc w:val="both"/>
-              <w:rPr>
-                <w:rFonts w:hAnsiTheme="minorEastAsia"/>
-                <w:sz w:val="18"/>
-                <w:szCs w:val="18"/>
-              </w:rPr>
-            </w:pPr>
-            <w:r>
-              <w:rPr>
-                <w:rFonts w:ascii="Apple SD Gothic Neo" w:eastAsia="Apple SD Gothic Neo" w:hAnsi="Apple SD Gothic Neo" w:cs="Apple SD Gothic Neo" w:hint="eastAsia"/>
-                <w:sz w:val="18"/>
-                <w:szCs w:val="18"/>
-              </w:rPr>
-              <w:t>・</w:t>
-            </w:r>
-            <w:r>
-              <w:rPr>
-                <w:rFonts w:hAnsiTheme="minorEastAsia" w:hint="eastAsia"/>
-                <w:sz w:val="18"/>
-                <w:szCs w:val="18"/>
-              </w:rPr>
-              <w:t>전기차</w:t>
-            </w:r>
-            <w:r>
-              <w:rPr>
-                <w:rFonts w:hAnsiTheme="minorEastAsia"/>
-                <w:sz w:val="18"/>
-                <w:szCs w:val="18"/>
-              </w:rPr>
-              <w:t xml:space="preserve"> 충전기 보조금 지급 완료 시까지 활용, 사업 종료 후 5년간 보유</w:t>
-            </w:r>
-          </w:p>
-          <w:p>
-            <w:pPr>
-              <w:jc w:val="center"/>
-              <w:rPr>
-                <w:rFonts w:hAnsiTheme="minorEastAsia"/>
-                <w:sz w:val="18"/>
-                <w:szCs w:val="18"/>
-              </w:rPr>
-            </w:pPr>
-            <w:r>
-              <w:rPr>
-                <w:rFonts w:hAnsiTheme="minorEastAsia" w:hint="eastAsia"/>
-                <w:sz w:val="18"/>
-                <w:szCs w:val="18"/>
-              </w:rPr>
-              <w:t>■</w:t>
-            </w:r>
-            <w:r>
-              <w:rPr>
-                <w:rFonts w:hAnsiTheme="minorEastAsia"/>
-                <w:sz w:val="18"/>
-                <w:szCs w:val="18"/>
-              </w:rPr>
-              <w:t xml:space="preserve"> 동의함 </w:t>
-            </w:r>
-            <w:r>
-              <w:rPr>
-                <w:rFonts w:hAnsiTheme="minorEastAsia"/>
-                <w:sz w:val="18"/>
-                <w:szCs w:val="18"/>
-              </w:rPr>
-              <w:tab/>
-            </w:r>
-            <w:r>
-              <w:rPr>
-                <w:rFonts w:hAnsiTheme="minorEastAsia"/>
-                <w:sz w:val="18"/>
-                <w:szCs w:val="18"/>
-              </w:rPr>
-              <w:tab/>
-            </w:r>
-            <w:r>
-              <w:rPr>
-                <w:rFonts w:hAnsiTheme="minorEastAsia"/>
-                <w:sz w:val="18"/>
-                <w:szCs w:val="18"/>
-              </w:rPr>
-              <w:tab/>
-              <w:t>□ 동의하지 않음</w:t>
-            </w:r>
-          </w:p>
-        </w:tc>
-      </w:tr>
-      <w:tr>
-        <w:tc>
-          <w:tcPr>
-            <w:tcW w:w="9933" w:type="dxa"/>
-          </w:tcPr>
-          <w:p>
-            <w:pPr>
-              <w:jc w:val="both"/>
+            </w:pPr>
+            <w:r>
               <w:rPr>
                 <w:rFonts w:hAnsiTheme="minorEastAsia"/>
                 <w:b/>
@@ -13446,7 +13021,8 @@
                 <w:sz w:val="18"/>
                 <w:szCs w:val="18"/>
               </w:rPr>
-            </w:pPr>
+              <w:t>[개인정보를 위탁 받는 자]</w:t>
+            </w:r>
           </w:p>
           <w:p>
             <w:pPr>
@@ -13458,6 +13034,81 @@
               </w:rPr>
             </w:pPr>
             <w:r>
+              <w:rPr>
+                <w:rFonts w:ascii="Apple SD Gothic Neo" w:eastAsia="Apple SD Gothic Neo" w:hAnsi="Apple SD Gothic Neo" w:cs="Apple SD Gothic Neo" w:hint="eastAsia"/>
+                <w:sz w:val="18"/>
+                <w:szCs w:val="18"/>
+              </w:rPr>
+              <w:t>・</w:t>
+            </w:r>
+            <w:r>
+              <w:rPr>
+                <w:rFonts w:hAnsiTheme="minorEastAsia" w:hint="eastAsia"/>
+                <w:sz w:val="18"/>
+                <w:szCs w:val="18"/>
+              </w:rPr>
+              <w:t>전기차</w:t>
+            </w:r>
+            <w:r>
+              <w:rPr>
+                <w:rFonts w:hAnsiTheme="minorEastAsia"/>
+                <w:sz w:val="18"/>
+                <w:szCs w:val="18"/>
+              </w:rPr>
+              <w:t xml:space="preserve"> 충전기 사업수행기관 (기관명: </w:t>
+            </w:r>
+            <w:r>
+              <w:rPr>
+                <w:rFonts w:hAnsiTheme="minorEastAsia"/>
+                <w:sz w:val="18"/>
+                <w:szCs w:val="18"/>
+              </w:rPr>
+              <w:t>NI</w:t>
+            </w:r>
+            <w:r>
+              <w:rPr>
+                <w:rFonts w:hAnsiTheme="minorEastAsia"/>
+                <w:sz w:val="18"/>
+                <w:szCs w:val="18"/>
+              </w:rPr>
+              <w:t>CE</w:t>
+            </w:r>
+            <w:r>
+              <w:rPr>
+                <w:rFonts w:hAnsiTheme="minorEastAsia" w:hint="eastAsia"/>
+                <w:sz w:val="18"/>
+                <w:szCs w:val="18"/>
+              </w:rPr>
+              <w:t>인</w:t>
+            </w:r>
+            <w:r>
+              <w:rPr>
+                <w:rFonts w:hAnsiTheme="minorEastAsia"/>
+                <w:sz w:val="18"/>
+                <w:szCs w:val="18"/>
+              </w:rPr>
+              <w:t>프라 주식회사</w:t>
+            </w:r>
+            <w:r>
+              <w:rPr>
+                <w:rFonts w:hAnsiTheme="minorEastAsia" w:hint="eastAsia"/>
+                <w:sz w:val="18"/>
+                <w:szCs w:val="18"/>
+              </w:rPr>
+              <w:t xml:space="preserve"> </w:t>
+            </w:r>
+            <w:r>
+              <w:rPr>
+                <w:rFonts w:hAnsiTheme="minorEastAsia"/>
+                <w:sz w:val="18"/>
+                <w:szCs w:val="18"/>
+              </w:rPr>
+              <w:t>)</w:t>
+            </w:r>
+          </w:p>
+          <w:p>
+            <w:pPr>
+              <w:jc w:val="both"/>
               <w:rPr>
                 <w:rFonts w:hAnsiTheme="minorEastAsia"/>
                 <w:b/>
@@ -13465,12 +13116,8 @@
                 <w:sz w:val="18"/>
                 <w:szCs w:val="18"/>
               </w:rPr>
-              <w:t>2. 개인정보의 제3자 위탁·제공 동의[필수]</w:t>
-            </w:r>
-          </w:p>
-          <w:p>
-            <w:pPr>
-              <w:jc w:val="both"/>
+            </w:pPr>
+            <w:r>
               <w:rPr>
                 <w:rFonts w:hAnsiTheme="minorEastAsia"/>
                 <w:b/>
@@ -13478,15 +13125,43 @@
                 <w:sz w:val="18"/>
                 <w:szCs w:val="18"/>
               </w:rPr>
-            </w:pPr>
-          </w:p>
-        </w:tc>
-      </w:tr>
-      <w:tr>
-        <w:tc>
-          <w:tcPr>
-            <w:tcW w:w="9933" w:type="dxa"/>
-          </w:tcPr>
+              <w:t>[개인정보를 제공 받는 자]</w:t>
+            </w:r>
+          </w:p>
+          <w:p>
+            <w:pPr>
+              <w:jc w:val="both"/>
+              <w:rPr>
+                <w:rFonts w:hAnsiTheme="minorEastAsia"/>
+                <w:sz w:val="18"/>
+                <w:szCs w:val="18"/>
+              </w:rPr>
+            </w:pPr>
+            <w:r>
+              <w:rPr>
+                <w:rFonts w:ascii="Apple SD Gothic Neo" w:eastAsia="Apple SD Gothic Neo" w:hAnsi="Apple SD Gothic Neo" w:cs="Apple SD Gothic Neo" w:hint="eastAsia"/>
+                <w:sz w:val="18"/>
+                <w:szCs w:val="18"/>
+              </w:rPr>
+              <w:t>・</w:t>
+            </w:r>
+            <w:r>
+              <w:rPr>
+                <w:rFonts w:hAnsiTheme="minorEastAsia" w:hint="eastAsia"/>
+                <w:sz w:val="18"/>
+                <w:szCs w:val="18"/>
+              </w:rPr>
+              <w:t>기후에너지환경부</w:t>
+            </w:r>
+            <w:r>
+              <w:rPr>
+                <w:rFonts w:hAnsiTheme="minorEastAsia"/>
+                <w:sz w:val="18"/>
+                <w:szCs w:val="18"/>
+              </w:rPr>
+              <w:t>, 한국환경공단, 한국자동차환경협회</w:t>
+            </w:r>
+          </w:p>
           <w:p>
             <w:pPr>
               <w:jc w:val="both"/>
@@ -13506,7 +13181,7 @@
                 <w:sz w:val="18"/>
                 <w:szCs w:val="18"/>
               </w:rPr>
-              <w:t>[위탁·제공되는 개인정보 항목]</w:t>
+              <w:t>[개인정보를 위탁·제공 받는 자의 개인정보 이용목적]</w:t>
             </w:r>
           </w:p>
           <w:p>
@@ -13528,19 +13203,37 @@
             </w:r>
             <w:r>
               <w:rPr>
-                <w:rFonts w:hAnsiTheme="minorEastAsia" w:hint="eastAsia"/>
-                <w:sz w:val="18"/>
-                <w:szCs w:val="18"/>
-              </w:rPr>
-              <w:t>개인식별정보</w:t>
-            </w:r>
-            <w:r>
-              <w:rPr>
                 <w:rFonts w:hAnsiTheme="minorEastAsia"/>
                 <w:sz w:val="18"/>
                 <w:szCs w:val="18"/>
               </w:rPr>
-              <w:t>(성명, 연락처, 주소, 신상사항 등) 및 보조금 신청에 관한 사항</w:t>
+              <w:t xml:space="preserve"> (충전기 설치사업자) 충전기 설치 절차에 이용</w:t>
+            </w:r>
+          </w:p>
+          <w:p>
+            <w:pPr>
+              <w:jc w:val="both"/>
+              <w:rPr>
+                <w:rFonts w:hAnsiTheme="minorEastAsia"/>
+                <w:sz w:val="18"/>
+                <w:szCs w:val="18"/>
+              </w:rPr>
+            </w:pPr>
+            <w:r>
+              <w:rPr>
+                <w:rFonts w:ascii="Apple SD Gothic Neo" w:eastAsia="Apple SD Gothic Neo" w:hAnsi="Apple SD Gothic Neo" w:cs="Apple SD Gothic Neo" w:hint="eastAsia"/>
+                <w:sz w:val="18"/>
+                <w:szCs w:val="18"/>
+              </w:rPr>
+              <w:t>・</w:t>
+            </w:r>
+            <w:r>
+              <w:rPr>
+                <w:rFonts w:hAnsiTheme="minorEastAsia"/>
+                <w:sz w:val="18"/>
+                <w:szCs w:val="18"/>
+              </w:rPr>
+              <w:t xml:space="preserve"> (기후에너지환경부, 한국환경공단, 한국자동차환경협회) 충전기 설치실적, 전산처리 등 관련자료 작성에 이용</w:t>
             </w:r>
           </w:p>
           <w:p>
@@ -13562,240 +13255,6 @@
                 <w:sz w:val="18"/>
                 <w:szCs w:val="18"/>
               </w:rPr>
-              <w:t>[개인정보를 위탁 받는 자]</w:t>
-            </w:r>
-          </w:p>
-          <w:p>
-            <w:pPr>
-              <w:jc w:val="both"/>
-              <w:rPr>
-                <w:rFonts w:hAnsiTheme="minorEastAsia"/>
-                <w:sz w:val="18"/>
-                <w:szCs w:val="18"/>
-              </w:rPr>
-            </w:pPr>
-            <w:r>
-              <w:rPr>
-                <w:rFonts w:ascii="Apple SD Gothic Neo" w:eastAsia="Apple SD Gothic Neo" w:hAnsi="Apple SD Gothic Neo" w:cs="Apple SD Gothic Neo" w:hint="eastAsia"/>
-                <w:sz w:val="18"/>
-                <w:szCs w:val="18"/>
-              </w:rPr>
-              <w:t>・</w:t>
-            </w:r>
-            <w:r>
-              <w:rPr>
-                <w:rFonts w:hAnsiTheme="minorEastAsia" w:hint="eastAsia"/>
-                <w:sz w:val="18"/>
-                <w:szCs w:val="18"/>
-              </w:rPr>
-              <w:t>전기차</w:t>
-            </w:r>
-            <w:r>
-              <w:rPr>
-                <w:rFonts w:hAnsiTheme="minorEastAsia"/>
-                <w:sz w:val="18"/>
-                <w:szCs w:val="18"/>
-              </w:rPr>
-              <w:t xml:space="preserve"> 충전기 사업수행기관 (기관명: </w:t>
-            </w:r>
-            <w:r>
-              <w:rPr>
-                <w:rFonts w:hAnsiTheme="minorEastAsia"/>
-                <w:sz w:val="18"/>
-                <w:szCs w:val="18"/>
-              </w:rPr>
-              <w:t>NI</w:t>
-            </w:r>
-            <w:r>
-              <w:rPr>
-                <w:rFonts w:hAnsiTheme="minorEastAsia"/>
-                <w:sz w:val="18"/>
-                <w:szCs w:val="18"/>
-              </w:rPr>
-              <w:t>CE</w:t>
-            </w:r>
-            <w:r>
-              <w:rPr>
-                <w:rFonts w:hAnsiTheme="minorEastAsia" w:hint="eastAsia"/>
-                <w:sz w:val="18"/>
-                <w:szCs w:val="18"/>
-              </w:rPr>
-              <w:t>인</w:t>
-            </w:r>
-            <w:r>
-              <w:rPr>
-                <w:rFonts w:hAnsiTheme="minorEastAsia"/>
-                <w:sz w:val="18"/>
-                <w:szCs w:val="18"/>
-              </w:rPr>
-              <w:t>프라 주식회사</w:t>
-            </w:r>
-            <w:r>
-              <w:rPr>
-                <w:rFonts w:hAnsiTheme="minorEastAsia" w:hint="eastAsia"/>
-                <w:sz w:val="18"/>
-                <w:szCs w:val="18"/>
-              </w:rPr>
-              <w:t xml:space="preserve"> </w:t>
-            </w:r>
-            <w:r>
-              <w:rPr>
-                <w:rFonts w:hAnsiTheme="minorEastAsia"/>
-                <w:sz w:val="18"/>
-                <w:szCs w:val="18"/>
-              </w:rPr>
-              <w:t>)</w:t>
-            </w:r>
-          </w:p>
-          <w:p>
-            <w:pPr>
-              <w:jc w:val="both"/>
-              <w:rPr>
-                <w:rFonts w:hAnsiTheme="minorEastAsia"/>
-                <w:b/>
-                <w:bCs/>
-                <w:sz w:val="18"/>
-                <w:szCs w:val="18"/>
-              </w:rPr>
-            </w:pPr>
-            <w:r>
-              <w:rPr>
-                <w:rFonts w:hAnsiTheme="minorEastAsia"/>
-                <w:b/>
-                <w:bCs/>
-                <w:sz w:val="18"/>
-                <w:szCs w:val="18"/>
-              </w:rPr>
-              <w:t>[개인정보를 제공 받는 자]</w:t>
-            </w:r>
-          </w:p>
-          <w:p>
-            <w:pPr>
-              <w:jc w:val="both"/>
-              <w:rPr>
-                <w:rFonts w:hAnsiTheme="minorEastAsia"/>
-                <w:sz w:val="18"/>
-                <w:szCs w:val="18"/>
-              </w:rPr>
-            </w:pPr>
-            <w:r>
-              <w:rPr>
-                <w:rFonts w:ascii="Apple SD Gothic Neo" w:eastAsia="Apple SD Gothic Neo" w:hAnsi="Apple SD Gothic Neo" w:cs="Apple SD Gothic Neo" w:hint="eastAsia"/>
-                <w:sz w:val="18"/>
-                <w:szCs w:val="18"/>
-              </w:rPr>
-              <w:t>・</w:t>
-            </w:r>
-            <w:r>
-              <w:rPr>
-                <w:rFonts w:hAnsiTheme="minorEastAsia" w:hint="eastAsia"/>
-                <w:sz w:val="18"/>
-                <w:szCs w:val="18"/>
-              </w:rPr>
-              <w:t>기후에너지환경부</w:t>
-            </w:r>
-            <w:r>
-              <w:rPr>
-                <w:rFonts w:hAnsiTheme="minorEastAsia"/>
-                <w:sz w:val="18"/>
-                <w:szCs w:val="18"/>
-              </w:rPr>
-              <w:t>, 한국환경공단, 한국자동차환경협회</w:t>
-            </w:r>
-          </w:p>
-          <w:p>
-            <w:pPr>
-              <w:jc w:val="both"/>
-              <w:rPr>
-                <w:rFonts w:hAnsiTheme="minorEastAsia"/>
-                <w:b/>
-                <w:bCs/>
-                <w:sz w:val="18"/>
-                <w:szCs w:val="18"/>
-              </w:rPr>
-            </w:pPr>
-            <w:r>
-              <w:rPr>
-                <w:rFonts w:hAnsiTheme="minorEastAsia"/>
-                <w:b/>
-                <w:bCs/>
-                <w:sz w:val="18"/>
-                <w:szCs w:val="18"/>
-              </w:rPr>
-              <w:t>[개인정보를 위탁·제공 받는 자의 개인정보 이용목적]</w:t>
-            </w:r>
-          </w:p>
-          <w:p>
-            <w:pPr>
-              <w:jc w:val="both"/>
-              <w:rPr>
-                <w:rFonts w:hAnsiTheme="minorEastAsia"/>
-                <w:sz w:val="18"/>
-                <w:szCs w:val="18"/>
-              </w:rPr>
-            </w:pPr>
-            <w:r>
-              <w:rPr>
-                <w:rFonts w:ascii="Apple SD Gothic Neo" w:eastAsia="Apple SD Gothic Neo" w:hAnsi="Apple SD Gothic Neo" w:cs="Apple SD Gothic Neo" w:hint="eastAsia"/>
-                <w:sz w:val="18"/>
-                <w:szCs w:val="18"/>
-              </w:rPr>
-              <w:t>・</w:t>
-            </w:r>
-            <w:r>
-              <w:rPr>
-                <w:rFonts w:hAnsiTheme="minorEastAsia"/>
-                <w:sz w:val="18"/>
-                <w:szCs w:val="18"/>
-              </w:rPr>
-              <w:t xml:space="preserve"> (충전기 설치사업자) 충전기 설치 절차에 이용</w:t>
-            </w:r>
-          </w:p>
-          <w:p>
-            <w:pPr>
-              <w:jc w:val="both"/>
-              <w:rPr>
-                <w:rFonts w:hAnsiTheme="minorEastAsia"/>
-                <w:sz w:val="18"/>
-                <w:szCs w:val="18"/>
-              </w:rPr>
-            </w:pPr>
-            <w:r>
-              <w:rPr>
-                <w:rFonts w:ascii="Apple SD Gothic Neo" w:eastAsia="Apple SD Gothic Neo" w:hAnsi="Apple SD Gothic Neo" w:cs="Apple SD Gothic Neo" w:hint="eastAsia"/>
-                <w:sz w:val="18"/>
-                <w:szCs w:val="18"/>
-              </w:rPr>
-              <w:t>・</w:t>
-            </w:r>
-            <w:r>
-              <w:rPr>
-                <w:rFonts w:hAnsiTheme="minorEastAsia"/>
-                <w:sz w:val="18"/>
-                <w:szCs w:val="18"/>
-              </w:rPr>
-              <w:t xml:space="preserve"> (기후에너지환경부, 한국환경공단, 한국자동차환경협회) 충전기 설치실적, 전산처리 등 관련자료 작성에 이용</w:t>
-            </w:r>
-          </w:p>
-          <w:p>
-            <w:pPr>
-              <w:jc w:val="both"/>
-              <w:rPr>
-                <w:rFonts w:hAnsiTheme="minorEastAsia"/>
-                <w:b/>
-                <w:bCs/>
-                <w:sz w:val="18"/>
-                <w:szCs w:val="18"/>
-              </w:rPr>
-            </w:pPr>
-            <w:r>
-              <w:rPr>
-                <w:rFonts w:hAnsiTheme="minorEastAsia"/>
-                <w:b/>
-                <w:bCs/>
-                <w:sz w:val="18"/>
-                <w:szCs w:val="18"/>
-              </w:rPr>
               <w:t>[개인정보를 위탁·제공 받는 자의 개인정보 이용 및 보유기간]</w:t>
             </w:r>
           </w:p>
@@ -13924,16 +13383,7 @@
                 <w:sz w:val="18"/>
                 <w:szCs w:val="18"/>
               </w:rPr>
-              <w:t xml:space="preserve">본인은 본 “개인정보의 </w:t>
-            </w:r>
-            <w:proofErr w:type="spellStart"/>
-            <w:r>
-              <w:rPr>
-                <w:rFonts w:hAnsiTheme="minorEastAsia"/>
-                <w:sz w:val="18"/>
-                <w:szCs w:val="18"/>
-              </w:rPr>
-              <w:t>수집</w:t>
+              <w:t>본인은 본 “개인정보의 수집</w:t>
             </w:r>
             <w:r>
               <w:rPr>
@@ -13951,7 +13401,6 @@
               </w:rPr>
               <w:t>이용</w:t>
             </w:r>
-            <w:proofErr w:type="spellEnd"/>
             <w:r>
               <w:rPr>
                 <w:rFonts w:hAnsiTheme="minorEastAsia"/>
@@ -14267,7 +13716,6 @@
           <w:sz w:val="28"/>
           <w:szCs w:val="28"/>
         </w:rPr>
-        <w:lastRenderedPageBreak/>
         <w:t>【</w:t>
       </w:r>
       <w:r>
@@ -15327,21 +14775,7 @@
               <w:rPr>
                 <w:rFonts w:hint="eastAsia"/>
               </w:rPr>
-              <w:t xml:space="preserve">설치환경(확인 후 </w:t>
-            </w:r>
-            <w:proofErr w:type="spellStart"/>
-            <w:r>
-              <w:rPr>
-                <w:rFonts w:hint="eastAsia"/>
-              </w:rPr>
-              <w:t>해당란에</w:t>
-            </w:r>
-            <w:proofErr w:type="spellEnd"/>
-            <w:r>
-              <w:rPr>
-                <w:rFonts w:hint="eastAsia"/>
-              </w:rPr>
-              <w:t xml:space="preserve"> 체크)</w:t>
+              <w:t>설치환경(확인 후 해당란에 체크)</w:t>
             </w:r>
           </w:p>
         </w:tc>
@@ -15422,14 +14856,12 @@
             <w:pPr>
               <w:jc w:val="center"/>
             </w:pPr>
-            <w:proofErr w:type="spellStart"/>
             <w:r>
               <w:rPr>
                 <w:rFonts w:hint="eastAsia"/>
               </w:rPr>
               <w:t>소유주와의관계</w:t>
             </w:r>
-            <w:proofErr w:type="spellEnd"/>
           </w:p>
         </w:tc>
         <w:tc>
@@ -15440,14 +14872,12 @@
             <w:pPr>
               <w:jc w:val="center"/>
             </w:pPr>
-            <w:proofErr w:type="spellStart"/>
             <w:r>
               <w:rPr>
                 <w:rFonts w:hint="eastAsia"/>
               </w:rPr>
               <w:t>전력인입</w:t>
             </w:r>
-            <w:proofErr w:type="spellEnd"/>
           </w:p>
         </w:tc>
         <w:tc>
@@ -15716,14 +15146,12 @@
                 </w:r>
               </w:sdtContent>
             </w:sdt>
-            <w:proofErr w:type="spellStart"/>
             <w:r>
               <w:rPr>
                 <w:rFonts w:hint="eastAsia"/>
               </w:rPr>
               <w:t>벽부형</w:t>
             </w:r>
-            <w:proofErr w:type="spellEnd"/>
           </w:p>
         </w:tc>
         <w:tc>
@@ -15944,14 +15372,12 @@
                 </w:r>
               </w:sdtContent>
             </w:sdt>
-            <w:proofErr w:type="spellStart"/>
             <w:r>
               <w:rPr>
                 <w:rFonts w:hint="eastAsia"/>
               </w:rPr>
               <w:t>한전불입</w:t>
             </w:r>
-            <w:proofErr w:type="spellEnd"/>
           </w:p>
         </w:tc>
         <w:tc>
@@ -16680,19 +16106,11 @@
               <w:contextualSpacing/>
               <w:jc w:val="both"/>
             </w:pPr>
-            <w:proofErr w:type="spellStart"/>
             <w:r>
               <w:rPr>
                 <w:rFonts w:hint="eastAsia"/>
               </w:rPr>
-              <w:t>고압시</w:t>
-            </w:r>
-            <w:proofErr w:type="spellEnd"/>
-            <w:r>
-              <w:rPr>
-                <w:rFonts w:hint="eastAsia"/>
-              </w:rPr>
-              <w:t xml:space="preserve"> 변압기 용량 확인</w:t>
+              <w:t>고압시 변압기 용량 확인</w:t>
             </w:r>
           </w:p>
         </w:tc>
@@ -16938,19 +16356,11 @@
             <w:pPr>
               <w:jc w:val="center"/>
             </w:pPr>
-            <w:proofErr w:type="spellStart"/>
             <w:r>
               <w:rPr>
                 <w:rFonts w:hint="eastAsia"/>
               </w:rPr>
-              <w:t>운영중</w:t>
-            </w:r>
-            <w:proofErr w:type="spellEnd"/>
-            <w:r>
-              <w:rPr>
-                <w:rFonts w:hint="eastAsia"/>
-              </w:rPr>
-              <w:t xml:space="preserve"> 또는</w:t>
+              <w:t>운영중 또는</w:t>
             </w:r>
           </w:p>
           <w:p>
@@ -17104,19 +16514,11 @@
                 </w:r>
               </w:sdtContent>
             </w:sdt>
-            <w:proofErr w:type="spellStart"/>
             <w:r>
               <w:rPr>
                 <w:rFonts w:hint="eastAsia"/>
               </w:rPr>
-              <w:t>완속충전기</w:t>
-            </w:r>
-            <w:proofErr w:type="spellEnd"/>
-            <w:r>
-              <w:rPr>
-                <w:rFonts w:hint="eastAsia"/>
-              </w:rPr>
-              <w:t>(</w:t>
+              <w:t>완속충전기(</w:t>
             </w:r>
             <w:r>
               <w:rPr>
@@ -17362,19 +16764,11 @@
                 </w:r>
               </w:sdtContent>
             </w:sdt>
-            <w:proofErr w:type="spellStart"/>
             <w:r>
               <w:rPr>
                 <w:rFonts w:hint="eastAsia"/>
               </w:rPr>
-              <w:t>과금형콘센트</w:t>
-            </w:r>
-            <w:proofErr w:type="spellEnd"/>
-            <w:r>
-              <w:rPr>
-                <w:rFonts w:hint="eastAsia"/>
-              </w:rPr>
-              <w:t xml:space="preserve">(    </w:t>
+              <w:t xml:space="preserve">과금형콘센트(    </w:t>
             </w:r>
             <w:sdt>
               <w:sdtPr>
@@ -17993,7 +17387,7 @@
                 <w:noProof/>
               </w:rPr>
               <w:drawing>
-                <wp:anchor distT="0" distB="0" distL="114300" distR="114300" simplePos="0" relativeHeight="487591424" behindDoc="0" locked="0" layoutInCell="1" allowOverlap="1" wp14:anchorId="3764800F" wp14:editId="05666E72">
+                <wp:anchor distT="0" distB="0" distL="114300" distR="114300" simplePos="0" relativeHeight="487591424" behindDoc="0" locked="0" layoutInCell="1" allowOverlap="1" wp14:anchorId="3764800F" wp14:editId="6E796B57">
                   <wp:simplePos x="0" y="0"/>
                   <wp:positionH relativeFrom="column">
                     <wp:posOffset>2245617</wp:posOffset>
@@ -19084,6 +18478,7 @@
   <w:style w:type="character" w:default="1" w:styleId="a0">
     <w:name w:val="Default Paragraph Font"/>
     <w:uiPriority w:val="1"/>
+    <w:semiHidden/>
     <w:unhideWhenUsed/>
   </w:style>
   <w:style w:type="table" w:default="1" w:styleId="a1">
@@ -20676,6 +20071,7 @@
   <w:rsids>
     <w:rsidRoot w:val="00D94644"/>
     <w:rsid w:val="00077623"/>
+    <w:rsid w:val="001F6A24"/>
     <w:rsid w:val="00201A80"/>
     <w:rsid w:val="00384E88"/>
     <w:rsid w:val="004C4BDC"/>

--- a/public/nice/template.docx
+++ b/public/nice/template.docx
@@ -15258,7 +15258,7 @@
               <w:rPr>
                 <w:rFonts w:hint="eastAsia"/>
               </w:rPr>
-              <w:t>실외,</w:t>
+              <w:t xml:space="preserve">실외, </w:t>
             </w:r>
             <w:r>
               <w:rPr>
